--- a/docs/기능정의서.docx
+++ b/docs/기능정의서.docx
@@ -2267,7 +2267,7 @@
                 <w:color w:val="16243A"/>
                 <w:sz w:val="17"/>
               </w:rPr>
-              <w:t>회사 표시정보</w:t>
+              <w:t>회사 기본정보 등록·수정</w:t>
             </w:r>
           </w:p>
         </w:tc>
@@ -2295,7 +2295,7 @@
                 <w:color w:val="16243A"/>
                 <w:sz w:val="17"/>
               </w:rPr>
-              <w:t>문서에 표시할 회사명·주소·연락처·보호 담당 정보를 관리한다.</w:t>
+              <w:t>회사명·사업장 주소·문의 연락처·개인정보 보호 담당 정보를 입력·수정하고 국가별 문서에서 공통으로 사용한다.</w:t>
             </w:r>
           </w:p>
         </w:tc>
@@ -2323,7 +2323,7 @@
                 <w:color w:val="16243A"/>
                 <w:sz w:val="17"/>
               </w:rPr>
-              <w:t>목표 국가의 필수 표시정보가 없으면 발행을 막는다.</w:t>
+              <w:t>필수 기본정보를 저장하고, 수정 시 영향을 받는 국가별 초안을 재검토 상태로 바꾼다.</w:t>
             </w:r>
           </w:p>
         </w:tc>
@@ -2501,7 +2501,7 @@
                 <w:color w:val="16243A"/>
                 <w:sz w:val="17"/>
               </w:rPr>
-              <w:t>고위험 서비스 제한</w:t>
+              <w:t>고위험 서비스 판정·제한</w:t>
             </w:r>
           </w:p>
         </w:tc>
@@ -2529,7 +2529,7 @@
                 <w:color w:val="16243A"/>
                 <w:sz w:val="17"/>
               </w:rPr>
-              <w:t>민감·고위험 서비스 유형은 자동 생성 경로에서 제외하고 외부 검토로 안내한다.</w:t>
+              <w:t>프로젝트 생성 시 다섯 가지 제품 기준을 질문하고, 하나라도 해당하면 일반 SaaS용 자동 생성·발행 경로에서 제외한다.</w:t>
             </w:r>
           </w:p>
         </w:tc>
@@ -2557,7 +2557,591 @@
                 <w:color w:val="16243A"/>
                 <w:sz w:val="17"/>
               </w:rPr>
-              <w:t>차단 사유와 사용자가 취할 행동을 한 가지로 명확히 제시한다.</w:t>
+              <w:t>판정 항목·응답·시각을 기록하고 차단 사유와 관할별 외부 검토 행동을 제시한다.</w:t>
+            </w:r>
+          </w:p>
+        </w:tc>
+      </w:tr>
+    </w:tbl>
+    <w:p>
+      <w:pPr>
+        <w:spacing w:before="80" w:after="0"/>
+      </w:pPr>
+    </w:p>
+    <w:p>
+      <w:r>
+        <w:br w:type="page"/>
+      </w:r>
+    </w:p>
+    <w:p>
+      <w:pPr>
+        <w:pStyle w:val="Heading3"/>
+      </w:pPr>
+      <w:r>
+        <w:t>SET-04 고위험 서비스 판단 기준</w:t>
+      </w:r>
+    </w:p>
+    <w:p>
+      <w:r>
+        <w:rPr>
+          <w:rFonts w:ascii="Arial Unicode MS" w:hAnsi="Arial Unicode MS" w:eastAsia="Arial Unicode MS"/>
+          <w:color w:val="16243A"/>
+          <w:sz w:val="22"/>
+        </w:rPr>
+        <w:t>아래 항목은 여러 관할의 강화된 보호 영역을 바탕으로 정한 Lawready MVP 지원 제외 기준입니다. 법률상 단일한 ‘고위험 서비스’ 정의나 위법 판정이 아닙니다. 하나라도 해당하면 일반 자동 생성·발행을 중단하고 관할별 외부 검토로 전환합니다.</w:t>
+      </w:r>
+    </w:p>
+    <w:tbl>
+      <w:tblPr>
+        <w:tblStyle w:val="TableGrid"/>
+        <w:tblW w:type="dxa" w:w="9360"/>
+        <w:jc w:val="left"/>
+        <w:tblLayout w:type="fixed"/>
+        <w:tblLook w:firstColumn="1" w:firstRow="1" w:lastColumn="0" w:lastRow="0" w:noHBand="0" w:noVBand="1" w:val="04A0"/>
+        <w:tblInd w:w="120" w:type="dxa"/>
+      </w:tblPr>
+      <w:tblGrid>
+        <w:gridCol w:w="1900"/>
+        <w:gridCol w:w="4200"/>
+        <w:gridCol w:w="3260"/>
+      </w:tblGrid>
+      <w:tr>
+        <w:trPr>
+          <w:tblHeader w:val="true"/>
+          <w:cantSplit/>
+        </w:trPr>
+        <w:tc>
+          <w:tcPr>
+            <w:tcW w:type="dxa" w:w="1900"/>
+            <w:shd w:fill="E8EEF9"/>
+            <w:tcMar>
+              <w:top w:w="80" w:type="dxa"/>
+              <w:start w:w="120" w:type="dxa"/>
+              <w:bottom w:w="80" w:type="dxa"/>
+              <w:end w:w="120" w:type="dxa"/>
+            </w:tcMar>
+            <w:vAlign w:val="center"/>
+          </w:tcPr>
+          <w:p>
+            <w:pPr>
+              <w:keepNext/>
+              <w:spacing w:before="0" w:after="0" w:line="276" w:lineRule="auto"/>
+              <w:jc w:val="left"/>
+            </w:pPr>
+            <w:r/>
+            <w:r>
+              <w:rPr>
+                <w:rFonts w:ascii="Arial Unicode MS" w:hAnsi="Arial Unicode MS" w:eastAsia="Arial Unicode MS"/>
+                <w:b/>
+                <w:color w:val="16243A"/>
+                <w:sz w:val="17"/>
+              </w:rPr>
+              <w:t>판정 유형</w:t>
+            </w:r>
+          </w:p>
+        </w:tc>
+        <w:tc>
+          <w:tcPr>
+            <w:tcW w:type="dxa" w:w="4200"/>
+            <w:shd w:fill="E8EEF9"/>
+            <w:tcMar>
+              <w:top w:w="80" w:type="dxa"/>
+              <w:start w:w="120" w:type="dxa"/>
+              <w:bottom w:w="80" w:type="dxa"/>
+              <w:end w:w="120" w:type="dxa"/>
+            </w:tcMar>
+            <w:vAlign w:val="center"/>
+          </w:tcPr>
+          <w:p>
+            <w:pPr>
+              <w:keepNext/>
+              <w:spacing w:before="0" w:after="0" w:line="276" w:lineRule="auto"/>
+              <w:jc w:val="left"/>
+            </w:pPr>
+            <w:r/>
+            <w:r>
+              <w:rPr>
+                <w:rFonts w:ascii="Arial Unicode MS" w:hAnsi="Arial Unicode MS" w:eastAsia="Arial Unicode MS"/>
+                <w:b/>
+                <w:color w:val="16243A"/>
+                <w:sz w:val="17"/>
+              </w:rPr>
+              <w:t>해당 서비스·처리 예</w:t>
+            </w:r>
+          </w:p>
+        </w:tc>
+        <w:tc>
+          <w:tcPr>
+            <w:tcW w:type="dxa" w:w="3260"/>
+            <w:shd w:fill="E8EEF9"/>
+            <w:tcMar>
+              <w:top w:w="80" w:type="dxa"/>
+              <w:start w:w="120" w:type="dxa"/>
+              <w:bottom w:w="80" w:type="dxa"/>
+              <w:end w:w="120" w:type="dxa"/>
+            </w:tcMar>
+            <w:vAlign w:val="center"/>
+          </w:tcPr>
+          <w:p>
+            <w:pPr>
+              <w:keepNext/>
+              <w:spacing w:before="0" w:after="0" w:line="276" w:lineRule="auto"/>
+              <w:jc w:val="left"/>
+            </w:pPr>
+            <w:r/>
+            <w:r>
+              <w:rPr>
+                <w:rFonts w:ascii="Arial Unicode MS" w:hAnsi="Arial Unicode MS" w:eastAsia="Arial Unicode MS"/>
+                <w:b/>
+                <w:color w:val="16243A"/>
+                <w:sz w:val="17"/>
+              </w:rPr>
+              <w:t>MVP 처리</w:t>
+            </w:r>
+          </w:p>
+        </w:tc>
+      </w:tr>
+      <w:tr>
+        <w:trPr>
+          <w:cantSplit/>
+        </w:trPr>
+        <w:tc>
+          <w:tcPr>
+            <w:tcW w:type="dxa" w:w="1900"/>
+            <w:tcMar>
+              <w:top w:w="80" w:type="dxa"/>
+              <w:start w:w="120" w:type="dxa"/>
+              <w:bottom w:w="80" w:type="dxa"/>
+              <w:end w:w="120" w:type="dxa"/>
+            </w:tcMar>
+            <w:vAlign w:val="center"/>
+          </w:tcPr>
+          <w:p>
+            <w:pPr>
+              <w:spacing w:before="0" w:after="0" w:line="276" w:lineRule="auto"/>
+              <w:jc w:val="left"/>
+            </w:pPr>
+            <w:r/>
+            <w:r>
+              <w:rPr>
+                <w:rFonts w:ascii="Arial Unicode MS" w:hAnsi="Arial Unicode MS" w:eastAsia="Arial Unicode MS"/>
+                <w:b/>
+                <w:color w:val="16243A"/>
+                <w:sz w:val="17"/>
+              </w:rPr>
+              <w:t>아동·청소년 대상</w:t>
+            </w:r>
+          </w:p>
+        </w:tc>
+        <w:tc>
+          <w:tcPr>
+            <w:tcW w:type="dxa" w:w="4200"/>
+            <w:tcMar>
+              <w:top w:w="80" w:type="dxa"/>
+              <w:start w:w="120" w:type="dxa"/>
+              <w:bottom w:w="80" w:type="dxa"/>
+              <w:end w:w="120" w:type="dxa"/>
+            </w:tcMar>
+            <w:vAlign w:val="center"/>
+          </w:tcPr>
+          <w:p>
+            <w:pPr>
+              <w:spacing w:before="0" w:after="0" w:line="276" w:lineRule="auto"/>
+              <w:jc w:val="left"/>
+            </w:pPr>
+            <w:r/>
+            <w:r>
+              <w:rPr>
+                <w:rFonts w:ascii="Arial Unicode MS" w:hAnsi="Arial Unicode MS" w:eastAsia="Arial Unicode MS"/>
+                <w:b w:val="0"/>
+                <w:color w:val="16243A"/>
+                <w:sz w:val="17"/>
+              </w:rPr>
+              <w:t>아동·청소년이 주 이용자이거나 연령 확인·보호자 동의가 필요한 서비스</w:t>
+            </w:r>
+          </w:p>
+        </w:tc>
+        <w:tc>
+          <w:tcPr>
+            <w:tcW w:type="dxa" w:w="3260"/>
+            <w:tcMar>
+              <w:top w:w="80" w:type="dxa"/>
+              <w:start w:w="120" w:type="dxa"/>
+              <w:bottom w:w="80" w:type="dxa"/>
+              <w:end w:w="120" w:type="dxa"/>
+            </w:tcMar>
+            <w:vAlign w:val="center"/>
+          </w:tcPr>
+          <w:p>
+            <w:pPr>
+              <w:spacing w:before="0" w:after="0" w:line="276" w:lineRule="auto"/>
+              <w:jc w:val="left"/>
+            </w:pPr>
+            <w:r/>
+            <w:r>
+              <w:rPr>
+                <w:rFonts w:ascii="Arial Unicode MS" w:hAnsi="Arial Unicode MS" w:eastAsia="Arial Unicode MS"/>
+                <w:b w:val="0"/>
+                <w:color w:val="16243A"/>
+                <w:sz w:val="17"/>
+              </w:rPr>
+              <w:t>자동 생성·발행 제외 → 아동 데이터 절차 외부 검토</w:t>
+            </w:r>
+          </w:p>
+        </w:tc>
+      </w:tr>
+      <w:tr>
+        <w:trPr>
+          <w:cantSplit/>
+        </w:trPr>
+        <w:tc>
+          <w:tcPr>
+            <w:tcW w:type="dxa" w:w="1900"/>
+            <w:tcMar>
+              <w:top w:w="80" w:type="dxa"/>
+              <w:start w:w="120" w:type="dxa"/>
+              <w:bottom w:w="80" w:type="dxa"/>
+              <w:end w:w="120" w:type="dxa"/>
+            </w:tcMar>
+            <w:vAlign w:val="center"/>
+          </w:tcPr>
+          <w:p>
+            <w:pPr>
+              <w:spacing w:before="0" w:after="0" w:line="276" w:lineRule="auto"/>
+              <w:jc w:val="left"/>
+            </w:pPr>
+            <w:r/>
+            <w:r>
+              <w:rPr>
+                <w:rFonts w:ascii="Arial Unicode MS" w:hAnsi="Arial Unicode MS" w:eastAsia="Arial Unicode MS"/>
+                <w:b/>
+                <w:color w:val="16243A"/>
+                <w:sz w:val="17"/>
+              </w:rPr>
+              <w:t>민감·특별관리 정보</w:t>
+            </w:r>
+          </w:p>
+        </w:tc>
+        <w:tc>
+          <w:tcPr>
+            <w:tcW w:type="dxa" w:w="4200"/>
+            <w:tcMar>
+              <w:top w:w="80" w:type="dxa"/>
+              <w:start w:w="120" w:type="dxa"/>
+              <w:bottom w:w="80" w:type="dxa"/>
+              <w:end w:w="120" w:type="dxa"/>
+            </w:tcMar>
+            <w:vAlign w:val="center"/>
+          </w:tcPr>
+          <w:p>
+            <w:pPr>
+              <w:spacing w:before="0" w:after="0" w:line="276" w:lineRule="auto"/>
+              <w:jc w:val="left"/>
+            </w:pPr>
+            <w:r/>
+            <w:r>
+              <w:rPr>
+                <w:rFonts w:ascii="Arial Unicode MS" w:hAnsi="Arial Unicode MS" w:eastAsia="Arial Unicode MS"/>
+                <w:b w:val="0"/>
+                <w:color w:val="16243A"/>
+                <w:sz w:val="17"/>
+              </w:rPr>
+              <w:t>건강·진료, 생체·유전·신경, 인종·신념·성생활, 범죄, 정밀 위치, 계정 접근정보를 핵심적으로 처리</w:t>
+            </w:r>
+          </w:p>
+        </w:tc>
+        <w:tc>
+          <w:tcPr>
+            <w:tcW w:type="dxa" w:w="3260"/>
+            <w:tcMar>
+              <w:top w:w="80" w:type="dxa"/>
+              <w:start w:w="120" w:type="dxa"/>
+              <w:bottom w:w="80" w:type="dxa"/>
+              <w:end w:w="120" w:type="dxa"/>
+            </w:tcMar>
+            <w:vAlign w:val="center"/>
+          </w:tcPr>
+          <w:p>
+            <w:pPr>
+              <w:spacing w:before="0" w:after="0" w:line="276" w:lineRule="auto"/>
+              <w:jc w:val="left"/>
+            </w:pPr>
+            <w:r/>
+            <w:r>
+              <w:rPr>
+                <w:rFonts w:ascii="Arial Unicode MS" w:hAnsi="Arial Unicode MS" w:eastAsia="Arial Unicode MS"/>
+                <w:b w:val="0"/>
+                <w:color w:val="16243A"/>
+                <w:sz w:val="17"/>
+              </w:rPr>
+              <w:t>자동 생성·발행 제외 → 관할별 동의·권리·보안 검토</w:t>
+            </w:r>
+          </w:p>
+        </w:tc>
+      </w:tr>
+      <w:tr>
+        <w:trPr>
+          <w:cantSplit/>
+        </w:trPr>
+        <w:tc>
+          <w:tcPr>
+            <w:tcW w:type="dxa" w:w="1900"/>
+            <w:tcMar>
+              <w:top w:w="80" w:type="dxa"/>
+              <w:start w:w="120" w:type="dxa"/>
+              <w:bottom w:w="80" w:type="dxa"/>
+              <w:end w:w="120" w:type="dxa"/>
+            </w:tcMar>
+            <w:vAlign w:val="center"/>
+          </w:tcPr>
+          <w:p>
+            <w:pPr>
+              <w:spacing w:before="0" w:after="0" w:line="276" w:lineRule="auto"/>
+              <w:jc w:val="left"/>
+            </w:pPr>
+            <w:r/>
+            <w:r>
+              <w:rPr>
+                <w:rFonts w:ascii="Arial Unicode MS" w:hAnsi="Arial Unicode MS" w:eastAsia="Arial Unicode MS"/>
+                <w:b/>
+                <w:color w:val="16243A"/>
+                <w:sz w:val="17"/>
+              </w:rPr>
+              <w:t>중대한 자동화 결정</w:t>
+            </w:r>
+          </w:p>
+        </w:tc>
+        <w:tc>
+          <w:tcPr>
+            <w:tcW w:type="dxa" w:w="4200"/>
+            <w:tcMar>
+              <w:top w:w="80" w:type="dxa"/>
+              <w:start w:w="120" w:type="dxa"/>
+              <w:bottom w:w="80" w:type="dxa"/>
+              <w:end w:w="120" w:type="dxa"/>
+            </w:tcMar>
+            <w:vAlign w:val="center"/>
+          </w:tcPr>
+          <w:p>
+            <w:pPr>
+              <w:spacing w:before="0" w:after="0" w:line="276" w:lineRule="auto"/>
+              <w:jc w:val="left"/>
+            </w:pPr>
+            <w:r/>
+            <w:r>
+              <w:rPr>
+                <w:rFonts w:ascii="Arial Unicode MS" w:hAnsi="Arial Unicode MS" w:eastAsia="Arial Unicode MS"/>
+                <w:b w:val="0"/>
+                <w:color w:val="16243A"/>
+                <w:sz w:val="17"/>
+              </w:rPr>
+              <w:t>채용·보상, 금융·대출, 주거, 교육 기회, 의료 제공을 자동 판단하거나 프로파일링</w:t>
+            </w:r>
+          </w:p>
+        </w:tc>
+        <w:tc>
+          <w:tcPr>
+            <w:tcW w:type="dxa" w:w="3260"/>
+            <w:tcMar>
+              <w:top w:w="80" w:type="dxa"/>
+              <w:start w:w="120" w:type="dxa"/>
+              <w:bottom w:w="80" w:type="dxa"/>
+              <w:end w:w="120" w:type="dxa"/>
+            </w:tcMar>
+            <w:vAlign w:val="center"/>
+          </w:tcPr>
+          <w:p>
+            <w:pPr>
+              <w:spacing w:before="0" w:after="0" w:line="276" w:lineRule="auto"/>
+              <w:jc w:val="left"/>
+            </w:pPr>
+            <w:r/>
+            <w:r>
+              <w:rPr>
+                <w:rFonts w:ascii="Arial Unicode MS" w:hAnsi="Arial Unicode MS" w:eastAsia="Arial Unicode MS"/>
+                <w:b w:val="0"/>
+                <w:color w:val="16243A"/>
+                <w:sz w:val="17"/>
+              </w:rPr>
+              <w:t>자동 생성·발행 제외 → 설명·거부·사람 검토 절차 검토</w:t>
+            </w:r>
+          </w:p>
+        </w:tc>
+      </w:tr>
+      <w:tr>
+        <w:trPr>
+          <w:cantSplit/>
+        </w:trPr>
+        <w:tc>
+          <w:tcPr>
+            <w:tcW w:type="dxa" w:w="1900"/>
+            <w:tcMar>
+              <w:top w:w="80" w:type="dxa"/>
+              <w:start w:w="120" w:type="dxa"/>
+              <w:bottom w:w="80" w:type="dxa"/>
+              <w:end w:w="120" w:type="dxa"/>
+            </w:tcMar>
+            <w:vAlign w:val="center"/>
+          </w:tcPr>
+          <w:p>
+            <w:pPr>
+              <w:spacing w:before="0" w:after="0" w:line="276" w:lineRule="auto"/>
+              <w:jc w:val="left"/>
+            </w:pPr>
+            <w:r/>
+            <w:r>
+              <w:rPr>
+                <w:rFonts w:ascii="Arial Unicode MS" w:hAnsi="Arial Unicode MS" w:eastAsia="Arial Unicode MS"/>
+                <w:b/>
+                <w:color w:val="16243A"/>
+                <w:sz w:val="17"/>
+              </w:rPr>
+              <w:t>지속적 감시·추적</w:t>
+            </w:r>
+          </w:p>
+        </w:tc>
+        <w:tc>
+          <w:tcPr>
+            <w:tcW w:type="dxa" w:w="4200"/>
+            <w:tcMar>
+              <w:top w:w="80" w:type="dxa"/>
+              <w:start w:w="120" w:type="dxa"/>
+              <w:bottom w:w="80" w:type="dxa"/>
+              <w:end w:w="120" w:type="dxa"/>
+            </w:tcMar>
+            <w:vAlign w:val="center"/>
+          </w:tcPr>
+          <w:p>
+            <w:pPr>
+              <w:spacing w:before="0" w:after="0" w:line="276" w:lineRule="auto"/>
+              <w:jc w:val="left"/>
+            </w:pPr>
+            <w:r/>
+            <w:r>
+              <w:rPr>
+                <w:rFonts w:ascii="Arial Unicode MS" w:hAnsi="Arial Unicode MS" w:eastAsia="Arial Unicode MS"/>
+                <w:b w:val="0"/>
+                <w:color w:val="16243A"/>
+                <w:sz w:val="17"/>
+              </w:rPr>
+              <w:t>얼굴·음성·행동 식별, 정밀 위치 추적, 공공장소·업무공간의 지속 관찰</w:t>
+            </w:r>
+          </w:p>
+        </w:tc>
+        <w:tc>
+          <w:tcPr>
+            <w:tcW w:type="dxa" w:w="3260"/>
+            <w:tcMar>
+              <w:top w:w="80" w:type="dxa"/>
+              <w:start w:w="120" w:type="dxa"/>
+              <w:bottom w:w="80" w:type="dxa"/>
+              <w:end w:w="120" w:type="dxa"/>
+            </w:tcMar>
+            <w:vAlign w:val="center"/>
+          </w:tcPr>
+          <w:p>
+            <w:pPr>
+              <w:spacing w:before="0" w:after="0" w:line="276" w:lineRule="auto"/>
+              <w:jc w:val="left"/>
+            </w:pPr>
+            <w:r/>
+            <w:r>
+              <w:rPr>
+                <w:rFonts w:ascii="Arial Unicode MS" w:hAnsi="Arial Unicode MS" w:eastAsia="Arial Unicode MS"/>
+                <w:b w:val="0"/>
+                <w:color w:val="16243A"/>
+                <w:sz w:val="17"/>
+              </w:rPr>
+              <w:t>자동 생성·발행 제외 → 필요성·비례성·영향평가 검토</w:t>
+            </w:r>
+          </w:p>
+        </w:tc>
+      </w:tr>
+      <w:tr>
+        <w:trPr>
+          <w:cantSplit/>
+        </w:trPr>
+        <w:tc>
+          <w:tcPr>
+            <w:tcW w:type="dxa" w:w="1900"/>
+            <w:tcMar>
+              <w:top w:w="80" w:type="dxa"/>
+              <w:start w:w="120" w:type="dxa"/>
+              <w:bottom w:w="80" w:type="dxa"/>
+              <w:end w:w="120" w:type="dxa"/>
+            </w:tcMar>
+            <w:vAlign w:val="center"/>
+          </w:tcPr>
+          <w:p>
+            <w:pPr>
+              <w:spacing w:before="0" w:after="0" w:line="276" w:lineRule="auto"/>
+              <w:jc w:val="left"/>
+            </w:pPr>
+            <w:r/>
+            <w:r>
+              <w:rPr>
+                <w:rFonts w:ascii="Arial Unicode MS" w:hAnsi="Arial Unicode MS" w:eastAsia="Arial Unicode MS"/>
+                <w:b/>
+                <w:color w:val="16243A"/>
+                <w:sz w:val="17"/>
+              </w:rPr>
+              <w:t>판매·공유 중심 모델</w:t>
+            </w:r>
+          </w:p>
+        </w:tc>
+        <w:tc>
+          <w:tcPr>
+            <w:tcW w:type="dxa" w:w="4200"/>
+            <w:tcMar>
+              <w:top w:w="80" w:type="dxa"/>
+              <w:start w:w="120" w:type="dxa"/>
+              <w:bottom w:w="80" w:type="dxa"/>
+              <w:end w:w="120" w:type="dxa"/>
+            </w:tcMar>
+            <w:vAlign w:val="center"/>
+          </w:tcPr>
+          <w:p>
+            <w:pPr>
+              <w:spacing w:before="0" w:after="0" w:line="276" w:lineRule="auto"/>
+              <w:jc w:val="left"/>
+            </w:pPr>
+            <w:r/>
+            <w:r>
+              <w:rPr>
+                <w:rFonts w:ascii="Arial Unicode MS" w:hAnsi="Arial Unicode MS" w:eastAsia="Arial Unicode MS"/>
+                <w:b w:val="0"/>
+                <w:color w:val="16243A"/>
+                <w:sz w:val="17"/>
+              </w:rPr>
+              <w:t>개인정보 판매·교환, 데이터 브로커, 교차 맥락 맞춤광고가 핵심 수익모델</w:t>
+            </w:r>
+          </w:p>
+        </w:tc>
+        <w:tc>
+          <w:tcPr>
+            <w:tcW w:type="dxa" w:w="3260"/>
+            <w:tcMar>
+              <w:top w:w="80" w:type="dxa"/>
+              <w:start w:w="120" w:type="dxa"/>
+              <w:bottom w:w="80" w:type="dxa"/>
+              <w:end w:w="120" w:type="dxa"/>
+            </w:tcMar>
+            <w:vAlign w:val="center"/>
+          </w:tcPr>
+          <w:p>
+            <w:pPr>
+              <w:spacing w:before="0" w:after="0" w:line="276" w:lineRule="auto"/>
+              <w:jc w:val="left"/>
+            </w:pPr>
+            <w:r/>
+            <w:r>
+              <w:rPr>
+                <w:rFonts w:ascii="Arial Unicode MS" w:hAnsi="Arial Unicode MS" w:eastAsia="Arial Unicode MS"/>
+                <w:b w:val="0"/>
+                <w:color w:val="16243A"/>
+                <w:sz w:val="17"/>
+              </w:rPr>
+              <w:t>MVP 범위 밖 → 전용 고지·옵트아웃 설계 후 재검토</w:t>
             </w:r>
           </w:p>
         </w:tc>
@@ -6991,6 +7575,95 @@
           </w:p>
         </w:tc>
       </w:tr>
+      <w:tr>
+        <w:trPr>
+          <w:cantSplit/>
+        </w:trPr>
+        <w:tc>
+          <w:tcPr>
+            <w:tcW w:type="dxa" w:w="1100"/>
+            <w:tcMar>
+              <w:top w:w="80" w:type="dxa"/>
+              <w:start w:w="120" w:type="dxa"/>
+              <w:bottom w:w="80" w:type="dxa"/>
+              <w:end w:w="120" w:type="dxa"/>
+            </w:tcMar>
+            <w:vAlign w:val="center"/>
+          </w:tcPr>
+          <w:p>
+            <w:pPr>
+              <w:spacing w:before="0" w:after="0" w:line="276" w:lineRule="auto"/>
+              <w:jc w:val="center"/>
+            </w:pPr>
+            <w:r/>
+            <w:r>
+              <w:rPr>
+                <w:rFonts w:ascii="Arial Unicode MS" w:hAnsi="Arial Unicode MS" w:eastAsia="Arial Unicode MS"/>
+                <w:b/>
+                <w:color w:val="16243A"/>
+                <w:sz w:val="18"/>
+              </w:rPr>
+              <w:t>VAL-09</w:t>
+            </w:r>
+          </w:p>
+        </w:tc>
+        <w:tc>
+          <w:tcPr>
+            <w:tcW w:type="dxa" w:w="4670"/>
+            <w:tcMar>
+              <w:top w:w="80" w:type="dxa"/>
+              <w:start w:w="120" w:type="dxa"/>
+              <w:bottom w:w="80" w:type="dxa"/>
+              <w:end w:w="120" w:type="dxa"/>
+            </w:tcMar>
+            <w:vAlign w:val="center"/>
+          </w:tcPr>
+          <w:p>
+            <w:pPr>
+              <w:spacing w:before="0" w:after="0" w:line="276" w:lineRule="auto"/>
+              <w:jc w:val="left"/>
+            </w:pPr>
+            <w:r/>
+            <w:r>
+              <w:rPr>
+                <w:rFonts w:ascii="Arial Unicode MS" w:hAnsi="Arial Unicode MS" w:eastAsia="Arial Unicode MS"/>
+                <w:b w:val="0"/>
+                <w:color w:val="16243A"/>
+                <w:sz w:val="18"/>
+              </w:rPr>
+              <w:t>SET-04 기준 중 하나 이상 해당</w:t>
+            </w:r>
+          </w:p>
+        </w:tc>
+        <w:tc>
+          <w:tcPr>
+            <w:tcW w:type="dxa" w:w="3590"/>
+            <w:tcMar>
+              <w:top w:w="80" w:type="dxa"/>
+              <w:start w:w="120" w:type="dxa"/>
+              <w:bottom w:w="80" w:type="dxa"/>
+              <w:end w:w="120" w:type="dxa"/>
+            </w:tcMar>
+            <w:vAlign w:val="center"/>
+          </w:tcPr>
+          <w:p>
+            <w:pPr>
+              <w:spacing w:before="0" w:after="0" w:line="276" w:lineRule="auto"/>
+              <w:jc w:val="left"/>
+            </w:pPr>
+            <w:r/>
+            <w:r>
+              <w:rPr>
+                <w:rFonts w:ascii="Arial Unicode MS" w:hAnsi="Arial Unicode MS" w:eastAsia="Arial Unicode MS"/>
+                <w:b w:val="0"/>
+                <w:color w:val="16243A"/>
+                <w:sz w:val="18"/>
+              </w:rPr>
+              <w:t>일반 자동 생성·발행 차단 후 판정 근거와 외부 검토 행동 표시</w:t>
+            </w:r>
+          </w:p>
+        </w:tc>
+      </w:tr>
     </w:tbl>
     <w:p>
       <w:pPr>
@@ -8073,6 +8746,95 @@
                 <w:color w:val="16243A"/>
                 <w:sz w:val="18"/>
               </w:rPr>
+              <w:t>고위험 서비스</w:t>
+            </w:r>
+          </w:p>
+        </w:tc>
+        <w:tc>
+          <w:tcPr>
+            <w:tcW w:type="dxa" w:w="2350"/>
+            <w:tcMar>
+              <w:top w:w="80" w:type="dxa"/>
+              <w:start w:w="120" w:type="dxa"/>
+              <w:bottom w:w="80" w:type="dxa"/>
+              <w:end w:w="120" w:type="dxa"/>
+            </w:tcMar>
+            <w:vAlign w:val="center"/>
+          </w:tcPr>
+          <w:p>
+            <w:pPr>
+              <w:spacing w:before="0" w:after="0" w:line="276" w:lineRule="auto"/>
+              <w:jc w:val="left"/>
+            </w:pPr>
+            <w:r/>
+            <w:r>
+              <w:rPr>
+                <w:rFonts w:ascii="Arial Unicode MS" w:hAnsi="Arial Unicode MS" w:eastAsia="Arial Unicode MS"/>
+                <w:b w:val="0"/>
+                <w:color w:val="16243A"/>
+                <w:sz w:val="18"/>
+              </w:rPr>
+              <w:t>SET-04 · VAL-09</w:t>
+            </w:r>
+          </w:p>
+        </w:tc>
+        <w:tc>
+          <w:tcPr>
+            <w:tcW w:type="dxa" w:w="4960"/>
+            <w:tcMar>
+              <w:top w:w="80" w:type="dxa"/>
+              <w:start w:w="120" w:type="dxa"/>
+              <w:bottom w:w="80" w:type="dxa"/>
+              <w:end w:w="120" w:type="dxa"/>
+            </w:tcMar>
+            <w:vAlign w:val="center"/>
+          </w:tcPr>
+          <w:p>
+            <w:pPr>
+              <w:spacing w:before="0" w:after="0" w:line="276" w:lineRule="auto"/>
+              <w:jc w:val="left"/>
+            </w:pPr>
+            <w:r/>
+            <w:r>
+              <w:rPr>
+                <w:rFonts w:ascii="Arial Unicode MS" w:hAnsi="Arial Unicode MS" w:eastAsia="Arial Unicode MS"/>
+                <w:b w:val="0"/>
+                <w:color w:val="16243A"/>
+                <w:sz w:val="18"/>
+              </w:rPr>
+              <w:t>다섯 기준 중 하나라도 해당하면 자동 생성·발행을 막고 판정 근거와 외부 검토 행동을 표시</w:t>
+            </w:r>
+          </w:p>
+        </w:tc>
+      </w:tr>
+      <w:tr>
+        <w:trPr>
+          <w:cantSplit/>
+        </w:trPr>
+        <w:tc>
+          <w:tcPr>
+            <w:tcW w:type="dxa" w:w="2050"/>
+            <w:tcMar>
+              <w:top w:w="80" w:type="dxa"/>
+              <w:start w:w="120" w:type="dxa"/>
+              <w:bottom w:w="80" w:type="dxa"/>
+              <w:end w:w="120" w:type="dxa"/>
+            </w:tcMar>
+            <w:vAlign w:val="center"/>
+          </w:tcPr>
+          <w:p>
+            <w:pPr>
+              <w:spacing w:before="0" w:after="0" w:line="276" w:lineRule="auto"/>
+              <w:jc w:val="left"/>
+            </w:pPr>
+            <w:r/>
+            <w:r>
+              <w:rPr>
+                <w:rFonts w:ascii="Arial Unicode MS" w:hAnsi="Arial Unicode MS" w:eastAsia="Arial Unicode MS"/>
+                <w:b/>
+                <w:color w:val="16243A"/>
+                <w:sz w:val="18"/>
+              </w:rPr>
               <w:t>안전하지 않은 자료</w:t>
             </w:r>
           </w:p>
@@ -8690,7 +9452,7 @@
         <w:color w:val="5E6878"/>
         <w:sz w:val="17"/>
       </w:rPr>
-      <w:t>핵심 기능정의서   ·   FDS-2026-08-v2.0</w:t>
+      <w:t>핵심 기능정의서   ·   FDS-2026-08-v2.1</w:t>
     </w:r>
   </w:p>
 </w:hdr>

--- a/docs/기능정의서.docx
+++ b/docs/기능정의서.docx
@@ -3783,6 +3783,16 @@
         <w:t>C. 처리 사실 추출과 고객 확인</w:t>
       </w:r>
     </w:p>
+    <w:p>
+      <w:r>
+        <w:rPr>
+          <w:rFonts w:ascii="Arial Unicode MS" w:hAnsi="Arial Unicode MS" w:eastAsia="Arial Unicode MS"/>
+          <w:color w:val="16243A"/>
+          <w:sz w:val="22"/>
+        </w:rPr>
+        <w:t>FAC-01~05는 독립된 다섯 여정이 아니라 ‘자료 분석 완료 → 후보 생성 → 검토함 → 건별 확인 → 예외 해결 → 사실 버전 확정’으로 이어지는 하나의 처리 사실 검토·확정 흐름입니다. FAC-01은 시스템 작업, FAC-02~04는 사용자 검토 업무, FAC-05는 검토 완료 액션입니다.</w:t>
+      </w:r>
+    </w:p>
     <w:tbl>
       <w:tblPr>
         <w:tblStyle w:val="TableGrid"/>
@@ -3793,10 +3803,11 @@
         <w:tblInd w:w="120" w:type="dxa"/>
       </w:tblPr>
       <w:tblGrid>
-        <w:gridCol w:w="1350"/>
-        <w:gridCol w:w="1850"/>
-        <w:gridCol w:w="3150"/>
-        <w:gridCol w:w="3010"/>
+        <w:gridCol w:w="1220"/>
+        <w:gridCol w:w="1500"/>
+        <w:gridCol w:w="2050"/>
+        <w:gridCol w:w="2470"/>
+        <w:gridCol w:w="2120"/>
       </w:tblGrid>
       <w:tr>
         <w:trPr>
@@ -3805,7 +3816,7 @@
         </w:trPr>
         <w:tc>
           <w:tcPr>
-            <w:tcW w:type="dxa" w:w="1350"/>
+            <w:tcW w:type="dxa" w:w="1220"/>
             <w:shd w:fill="E8EEF9"/>
             <w:tcMar>
               <w:top w:w="80" w:type="dxa"/>
@@ -3827,15 +3838,17 @@
                 <w:rFonts w:ascii="Arial Unicode MS" w:hAnsi="Arial Unicode MS" w:eastAsia="Arial Unicode MS"/>
                 <w:b/>
                 <w:color w:val="16243A"/>
-                <w:sz w:val="17"/>
+                <w:sz w:val="16"/>
               </w:rPr>
               <w:t>ID·우선</w:t>
+              <w:br/>
+              <w:t>주체</w:t>
             </w:r>
           </w:p>
         </w:tc>
         <w:tc>
           <w:tcPr>
-            <w:tcW w:type="dxa" w:w="1850"/>
+            <w:tcW w:type="dxa" w:w="1500"/>
             <w:shd w:fill="E8EEF9"/>
             <w:tcMar>
               <w:top w:w="80" w:type="dxa"/>
@@ -3857,7 +3870,7 @@
                 <w:rFonts w:ascii="Arial Unicode MS" w:hAnsi="Arial Unicode MS" w:eastAsia="Arial Unicode MS"/>
                 <w:b/>
                 <w:color w:val="16243A"/>
-                <w:sz w:val="17"/>
+                <w:sz w:val="16"/>
               </w:rPr>
               <w:t>기능</w:t>
             </w:r>
@@ -3865,7 +3878,7 @@
         </w:tc>
         <w:tc>
           <w:tcPr>
-            <w:tcW w:type="dxa" w:w="3150"/>
+            <w:tcW w:type="dxa" w:w="2050"/>
             <w:shd w:fill="E8EEF9"/>
             <w:tcMar>
               <w:top w:w="80" w:type="dxa"/>
@@ -3887,15 +3900,15 @@
                 <w:rFonts w:ascii="Arial Unicode MS" w:hAnsi="Arial Unicode MS" w:eastAsia="Arial Unicode MS"/>
                 <w:b/>
                 <w:color w:val="16243A"/>
-                <w:sz w:val="17"/>
+                <w:sz w:val="16"/>
               </w:rPr>
-              <w:t>동작·결과</w:t>
+              <w:t>Input</w:t>
             </w:r>
           </w:p>
         </w:tc>
         <w:tc>
           <w:tcPr>
-            <w:tcW w:type="dxa" w:w="3010"/>
+            <w:tcW w:type="dxa" w:w="2470"/>
             <w:shd w:fill="E8EEF9"/>
             <w:tcMar>
               <w:top w:w="80" w:type="dxa"/>
@@ -3917,9 +3930,39 @@
                 <w:rFonts w:ascii="Arial Unicode MS" w:hAnsi="Arial Unicode MS" w:eastAsia="Arial Unicode MS"/>
                 <w:b/>
                 <w:color w:val="16243A"/>
-                <w:sz w:val="17"/>
+                <w:sz w:val="16"/>
               </w:rPr>
-              <w:t>완료조건</w:t>
+              <w:t>처리·사용자 행동</w:t>
+            </w:r>
+          </w:p>
+        </w:tc>
+        <w:tc>
+          <w:tcPr>
+            <w:tcW w:type="dxa" w:w="2120"/>
+            <w:shd w:fill="E8EEF9"/>
+            <w:tcMar>
+              <w:top w:w="80" w:type="dxa"/>
+              <w:start w:w="120" w:type="dxa"/>
+              <w:bottom w:w="80" w:type="dxa"/>
+              <w:end w:w="120" w:type="dxa"/>
+            </w:tcMar>
+            <w:vAlign w:val="center"/>
+          </w:tcPr>
+          <w:p>
+            <w:pPr>
+              <w:keepNext/>
+              <w:spacing w:before="0" w:after="0" w:line="276" w:lineRule="auto"/>
+              <w:jc w:val="left"/>
+            </w:pPr>
+            <w:r/>
+            <w:r>
+              <w:rPr>
+                <w:rFonts w:ascii="Arial Unicode MS" w:hAnsi="Arial Unicode MS" w:eastAsia="Arial Unicode MS"/>
+                <w:b/>
+                <w:color w:val="16243A"/>
+                <w:sz w:val="16"/>
+              </w:rPr>
+              <w:t>Output·다음 단계</w:t>
             </w:r>
           </w:p>
         </w:tc>
@@ -3930,7 +3973,7 @@
         </w:trPr>
         <w:tc>
           <w:tcPr>
-            <w:tcW w:type="dxa" w:w="1350"/>
+            <w:tcW w:type="dxa" w:w="1220"/>
             <w:tcMar>
               <w:top w:w="80" w:type="dxa"/>
               <w:start w:w="120" w:type="dxa"/>
@@ -3950,15 +3993,17 @@
                 <w:rFonts w:ascii="Arial Unicode MS" w:hAnsi="Arial Unicode MS" w:eastAsia="Arial Unicode MS"/>
                 <w:b/>
                 <w:color w:val="16243A"/>
-                <w:sz w:val="17"/>
+                <w:sz w:val="16"/>
               </w:rPr>
               <w:t>FAC-01 · MVP</w:t>
+              <w:br/>
+              <w:t>시스템</w:t>
             </w:r>
           </w:p>
         </w:tc>
         <w:tc>
           <w:tcPr>
-            <w:tcW w:type="dxa" w:w="1850"/>
+            <w:tcW w:type="dxa" w:w="1500"/>
             <w:tcMar>
               <w:top w:w="80" w:type="dxa"/>
               <w:start w:w="120" w:type="dxa"/>
@@ -3978,15 +4023,15 @@
                 <w:rFonts w:ascii="Arial Unicode MS" w:hAnsi="Arial Unicode MS" w:eastAsia="Arial Unicode MS"/>
                 <w:b w:val="0"/>
                 <w:color w:val="16243A"/>
-                <w:sz w:val="17"/>
+                <w:sz w:val="16"/>
               </w:rPr>
-              <w:t>사실 후보와 근거 추출</w:t>
+              <w:t>사실 후보 자동 추출</w:t>
             </w:r>
           </w:p>
         </w:tc>
         <w:tc>
           <w:tcPr>
-            <w:tcW w:type="dxa" w:w="3150"/>
+            <w:tcW w:type="dxa" w:w="2050"/>
             <w:tcMar>
               <w:top w:w="80" w:type="dxa"/>
               <w:start w:w="120" w:type="dxa"/>
@@ -4006,15 +4051,15 @@
                 <w:rFonts w:ascii="Arial Unicode MS" w:hAnsi="Arial Unicode MS" w:eastAsia="Arial Unicode MS"/>
                 <w:b w:val="0"/>
                 <w:color w:val="16243A"/>
-                <w:sz w:val="17"/>
+                <w:sz w:val="16"/>
               </w:rPr>
-              <w:t>자료에서 수집 항목·목적·보유·제공·위탁·국외이전 후보와 근거 위치를 찾는다.</w:t>
+              <w:t>안전검사를 통과한 URL·PRD·기능명세·공급업체 자료, 적용할 추출 버전</w:t>
             </w:r>
           </w:p>
         </w:tc>
         <w:tc>
           <w:tcPr>
-            <w:tcW w:type="dxa" w:w="3010"/>
+            <w:tcW w:type="dxa" w:w="2470"/>
             <w:tcMar>
               <w:top w:w="80" w:type="dxa"/>
               <w:start w:w="120" w:type="dxa"/>
@@ -4034,9 +4079,37 @@
                 <w:rFonts w:ascii="Arial Unicode MS" w:hAnsi="Arial Unicode MS" w:eastAsia="Arial Unicode MS"/>
                 <w:b w:val="0"/>
                 <w:color w:val="16243A"/>
-                <w:sz w:val="17"/>
+                <w:sz w:val="16"/>
               </w:rPr>
-              <w:t>모든 후보에 출처, 근거 위치, 추출 버전이 연결된다.</w:t>
+              <w:t>수집 항목·목적·보유·제공·위탁·국외이전 후보와 원문 근거 위치를 추출</w:t>
+            </w:r>
+          </w:p>
+        </w:tc>
+        <w:tc>
+          <w:tcPr>
+            <w:tcW w:type="dxa" w:w="2120"/>
+            <w:tcMar>
+              <w:top w:w="80" w:type="dxa"/>
+              <w:start w:w="120" w:type="dxa"/>
+              <w:bottom w:w="80" w:type="dxa"/>
+              <w:end w:w="120" w:type="dxa"/>
+            </w:tcMar>
+            <w:vAlign w:val="center"/>
+          </w:tcPr>
+          <w:p>
+            <w:pPr>
+              <w:spacing w:before="0" w:after="0" w:line="276" w:lineRule="auto"/>
+              <w:jc w:val="left"/>
+            </w:pPr>
+            <w:r/>
+            <w:r>
+              <w:rPr>
+                <w:rFonts w:ascii="Arial Unicode MS" w:hAnsi="Arial Unicode MS" w:eastAsia="Arial Unicode MS"/>
+                <w:b w:val="0"/>
+                <w:color w:val="16243A"/>
+                <w:sz w:val="16"/>
+              </w:rPr>
+              <w:t>출처·근거 위치·신뢰도·추출 버전이 연결된 사실 후보 묶음 → FAC-02</w:t>
             </w:r>
           </w:p>
         </w:tc>
@@ -4047,7 +4120,7 @@
         </w:trPr>
         <w:tc>
           <w:tcPr>
-            <w:tcW w:type="dxa" w:w="1350"/>
+            <w:tcW w:type="dxa" w:w="1220"/>
             <w:tcMar>
               <w:top w:w="80" w:type="dxa"/>
               <w:start w:w="120" w:type="dxa"/>
@@ -4067,15 +4140,17 @@
                 <w:rFonts w:ascii="Arial Unicode MS" w:hAnsi="Arial Unicode MS" w:eastAsia="Arial Unicode MS"/>
                 <w:b/>
                 <w:color w:val="16243A"/>
-                <w:sz w:val="17"/>
+                <w:sz w:val="16"/>
               </w:rPr>
               <w:t>FAC-02 · MVP</w:t>
+              <w:br/>
+              <w:t>사용자</w:t>
             </w:r>
           </w:p>
         </w:tc>
         <w:tc>
           <w:tcPr>
-            <w:tcW w:type="dxa" w:w="1850"/>
+            <w:tcW w:type="dxa" w:w="1500"/>
             <w:tcMar>
               <w:top w:w="80" w:type="dxa"/>
               <w:start w:w="120" w:type="dxa"/>
@@ -4095,15 +4170,15 @@
                 <w:rFonts w:ascii="Arial Unicode MS" w:hAnsi="Arial Unicode MS" w:eastAsia="Arial Unicode MS"/>
                 <w:b w:val="0"/>
                 <w:color w:val="16243A"/>
-                <w:sz w:val="17"/>
+                <w:sz w:val="16"/>
               </w:rPr>
-              <w:t>확인 대기열</w:t>
+              <w:t>처리 사실 검토함</w:t>
             </w:r>
           </w:p>
         </w:tc>
         <w:tc>
           <w:tcPr>
-            <w:tcW w:type="dxa" w:w="3150"/>
+            <w:tcW w:type="dxa" w:w="2050"/>
             <w:tcMar>
               <w:top w:w="80" w:type="dxa"/>
               <w:start w:w="120" w:type="dxa"/>
@@ -4123,15 +4198,15 @@
                 <w:rFonts w:ascii="Arial Unicode MS" w:hAnsi="Arial Unicode MS" w:eastAsia="Arial Unicode MS"/>
                 <w:b w:val="0"/>
                 <w:color w:val="16243A"/>
-                <w:sz w:val="17"/>
+                <w:sz w:val="16"/>
               </w:rPr>
-              <w:t>후보를 확인 필요·높은 영향·낮은 신뢰도 순으로 정리한다.</w:t>
+              <w:t>FAC-01의 사실 후보, 확인 상태, 신뢰도, 문서 발행 영향도</w:t>
             </w:r>
           </w:p>
         </w:tc>
         <w:tc>
           <w:tcPr>
-            <w:tcW w:type="dxa" w:w="3010"/>
+            <w:tcW w:type="dxa" w:w="2470"/>
             <w:tcMar>
               <w:top w:w="80" w:type="dxa"/>
               <w:start w:w="120" w:type="dxa"/>
@@ -4151,9 +4226,37 @@
                 <w:rFonts w:ascii="Arial Unicode MS" w:hAnsi="Arial Unicode MS" w:eastAsia="Arial Unicode MS"/>
                 <w:b w:val="0"/>
                 <w:color w:val="16243A"/>
-                <w:sz w:val="17"/>
+                <w:sz w:val="16"/>
               </w:rPr>
-              <w:t>상태와 신뢰도를 색상 이외의 텍스트로 표시하고 다음 행동을 제시한다.</w:t>
+              <w:t>사용자가 확인 필요·높은 영향·낮은 신뢰도 기준으로 정렬·필터하고 후보를 선택</w:t>
+            </w:r>
+          </w:p>
+        </w:tc>
+        <w:tc>
+          <w:tcPr>
+            <w:tcW w:type="dxa" w:w="2120"/>
+            <w:tcMar>
+              <w:top w:w="80" w:type="dxa"/>
+              <w:start w:w="120" w:type="dxa"/>
+              <w:bottom w:w="80" w:type="dxa"/>
+              <w:end w:w="120" w:type="dxa"/>
+            </w:tcMar>
+            <w:vAlign w:val="center"/>
+          </w:tcPr>
+          <w:p>
+            <w:pPr>
+              <w:spacing w:before="0" w:after="0" w:line="276" w:lineRule="auto"/>
+              <w:jc w:val="left"/>
+            </w:pPr>
+            <w:r/>
+            <w:r>
+              <w:rPr>
+                <w:rFonts w:ascii="Arial Unicode MS" w:hAnsi="Arial Unicode MS" w:eastAsia="Arial Unicode MS"/>
+                <w:b w:val="0"/>
+                <w:color w:val="16243A"/>
+                <w:sz w:val="16"/>
+              </w:rPr>
+              <w:t>우선순위가 표시된 검토 목록과 선택한 후보 ID → FAC-03</w:t>
             </w:r>
           </w:p>
         </w:tc>
@@ -4164,7 +4267,7 @@
         </w:trPr>
         <w:tc>
           <w:tcPr>
-            <w:tcW w:type="dxa" w:w="1350"/>
+            <w:tcW w:type="dxa" w:w="1220"/>
             <w:tcMar>
               <w:top w:w="80" w:type="dxa"/>
               <w:start w:w="120" w:type="dxa"/>
@@ -4184,15 +4287,17 @@
                 <w:rFonts w:ascii="Arial Unicode MS" w:hAnsi="Arial Unicode MS" w:eastAsia="Arial Unicode MS"/>
                 <w:b/>
                 <w:color w:val="16243A"/>
-                <w:sz w:val="17"/>
+                <w:sz w:val="16"/>
               </w:rPr>
               <w:t>FAC-03 · MVP</w:t>
+              <w:br/>
+              <w:t>사용자</w:t>
             </w:r>
           </w:p>
         </w:tc>
         <w:tc>
           <w:tcPr>
-            <w:tcW w:type="dxa" w:w="1850"/>
+            <w:tcW w:type="dxa" w:w="1500"/>
             <w:tcMar>
               <w:top w:w="80" w:type="dxa"/>
               <w:start w:w="120" w:type="dxa"/>
@@ -4212,15 +4317,15 @@
                 <w:rFonts w:ascii="Arial Unicode MS" w:hAnsi="Arial Unicode MS" w:eastAsia="Arial Unicode MS"/>
                 <w:b w:val="0"/>
                 <w:color w:val="16243A"/>
-                <w:sz w:val="17"/>
+                <w:sz w:val="16"/>
               </w:rPr>
-              <w:t>고객 확인</w:t>
+              <w:t>사실 후보 확인·수정</w:t>
             </w:r>
           </w:p>
         </w:tc>
         <w:tc>
           <w:tcPr>
-            <w:tcW w:type="dxa" w:w="3150"/>
+            <w:tcW w:type="dxa" w:w="2050"/>
             <w:tcMar>
               <w:top w:w="80" w:type="dxa"/>
               <w:start w:w="120" w:type="dxa"/>
@@ -4240,15 +4345,15 @@
                 <w:rFonts w:ascii="Arial Unicode MS" w:hAnsi="Arial Unicode MS" w:eastAsia="Arial Unicode MS"/>
                 <w:b w:val="0"/>
                 <w:color w:val="16243A"/>
-                <w:sz w:val="17"/>
+                <w:sz w:val="16"/>
               </w:rPr>
-              <w:t>사용자는 후보를 확인·수정·해당 없음 처리한다.</w:t>
+              <w:t>선택한 후보, 원문 근거, 기존 확정 값, 관련 자료</w:t>
             </w:r>
           </w:p>
         </w:tc>
         <w:tc>
           <w:tcPr>
-            <w:tcW w:type="dxa" w:w="3010"/>
+            <w:tcW w:type="dxa" w:w="2470"/>
             <w:tcMar>
               <w:top w:w="80" w:type="dxa"/>
               <w:start w:w="120" w:type="dxa"/>
@@ -4268,9 +4373,37 @@
                 <w:rFonts w:ascii="Arial Unicode MS" w:hAnsi="Arial Unicode MS" w:eastAsia="Arial Unicode MS"/>
                 <w:b w:val="0"/>
                 <w:color w:val="16243A"/>
-                <w:sz w:val="17"/>
+                <w:sz w:val="16"/>
               </w:rPr>
-              <w:t>확인자·시각·수정 전후 값·사유가 기록되고 미확인 값은 확정 사실이 되지 않는다.</w:t>
+              <w:t>사용자가 확인·수정·해당 없음·보류 중 하나를 선택하고 필요하면 사유를 입력</w:t>
+            </w:r>
+          </w:p>
+        </w:tc>
+        <w:tc>
+          <w:tcPr>
+            <w:tcW w:type="dxa" w:w="2120"/>
+            <w:tcMar>
+              <w:top w:w="80" w:type="dxa"/>
+              <w:start w:w="120" w:type="dxa"/>
+              <w:bottom w:w="80" w:type="dxa"/>
+              <w:end w:w="120" w:type="dxa"/>
+            </w:tcMar>
+            <w:vAlign w:val="center"/>
+          </w:tcPr>
+          <w:p>
+            <w:pPr>
+              <w:spacing w:before="0" w:after="0" w:line="276" w:lineRule="auto"/>
+              <w:jc w:val="left"/>
+            </w:pPr>
+            <w:r/>
+            <w:r>
+              <w:rPr>
+                <w:rFonts w:ascii="Arial Unicode MS" w:hAnsi="Arial Unicode MS" w:eastAsia="Arial Unicode MS"/>
+                <w:b w:val="0"/>
+                <w:color w:val="16243A"/>
+                <w:sz w:val="16"/>
+              </w:rPr>
+              <w:t>결정 상태·확정 값·근거·확인자·시각·수정 사유 → 목록 반복 또는 FAC-04</w:t>
             </w:r>
           </w:p>
         </w:tc>
@@ -4281,7 +4414,7 @@
         </w:trPr>
         <w:tc>
           <w:tcPr>
-            <w:tcW w:type="dxa" w:w="1350"/>
+            <w:tcW w:type="dxa" w:w="1220"/>
             <w:tcMar>
               <w:top w:w="80" w:type="dxa"/>
               <w:start w:w="120" w:type="dxa"/>
@@ -4301,15 +4434,17 @@
                 <w:rFonts w:ascii="Arial Unicode MS" w:hAnsi="Arial Unicode MS" w:eastAsia="Arial Unicode MS"/>
                 <w:b/>
                 <w:color w:val="16243A"/>
-                <w:sz w:val="17"/>
+                <w:sz w:val="16"/>
               </w:rPr>
               <w:t>FAC-04 · MVP</w:t>
+              <w:br/>
+              <w:t>시스템+사용자</w:t>
             </w:r>
           </w:p>
         </w:tc>
         <w:tc>
           <w:tcPr>
-            <w:tcW w:type="dxa" w:w="1850"/>
+            <w:tcW w:type="dxa" w:w="1500"/>
             <w:tcMar>
               <w:top w:w="80" w:type="dxa"/>
               <w:start w:w="120" w:type="dxa"/>
@@ -4329,15 +4464,15 @@
                 <w:rFonts w:ascii="Arial Unicode MS" w:hAnsi="Arial Unicode MS" w:eastAsia="Arial Unicode MS"/>
                 <w:b w:val="0"/>
                 <w:color w:val="16243A"/>
-                <w:sz w:val="17"/>
+                <w:sz w:val="16"/>
               </w:rPr>
-              <w:t>누락·모순 확인</w:t>
+              <w:t>누락·충돌 해결</w:t>
             </w:r>
           </w:p>
         </w:tc>
         <w:tc>
           <w:tcPr>
-            <w:tcW w:type="dxa" w:w="3150"/>
+            <w:tcW w:type="dxa" w:w="2050"/>
             <w:tcMar>
               <w:top w:w="80" w:type="dxa"/>
               <w:start w:w="120" w:type="dxa"/>
@@ -4357,15 +4492,15 @@
                 <w:rFonts w:ascii="Arial Unicode MS" w:hAnsi="Arial Unicode MS" w:eastAsia="Arial Unicode MS"/>
                 <w:b w:val="0"/>
                 <w:color w:val="16243A"/>
-                <w:sz w:val="17"/>
+                <w:sz w:val="16"/>
               </w:rPr>
-              <w:t>자료 간 또는 후보와 기존 확정 사실 간 충돌을 찾는다.</w:t>
+              <w:t>후보별 결정 결과, 자료 간 값, 기존 확정 사실, 문서 생성 필수 항목</w:t>
             </w:r>
           </w:p>
         </w:tc>
         <w:tc>
           <w:tcPr>
-            <w:tcW w:type="dxa" w:w="3010"/>
+            <w:tcW w:type="dxa" w:w="2470"/>
             <w:tcMar>
               <w:top w:w="80" w:type="dxa"/>
               <w:start w:w="120" w:type="dxa"/>
@@ -4385,9 +4520,37 @@
                 <w:rFonts w:ascii="Arial Unicode MS" w:hAnsi="Arial Unicode MS" w:eastAsia="Arial Unicode MS"/>
                 <w:b w:val="0"/>
                 <w:color w:val="16243A"/>
-                <w:sz w:val="17"/>
+                <w:sz w:val="16"/>
               </w:rPr>
-              <w:t>충돌한 값을 함께 보여주고 해결 전 관련 문서의 공개 발행을 막는다.</w:t>
+              <w:t>시스템이 누락·충돌을 탐지하고 사용자가 올바른 값을 선택·수정한 뒤 해결 사유를 입력</w:t>
+            </w:r>
+          </w:p>
+        </w:tc>
+        <w:tc>
+          <w:tcPr>
+            <w:tcW w:type="dxa" w:w="2120"/>
+            <w:tcMar>
+              <w:top w:w="80" w:type="dxa"/>
+              <w:start w:w="120" w:type="dxa"/>
+              <w:bottom w:w="80" w:type="dxa"/>
+              <w:end w:w="120" w:type="dxa"/>
+            </w:tcMar>
+            <w:vAlign w:val="center"/>
+          </w:tcPr>
+          <w:p>
+            <w:pPr>
+              <w:spacing w:before="0" w:after="0" w:line="276" w:lineRule="auto"/>
+              <w:jc w:val="left"/>
+            </w:pPr>
+            <w:r/>
+            <w:r>
+              <w:rPr>
+                <w:rFonts w:ascii="Arial Unicode MS" w:hAnsi="Arial Unicode MS" w:eastAsia="Arial Unicode MS"/>
+                <w:b w:val="0"/>
+                <w:color w:val="16243A"/>
+                <w:sz w:val="16"/>
+              </w:rPr>
+              <w:t>해결된 사실 또는 미해결 차단 항목; 차단 항목이 없으면 FAC-05</w:t>
             </w:r>
           </w:p>
         </w:tc>
@@ -4398,7 +4561,7 @@
         </w:trPr>
         <w:tc>
           <w:tcPr>
-            <w:tcW w:type="dxa" w:w="1350"/>
+            <w:tcW w:type="dxa" w:w="1220"/>
             <w:tcMar>
               <w:top w:w="80" w:type="dxa"/>
               <w:start w:w="120" w:type="dxa"/>
@@ -4418,15 +4581,17 @@
                 <w:rFonts w:ascii="Arial Unicode MS" w:hAnsi="Arial Unicode MS" w:eastAsia="Arial Unicode MS"/>
                 <w:b/>
                 <w:color w:val="16243A"/>
-                <w:sz w:val="17"/>
+                <w:sz w:val="16"/>
               </w:rPr>
               <w:t>FAC-05 · MVP</w:t>
+              <w:br/>
+              <w:t>사용자+시스템</w:t>
             </w:r>
           </w:p>
         </w:tc>
         <w:tc>
           <w:tcPr>
-            <w:tcW w:type="dxa" w:w="1850"/>
+            <w:tcW w:type="dxa" w:w="1500"/>
             <w:tcMar>
               <w:top w:w="80" w:type="dxa"/>
               <w:start w:w="120" w:type="dxa"/>
@@ -4446,15 +4611,15 @@
                 <w:rFonts w:ascii="Arial Unicode MS" w:hAnsi="Arial Unicode MS" w:eastAsia="Arial Unicode MS"/>
                 <w:b w:val="0"/>
                 <w:color w:val="16243A"/>
-                <w:sz w:val="17"/>
+                <w:sz w:val="16"/>
               </w:rPr>
-              <w:t>공통 처리정보 원장</w:t>
+              <w:t>검토 완료·사실 버전 확정</w:t>
             </w:r>
           </w:p>
         </w:tc>
         <w:tc>
           <w:tcPr>
-            <w:tcW w:type="dxa" w:w="3150"/>
+            <w:tcW w:type="dxa" w:w="2050"/>
             <w:tcMar>
               <w:top w:w="80" w:type="dxa"/>
               <w:start w:w="120" w:type="dxa"/>
@@ -4474,15 +4639,15 @@
                 <w:rFonts w:ascii="Arial Unicode MS" w:hAnsi="Arial Unicode MS" w:eastAsia="Arial Unicode MS"/>
                 <w:b w:val="0"/>
                 <w:color w:val="16243A"/>
-                <w:sz w:val="17"/>
+                <w:sz w:val="16"/>
               </w:rPr>
-              <w:t>확인된 사실을 국가 문서가 공통으로 참조하는 리비전으로 고정한다.</w:t>
+              <w:t>필수 후보 결정 완료, 미해결 충돌 없음, 사용자의 ‘검토 완료’ 실행</w:t>
             </w:r>
           </w:p>
         </w:tc>
         <w:tc>
           <w:tcPr>
-            <w:tcW w:type="dxa" w:w="3010"/>
+            <w:tcW w:type="dxa" w:w="2470"/>
             <w:tcMar>
               <w:top w:w="80" w:type="dxa"/>
               <w:start w:w="120" w:type="dxa"/>
@@ -4502,9 +4667,37 @@
                 <w:rFonts w:ascii="Arial Unicode MS" w:hAnsi="Arial Unicode MS" w:eastAsia="Arial Unicode MS"/>
                 <w:b w:val="0"/>
                 <w:color w:val="16243A"/>
-                <w:sz w:val="17"/>
+                <w:sz w:val="16"/>
               </w:rPr>
-              <w:t>사실 변경 시 새 리비전을 만들고 기존 발행본의 근거는 보존한다.</w:t>
+              <w:t>시스템이 확인된 사실·근거·확정자·시각을 묶어 수정 불가능한 새 리비전을 생성</w:t>
+            </w:r>
+          </w:p>
+        </w:tc>
+        <w:tc>
+          <w:tcPr>
+            <w:tcW w:type="dxa" w:w="2120"/>
+            <w:tcMar>
+              <w:top w:w="80" w:type="dxa"/>
+              <w:start w:w="120" w:type="dxa"/>
+              <w:bottom w:w="80" w:type="dxa"/>
+              <w:end w:w="120" w:type="dxa"/>
+            </w:tcMar>
+            <w:vAlign w:val="center"/>
+          </w:tcPr>
+          <w:p>
+            <w:pPr>
+              <w:spacing w:before="0" w:after="0" w:line="276" w:lineRule="auto"/>
+              <w:jc w:val="left"/>
+            </w:pPr>
+            <w:r/>
+            <w:r>
+              <w:rPr>
+                <w:rFonts w:ascii="Arial Unicode MS" w:hAnsi="Arial Unicode MS" w:eastAsia="Arial Unicode MS"/>
+                <w:b w:val="0"/>
+                <w:color w:val="16243A"/>
+                <w:sz w:val="16"/>
+              </w:rPr>
+              <w:t>문서 생성 가능 상태의 사실 버전 ID → DOC-01·02; 이후 변경은 새 리비전 생성</w:t>
             </w:r>
           </w:p>
         </w:tc>
@@ -6736,6 +6929,11 @@
       </w:pPr>
     </w:p>
     <w:p>
+      <w:r>
+        <w:br w:type="page"/>
+      </w:r>
+    </w:p>
+    <w:p>
       <w:pPr>
         <w:pStyle w:val="Heading1"/>
       </w:pPr>
@@ -7669,6 +7867,11 @@
       <w:pPr>
         <w:spacing w:before="80" w:after="0"/>
       </w:pPr>
+    </w:p>
+    <w:p>
+      <w:r>
+        <w:br w:type="page"/>
+      </w:r>
     </w:p>
     <w:p>
       <w:pPr>
@@ -9452,7 +9655,7 @@
         <w:color w:val="5E6878"/>
         <w:sz w:val="17"/>
       </w:rPr>
-      <w:t>핵심 기능정의서   ·   FDS-2026-08-v2.1</w:t>
+      <w:t>핵심 기능정의서   ·   FDS-2026-08-v2.2</w:t>
     </w:r>
   </w:p>
 </w:hdr>

--- a/docs/기능정의서.docx
+++ b/docs/기능정의서.docx
@@ -547,7 +547,7 @@
                 <w:color w:val="16243A"/>
                 <w:sz w:val="20"/>
               </w:rPr>
-              <w:t>실제 최종사용자 개인정보는 입력받지 않습니다. 미확인 사실과 미승인 조항은 공개 문서에 반영하지 않습니다. 법률 변경은 사람이 판단하며 고객 승인 없이 자동 발행하지 않습니다.</w:t>
+              <w:t>실제 최종사용자 개인정보는 입력받지 않습니다. 문서 작성 시 공식 법령·지침을 조회하지만 법적 의미와 적용 여부는 사람이 판단합니다. 미확인 사실과 미승인 조항은 공개 문서에 반영하지 않고 고객 승인 없이 자동 발행하지 않습니다.</w:t>
             </w:r>
           </w:p>
         </w:tc>
@@ -1200,7 +1200,7 @@
                 <w:color w:val="16243A"/>
                 <w:sz w:val="17"/>
               </w:rPr>
-              <w:t>승인 규칙으로 4개 독립 초안 생성</w:t>
+              <w:t>작성 시점 공식 법령·지침 조회 후 4개 독립 초안 생성</w:t>
             </w:r>
           </w:p>
         </w:tc>
@@ -1228,7 +1228,7 @@
                 <w:color w:val="16243A"/>
                 <w:sz w:val="17"/>
               </w:rPr>
-              <w:t>차이·근거·차단항목 표시</w:t>
+              <w:t>출처·차이·근거·차단항목 표시</w:t>
             </w:r>
           </w:p>
         </w:tc>
@@ -1705,7 +1705,7 @@
                 <w:color w:val="16243A"/>
                 <w:sz w:val="18"/>
               </w:rPr>
-              <w:t>안전한 자료 입력·사실 확인·4개 관할 문서 생성</w:t>
+              <w:t>안전한 자료 입력·사실 확인·작성 시점 공식 법령·지침 조회</w:t>
             </w:r>
           </w:p>
         </w:tc>
@@ -1733,7 +1733,68 @@
                 <w:color w:val="16243A"/>
                 <w:sz w:val="18"/>
               </w:rPr>
-              <w:t>자동 법률 출처 모니터링·영향 알림</w:t>
+              <w:t>정기 자동 법률 출처 모니터링·영향 알림</w:t>
+            </w:r>
+          </w:p>
+        </w:tc>
+      </w:tr>
+      <w:tr>
+        <w:trPr>
+          <w:cantSplit/>
+        </w:trPr>
+        <w:tc>
+          <w:tcPr>
+            <w:tcW w:type="dxa" w:w="4680"/>
+            <w:tcMar>
+              <w:top w:w="80" w:type="dxa"/>
+              <w:start w:w="120" w:type="dxa"/>
+              <w:bottom w:w="80" w:type="dxa"/>
+              <w:end w:w="120" w:type="dxa"/>
+            </w:tcMar>
+            <w:vAlign w:val="center"/>
+          </w:tcPr>
+          <w:p>
+            <w:pPr>
+              <w:spacing w:before="0" w:after="0" w:line="276" w:lineRule="auto"/>
+              <w:jc w:val="left"/>
+            </w:pPr>
+            <w:r/>
+            <w:r>
+              <w:rPr>
+                <w:rFonts w:ascii="Arial Unicode MS" w:hAnsi="Arial Unicode MS" w:eastAsia="Arial Unicode MS"/>
+                <w:b w:val="0"/>
+                <w:color w:val="16243A"/>
+                <w:sz w:val="18"/>
+              </w:rPr>
+              <w:t>공식 출처 스냅샷·4개 관할 문서 생성</w:t>
+            </w:r>
+          </w:p>
+        </w:tc>
+        <w:tc>
+          <w:tcPr>
+            <w:tcW w:type="dxa" w:w="4680"/>
+            <w:tcMar>
+              <w:top w:w="80" w:type="dxa"/>
+              <w:start w:w="120" w:type="dxa"/>
+              <w:bottom w:w="80" w:type="dxa"/>
+              <w:end w:w="120" w:type="dxa"/>
+            </w:tcMar>
+            <w:vAlign w:val="center"/>
+          </w:tcPr>
+          <w:p>
+            <w:pPr>
+              <w:spacing w:before="0" w:after="0" w:line="276" w:lineRule="auto"/>
+              <w:jc w:val="left"/>
+            </w:pPr>
+            <w:r/>
+            <w:r>
+              <w:rPr>
+                <w:rFonts w:ascii="Arial Unicode MS" w:hAnsi="Arial Unicode MS" w:eastAsia="Arial Unicode MS"/>
+                <w:b w:val="0"/>
+                <w:color w:val="16243A"/>
+                <w:sz w:val="18"/>
+              </w:rPr>
+              <w:t>외부 변호사 검수 상품·결제·환불</w:t>
             </w:r>
           </w:p>
         </w:tc>
@@ -1794,7 +1855,7 @@
                 <w:color w:val="16243A"/>
                 <w:sz w:val="18"/>
               </w:rPr>
-              <w:t>외부 변호사 검수 상품·결제·환불</w:t>
+              <w:t>임베드·다중 사용자 권한·추가 국가</w:t>
             </w:r>
           </w:p>
         </w:tc>
@@ -1855,7 +1916,7 @@
                 <w:color w:val="16243A"/>
                 <w:sz w:val="18"/>
               </w:rPr>
-              <w:t>임베드·다중 사용자 권한·추가 국가</w:t>
+              <w:t>쿠키 동의·이용약관·계약서·웹 자동 스캔</w:t>
             </w:r>
           </w:p>
         </w:tc>
@@ -1916,7 +1977,7 @@
                 <w:color w:val="16243A"/>
                 <w:sz w:val="18"/>
               </w:rPr>
-              <w:t>쿠키 동의·이용약관·계약서·웹 자동 스캔</w:t>
+              <w:t>가격·플랜·결제·환불</w:t>
             </w:r>
           </w:p>
         </w:tc>
@@ -4913,7 +4974,7 @@
                 <w:color w:val="16243A"/>
                 <w:sz w:val="17"/>
               </w:rPr>
-              <w:t>승인 규칙·조항 선택</w:t>
+              <w:t>작성 시점 법령·지침 조회</w:t>
             </w:r>
           </w:p>
         </w:tc>
@@ -4941,7 +5002,7 @@
                 <w:color w:val="16243A"/>
                 <w:sz w:val="17"/>
               </w:rPr>
-              <w:t>목표 국가와 확정 사실에 맞는 승인된 규칙·조항 버전을 선택한다.</w:t>
+              <w:t>문서 생성 요청 시 목표 국가의 공식 법령·지침 공개본을 조회한다.</w:t>
             </w:r>
           </w:p>
         </w:tc>
@@ -4969,7 +5030,7 @@
                 <w:color w:val="16243A"/>
                 <w:sz w:val="17"/>
               </w:rPr>
-              <w:t>미승인·만료 조항이나 자유 생성 문장은 공개 초안에 넣지 않는다.</w:t>
+              <w:t>출처 URL·조회 시각·원문 해시·법률 기준일을 스냅샷으로 기록하고 조회·검증 실패 시 해당 국가 초안 생성을 차단한다.</w:t>
             </w:r>
           </w:p>
         </w:tc>
@@ -5058,7 +5119,7 @@
                 <w:color w:val="16243A"/>
                 <w:sz w:val="17"/>
               </w:rPr>
-              <w:t>대한민국·캘리포니아·일본·싱가포르 개인정보처리방침과 짧은 고지문을 각각 생성한다.</w:t>
+              <w:t>확정 사실과 작성 시점에 조회한 국가별 법령·공식 지침을 함께 입력으로 사용하고, 승인된 규칙·조항을 적용해 4개 관할 문서를 각각 생성한다.</w:t>
             </w:r>
           </w:p>
         </w:tc>
@@ -5086,7 +5147,7 @@
                 <w:color w:val="16243A"/>
                 <w:sz w:val="17"/>
               </w:rPr>
-              <w:t>국가마다 독립 문서 ID·상태·버전·법률 기준일을 가진다.</w:t>
+              <w:t>국가마다 독립 문서 ID·상태·버전·법률 기준일·출처 스냅샷 ID를 가진다.</w:t>
             </w:r>
           </w:p>
         </w:tc>
@@ -5175,7 +5236,7 @@
                 <w:color w:val="16243A"/>
                 <w:sz w:val="17"/>
               </w:rPr>
-              <w:t>국가별 추가·차이 조항과 사용한 사실·규칙·조항을 보여준다.</w:t>
+              <w:t>국가별 추가·차이 조항과 사용한 사실·법령·지침·규칙·조항을 보여준다.</w:t>
             </w:r>
           </w:p>
         </w:tc>
@@ -5203,7 +5264,7 @@
                 <w:color w:val="16243A"/>
                 <w:sz w:val="17"/>
               </w:rPr>
-              <w:t>핵심 조항에서 근거 사실과 승인 조항 버전을 역추적할 수 있다.</w:t>
+              <w:t>핵심 조항에서 근거 사실, 공식 출처 스냅샷, 승인 조항 버전을 역추적할 수 있다.</w:t>
             </w:r>
           </w:p>
         </w:tc>
@@ -5292,7 +5353,7 @@
                 <w:color w:val="16243A"/>
                 <w:sz w:val="17"/>
               </w:rPr>
-              <w:t>누락·모순·미확인·비승인 규칙을 검사하고 워터마크된 초안을 미리 본다.</w:t>
+              <w:t>누락·모순·미확인 사실, 공식 출처 조회 실패, 비승인 규칙을 검사하고 워터마크된 초안을 미리 본다.</w:t>
             </w:r>
           </w:p>
         </w:tc>
@@ -5409,7 +5470,7 @@
                 <w:color w:val="16243A"/>
                 <w:sz w:val="17"/>
               </w:rPr>
-              <w:t>확정 사실이나 승인 규칙이 바뀌면 새 초안을 만든다.</w:t>
+              <w:t>확정 사실이 바뀌거나 법령·지침 재조회 후 새 규칙·조항이 승인되면 새 초안을 만든다.</w:t>
             </w:r>
           </w:p>
         </w:tc>
@@ -5437,7 +5498,7 @@
                 <w:color w:val="16243A"/>
                 <w:sz w:val="17"/>
               </w:rPr>
-              <w:t>기존 발행본을 덮어쓰지 않고 별도 초안과 변경 이유를 남긴다.</w:t>
+              <w:t>기존 발행본을 덮어쓰지 않고 별도 초안과 변경 이유·사용 출처를 남긴다.</w:t>
             </w:r>
           </w:p>
         </w:tc>
@@ -7473,7 +7534,7 @@
                 <w:color w:val="16243A"/>
                 <w:sz w:val="18"/>
               </w:rPr>
-              <w:t>미승인·만료 규칙 또는 조항</w:t>
+              <w:t>공식 법령·지침 조회 실패 또는 미승인·만료 규칙·조항</w:t>
             </w:r>
           </w:p>
         </w:tc>
@@ -7501,7 +7562,7 @@
                 <w:color w:val="16243A"/>
                 <w:sz w:val="18"/>
               </w:rPr>
-              <w:t>생성·재생성 대상에서 제외</w:t>
+              <w:t>해당 국가 초안 생성·재생성 차단</w:t>
             </w:r>
           </w:p>
         </w:tc>
@@ -7562,7 +7623,7 @@
                 <w:color w:val="16243A"/>
                 <w:sz w:val="18"/>
               </w:rPr>
-              <w:t>법률 기준일·생성 근거 누락</w:t>
+              <w:t>법률 기준일·공식 출처 스냅샷·생성 근거 누락</w:t>
             </w:r>
           </w:p>
         </w:tc>
@@ -8314,7 +8375,7 @@
                 <w:color w:val="16243A"/>
                 <w:sz w:val="17"/>
               </w:rPr>
-              <w:t>공식 출처 스냅샷·diff·검토 대기열·영향 계산·고객 재승인</w:t>
+              <w:t>정기 공식 출처 모니터링·변경 알림·영향 계산·고객 재승인</w:t>
             </w:r>
           </w:p>
         </w:tc>
@@ -8342,7 +8403,7 @@
                 <w:color w:val="16243A"/>
                 <w:sz w:val="17"/>
               </w:rPr>
-              <w:t>자동 적용 없이 사람 검토를 거치는 변경 감지 자동화</w:t>
+              <w:t>작성 시점 조회·스냅샷은 MVP에 포함하고 주기 실행·알림 자동화만 출시 후 구현</w:t>
             </w:r>
           </w:p>
         </w:tc>
@@ -9183,7 +9244,96 @@
                 <w:color w:val="16243A"/>
                 <w:sz w:val="18"/>
               </w:rPr>
-              <w:t>확정 사실로 4개 독립 초안을 만들고 국가별 차이와 생성 근거를 확인</w:t>
+              <w:t>확정 사실과 작성 시점의 국가별 법령·공식 지침으로 4개 독립 초안을 만들고 출처·차이·생성 근거를 확인</w:t>
+            </w:r>
+          </w:p>
+        </w:tc>
+      </w:tr>
+      <w:tr>
+        <w:trPr>
+          <w:cantSplit/>
+        </w:trPr>
+        <w:tc>
+          <w:tcPr>
+            <w:tcW w:type="dxa" w:w="2050"/>
+            <w:tcMar>
+              <w:top w:w="80" w:type="dxa"/>
+              <w:start w:w="120" w:type="dxa"/>
+              <w:bottom w:w="80" w:type="dxa"/>
+              <w:end w:w="120" w:type="dxa"/>
+            </w:tcMar>
+            <w:vAlign w:val="center"/>
+          </w:tcPr>
+          <w:p>
+            <w:pPr>
+              <w:spacing w:before="0" w:after="0" w:line="276" w:lineRule="auto"/>
+              <w:jc w:val="left"/>
+            </w:pPr>
+            <w:r/>
+            <w:r>
+              <w:rPr>
+                <w:rFonts w:ascii="Arial Unicode MS" w:hAnsi="Arial Unicode MS" w:eastAsia="Arial Unicode MS"/>
+                <w:b/>
+                <w:color w:val="16243A"/>
+                <w:sz w:val="18"/>
+              </w:rPr>
+              <w:t>법령·지침 조회 실패</w:t>
+            </w:r>
+          </w:p>
+        </w:tc>
+        <w:tc>
+          <w:tcPr>
+            <w:tcW w:type="dxa" w:w="2350"/>
+            <w:tcMar>
+              <w:top w:w="80" w:type="dxa"/>
+              <w:start w:w="120" w:type="dxa"/>
+              <w:bottom w:w="80" w:type="dxa"/>
+              <w:end w:w="120" w:type="dxa"/>
+            </w:tcMar>
+            <w:vAlign w:val="center"/>
+          </w:tcPr>
+          <w:p>
+            <w:pPr>
+              <w:spacing w:before="0" w:after="0" w:line="276" w:lineRule="auto"/>
+              <w:jc w:val="left"/>
+            </w:pPr>
+            <w:r/>
+            <w:r>
+              <w:rPr>
+                <w:rFonts w:ascii="Arial Unicode MS" w:hAnsi="Arial Unicode MS" w:eastAsia="Arial Unicode MS"/>
+                <w:b w:val="0"/>
+                <w:color w:val="16243A"/>
+                <w:sz w:val="18"/>
+              </w:rPr>
+              <w:t>DOC-01 · VAL-05</w:t>
+            </w:r>
+          </w:p>
+        </w:tc>
+        <w:tc>
+          <w:tcPr>
+            <w:tcW w:type="dxa" w:w="4960"/>
+            <w:tcMar>
+              <w:top w:w="80" w:type="dxa"/>
+              <w:start w:w="120" w:type="dxa"/>
+              <w:bottom w:w="80" w:type="dxa"/>
+              <w:end w:w="120" w:type="dxa"/>
+            </w:tcMar>
+            <w:vAlign w:val="center"/>
+          </w:tcPr>
+          <w:p>
+            <w:pPr>
+              <w:spacing w:before="0" w:after="0" w:line="276" w:lineRule="auto"/>
+              <w:jc w:val="left"/>
+            </w:pPr>
+            <w:r/>
+            <w:r>
+              <w:rPr>
+                <w:rFonts w:ascii="Arial Unicode MS" w:hAnsi="Arial Unicode MS" w:eastAsia="Arial Unicode MS"/>
+                <w:b w:val="0"/>
+                <w:color w:val="16243A"/>
+                <w:sz w:val="18"/>
+              </w:rPr>
+              <w:t>조회·검증에 실패한 국가의 초안 생성을 차단하고 실패 국가·출처·재시도 행동을 표시</w:t>
             </w:r>
           </w:p>
         </w:tc>
@@ -9394,7 +9544,7 @@
                 <w:color w:val="16243A"/>
                 <w:sz w:val="18"/>
               </w:rPr>
-              <w:t>사실·규칙 변경</w:t>
+              <w:t>사실·법률 근거 변경</w:t>
             </w:r>
           </w:p>
         </w:tc>
@@ -9450,7 +9600,7 @@
                 <w:color w:val="16243A"/>
                 <w:sz w:val="18"/>
               </w:rPr>
-              <w:t>현재 발행본을 보존한 채 새 초안·버전·변경 이유를 생성</w:t>
+              <w:t>현재 발행본을 보존한 채 새 초안·버전·변경 이유·사용 출처를 생성</w:t>
             </w:r>
           </w:p>
         </w:tc>
@@ -9655,7 +9805,7 @@
         <w:color w:val="5E6878"/>
         <w:sz w:val="17"/>
       </w:rPr>
-      <w:t>핵심 기능정의서   ·   FDS-2026-08-v2.2</w:t>
+      <w:t>핵심 기능정의서   ·   FDS-2026-08-v2.3</w:t>
     </w:r>
   </w:p>
 </w:hdr>

--- a/docs/기능정의서.docx
+++ b/docs/기능정의서.docx
@@ -9,7 +9,7 @@
       </w:pPr>
       <w:r>
         <w:rPr>
-          <w:rFonts w:ascii="Arial Unicode MS" w:hAnsi="Arial Unicode MS" w:eastAsia="Arial Unicode MS"/>
+          <w:rFonts w:ascii="Apple SD Gothic Neo" w:hAnsi="Apple SD Gothic Neo" w:eastAsia="Apple SD Gothic Neo"/>
           <w:b/>
           <w:color w:val="2454DB"/>
           <w:sz w:val="18"/>
@@ -25,7 +25,7 @@
       </w:pPr>
       <w:r>
         <w:rPr>
-          <w:rFonts w:ascii="Arial Unicode MS" w:hAnsi="Arial Unicode MS" w:eastAsia="Arial Unicode MS"/>
+          <w:rFonts w:ascii="Apple SD Gothic Neo" w:hAnsi="Apple SD Gothic Neo" w:eastAsia="Apple SD Gothic Neo"/>
           <w:b/>
           <w:color w:val="16243A"/>
           <w:sz w:val="50"/>
@@ -42,7 +42,7 @@
       </w:pPr>
       <w:r>
         <w:rPr>
-          <w:rFonts w:ascii="Arial Unicode MS" w:hAnsi="Arial Unicode MS" w:eastAsia="Arial Unicode MS"/>
+          <w:rFonts w:ascii="Apple SD Gothic Neo" w:hAnsi="Apple SD Gothic Neo" w:eastAsia="Apple SD Gothic Neo"/>
           <w:color w:val="17356F"/>
           <w:sz w:val="27"/>
         </w:rPr>
@@ -88,7 +88,7 @@
             <w:r/>
             <w:r>
               <w:rPr>
-                <w:rFonts w:ascii="Arial Unicode MS" w:hAnsi="Arial Unicode MS" w:eastAsia="Arial Unicode MS"/>
+                <w:rFonts w:ascii="Apple SD Gothic Neo" w:hAnsi="Apple SD Gothic Neo" w:eastAsia="Apple SD Gothic Neo"/>
                 <w:b/>
                 <w:color w:val="16243A"/>
                 <w:sz w:val="19"/>
@@ -118,7 +118,7 @@
             <w:r/>
             <w:r>
               <w:rPr>
-                <w:rFonts w:ascii="Arial Unicode MS" w:hAnsi="Arial Unicode MS" w:eastAsia="Arial Unicode MS"/>
+                <w:rFonts w:ascii="Apple SD Gothic Neo" w:hAnsi="Apple SD Gothic Neo" w:eastAsia="Apple SD Gothic Neo"/>
                 <w:b/>
                 <w:color w:val="16243A"/>
                 <w:sz w:val="19"/>
@@ -151,7 +151,7 @@
             <w:r/>
             <w:r>
               <w:rPr>
-                <w:rFonts w:ascii="Arial Unicode MS" w:hAnsi="Arial Unicode MS" w:eastAsia="Arial Unicode MS"/>
+                <w:rFonts w:ascii="Apple SD Gothic Neo" w:hAnsi="Apple SD Gothic Neo" w:eastAsia="Apple SD Gothic Neo"/>
                 <w:b w:val="0"/>
                 <w:color w:val="16243A"/>
                 <w:sz w:val="19"/>
@@ -179,7 +179,7 @@
             <w:r/>
             <w:r>
               <w:rPr>
-                <w:rFonts w:ascii="Arial Unicode MS" w:hAnsi="Arial Unicode MS" w:eastAsia="Arial Unicode MS"/>
+                <w:rFonts w:ascii="Apple SD Gothic Neo" w:hAnsi="Apple SD Gothic Neo" w:eastAsia="Apple SD Gothic Neo"/>
                 <w:b w:val="0"/>
                 <w:color w:val="16243A"/>
                 <w:sz w:val="19"/>
@@ -212,7 +212,7 @@
             <w:r/>
             <w:r>
               <w:rPr>
-                <w:rFonts w:ascii="Arial Unicode MS" w:hAnsi="Arial Unicode MS" w:eastAsia="Arial Unicode MS"/>
+                <w:rFonts w:ascii="Apple SD Gothic Neo" w:hAnsi="Apple SD Gothic Neo" w:eastAsia="Apple SD Gothic Neo"/>
                 <w:b w:val="0"/>
                 <w:color w:val="16243A"/>
                 <w:sz w:val="19"/>
@@ -240,12 +240,12 @@
             <w:r/>
             <w:r>
               <w:rPr>
-                <w:rFonts w:ascii="Arial Unicode MS" w:hAnsi="Arial Unicode MS" w:eastAsia="Arial Unicode MS"/>
+                <w:rFonts w:ascii="Apple SD Gothic Neo" w:hAnsi="Apple SD Gothic Neo" w:eastAsia="Apple SD Gothic Neo"/>
                 <w:b w:val="0"/>
                 <w:color w:val="16243A"/>
                 <w:sz w:val="19"/>
               </w:rPr>
-              <w:t>법무팀 없이 해외 출시를 준비하는 국내 소프트웨어 창업자·초기기업</w:t>
+              <w:t>법무팀 없이 해외 출시를 준비하는 개인 예비창업자·국내 소프트웨어 초기기업</w:t>
             </w:r>
           </w:p>
         </w:tc>
@@ -273,7 +273,7 @@
             <w:r/>
             <w:r>
               <w:rPr>
-                <w:rFonts w:ascii="Arial Unicode MS" w:hAnsi="Arial Unicode MS" w:eastAsia="Arial Unicode MS"/>
+                <w:rFonts w:ascii="Apple SD Gothic Neo" w:hAnsi="Apple SD Gothic Neo" w:eastAsia="Apple SD Gothic Neo"/>
                 <w:b w:val="0"/>
                 <w:color w:val="16243A"/>
                 <w:sz w:val="19"/>
@@ -301,7 +301,7 @@
             <w:r/>
             <w:r>
               <w:rPr>
-                <w:rFonts w:ascii="Arial Unicode MS" w:hAnsi="Arial Unicode MS" w:eastAsia="Arial Unicode MS"/>
+                <w:rFonts w:ascii="Apple SD Gothic Neo" w:hAnsi="Apple SD Gothic Neo" w:eastAsia="Apple SD Gothic Neo"/>
                 <w:b w:val="0"/>
                 <w:color w:val="16243A"/>
                 <w:sz w:val="19"/>
@@ -334,7 +334,7 @@
             <w:r/>
             <w:r>
               <w:rPr>
-                <w:rFonts w:ascii="Arial Unicode MS" w:hAnsi="Arial Unicode MS" w:eastAsia="Arial Unicode MS"/>
+                <w:rFonts w:ascii="Apple SD Gothic Neo" w:hAnsi="Apple SD Gothic Neo" w:eastAsia="Apple SD Gothic Neo"/>
                 <w:b w:val="0"/>
                 <w:color w:val="16243A"/>
                 <w:sz w:val="19"/>
@@ -362,7 +362,7 @@
             <w:r/>
             <w:r>
               <w:rPr>
-                <w:rFonts w:ascii="Arial Unicode MS" w:hAnsi="Arial Unicode MS" w:eastAsia="Arial Unicode MS"/>
+                <w:rFonts w:ascii="Apple SD Gothic Neo" w:hAnsi="Apple SD Gothic Neo" w:eastAsia="Apple SD Gothic Neo"/>
                 <w:b w:val="0"/>
                 <w:color w:val="16243A"/>
                 <w:sz w:val="19"/>
@@ -395,7 +395,7 @@
             <w:r/>
             <w:r>
               <w:rPr>
-                <w:rFonts w:ascii="Arial Unicode MS" w:hAnsi="Arial Unicode MS" w:eastAsia="Arial Unicode MS"/>
+                <w:rFonts w:ascii="Apple SD Gothic Neo" w:hAnsi="Apple SD Gothic Neo" w:eastAsia="Apple SD Gothic Neo"/>
                 <w:b w:val="0"/>
                 <w:color w:val="16243A"/>
                 <w:sz w:val="19"/>
@@ -423,7 +423,7 @@
             <w:r/>
             <w:r>
               <w:rPr>
-                <w:rFonts w:ascii="Arial Unicode MS" w:hAnsi="Arial Unicode MS" w:eastAsia="Arial Unicode MS"/>
+                <w:rFonts w:ascii="Apple SD Gothic Neo" w:hAnsi="Apple SD Gothic Neo" w:eastAsia="Apple SD Gothic Neo"/>
                 <w:b w:val="0"/>
                 <w:color w:val="16243A"/>
                 <w:sz w:val="19"/>
@@ -456,7 +456,7 @@
             <w:r/>
             <w:r>
               <w:rPr>
-                <w:rFonts w:ascii="Arial Unicode MS" w:hAnsi="Arial Unicode MS" w:eastAsia="Arial Unicode MS"/>
+                <w:rFonts w:ascii="Apple SD Gothic Neo" w:hAnsi="Apple SD Gothic Neo" w:eastAsia="Apple SD Gothic Neo"/>
                 <w:b w:val="0"/>
                 <w:color w:val="16243A"/>
                 <w:sz w:val="19"/>
@@ -484,7 +484,7 @@
             <w:r/>
             <w:r>
               <w:rPr>
-                <w:rFonts w:ascii="Arial Unicode MS" w:hAnsi="Arial Unicode MS" w:eastAsia="Arial Unicode MS"/>
+                <w:rFonts w:ascii="Apple SD Gothic Neo" w:hAnsi="Apple SD Gothic Neo" w:eastAsia="Apple SD Gothic Neo"/>
                 <w:b w:val="0"/>
                 <w:color w:val="16243A"/>
                 <w:sz w:val="19"/>
@@ -534,7 +534,7 @@
             <w:r/>
             <w:r>
               <w:rPr>
-                <w:rFonts w:ascii="Arial Unicode MS" w:hAnsi="Arial Unicode MS" w:eastAsia="Arial Unicode MS"/>
+                <w:rFonts w:ascii="Apple SD Gothic Neo" w:hAnsi="Apple SD Gothic Neo" w:eastAsia="Apple SD Gothic Neo"/>
                 <w:b/>
                 <w:color w:val="A13D2D"/>
                 <w:sz w:val="20"/>
@@ -543,7 +543,7 @@
             </w:r>
             <w:r>
               <w:rPr>
-                <w:rFonts w:ascii="Arial Unicode MS" w:hAnsi="Arial Unicode MS" w:eastAsia="Arial Unicode MS"/>
+                <w:rFonts w:ascii="Apple SD Gothic Neo" w:hAnsi="Apple SD Gothic Neo" w:eastAsia="Apple SD Gothic Neo"/>
                 <w:color w:val="16243A"/>
                 <w:sz w:val="20"/>
               </w:rPr>
@@ -600,7 +600,7 @@
             <w:r/>
             <w:r>
               <w:rPr>
-                <w:rFonts w:ascii="Arial Unicode MS" w:hAnsi="Arial Unicode MS" w:eastAsia="Arial Unicode MS"/>
+                <w:rFonts w:ascii="Apple SD Gothic Neo" w:hAnsi="Apple SD Gothic Neo" w:eastAsia="Apple SD Gothic Neo"/>
                 <w:b/>
                 <w:color w:val="2454DB"/>
                 <w:sz w:val="20"/>
@@ -609,7 +609,7 @@
             </w:r>
             <w:r>
               <w:rPr>
-                <w:rFonts w:ascii="Arial Unicode MS" w:hAnsi="Arial Unicode MS" w:eastAsia="Arial Unicode MS"/>
+                <w:rFonts w:ascii="Apple SD Gothic Neo" w:hAnsi="Apple SD Gothic Neo" w:eastAsia="Apple SD Gothic Neo"/>
                 <w:color w:val="16243A"/>
                 <w:sz w:val="20"/>
               </w:rPr>
@@ -665,7 +665,7 @@
             <w:r/>
             <w:r>
               <w:rPr>
-                <w:rFonts w:ascii="Arial Unicode MS" w:hAnsi="Arial Unicode MS" w:eastAsia="Arial Unicode MS"/>
+                <w:rFonts w:ascii="Apple SD Gothic Neo" w:hAnsi="Apple SD Gothic Neo" w:eastAsia="Apple SD Gothic Neo"/>
                 <w:b/>
                 <w:color w:val="16243A"/>
                 <w:sz w:val="17"/>
@@ -695,7 +695,7 @@
             <w:r/>
             <w:r>
               <w:rPr>
-                <w:rFonts w:ascii="Arial Unicode MS" w:hAnsi="Arial Unicode MS" w:eastAsia="Arial Unicode MS"/>
+                <w:rFonts w:ascii="Apple SD Gothic Neo" w:hAnsi="Apple SD Gothic Neo" w:eastAsia="Apple SD Gothic Neo"/>
                 <w:b/>
                 <w:color w:val="16243A"/>
                 <w:sz w:val="17"/>
@@ -725,7 +725,7 @@
             <w:r/>
             <w:r>
               <w:rPr>
-                <w:rFonts w:ascii="Arial Unicode MS" w:hAnsi="Arial Unicode MS" w:eastAsia="Arial Unicode MS"/>
+                <w:rFonts w:ascii="Apple SD Gothic Neo" w:hAnsi="Apple SD Gothic Neo" w:eastAsia="Apple SD Gothic Neo"/>
                 <w:b/>
                 <w:color w:val="16243A"/>
                 <w:sz w:val="17"/>
@@ -755,7 +755,7 @@
             <w:r/>
             <w:r>
               <w:rPr>
-                <w:rFonts w:ascii="Arial Unicode MS" w:hAnsi="Arial Unicode MS" w:eastAsia="Arial Unicode MS"/>
+                <w:rFonts w:ascii="Apple SD Gothic Neo" w:hAnsi="Apple SD Gothic Neo" w:eastAsia="Apple SD Gothic Neo"/>
                 <w:b/>
                 <w:color w:val="16243A"/>
                 <w:sz w:val="17"/>
@@ -788,7 +788,7 @@
             <w:r/>
             <w:r>
               <w:rPr>
-                <w:rFonts w:ascii="Arial Unicode MS" w:hAnsi="Arial Unicode MS" w:eastAsia="Arial Unicode MS"/>
+                <w:rFonts w:ascii="Apple SD Gothic Neo" w:hAnsi="Apple SD Gothic Neo" w:eastAsia="Apple SD Gothic Neo"/>
                 <w:b/>
                 <w:color w:val="16243A"/>
                 <w:sz w:val="17"/>
@@ -816,12 +816,12 @@
             <w:r/>
             <w:r>
               <w:rPr>
-                <w:rFonts w:ascii="Arial Unicode MS" w:hAnsi="Arial Unicode MS" w:eastAsia="Arial Unicode MS"/>
+                <w:rFonts w:ascii="Apple SD Gothic Neo" w:hAnsi="Apple SD Gothic Neo" w:eastAsia="Apple SD Gothic Neo"/>
                 <w:b w:val="0"/>
                 <w:color w:val="16243A"/>
                 <w:sz w:val="17"/>
               </w:rPr>
-              <w:t>회사·서비스·목표 국가 설정</w:t>
+              <w:t>표시 주체·서비스·목표 국가 설정</w:t>
             </w:r>
           </w:p>
         </w:tc>
@@ -844,7 +844,7 @@
             <w:r/>
             <w:r>
               <w:rPr>
-                <w:rFonts w:ascii="Arial Unicode MS" w:hAnsi="Arial Unicode MS" w:eastAsia="Arial Unicode MS"/>
+                <w:rFonts w:ascii="Apple SD Gothic Neo" w:hAnsi="Apple SD Gothic Neo" w:eastAsia="Apple SD Gothic Neo"/>
                 <w:b w:val="0"/>
                 <w:color w:val="16243A"/>
                 <w:sz w:val="17"/>
@@ -872,7 +872,7 @@
             <w:r/>
             <w:r>
               <w:rPr>
-                <w:rFonts w:ascii="Arial Unicode MS" w:hAnsi="Arial Unicode MS" w:eastAsia="Arial Unicode MS"/>
+                <w:rFonts w:ascii="Apple SD Gothic Neo" w:hAnsi="Apple SD Gothic Neo" w:eastAsia="Apple SD Gothic Neo"/>
                 <w:b w:val="0"/>
                 <w:color w:val="16243A"/>
                 <w:sz w:val="17"/>
@@ -905,7 +905,7 @@
             <w:r/>
             <w:r>
               <w:rPr>
-                <w:rFonts w:ascii="Arial Unicode MS" w:hAnsi="Arial Unicode MS" w:eastAsia="Arial Unicode MS"/>
+                <w:rFonts w:ascii="Apple SD Gothic Neo" w:hAnsi="Apple SD Gothic Neo" w:eastAsia="Apple SD Gothic Neo"/>
                 <w:b/>
                 <w:color w:val="16243A"/>
                 <w:sz w:val="17"/>
@@ -933,7 +933,7 @@
             <w:r/>
             <w:r>
               <w:rPr>
-                <w:rFonts w:ascii="Arial Unicode MS" w:hAnsi="Arial Unicode MS" w:eastAsia="Arial Unicode MS"/>
+                <w:rFonts w:ascii="Apple SD Gothic Neo" w:hAnsi="Apple SD Gothic Neo" w:eastAsia="Apple SD Gothic Neo"/>
                 <w:b w:val="0"/>
                 <w:color w:val="16243A"/>
                 <w:sz w:val="17"/>
@@ -961,7 +961,7 @@
             <w:r/>
             <w:r>
               <w:rPr>
-                <w:rFonts w:ascii="Arial Unicode MS" w:hAnsi="Arial Unicode MS" w:eastAsia="Arial Unicode MS"/>
+                <w:rFonts w:ascii="Apple SD Gothic Neo" w:hAnsi="Apple SD Gothic Neo" w:eastAsia="Apple SD Gothic Neo"/>
                 <w:b w:val="0"/>
                 <w:color w:val="16243A"/>
                 <w:sz w:val="17"/>
@@ -989,7 +989,7 @@
             <w:r/>
             <w:r>
               <w:rPr>
-                <w:rFonts w:ascii="Arial Unicode MS" w:hAnsi="Arial Unicode MS" w:eastAsia="Arial Unicode MS"/>
+                <w:rFonts w:ascii="Apple SD Gothic Neo" w:hAnsi="Apple SD Gothic Neo" w:eastAsia="Apple SD Gothic Neo"/>
                 <w:b w:val="0"/>
                 <w:color w:val="16243A"/>
                 <w:sz w:val="17"/>
@@ -1022,7 +1022,7 @@
             <w:r/>
             <w:r>
               <w:rPr>
-                <w:rFonts w:ascii="Arial Unicode MS" w:hAnsi="Arial Unicode MS" w:eastAsia="Arial Unicode MS"/>
+                <w:rFonts w:ascii="Apple SD Gothic Neo" w:hAnsi="Apple SD Gothic Neo" w:eastAsia="Apple SD Gothic Neo"/>
                 <w:b/>
                 <w:color w:val="16243A"/>
                 <w:sz w:val="17"/>
@@ -1050,7 +1050,7 @@
             <w:r/>
             <w:r>
               <w:rPr>
-                <w:rFonts w:ascii="Arial Unicode MS" w:hAnsi="Arial Unicode MS" w:eastAsia="Arial Unicode MS"/>
+                <w:rFonts w:ascii="Apple SD Gothic Neo" w:hAnsi="Apple SD Gothic Neo" w:eastAsia="Apple SD Gothic Neo"/>
                 <w:b w:val="0"/>
                 <w:color w:val="16243A"/>
                 <w:sz w:val="17"/>
@@ -1078,7 +1078,7 @@
             <w:r/>
             <w:r>
               <w:rPr>
-                <w:rFonts w:ascii="Arial Unicode MS" w:hAnsi="Arial Unicode MS" w:eastAsia="Arial Unicode MS"/>
+                <w:rFonts w:ascii="Apple SD Gothic Neo" w:hAnsi="Apple SD Gothic Neo" w:eastAsia="Apple SD Gothic Neo"/>
                 <w:b w:val="0"/>
                 <w:color w:val="16243A"/>
                 <w:sz w:val="17"/>
@@ -1106,7 +1106,7 @@
             <w:r/>
             <w:r>
               <w:rPr>
-                <w:rFonts w:ascii="Arial Unicode MS" w:hAnsi="Arial Unicode MS" w:eastAsia="Arial Unicode MS"/>
+                <w:rFonts w:ascii="Apple SD Gothic Neo" w:hAnsi="Apple SD Gothic Neo" w:eastAsia="Apple SD Gothic Neo"/>
                 <w:b w:val="0"/>
                 <w:color w:val="16243A"/>
                 <w:sz w:val="17"/>
@@ -1139,7 +1139,7 @@
             <w:r/>
             <w:r>
               <w:rPr>
-                <w:rFonts w:ascii="Arial Unicode MS" w:hAnsi="Arial Unicode MS" w:eastAsia="Arial Unicode MS"/>
+                <w:rFonts w:ascii="Apple SD Gothic Neo" w:hAnsi="Apple SD Gothic Neo" w:eastAsia="Apple SD Gothic Neo"/>
                 <w:b/>
                 <w:color w:val="16243A"/>
                 <w:sz w:val="17"/>
@@ -1167,7 +1167,7 @@
             <w:r/>
             <w:r>
               <w:rPr>
-                <w:rFonts w:ascii="Arial Unicode MS" w:hAnsi="Arial Unicode MS" w:eastAsia="Arial Unicode MS"/>
+                <w:rFonts w:ascii="Apple SD Gothic Neo" w:hAnsi="Apple SD Gothic Neo" w:eastAsia="Apple SD Gothic Neo"/>
                 <w:b w:val="0"/>
                 <w:color w:val="16243A"/>
                 <w:sz w:val="17"/>
@@ -1195,7 +1195,7 @@
             <w:r/>
             <w:r>
               <w:rPr>
-                <w:rFonts w:ascii="Arial Unicode MS" w:hAnsi="Arial Unicode MS" w:eastAsia="Arial Unicode MS"/>
+                <w:rFonts w:ascii="Apple SD Gothic Neo" w:hAnsi="Apple SD Gothic Neo" w:eastAsia="Apple SD Gothic Neo"/>
                 <w:b w:val="0"/>
                 <w:color w:val="16243A"/>
                 <w:sz w:val="17"/>
@@ -1223,7 +1223,7 @@
             <w:r/>
             <w:r>
               <w:rPr>
-                <w:rFonts w:ascii="Arial Unicode MS" w:hAnsi="Arial Unicode MS" w:eastAsia="Arial Unicode MS"/>
+                <w:rFonts w:ascii="Apple SD Gothic Neo" w:hAnsi="Apple SD Gothic Neo" w:eastAsia="Apple SD Gothic Neo"/>
                 <w:b w:val="0"/>
                 <w:color w:val="16243A"/>
                 <w:sz w:val="17"/>
@@ -1256,7 +1256,7 @@
             <w:r/>
             <w:r>
               <w:rPr>
-                <w:rFonts w:ascii="Arial Unicode MS" w:hAnsi="Arial Unicode MS" w:eastAsia="Arial Unicode MS"/>
+                <w:rFonts w:ascii="Apple SD Gothic Neo" w:hAnsi="Apple SD Gothic Neo" w:eastAsia="Apple SD Gothic Neo"/>
                 <w:b/>
                 <w:color w:val="16243A"/>
                 <w:sz w:val="17"/>
@@ -1284,7 +1284,7 @@
             <w:r/>
             <w:r>
               <w:rPr>
-                <w:rFonts w:ascii="Arial Unicode MS" w:hAnsi="Arial Unicode MS" w:eastAsia="Arial Unicode MS"/>
+                <w:rFonts w:ascii="Apple SD Gothic Neo" w:hAnsi="Apple SD Gothic Neo" w:eastAsia="Apple SD Gothic Neo"/>
                 <w:b w:val="0"/>
                 <w:color w:val="16243A"/>
                 <w:sz w:val="17"/>
@@ -1312,7 +1312,7 @@
             <w:r/>
             <w:r>
               <w:rPr>
-                <w:rFonts w:ascii="Arial Unicode MS" w:hAnsi="Arial Unicode MS" w:eastAsia="Arial Unicode MS"/>
+                <w:rFonts w:ascii="Apple SD Gothic Neo" w:hAnsi="Apple SD Gothic Neo" w:eastAsia="Apple SD Gothic Neo"/>
                 <w:b w:val="0"/>
                 <w:color w:val="16243A"/>
                 <w:sz w:val="17"/>
@@ -1340,7 +1340,7 @@
             <w:r/>
             <w:r>
               <w:rPr>
-                <w:rFonts w:ascii="Arial Unicode MS" w:hAnsi="Arial Unicode MS" w:eastAsia="Arial Unicode MS"/>
+                <w:rFonts w:ascii="Apple SD Gothic Neo" w:hAnsi="Apple SD Gothic Neo" w:eastAsia="Apple SD Gothic Neo"/>
                 <w:b w:val="0"/>
                 <w:color w:val="16243A"/>
                 <w:sz w:val="17"/>
@@ -1373,7 +1373,7 @@
             <w:r/>
             <w:r>
               <w:rPr>
-                <w:rFonts w:ascii="Arial Unicode MS" w:hAnsi="Arial Unicode MS" w:eastAsia="Arial Unicode MS"/>
+                <w:rFonts w:ascii="Apple SD Gothic Neo" w:hAnsi="Apple SD Gothic Neo" w:eastAsia="Apple SD Gothic Neo"/>
                 <w:b/>
                 <w:color w:val="16243A"/>
                 <w:sz w:val="17"/>
@@ -1401,7 +1401,7 @@
             <w:r/>
             <w:r>
               <w:rPr>
-                <w:rFonts w:ascii="Arial Unicode MS" w:hAnsi="Arial Unicode MS" w:eastAsia="Arial Unicode MS"/>
+                <w:rFonts w:ascii="Apple SD Gothic Neo" w:hAnsi="Apple SD Gothic Neo" w:eastAsia="Apple SD Gothic Neo"/>
                 <w:b w:val="0"/>
                 <w:color w:val="16243A"/>
                 <w:sz w:val="17"/>
@@ -1429,7 +1429,7 @@
             <w:r/>
             <w:r>
               <w:rPr>
-                <w:rFonts w:ascii="Arial Unicode MS" w:hAnsi="Arial Unicode MS" w:eastAsia="Arial Unicode MS"/>
+                <w:rFonts w:ascii="Apple SD Gothic Neo" w:hAnsi="Apple SD Gothic Neo" w:eastAsia="Apple SD Gothic Neo"/>
                 <w:b w:val="0"/>
                 <w:color w:val="16243A"/>
                 <w:sz w:val="17"/>
@@ -1457,7 +1457,7 @@
             <w:r/>
             <w:r>
               <w:rPr>
-                <w:rFonts w:ascii="Arial Unicode MS" w:hAnsi="Arial Unicode MS" w:eastAsia="Arial Unicode MS"/>
+                <w:rFonts w:ascii="Apple SD Gothic Neo" w:hAnsi="Apple SD Gothic Neo" w:eastAsia="Apple SD Gothic Neo"/>
                 <w:b w:val="0"/>
                 <w:color w:val="16243A"/>
                 <w:sz w:val="17"/>
@@ -1490,7 +1490,7 @@
             <w:r/>
             <w:r>
               <w:rPr>
-                <w:rFonts w:ascii="Arial Unicode MS" w:hAnsi="Arial Unicode MS" w:eastAsia="Arial Unicode MS"/>
+                <w:rFonts w:ascii="Apple SD Gothic Neo" w:hAnsi="Apple SD Gothic Neo" w:eastAsia="Apple SD Gothic Neo"/>
                 <w:b/>
                 <w:color w:val="16243A"/>
                 <w:sz w:val="17"/>
@@ -1518,7 +1518,7 @@
             <w:r/>
             <w:r>
               <w:rPr>
-                <w:rFonts w:ascii="Arial Unicode MS" w:hAnsi="Arial Unicode MS" w:eastAsia="Arial Unicode MS"/>
+                <w:rFonts w:ascii="Apple SD Gothic Neo" w:hAnsi="Apple SD Gothic Neo" w:eastAsia="Apple SD Gothic Neo"/>
                 <w:b w:val="0"/>
                 <w:color w:val="16243A"/>
                 <w:sz w:val="17"/>
@@ -1546,7 +1546,7 @@
             <w:r/>
             <w:r>
               <w:rPr>
-                <w:rFonts w:ascii="Arial Unicode MS" w:hAnsi="Arial Unicode MS" w:eastAsia="Arial Unicode MS"/>
+                <w:rFonts w:ascii="Apple SD Gothic Neo" w:hAnsi="Apple SD Gothic Neo" w:eastAsia="Apple SD Gothic Neo"/>
                 <w:b w:val="0"/>
                 <w:color w:val="16243A"/>
                 <w:sz w:val="17"/>
@@ -1574,7 +1574,7 @@
             <w:r/>
             <w:r>
               <w:rPr>
-                <w:rFonts w:ascii="Arial Unicode MS" w:hAnsi="Arial Unicode MS" w:eastAsia="Arial Unicode MS"/>
+                <w:rFonts w:ascii="Apple SD Gothic Neo" w:hAnsi="Apple SD Gothic Neo" w:eastAsia="Apple SD Gothic Neo"/>
                 <w:b w:val="0"/>
                 <w:color w:val="16243A"/>
                 <w:sz w:val="17"/>
@@ -1637,7 +1637,7 @@
             <w:r/>
             <w:r>
               <w:rPr>
-                <w:rFonts w:ascii="Arial Unicode MS" w:hAnsi="Arial Unicode MS" w:eastAsia="Arial Unicode MS"/>
+                <w:rFonts w:ascii="Apple SD Gothic Neo" w:hAnsi="Apple SD Gothic Neo" w:eastAsia="Apple SD Gothic Neo"/>
                 <w:b/>
                 <w:color w:val="16243A"/>
                 <w:sz w:val="18"/>
@@ -1667,7 +1667,7 @@
             <w:r/>
             <w:r>
               <w:rPr>
-                <w:rFonts w:ascii="Arial Unicode MS" w:hAnsi="Arial Unicode MS" w:eastAsia="Arial Unicode MS"/>
+                <w:rFonts w:ascii="Apple SD Gothic Neo" w:hAnsi="Apple SD Gothic Neo" w:eastAsia="Apple SD Gothic Neo"/>
                 <w:b/>
                 <w:color w:val="16243A"/>
                 <w:sz w:val="18"/>
@@ -1700,7 +1700,7 @@
             <w:r/>
             <w:r>
               <w:rPr>
-                <w:rFonts w:ascii="Arial Unicode MS" w:hAnsi="Arial Unicode MS" w:eastAsia="Arial Unicode MS"/>
+                <w:rFonts w:ascii="Apple SD Gothic Neo" w:hAnsi="Apple SD Gothic Neo" w:eastAsia="Apple SD Gothic Neo"/>
                 <w:b w:val="0"/>
                 <w:color w:val="16243A"/>
                 <w:sz w:val="18"/>
@@ -1728,7 +1728,7 @@
             <w:r/>
             <w:r>
               <w:rPr>
-                <w:rFonts w:ascii="Arial Unicode MS" w:hAnsi="Arial Unicode MS" w:eastAsia="Arial Unicode MS"/>
+                <w:rFonts w:ascii="Apple SD Gothic Neo" w:hAnsi="Apple SD Gothic Neo" w:eastAsia="Apple SD Gothic Neo"/>
                 <w:b w:val="0"/>
                 <w:color w:val="16243A"/>
                 <w:sz w:val="18"/>
@@ -1761,7 +1761,7 @@
             <w:r/>
             <w:r>
               <w:rPr>
-                <w:rFonts w:ascii="Arial Unicode MS" w:hAnsi="Arial Unicode MS" w:eastAsia="Arial Unicode MS"/>
+                <w:rFonts w:ascii="Apple SD Gothic Neo" w:hAnsi="Apple SD Gothic Neo" w:eastAsia="Apple SD Gothic Neo"/>
                 <w:b w:val="0"/>
                 <w:color w:val="16243A"/>
                 <w:sz w:val="18"/>
@@ -1789,7 +1789,7 @@
             <w:r/>
             <w:r>
               <w:rPr>
-                <w:rFonts w:ascii="Arial Unicode MS" w:hAnsi="Arial Unicode MS" w:eastAsia="Arial Unicode MS"/>
+                <w:rFonts w:ascii="Apple SD Gothic Neo" w:hAnsi="Apple SD Gothic Neo" w:eastAsia="Apple SD Gothic Neo"/>
                 <w:b w:val="0"/>
                 <w:color w:val="16243A"/>
                 <w:sz w:val="18"/>
@@ -1822,7 +1822,7 @@
             <w:r/>
             <w:r>
               <w:rPr>
-                <w:rFonts w:ascii="Arial Unicode MS" w:hAnsi="Arial Unicode MS" w:eastAsia="Arial Unicode MS"/>
+                <w:rFonts w:ascii="Apple SD Gothic Neo" w:hAnsi="Apple SD Gothic Neo" w:eastAsia="Apple SD Gothic Neo"/>
                 <w:b w:val="0"/>
                 <w:color w:val="16243A"/>
                 <w:sz w:val="18"/>
@@ -1850,7 +1850,7 @@
             <w:r/>
             <w:r>
               <w:rPr>
-                <w:rFonts w:ascii="Arial Unicode MS" w:hAnsi="Arial Unicode MS" w:eastAsia="Arial Unicode MS"/>
+                <w:rFonts w:ascii="Apple SD Gothic Neo" w:hAnsi="Apple SD Gothic Neo" w:eastAsia="Apple SD Gothic Neo"/>
                 <w:b w:val="0"/>
                 <w:color w:val="16243A"/>
                 <w:sz w:val="18"/>
@@ -1883,7 +1883,7 @@
             <w:r/>
             <w:r>
               <w:rPr>
-                <w:rFonts w:ascii="Arial Unicode MS" w:hAnsi="Arial Unicode MS" w:eastAsia="Arial Unicode MS"/>
+                <w:rFonts w:ascii="Apple SD Gothic Neo" w:hAnsi="Apple SD Gothic Neo" w:eastAsia="Apple SD Gothic Neo"/>
                 <w:b w:val="0"/>
                 <w:color w:val="16243A"/>
                 <w:sz w:val="18"/>
@@ -1911,7 +1911,7 @@
             <w:r/>
             <w:r>
               <w:rPr>
-                <w:rFonts w:ascii="Arial Unicode MS" w:hAnsi="Arial Unicode MS" w:eastAsia="Arial Unicode MS"/>
+                <w:rFonts w:ascii="Apple SD Gothic Neo" w:hAnsi="Apple SD Gothic Neo" w:eastAsia="Apple SD Gothic Neo"/>
                 <w:b w:val="0"/>
                 <w:color w:val="16243A"/>
                 <w:sz w:val="18"/>
@@ -1944,7 +1944,7 @@
             <w:r/>
             <w:r>
               <w:rPr>
-                <w:rFonts w:ascii="Arial Unicode MS" w:hAnsi="Arial Unicode MS" w:eastAsia="Arial Unicode MS"/>
+                <w:rFonts w:ascii="Apple SD Gothic Neo" w:hAnsi="Apple SD Gothic Neo" w:eastAsia="Apple SD Gothic Neo"/>
                 <w:b w:val="0"/>
                 <w:color w:val="16243A"/>
                 <w:sz w:val="18"/>
@@ -1972,7 +1972,7 @@
             <w:r/>
             <w:r>
               <w:rPr>
-                <w:rFonts w:ascii="Arial Unicode MS" w:hAnsi="Arial Unicode MS" w:eastAsia="Arial Unicode MS"/>
+                <w:rFonts w:ascii="Apple SD Gothic Neo" w:hAnsi="Apple SD Gothic Neo" w:eastAsia="Apple SD Gothic Neo"/>
                 <w:b w:val="0"/>
                 <w:color w:val="16243A"/>
                 <w:sz w:val="18"/>
@@ -1999,7 +1999,7 @@
     <w:p>
       <w:r>
         <w:rPr>
-          <w:rFonts w:ascii="Arial Unicode MS" w:hAnsi="Arial Unicode MS" w:eastAsia="Arial Unicode MS"/>
+          <w:rFonts w:ascii="Apple SD Gothic Neo" w:hAnsi="Apple SD Gothic Neo" w:eastAsia="Apple SD Gothic Neo"/>
           <w:color w:val="16243A"/>
           <w:sz w:val="22"/>
         </w:rPr>
@@ -2055,7 +2055,7 @@
             <w:r/>
             <w:r>
               <w:rPr>
-                <w:rFonts w:ascii="Arial Unicode MS" w:hAnsi="Arial Unicode MS" w:eastAsia="Arial Unicode MS"/>
+                <w:rFonts w:ascii="Apple SD Gothic Neo" w:hAnsi="Apple SD Gothic Neo" w:eastAsia="Apple SD Gothic Neo"/>
                 <w:b/>
                 <w:color w:val="16243A"/>
                 <w:sz w:val="17"/>
@@ -2085,7 +2085,7 @@
             <w:r/>
             <w:r>
               <w:rPr>
-                <w:rFonts w:ascii="Arial Unicode MS" w:hAnsi="Arial Unicode MS" w:eastAsia="Arial Unicode MS"/>
+                <w:rFonts w:ascii="Apple SD Gothic Neo" w:hAnsi="Apple SD Gothic Neo" w:eastAsia="Apple SD Gothic Neo"/>
                 <w:b/>
                 <w:color w:val="16243A"/>
                 <w:sz w:val="17"/>
@@ -2115,7 +2115,7 @@
             <w:r/>
             <w:r>
               <w:rPr>
-                <w:rFonts w:ascii="Arial Unicode MS" w:hAnsi="Arial Unicode MS" w:eastAsia="Arial Unicode MS"/>
+                <w:rFonts w:ascii="Apple SD Gothic Neo" w:hAnsi="Apple SD Gothic Neo" w:eastAsia="Apple SD Gothic Neo"/>
                 <w:b/>
                 <w:color w:val="16243A"/>
                 <w:sz w:val="17"/>
@@ -2145,7 +2145,7 @@
             <w:r/>
             <w:r>
               <w:rPr>
-                <w:rFonts w:ascii="Arial Unicode MS" w:hAnsi="Arial Unicode MS" w:eastAsia="Arial Unicode MS"/>
+                <w:rFonts w:ascii="Apple SD Gothic Neo" w:hAnsi="Apple SD Gothic Neo" w:eastAsia="Apple SD Gothic Neo"/>
                 <w:b/>
                 <w:color w:val="16243A"/>
                 <w:sz w:val="17"/>
@@ -2178,7 +2178,7 @@
             <w:r/>
             <w:r>
               <w:rPr>
-                <w:rFonts w:ascii="Arial Unicode MS" w:hAnsi="Arial Unicode MS" w:eastAsia="Arial Unicode MS"/>
+                <w:rFonts w:ascii="Apple SD Gothic Neo" w:hAnsi="Apple SD Gothic Neo" w:eastAsia="Apple SD Gothic Neo"/>
                 <w:b/>
                 <w:color w:val="16243A"/>
                 <w:sz w:val="17"/>
@@ -2206,7 +2206,7 @@
             <w:r/>
             <w:r>
               <w:rPr>
-                <w:rFonts w:ascii="Arial Unicode MS" w:hAnsi="Arial Unicode MS" w:eastAsia="Arial Unicode MS"/>
+                <w:rFonts w:ascii="Apple SD Gothic Neo" w:hAnsi="Apple SD Gothic Neo" w:eastAsia="Apple SD Gothic Neo"/>
                 <w:b w:val="0"/>
                 <w:color w:val="16243A"/>
                 <w:sz w:val="17"/>
@@ -2234,7 +2234,7 @@
             <w:r/>
             <w:r>
               <w:rPr>
-                <w:rFonts w:ascii="Arial Unicode MS" w:hAnsi="Arial Unicode MS" w:eastAsia="Arial Unicode MS"/>
+                <w:rFonts w:ascii="Apple SD Gothic Neo" w:hAnsi="Apple SD Gothic Neo" w:eastAsia="Apple SD Gothic Neo"/>
                 <w:b w:val="0"/>
                 <w:color w:val="16243A"/>
                 <w:sz w:val="17"/>
@@ -2262,7 +2262,7 @@
             <w:r/>
             <w:r>
               <w:rPr>
-                <w:rFonts w:ascii="Arial Unicode MS" w:hAnsi="Arial Unicode MS" w:eastAsia="Arial Unicode MS"/>
+                <w:rFonts w:ascii="Apple SD Gothic Neo" w:hAnsi="Apple SD Gothic Neo" w:eastAsia="Apple SD Gothic Neo"/>
                 <w:b w:val="0"/>
                 <w:color w:val="16243A"/>
                 <w:sz w:val="17"/>
@@ -2295,7 +2295,7 @@
             <w:r/>
             <w:r>
               <w:rPr>
-                <w:rFonts w:ascii="Arial Unicode MS" w:hAnsi="Arial Unicode MS" w:eastAsia="Arial Unicode MS"/>
+                <w:rFonts w:ascii="Apple SD Gothic Neo" w:hAnsi="Apple SD Gothic Neo" w:eastAsia="Apple SD Gothic Neo"/>
                 <w:b/>
                 <w:color w:val="16243A"/>
                 <w:sz w:val="17"/>
@@ -2323,12 +2323,12 @@
             <w:r/>
             <w:r>
               <w:rPr>
-                <w:rFonts w:ascii="Arial Unicode MS" w:hAnsi="Arial Unicode MS" w:eastAsia="Arial Unicode MS"/>
+                <w:rFonts w:ascii="Apple SD Gothic Neo" w:hAnsi="Apple SD Gothic Neo" w:eastAsia="Apple SD Gothic Neo"/>
                 <w:b w:val="0"/>
                 <w:color w:val="16243A"/>
                 <w:sz w:val="17"/>
               </w:rPr>
-              <w:t>회사 기본정보 등록·수정</w:t>
+              <w:t>표시 주체 정보 등록·수정</w:t>
             </w:r>
           </w:p>
         </w:tc>
@@ -2351,12 +2351,12 @@
             <w:r/>
             <w:r>
               <w:rPr>
-                <w:rFonts w:ascii="Arial Unicode MS" w:hAnsi="Arial Unicode MS" w:eastAsia="Arial Unicode MS"/>
+                <w:rFonts w:ascii="Apple SD Gothic Neo" w:hAnsi="Apple SD Gothic Neo" w:eastAsia="Apple SD Gothic Neo"/>
                 <w:b w:val="0"/>
                 <w:color w:val="16243A"/>
                 <w:sz w:val="17"/>
               </w:rPr>
-              <w:t>회사명·사업장 주소·문의 연락처·개인정보 보호 담당 정보를 입력·수정하고 국가별 문서에서 공통으로 사용한다.</w:t>
+              <w:t>법인·사업자 또는 개인 예비창업자 유형을 선택하고 문서에 표시할 명칭·주소·문의 연락처·개인정보 보호 담당 정보를 입력·수정한다. 예비창업자는 미확정 표시정보를 보류한 채 초안 생성을 진행할 수 있다.</w:t>
             </w:r>
           </w:p>
         </w:tc>
@@ -2379,12 +2379,12 @@
             <w:r/>
             <w:r>
               <w:rPr>
-                <w:rFonts w:ascii="Arial Unicode MS" w:hAnsi="Arial Unicode MS" w:eastAsia="Arial Unicode MS"/>
+                <w:rFonts w:ascii="Apple SD Gothic Neo" w:hAnsi="Apple SD Gothic Neo" w:eastAsia="Apple SD Gothic Neo"/>
                 <w:b w:val="0"/>
                 <w:color w:val="16243A"/>
                 <w:sz w:val="17"/>
               </w:rPr>
-              <w:t>필수 기본정보를 저장하고, 수정 시 영향을 받는 국가별 초안을 재검토 상태로 바꾼다.</w:t>
+              <w:t>유형과 입력 상태를 저장하고, 표시 주체 명칭·주소·연락처가 확정되지 않으면 공개 발행만 차단한다. 수정 시 영향을 받는 국가별 초안을 재검토 상태로 바꾼다.</w:t>
             </w:r>
           </w:p>
         </w:tc>
@@ -2412,7 +2412,7 @@
             <w:r/>
             <w:r>
               <w:rPr>
-                <w:rFonts w:ascii="Arial Unicode MS" w:hAnsi="Arial Unicode MS" w:eastAsia="Arial Unicode MS"/>
+                <w:rFonts w:ascii="Apple SD Gothic Neo" w:hAnsi="Apple SD Gothic Neo" w:eastAsia="Apple SD Gothic Neo"/>
                 <w:b/>
                 <w:color w:val="16243A"/>
                 <w:sz w:val="17"/>
@@ -2440,7 +2440,7 @@
             <w:r/>
             <w:r>
               <w:rPr>
-                <w:rFonts w:ascii="Arial Unicode MS" w:hAnsi="Arial Unicode MS" w:eastAsia="Arial Unicode MS"/>
+                <w:rFonts w:ascii="Apple SD Gothic Neo" w:hAnsi="Apple SD Gothic Neo" w:eastAsia="Apple SD Gothic Neo"/>
                 <w:b w:val="0"/>
                 <w:color w:val="16243A"/>
                 <w:sz w:val="17"/>
@@ -2468,7 +2468,7 @@
             <w:r/>
             <w:r>
               <w:rPr>
-                <w:rFonts w:ascii="Arial Unicode MS" w:hAnsi="Arial Unicode MS" w:eastAsia="Arial Unicode MS"/>
+                <w:rFonts w:ascii="Apple SD Gothic Neo" w:hAnsi="Apple SD Gothic Neo" w:eastAsia="Apple SD Gothic Neo"/>
                 <w:b w:val="0"/>
                 <w:color w:val="16243A"/>
                 <w:sz w:val="17"/>
@@ -2496,7 +2496,7 @@
             <w:r/>
             <w:r>
               <w:rPr>
-                <w:rFonts w:ascii="Arial Unicode MS" w:hAnsi="Arial Unicode MS" w:eastAsia="Arial Unicode MS"/>
+                <w:rFonts w:ascii="Apple SD Gothic Neo" w:hAnsi="Apple SD Gothic Neo" w:eastAsia="Apple SD Gothic Neo"/>
                 <w:b w:val="0"/>
                 <w:color w:val="16243A"/>
                 <w:sz w:val="17"/>
@@ -2529,7 +2529,7 @@
             <w:r/>
             <w:r>
               <w:rPr>
-                <w:rFonts w:ascii="Arial Unicode MS" w:hAnsi="Arial Unicode MS" w:eastAsia="Arial Unicode MS"/>
+                <w:rFonts w:ascii="Apple SD Gothic Neo" w:hAnsi="Apple SD Gothic Neo" w:eastAsia="Apple SD Gothic Neo"/>
                 <w:b/>
                 <w:color w:val="16243A"/>
                 <w:sz w:val="17"/>
@@ -2557,7 +2557,7 @@
             <w:r/>
             <w:r>
               <w:rPr>
-                <w:rFonts w:ascii="Arial Unicode MS" w:hAnsi="Arial Unicode MS" w:eastAsia="Arial Unicode MS"/>
+                <w:rFonts w:ascii="Apple SD Gothic Neo" w:hAnsi="Apple SD Gothic Neo" w:eastAsia="Apple SD Gothic Neo"/>
                 <w:b w:val="0"/>
                 <w:color w:val="16243A"/>
                 <w:sz w:val="17"/>
@@ -2585,7 +2585,7 @@
             <w:r/>
             <w:r>
               <w:rPr>
-                <w:rFonts w:ascii="Arial Unicode MS" w:hAnsi="Arial Unicode MS" w:eastAsia="Arial Unicode MS"/>
+                <w:rFonts w:ascii="Apple SD Gothic Neo" w:hAnsi="Apple SD Gothic Neo" w:eastAsia="Apple SD Gothic Neo"/>
                 <w:b w:val="0"/>
                 <w:color w:val="16243A"/>
                 <w:sz w:val="17"/>
@@ -2613,7 +2613,7 @@
             <w:r/>
             <w:r>
               <w:rPr>
-                <w:rFonts w:ascii="Arial Unicode MS" w:hAnsi="Arial Unicode MS" w:eastAsia="Arial Unicode MS"/>
+                <w:rFonts w:ascii="Apple SD Gothic Neo" w:hAnsi="Apple SD Gothic Neo" w:eastAsia="Apple SD Gothic Neo"/>
                 <w:b w:val="0"/>
                 <w:color w:val="16243A"/>
                 <w:sz w:val="17"/>
@@ -2645,7 +2645,7 @@
     <w:p>
       <w:r>
         <w:rPr>
-          <w:rFonts w:ascii="Arial Unicode MS" w:hAnsi="Arial Unicode MS" w:eastAsia="Arial Unicode MS"/>
+          <w:rFonts w:ascii="Apple SD Gothic Neo" w:hAnsi="Apple SD Gothic Neo" w:eastAsia="Apple SD Gothic Neo"/>
           <w:color w:val="16243A"/>
           <w:sz w:val="22"/>
         </w:rPr>
@@ -2692,7 +2692,7 @@
             <w:r/>
             <w:r>
               <w:rPr>
-                <w:rFonts w:ascii="Arial Unicode MS" w:hAnsi="Arial Unicode MS" w:eastAsia="Arial Unicode MS"/>
+                <w:rFonts w:ascii="Apple SD Gothic Neo" w:hAnsi="Apple SD Gothic Neo" w:eastAsia="Apple SD Gothic Neo"/>
                 <w:b/>
                 <w:color w:val="16243A"/>
                 <w:sz w:val="17"/>
@@ -2722,7 +2722,7 @@
             <w:r/>
             <w:r>
               <w:rPr>
-                <w:rFonts w:ascii="Arial Unicode MS" w:hAnsi="Arial Unicode MS" w:eastAsia="Arial Unicode MS"/>
+                <w:rFonts w:ascii="Apple SD Gothic Neo" w:hAnsi="Apple SD Gothic Neo" w:eastAsia="Apple SD Gothic Neo"/>
                 <w:b/>
                 <w:color w:val="16243A"/>
                 <w:sz w:val="17"/>
@@ -2752,7 +2752,7 @@
             <w:r/>
             <w:r>
               <w:rPr>
-                <w:rFonts w:ascii="Arial Unicode MS" w:hAnsi="Arial Unicode MS" w:eastAsia="Arial Unicode MS"/>
+                <w:rFonts w:ascii="Apple SD Gothic Neo" w:hAnsi="Apple SD Gothic Neo" w:eastAsia="Apple SD Gothic Neo"/>
                 <w:b/>
                 <w:color w:val="16243A"/>
                 <w:sz w:val="17"/>
@@ -2785,7 +2785,7 @@
             <w:r/>
             <w:r>
               <w:rPr>
-                <w:rFonts w:ascii="Arial Unicode MS" w:hAnsi="Arial Unicode MS" w:eastAsia="Arial Unicode MS"/>
+                <w:rFonts w:ascii="Apple SD Gothic Neo" w:hAnsi="Apple SD Gothic Neo" w:eastAsia="Apple SD Gothic Neo"/>
                 <w:b/>
                 <w:color w:val="16243A"/>
                 <w:sz w:val="17"/>
@@ -2813,7 +2813,7 @@
             <w:r/>
             <w:r>
               <w:rPr>
-                <w:rFonts w:ascii="Arial Unicode MS" w:hAnsi="Arial Unicode MS" w:eastAsia="Arial Unicode MS"/>
+                <w:rFonts w:ascii="Apple SD Gothic Neo" w:hAnsi="Apple SD Gothic Neo" w:eastAsia="Apple SD Gothic Neo"/>
                 <w:b w:val="0"/>
                 <w:color w:val="16243A"/>
                 <w:sz w:val="17"/>
@@ -2841,7 +2841,7 @@
             <w:r/>
             <w:r>
               <w:rPr>
-                <w:rFonts w:ascii="Arial Unicode MS" w:hAnsi="Arial Unicode MS" w:eastAsia="Arial Unicode MS"/>
+                <w:rFonts w:ascii="Apple SD Gothic Neo" w:hAnsi="Apple SD Gothic Neo" w:eastAsia="Apple SD Gothic Neo"/>
                 <w:b w:val="0"/>
                 <w:color w:val="16243A"/>
                 <w:sz w:val="17"/>
@@ -2874,7 +2874,7 @@
             <w:r/>
             <w:r>
               <w:rPr>
-                <w:rFonts w:ascii="Arial Unicode MS" w:hAnsi="Arial Unicode MS" w:eastAsia="Arial Unicode MS"/>
+                <w:rFonts w:ascii="Apple SD Gothic Neo" w:hAnsi="Apple SD Gothic Neo" w:eastAsia="Apple SD Gothic Neo"/>
                 <w:b/>
                 <w:color w:val="16243A"/>
                 <w:sz w:val="17"/>
@@ -2902,7 +2902,7 @@
             <w:r/>
             <w:r>
               <w:rPr>
-                <w:rFonts w:ascii="Arial Unicode MS" w:hAnsi="Arial Unicode MS" w:eastAsia="Arial Unicode MS"/>
+                <w:rFonts w:ascii="Apple SD Gothic Neo" w:hAnsi="Apple SD Gothic Neo" w:eastAsia="Apple SD Gothic Neo"/>
                 <w:b w:val="0"/>
                 <w:color w:val="16243A"/>
                 <w:sz w:val="17"/>
@@ -2930,7 +2930,7 @@
             <w:r/>
             <w:r>
               <w:rPr>
-                <w:rFonts w:ascii="Arial Unicode MS" w:hAnsi="Arial Unicode MS" w:eastAsia="Arial Unicode MS"/>
+                <w:rFonts w:ascii="Apple SD Gothic Neo" w:hAnsi="Apple SD Gothic Neo" w:eastAsia="Apple SD Gothic Neo"/>
                 <w:b w:val="0"/>
                 <w:color w:val="16243A"/>
                 <w:sz w:val="17"/>
@@ -2963,7 +2963,7 @@
             <w:r/>
             <w:r>
               <w:rPr>
-                <w:rFonts w:ascii="Arial Unicode MS" w:hAnsi="Arial Unicode MS" w:eastAsia="Arial Unicode MS"/>
+                <w:rFonts w:ascii="Apple SD Gothic Neo" w:hAnsi="Apple SD Gothic Neo" w:eastAsia="Apple SD Gothic Neo"/>
                 <w:b/>
                 <w:color w:val="16243A"/>
                 <w:sz w:val="17"/>
@@ -2991,7 +2991,7 @@
             <w:r/>
             <w:r>
               <w:rPr>
-                <w:rFonts w:ascii="Arial Unicode MS" w:hAnsi="Arial Unicode MS" w:eastAsia="Arial Unicode MS"/>
+                <w:rFonts w:ascii="Apple SD Gothic Neo" w:hAnsi="Apple SD Gothic Neo" w:eastAsia="Apple SD Gothic Neo"/>
                 <w:b w:val="0"/>
                 <w:color w:val="16243A"/>
                 <w:sz w:val="17"/>
@@ -3019,7 +3019,7 @@
             <w:r/>
             <w:r>
               <w:rPr>
-                <w:rFonts w:ascii="Arial Unicode MS" w:hAnsi="Arial Unicode MS" w:eastAsia="Arial Unicode MS"/>
+                <w:rFonts w:ascii="Apple SD Gothic Neo" w:hAnsi="Apple SD Gothic Neo" w:eastAsia="Apple SD Gothic Neo"/>
                 <w:b w:val="0"/>
                 <w:color w:val="16243A"/>
                 <w:sz w:val="17"/>
@@ -3052,7 +3052,7 @@
             <w:r/>
             <w:r>
               <w:rPr>
-                <w:rFonts w:ascii="Arial Unicode MS" w:hAnsi="Arial Unicode MS" w:eastAsia="Arial Unicode MS"/>
+                <w:rFonts w:ascii="Apple SD Gothic Neo" w:hAnsi="Apple SD Gothic Neo" w:eastAsia="Apple SD Gothic Neo"/>
                 <w:b/>
                 <w:color w:val="16243A"/>
                 <w:sz w:val="17"/>
@@ -3080,7 +3080,7 @@
             <w:r/>
             <w:r>
               <w:rPr>
-                <w:rFonts w:ascii="Arial Unicode MS" w:hAnsi="Arial Unicode MS" w:eastAsia="Arial Unicode MS"/>
+                <w:rFonts w:ascii="Apple SD Gothic Neo" w:hAnsi="Apple SD Gothic Neo" w:eastAsia="Apple SD Gothic Neo"/>
                 <w:b w:val="0"/>
                 <w:color w:val="16243A"/>
                 <w:sz w:val="17"/>
@@ -3108,7 +3108,7 @@
             <w:r/>
             <w:r>
               <w:rPr>
-                <w:rFonts w:ascii="Arial Unicode MS" w:hAnsi="Arial Unicode MS" w:eastAsia="Arial Unicode MS"/>
+                <w:rFonts w:ascii="Apple SD Gothic Neo" w:hAnsi="Apple SD Gothic Neo" w:eastAsia="Apple SD Gothic Neo"/>
                 <w:b w:val="0"/>
                 <w:color w:val="16243A"/>
                 <w:sz w:val="17"/>
@@ -3141,7 +3141,7 @@
             <w:r/>
             <w:r>
               <w:rPr>
-                <w:rFonts w:ascii="Arial Unicode MS" w:hAnsi="Arial Unicode MS" w:eastAsia="Arial Unicode MS"/>
+                <w:rFonts w:ascii="Apple SD Gothic Neo" w:hAnsi="Apple SD Gothic Neo" w:eastAsia="Apple SD Gothic Neo"/>
                 <w:b/>
                 <w:color w:val="16243A"/>
                 <w:sz w:val="17"/>
@@ -3169,7 +3169,7 @@
             <w:r/>
             <w:r>
               <w:rPr>
-                <w:rFonts w:ascii="Arial Unicode MS" w:hAnsi="Arial Unicode MS" w:eastAsia="Arial Unicode MS"/>
+                <w:rFonts w:ascii="Apple SD Gothic Neo" w:hAnsi="Apple SD Gothic Neo" w:eastAsia="Apple SD Gothic Neo"/>
                 <w:b w:val="0"/>
                 <w:color w:val="16243A"/>
                 <w:sz w:val="17"/>
@@ -3197,7 +3197,7 @@
             <w:r/>
             <w:r>
               <w:rPr>
-                <w:rFonts w:ascii="Arial Unicode MS" w:hAnsi="Arial Unicode MS" w:eastAsia="Arial Unicode MS"/>
+                <w:rFonts w:ascii="Apple SD Gothic Neo" w:hAnsi="Apple SD Gothic Neo" w:eastAsia="Apple SD Gothic Neo"/>
                 <w:b w:val="0"/>
                 <w:color w:val="16243A"/>
                 <w:sz w:val="17"/>
@@ -3262,7 +3262,7 @@
             <w:r/>
             <w:r>
               <w:rPr>
-                <w:rFonts w:ascii="Arial Unicode MS" w:hAnsi="Arial Unicode MS" w:eastAsia="Arial Unicode MS"/>
+                <w:rFonts w:ascii="Apple SD Gothic Neo" w:hAnsi="Apple SD Gothic Neo" w:eastAsia="Apple SD Gothic Neo"/>
                 <w:b/>
                 <w:color w:val="16243A"/>
                 <w:sz w:val="17"/>
@@ -3292,7 +3292,7 @@
             <w:r/>
             <w:r>
               <w:rPr>
-                <w:rFonts w:ascii="Arial Unicode MS" w:hAnsi="Arial Unicode MS" w:eastAsia="Arial Unicode MS"/>
+                <w:rFonts w:ascii="Apple SD Gothic Neo" w:hAnsi="Apple SD Gothic Neo" w:eastAsia="Apple SD Gothic Neo"/>
                 <w:b/>
                 <w:color w:val="16243A"/>
                 <w:sz w:val="17"/>
@@ -3322,7 +3322,7 @@
             <w:r/>
             <w:r>
               <w:rPr>
-                <w:rFonts w:ascii="Arial Unicode MS" w:hAnsi="Arial Unicode MS" w:eastAsia="Arial Unicode MS"/>
+                <w:rFonts w:ascii="Apple SD Gothic Neo" w:hAnsi="Apple SD Gothic Neo" w:eastAsia="Apple SD Gothic Neo"/>
                 <w:b/>
                 <w:color w:val="16243A"/>
                 <w:sz w:val="17"/>
@@ -3352,7 +3352,7 @@
             <w:r/>
             <w:r>
               <w:rPr>
-                <w:rFonts w:ascii="Arial Unicode MS" w:hAnsi="Arial Unicode MS" w:eastAsia="Arial Unicode MS"/>
+                <w:rFonts w:ascii="Apple SD Gothic Neo" w:hAnsi="Apple SD Gothic Neo" w:eastAsia="Apple SD Gothic Neo"/>
                 <w:b/>
                 <w:color w:val="16243A"/>
                 <w:sz w:val="17"/>
@@ -3385,7 +3385,7 @@
             <w:r/>
             <w:r>
               <w:rPr>
-                <w:rFonts w:ascii="Arial Unicode MS" w:hAnsi="Arial Unicode MS" w:eastAsia="Arial Unicode MS"/>
+                <w:rFonts w:ascii="Apple SD Gothic Neo" w:hAnsi="Apple SD Gothic Neo" w:eastAsia="Apple SD Gothic Neo"/>
                 <w:b/>
                 <w:color w:val="16243A"/>
                 <w:sz w:val="17"/>
@@ -3413,7 +3413,7 @@
             <w:r/>
             <w:r>
               <w:rPr>
-                <w:rFonts w:ascii="Arial Unicode MS" w:hAnsi="Arial Unicode MS" w:eastAsia="Arial Unicode MS"/>
+                <w:rFonts w:ascii="Apple SD Gothic Neo" w:hAnsi="Apple SD Gothic Neo" w:eastAsia="Apple SD Gothic Neo"/>
                 <w:b w:val="0"/>
                 <w:color w:val="16243A"/>
                 <w:sz w:val="17"/>
@@ -3441,7 +3441,7 @@
             <w:r/>
             <w:r>
               <w:rPr>
-                <w:rFonts w:ascii="Arial Unicode MS" w:hAnsi="Arial Unicode MS" w:eastAsia="Arial Unicode MS"/>
+                <w:rFonts w:ascii="Apple SD Gothic Neo" w:hAnsi="Apple SD Gothic Neo" w:eastAsia="Apple SD Gothic Neo"/>
                 <w:b w:val="0"/>
                 <w:color w:val="16243A"/>
                 <w:sz w:val="17"/>
@@ -3469,7 +3469,7 @@
             <w:r/>
             <w:r>
               <w:rPr>
-                <w:rFonts w:ascii="Arial Unicode MS" w:hAnsi="Arial Unicode MS" w:eastAsia="Arial Unicode MS"/>
+                <w:rFonts w:ascii="Apple SD Gothic Neo" w:hAnsi="Apple SD Gothic Neo" w:eastAsia="Apple SD Gothic Neo"/>
                 <w:b w:val="0"/>
                 <w:color w:val="16243A"/>
                 <w:sz w:val="17"/>
@@ -3502,7 +3502,7 @@
             <w:r/>
             <w:r>
               <w:rPr>
-                <w:rFonts w:ascii="Arial Unicode MS" w:hAnsi="Arial Unicode MS" w:eastAsia="Arial Unicode MS"/>
+                <w:rFonts w:ascii="Apple SD Gothic Neo" w:hAnsi="Apple SD Gothic Neo" w:eastAsia="Apple SD Gothic Neo"/>
                 <w:b/>
                 <w:color w:val="16243A"/>
                 <w:sz w:val="17"/>
@@ -3530,7 +3530,7 @@
             <w:r/>
             <w:r>
               <w:rPr>
-                <w:rFonts w:ascii="Arial Unicode MS" w:hAnsi="Arial Unicode MS" w:eastAsia="Arial Unicode MS"/>
+                <w:rFonts w:ascii="Apple SD Gothic Neo" w:hAnsi="Apple SD Gothic Neo" w:eastAsia="Apple SD Gothic Neo"/>
                 <w:b w:val="0"/>
                 <w:color w:val="16243A"/>
                 <w:sz w:val="17"/>
@@ -3558,7 +3558,7 @@
             <w:r/>
             <w:r>
               <w:rPr>
-                <w:rFonts w:ascii="Arial Unicode MS" w:hAnsi="Arial Unicode MS" w:eastAsia="Arial Unicode MS"/>
+                <w:rFonts w:ascii="Apple SD Gothic Neo" w:hAnsi="Apple SD Gothic Neo" w:eastAsia="Apple SD Gothic Neo"/>
                 <w:b w:val="0"/>
                 <w:color w:val="16243A"/>
                 <w:sz w:val="17"/>
@@ -3586,7 +3586,7 @@
             <w:r/>
             <w:r>
               <w:rPr>
-                <w:rFonts w:ascii="Arial Unicode MS" w:hAnsi="Arial Unicode MS" w:eastAsia="Arial Unicode MS"/>
+                <w:rFonts w:ascii="Apple SD Gothic Neo" w:hAnsi="Apple SD Gothic Neo" w:eastAsia="Apple SD Gothic Neo"/>
                 <w:b w:val="0"/>
                 <w:color w:val="16243A"/>
                 <w:sz w:val="17"/>
@@ -3619,7 +3619,7 @@
             <w:r/>
             <w:r>
               <w:rPr>
-                <w:rFonts w:ascii="Arial Unicode MS" w:hAnsi="Arial Unicode MS" w:eastAsia="Arial Unicode MS"/>
+                <w:rFonts w:ascii="Apple SD Gothic Neo" w:hAnsi="Apple SD Gothic Neo" w:eastAsia="Apple SD Gothic Neo"/>
                 <w:b/>
                 <w:color w:val="16243A"/>
                 <w:sz w:val="17"/>
@@ -3647,7 +3647,7 @@
             <w:r/>
             <w:r>
               <w:rPr>
-                <w:rFonts w:ascii="Arial Unicode MS" w:hAnsi="Arial Unicode MS" w:eastAsia="Arial Unicode MS"/>
+                <w:rFonts w:ascii="Apple SD Gothic Neo" w:hAnsi="Apple SD Gothic Neo" w:eastAsia="Apple SD Gothic Neo"/>
                 <w:b w:val="0"/>
                 <w:color w:val="16243A"/>
                 <w:sz w:val="17"/>
@@ -3675,7 +3675,7 @@
             <w:r/>
             <w:r>
               <w:rPr>
-                <w:rFonts w:ascii="Arial Unicode MS" w:hAnsi="Arial Unicode MS" w:eastAsia="Arial Unicode MS"/>
+                <w:rFonts w:ascii="Apple SD Gothic Neo" w:hAnsi="Apple SD Gothic Neo" w:eastAsia="Apple SD Gothic Neo"/>
                 <w:b w:val="0"/>
                 <w:color w:val="16243A"/>
                 <w:sz w:val="17"/>
@@ -3703,7 +3703,7 @@
             <w:r/>
             <w:r>
               <w:rPr>
-                <w:rFonts w:ascii="Arial Unicode MS" w:hAnsi="Arial Unicode MS" w:eastAsia="Arial Unicode MS"/>
+                <w:rFonts w:ascii="Apple SD Gothic Neo" w:hAnsi="Apple SD Gothic Neo" w:eastAsia="Apple SD Gothic Neo"/>
                 <w:b w:val="0"/>
                 <w:color w:val="16243A"/>
                 <w:sz w:val="17"/>
@@ -3736,7 +3736,7 @@
             <w:r/>
             <w:r>
               <w:rPr>
-                <w:rFonts w:ascii="Arial Unicode MS" w:hAnsi="Arial Unicode MS" w:eastAsia="Arial Unicode MS"/>
+                <w:rFonts w:ascii="Apple SD Gothic Neo" w:hAnsi="Apple SD Gothic Neo" w:eastAsia="Apple SD Gothic Neo"/>
                 <w:b/>
                 <w:color w:val="16243A"/>
                 <w:sz w:val="17"/>
@@ -3764,7 +3764,7 @@
             <w:r/>
             <w:r>
               <w:rPr>
-                <w:rFonts w:ascii="Arial Unicode MS" w:hAnsi="Arial Unicode MS" w:eastAsia="Arial Unicode MS"/>
+                <w:rFonts w:ascii="Apple SD Gothic Neo" w:hAnsi="Apple SD Gothic Neo" w:eastAsia="Apple SD Gothic Neo"/>
                 <w:b w:val="0"/>
                 <w:color w:val="16243A"/>
                 <w:sz w:val="17"/>
@@ -3792,7 +3792,7 @@
             <w:r/>
             <w:r>
               <w:rPr>
-                <w:rFonts w:ascii="Arial Unicode MS" w:hAnsi="Arial Unicode MS" w:eastAsia="Arial Unicode MS"/>
+                <w:rFonts w:ascii="Apple SD Gothic Neo" w:hAnsi="Apple SD Gothic Neo" w:eastAsia="Apple SD Gothic Neo"/>
                 <w:b w:val="0"/>
                 <w:color w:val="16243A"/>
                 <w:sz w:val="17"/>
@@ -3820,7 +3820,7 @@
             <w:r/>
             <w:r>
               <w:rPr>
-                <w:rFonts w:ascii="Arial Unicode MS" w:hAnsi="Arial Unicode MS" w:eastAsia="Arial Unicode MS"/>
+                <w:rFonts w:ascii="Apple SD Gothic Neo" w:hAnsi="Apple SD Gothic Neo" w:eastAsia="Apple SD Gothic Neo"/>
                 <w:b w:val="0"/>
                 <w:color w:val="16243A"/>
                 <w:sz w:val="17"/>
@@ -3847,7 +3847,7 @@
     <w:p>
       <w:r>
         <w:rPr>
-          <w:rFonts w:ascii="Arial Unicode MS" w:hAnsi="Arial Unicode MS" w:eastAsia="Arial Unicode MS"/>
+          <w:rFonts w:ascii="Apple SD Gothic Neo" w:hAnsi="Apple SD Gothic Neo" w:eastAsia="Apple SD Gothic Neo"/>
           <w:color w:val="16243A"/>
           <w:sz w:val="22"/>
         </w:rPr>
@@ -3896,7 +3896,7 @@
             <w:r/>
             <w:r>
               <w:rPr>
-                <w:rFonts w:ascii="Arial Unicode MS" w:hAnsi="Arial Unicode MS" w:eastAsia="Arial Unicode MS"/>
+                <w:rFonts w:ascii="Apple SD Gothic Neo" w:hAnsi="Apple SD Gothic Neo" w:eastAsia="Apple SD Gothic Neo"/>
                 <w:b/>
                 <w:color w:val="16243A"/>
                 <w:sz w:val="16"/>
@@ -3928,7 +3928,7 @@
             <w:r/>
             <w:r>
               <w:rPr>
-                <w:rFonts w:ascii="Arial Unicode MS" w:hAnsi="Arial Unicode MS" w:eastAsia="Arial Unicode MS"/>
+                <w:rFonts w:ascii="Apple SD Gothic Neo" w:hAnsi="Apple SD Gothic Neo" w:eastAsia="Apple SD Gothic Neo"/>
                 <w:b/>
                 <w:color w:val="16243A"/>
                 <w:sz w:val="16"/>
@@ -3958,7 +3958,7 @@
             <w:r/>
             <w:r>
               <w:rPr>
-                <w:rFonts w:ascii="Arial Unicode MS" w:hAnsi="Arial Unicode MS" w:eastAsia="Arial Unicode MS"/>
+                <w:rFonts w:ascii="Apple SD Gothic Neo" w:hAnsi="Apple SD Gothic Neo" w:eastAsia="Apple SD Gothic Neo"/>
                 <w:b/>
                 <w:color w:val="16243A"/>
                 <w:sz w:val="16"/>
@@ -3988,7 +3988,7 @@
             <w:r/>
             <w:r>
               <w:rPr>
-                <w:rFonts w:ascii="Arial Unicode MS" w:hAnsi="Arial Unicode MS" w:eastAsia="Arial Unicode MS"/>
+                <w:rFonts w:ascii="Apple SD Gothic Neo" w:hAnsi="Apple SD Gothic Neo" w:eastAsia="Apple SD Gothic Neo"/>
                 <w:b/>
                 <w:color w:val="16243A"/>
                 <w:sz w:val="16"/>
@@ -4018,7 +4018,7 @@
             <w:r/>
             <w:r>
               <w:rPr>
-                <w:rFonts w:ascii="Arial Unicode MS" w:hAnsi="Arial Unicode MS" w:eastAsia="Arial Unicode MS"/>
+                <w:rFonts w:ascii="Apple SD Gothic Neo" w:hAnsi="Apple SD Gothic Neo" w:eastAsia="Apple SD Gothic Neo"/>
                 <w:b/>
                 <w:color w:val="16243A"/>
                 <w:sz w:val="16"/>
@@ -4051,7 +4051,7 @@
             <w:r/>
             <w:r>
               <w:rPr>
-                <w:rFonts w:ascii="Arial Unicode MS" w:hAnsi="Arial Unicode MS" w:eastAsia="Arial Unicode MS"/>
+                <w:rFonts w:ascii="Apple SD Gothic Neo" w:hAnsi="Apple SD Gothic Neo" w:eastAsia="Apple SD Gothic Neo"/>
                 <w:b/>
                 <w:color w:val="16243A"/>
                 <w:sz w:val="16"/>
@@ -4081,7 +4081,7 @@
             <w:r/>
             <w:r>
               <w:rPr>
-                <w:rFonts w:ascii="Arial Unicode MS" w:hAnsi="Arial Unicode MS" w:eastAsia="Arial Unicode MS"/>
+                <w:rFonts w:ascii="Apple SD Gothic Neo" w:hAnsi="Apple SD Gothic Neo" w:eastAsia="Apple SD Gothic Neo"/>
                 <w:b w:val="0"/>
                 <w:color w:val="16243A"/>
                 <w:sz w:val="16"/>
@@ -4109,7 +4109,7 @@
             <w:r/>
             <w:r>
               <w:rPr>
-                <w:rFonts w:ascii="Arial Unicode MS" w:hAnsi="Arial Unicode MS" w:eastAsia="Arial Unicode MS"/>
+                <w:rFonts w:ascii="Apple SD Gothic Neo" w:hAnsi="Apple SD Gothic Neo" w:eastAsia="Apple SD Gothic Neo"/>
                 <w:b w:val="0"/>
                 <w:color w:val="16243A"/>
                 <w:sz w:val="16"/>
@@ -4137,7 +4137,7 @@
             <w:r/>
             <w:r>
               <w:rPr>
-                <w:rFonts w:ascii="Arial Unicode MS" w:hAnsi="Arial Unicode MS" w:eastAsia="Arial Unicode MS"/>
+                <w:rFonts w:ascii="Apple SD Gothic Neo" w:hAnsi="Apple SD Gothic Neo" w:eastAsia="Apple SD Gothic Neo"/>
                 <w:b w:val="0"/>
                 <w:color w:val="16243A"/>
                 <w:sz w:val="16"/>
@@ -4165,7 +4165,7 @@
             <w:r/>
             <w:r>
               <w:rPr>
-                <w:rFonts w:ascii="Arial Unicode MS" w:hAnsi="Arial Unicode MS" w:eastAsia="Arial Unicode MS"/>
+                <w:rFonts w:ascii="Apple SD Gothic Neo" w:hAnsi="Apple SD Gothic Neo" w:eastAsia="Apple SD Gothic Neo"/>
                 <w:b w:val="0"/>
                 <w:color w:val="16243A"/>
                 <w:sz w:val="16"/>
@@ -4198,7 +4198,7 @@
             <w:r/>
             <w:r>
               <w:rPr>
-                <w:rFonts w:ascii="Arial Unicode MS" w:hAnsi="Arial Unicode MS" w:eastAsia="Arial Unicode MS"/>
+                <w:rFonts w:ascii="Apple SD Gothic Neo" w:hAnsi="Apple SD Gothic Neo" w:eastAsia="Apple SD Gothic Neo"/>
                 <w:b/>
                 <w:color w:val="16243A"/>
                 <w:sz w:val="16"/>
@@ -4228,7 +4228,7 @@
             <w:r/>
             <w:r>
               <w:rPr>
-                <w:rFonts w:ascii="Arial Unicode MS" w:hAnsi="Arial Unicode MS" w:eastAsia="Arial Unicode MS"/>
+                <w:rFonts w:ascii="Apple SD Gothic Neo" w:hAnsi="Apple SD Gothic Neo" w:eastAsia="Apple SD Gothic Neo"/>
                 <w:b w:val="0"/>
                 <w:color w:val="16243A"/>
                 <w:sz w:val="16"/>
@@ -4256,7 +4256,7 @@
             <w:r/>
             <w:r>
               <w:rPr>
-                <w:rFonts w:ascii="Arial Unicode MS" w:hAnsi="Arial Unicode MS" w:eastAsia="Arial Unicode MS"/>
+                <w:rFonts w:ascii="Apple SD Gothic Neo" w:hAnsi="Apple SD Gothic Neo" w:eastAsia="Apple SD Gothic Neo"/>
                 <w:b w:val="0"/>
                 <w:color w:val="16243A"/>
                 <w:sz w:val="16"/>
@@ -4284,7 +4284,7 @@
             <w:r/>
             <w:r>
               <w:rPr>
-                <w:rFonts w:ascii="Arial Unicode MS" w:hAnsi="Arial Unicode MS" w:eastAsia="Arial Unicode MS"/>
+                <w:rFonts w:ascii="Apple SD Gothic Neo" w:hAnsi="Apple SD Gothic Neo" w:eastAsia="Apple SD Gothic Neo"/>
                 <w:b w:val="0"/>
                 <w:color w:val="16243A"/>
                 <w:sz w:val="16"/>
@@ -4312,7 +4312,7 @@
             <w:r/>
             <w:r>
               <w:rPr>
-                <w:rFonts w:ascii="Arial Unicode MS" w:hAnsi="Arial Unicode MS" w:eastAsia="Arial Unicode MS"/>
+                <w:rFonts w:ascii="Apple SD Gothic Neo" w:hAnsi="Apple SD Gothic Neo" w:eastAsia="Apple SD Gothic Neo"/>
                 <w:b w:val="0"/>
                 <w:color w:val="16243A"/>
                 <w:sz w:val="16"/>
@@ -4345,7 +4345,7 @@
             <w:r/>
             <w:r>
               <w:rPr>
-                <w:rFonts w:ascii="Arial Unicode MS" w:hAnsi="Arial Unicode MS" w:eastAsia="Arial Unicode MS"/>
+                <w:rFonts w:ascii="Apple SD Gothic Neo" w:hAnsi="Apple SD Gothic Neo" w:eastAsia="Apple SD Gothic Neo"/>
                 <w:b/>
                 <w:color w:val="16243A"/>
                 <w:sz w:val="16"/>
@@ -4375,7 +4375,7 @@
             <w:r/>
             <w:r>
               <w:rPr>
-                <w:rFonts w:ascii="Arial Unicode MS" w:hAnsi="Arial Unicode MS" w:eastAsia="Arial Unicode MS"/>
+                <w:rFonts w:ascii="Apple SD Gothic Neo" w:hAnsi="Apple SD Gothic Neo" w:eastAsia="Apple SD Gothic Neo"/>
                 <w:b w:val="0"/>
                 <w:color w:val="16243A"/>
                 <w:sz w:val="16"/>
@@ -4403,7 +4403,7 @@
             <w:r/>
             <w:r>
               <w:rPr>
-                <w:rFonts w:ascii="Arial Unicode MS" w:hAnsi="Arial Unicode MS" w:eastAsia="Arial Unicode MS"/>
+                <w:rFonts w:ascii="Apple SD Gothic Neo" w:hAnsi="Apple SD Gothic Neo" w:eastAsia="Apple SD Gothic Neo"/>
                 <w:b w:val="0"/>
                 <w:color w:val="16243A"/>
                 <w:sz w:val="16"/>
@@ -4431,7 +4431,7 @@
             <w:r/>
             <w:r>
               <w:rPr>
-                <w:rFonts w:ascii="Arial Unicode MS" w:hAnsi="Arial Unicode MS" w:eastAsia="Arial Unicode MS"/>
+                <w:rFonts w:ascii="Apple SD Gothic Neo" w:hAnsi="Apple SD Gothic Neo" w:eastAsia="Apple SD Gothic Neo"/>
                 <w:b w:val="0"/>
                 <w:color w:val="16243A"/>
                 <w:sz w:val="16"/>
@@ -4459,7 +4459,7 @@
             <w:r/>
             <w:r>
               <w:rPr>
-                <w:rFonts w:ascii="Arial Unicode MS" w:hAnsi="Arial Unicode MS" w:eastAsia="Arial Unicode MS"/>
+                <w:rFonts w:ascii="Apple SD Gothic Neo" w:hAnsi="Apple SD Gothic Neo" w:eastAsia="Apple SD Gothic Neo"/>
                 <w:b w:val="0"/>
                 <w:color w:val="16243A"/>
                 <w:sz w:val="16"/>
@@ -4492,7 +4492,7 @@
             <w:r/>
             <w:r>
               <w:rPr>
-                <w:rFonts w:ascii="Arial Unicode MS" w:hAnsi="Arial Unicode MS" w:eastAsia="Arial Unicode MS"/>
+                <w:rFonts w:ascii="Apple SD Gothic Neo" w:hAnsi="Apple SD Gothic Neo" w:eastAsia="Apple SD Gothic Neo"/>
                 <w:b/>
                 <w:color w:val="16243A"/>
                 <w:sz w:val="16"/>
@@ -4522,7 +4522,7 @@
             <w:r/>
             <w:r>
               <w:rPr>
-                <w:rFonts w:ascii="Arial Unicode MS" w:hAnsi="Arial Unicode MS" w:eastAsia="Arial Unicode MS"/>
+                <w:rFonts w:ascii="Apple SD Gothic Neo" w:hAnsi="Apple SD Gothic Neo" w:eastAsia="Apple SD Gothic Neo"/>
                 <w:b w:val="0"/>
                 <w:color w:val="16243A"/>
                 <w:sz w:val="16"/>
@@ -4550,7 +4550,7 @@
             <w:r/>
             <w:r>
               <w:rPr>
-                <w:rFonts w:ascii="Arial Unicode MS" w:hAnsi="Arial Unicode MS" w:eastAsia="Arial Unicode MS"/>
+                <w:rFonts w:ascii="Apple SD Gothic Neo" w:hAnsi="Apple SD Gothic Neo" w:eastAsia="Apple SD Gothic Neo"/>
                 <w:b w:val="0"/>
                 <w:color w:val="16243A"/>
                 <w:sz w:val="16"/>
@@ -4578,7 +4578,7 @@
             <w:r/>
             <w:r>
               <w:rPr>
-                <w:rFonts w:ascii="Arial Unicode MS" w:hAnsi="Arial Unicode MS" w:eastAsia="Arial Unicode MS"/>
+                <w:rFonts w:ascii="Apple SD Gothic Neo" w:hAnsi="Apple SD Gothic Neo" w:eastAsia="Apple SD Gothic Neo"/>
                 <w:b w:val="0"/>
                 <w:color w:val="16243A"/>
                 <w:sz w:val="16"/>
@@ -4606,7 +4606,7 @@
             <w:r/>
             <w:r>
               <w:rPr>
-                <w:rFonts w:ascii="Arial Unicode MS" w:hAnsi="Arial Unicode MS" w:eastAsia="Arial Unicode MS"/>
+                <w:rFonts w:ascii="Apple SD Gothic Neo" w:hAnsi="Apple SD Gothic Neo" w:eastAsia="Apple SD Gothic Neo"/>
                 <w:b w:val="0"/>
                 <w:color w:val="16243A"/>
                 <w:sz w:val="16"/>
@@ -4639,7 +4639,7 @@
             <w:r/>
             <w:r>
               <w:rPr>
-                <w:rFonts w:ascii="Arial Unicode MS" w:hAnsi="Arial Unicode MS" w:eastAsia="Arial Unicode MS"/>
+                <w:rFonts w:ascii="Apple SD Gothic Neo" w:hAnsi="Apple SD Gothic Neo" w:eastAsia="Apple SD Gothic Neo"/>
                 <w:b/>
                 <w:color w:val="16243A"/>
                 <w:sz w:val="16"/>
@@ -4669,7 +4669,7 @@
             <w:r/>
             <w:r>
               <w:rPr>
-                <w:rFonts w:ascii="Arial Unicode MS" w:hAnsi="Arial Unicode MS" w:eastAsia="Arial Unicode MS"/>
+                <w:rFonts w:ascii="Apple SD Gothic Neo" w:hAnsi="Apple SD Gothic Neo" w:eastAsia="Apple SD Gothic Neo"/>
                 <w:b w:val="0"/>
                 <w:color w:val="16243A"/>
                 <w:sz w:val="16"/>
@@ -4697,7 +4697,7 @@
             <w:r/>
             <w:r>
               <w:rPr>
-                <w:rFonts w:ascii="Arial Unicode MS" w:hAnsi="Arial Unicode MS" w:eastAsia="Arial Unicode MS"/>
+                <w:rFonts w:ascii="Apple SD Gothic Neo" w:hAnsi="Apple SD Gothic Neo" w:eastAsia="Apple SD Gothic Neo"/>
                 <w:b w:val="0"/>
                 <w:color w:val="16243A"/>
                 <w:sz w:val="16"/>
@@ -4725,7 +4725,7 @@
             <w:r/>
             <w:r>
               <w:rPr>
-                <w:rFonts w:ascii="Arial Unicode MS" w:hAnsi="Arial Unicode MS" w:eastAsia="Arial Unicode MS"/>
+                <w:rFonts w:ascii="Apple SD Gothic Neo" w:hAnsi="Apple SD Gothic Neo" w:eastAsia="Apple SD Gothic Neo"/>
                 <w:b w:val="0"/>
                 <w:color w:val="16243A"/>
                 <w:sz w:val="16"/>
@@ -4753,7 +4753,7 @@
             <w:r/>
             <w:r>
               <w:rPr>
-                <w:rFonts w:ascii="Arial Unicode MS" w:hAnsi="Arial Unicode MS" w:eastAsia="Arial Unicode MS"/>
+                <w:rFonts w:ascii="Apple SD Gothic Neo" w:hAnsi="Apple SD Gothic Neo" w:eastAsia="Apple SD Gothic Neo"/>
                 <w:b w:val="0"/>
                 <w:color w:val="16243A"/>
                 <w:sz w:val="16"/>
@@ -4818,7 +4818,7 @@
             <w:r/>
             <w:r>
               <w:rPr>
-                <w:rFonts w:ascii="Arial Unicode MS" w:hAnsi="Arial Unicode MS" w:eastAsia="Arial Unicode MS"/>
+                <w:rFonts w:ascii="Apple SD Gothic Neo" w:hAnsi="Apple SD Gothic Neo" w:eastAsia="Apple SD Gothic Neo"/>
                 <w:b/>
                 <w:color w:val="16243A"/>
                 <w:sz w:val="17"/>
@@ -4848,7 +4848,7 @@
             <w:r/>
             <w:r>
               <w:rPr>
-                <w:rFonts w:ascii="Arial Unicode MS" w:hAnsi="Arial Unicode MS" w:eastAsia="Arial Unicode MS"/>
+                <w:rFonts w:ascii="Apple SD Gothic Neo" w:hAnsi="Apple SD Gothic Neo" w:eastAsia="Apple SD Gothic Neo"/>
                 <w:b/>
                 <w:color w:val="16243A"/>
                 <w:sz w:val="17"/>
@@ -4878,7 +4878,7 @@
             <w:r/>
             <w:r>
               <w:rPr>
-                <w:rFonts w:ascii="Arial Unicode MS" w:hAnsi="Arial Unicode MS" w:eastAsia="Arial Unicode MS"/>
+                <w:rFonts w:ascii="Apple SD Gothic Neo" w:hAnsi="Apple SD Gothic Neo" w:eastAsia="Apple SD Gothic Neo"/>
                 <w:b/>
                 <w:color w:val="16243A"/>
                 <w:sz w:val="17"/>
@@ -4908,7 +4908,7 @@
             <w:r/>
             <w:r>
               <w:rPr>
-                <w:rFonts w:ascii="Arial Unicode MS" w:hAnsi="Arial Unicode MS" w:eastAsia="Arial Unicode MS"/>
+                <w:rFonts w:ascii="Apple SD Gothic Neo" w:hAnsi="Apple SD Gothic Neo" w:eastAsia="Apple SD Gothic Neo"/>
                 <w:b/>
                 <w:color w:val="16243A"/>
                 <w:sz w:val="17"/>
@@ -4941,7 +4941,7 @@
             <w:r/>
             <w:r>
               <w:rPr>
-                <w:rFonts w:ascii="Arial Unicode MS" w:hAnsi="Arial Unicode MS" w:eastAsia="Arial Unicode MS"/>
+                <w:rFonts w:ascii="Apple SD Gothic Neo" w:hAnsi="Apple SD Gothic Neo" w:eastAsia="Apple SD Gothic Neo"/>
                 <w:b/>
                 <w:color w:val="16243A"/>
                 <w:sz w:val="17"/>
@@ -4969,7 +4969,7 @@
             <w:r/>
             <w:r>
               <w:rPr>
-                <w:rFonts w:ascii="Arial Unicode MS" w:hAnsi="Arial Unicode MS" w:eastAsia="Arial Unicode MS"/>
+                <w:rFonts w:ascii="Apple SD Gothic Neo" w:hAnsi="Apple SD Gothic Neo" w:eastAsia="Apple SD Gothic Neo"/>
                 <w:b w:val="0"/>
                 <w:color w:val="16243A"/>
                 <w:sz w:val="17"/>
@@ -4997,7 +4997,7 @@
             <w:r/>
             <w:r>
               <w:rPr>
-                <w:rFonts w:ascii="Arial Unicode MS" w:hAnsi="Arial Unicode MS" w:eastAsia="Arial Unicode MS"/>
+                <w:rFonts w:ascii="Apple SD Gothic Neo" w:hAnsi="Apple SD Gothic Neo" w:eastAsia="Apple SD Gothic Neo"/>
                 <w:b w:val="0"/>
                 <w:color w:val="16243A"/>
                 <w:sz w:val="17"/>
@@ -5025,7 +5025,7 @@
             <w:r/>
             <w:r>
               <w:rPr>
-                <w:rFonts w:ascii="Arial Unicode MS" w:hAnsi="Arial Unicode MS" w:eastAsia="Arial Unicode MS"/>
+                <w:rFonts w:ascii="Apple SD Gothic Neo" w:hAnsi="Apple SD Gothic Neo" w:eastAsia="Apple SD Gothic Neo"/>
                 <w:b w:val="0"/>
                 <w:color w:val="16243A"/>
                 <w:sz w:val="17"/>
@@ -5058,7 +5058,7 @@
             <w:r/>
             <w:r>
               <w:rPr>
-                <w:rFonts w:ascii="Arial Unicode MS" w:hAnsi="Arial Unicode MS" w:eastAsia="Arial Unicode MS"/>
+                <w:rFonts w:ascii="Apple SD Gothic Neo" w:hAnsi="Apple SD Gothic Neo" w:eastAsia="Apple SD Gothic Neo"/>
                 <w:b/>
                 <w:color w:val="16243A"/>
                 <w:sz w:val="17"/>
@@ -5086,7 +5086,7 @@
             <w:r/>
             <w:r>
               <w:rPr>
-                <w:rFonts w:ascii="Arial Unicode MS" w:hAnsi="Arial Unicode MS" w:eastAsia="Arial Unicode MS"/>
+                <w:rFonts w:ascii="Apple SD Gothic Neo" w:hAnsi="Apple SD Gothic Neo" w:eastAsia="Apple SD Gothic Neo"/>
                 <w:b w:val="0"/>
                 <w:color w:val="16243A"/>
                 <w:sz w:val="17"/>
@@ -5114,7 +5114,7 @@
             <w:r/>
             <w:r>
               <w:rPr>
-                <w:rFonts w:ascii="Arial Unicode MS" w:hAnsi="Arial Unicode MS" w:eastAsia="Arial Unicode MS"/>
+                <w:rFonts w:ascii="Apple SD Gothic Neo" w:hAnsi="Apple SD Gothic Neo" w:eastAsia="Apple SD Gothic Neo"/>
                 <w:b w:val="0"/>
                 <w:color w:val="16243A"/>
                 <w:sz w:val="17"/>
@@ -5142,7 +5142,7 @@
             <w:r/>
             <w:r>
               <w:rPr>
-                <w:rFonts w:ascii="Arial Unicode MS" w:hAnsi="Arial Unicode MS" w:eastAsia="Arial Unicode MS"/>
+                <w:rFonts w:ascii="Apple SD Gothic Neo" w:hAnsi="Apple SD Gothic Neo" w:eastAsia="Apple SD Gothic Neo"/>
                 <w:b w:val="0"/>
                 <w:color w:val="16243A"/>
                 <w:sz w:val="17"/>
@@ -5175,7 +5175,7 @@
             <w:r/>
             <w:r>
               <w:rPr>
-                <w:rFonts w:ascii="Arial Unicode MS" w:hAnsi="Arial Unicode MS" w:eastAsia="Arial Unicode MS"/>
+                <w:rFonts w:ascii="Apple SD Gothic Neo" w:hAnsi="Apple SD Gothic Neo" w:eastAsia="Apple SD Gothic Neo"/>
                 <w:b/>
                 <w:color w:val="16243A"/>
                 <w:sz w:val="17"/>
@@ -5203,7 +5203,7 @@
             <w:r/>
             <w:r>
               <w:rPr>
-                <w:rFonts w:ascii="Arial Unicode MS" w:hAnsi="Arial Unicode MS" w:eastAsia="Arial Unicode MS"/>
+                <w:rFonts w:ascii="Apple SD Gothic Neo" w:hAnsi="Apple SD Gothic Neo" w:eastAsia="Apple SD Gothic Neo"/>
                 <w:b w:val="0"/>
                 <w:color w:val="16243A"/>
                 <w:sz w:val="17"/>
@@ -5231,7 +5231,7 @@
             <w:r/>
             <w:r>
               <w:rPr>
-                <w:rFonts w:ascii="Arial Unicode MS" w:hAnsi="Arial Unicode MS" w:eastAsia="Arial Unicode MS"/>
+                <w:rFonts w:ascii="Apple SD Gothic Neo" w:hAnsi="Apple SD Gothic Neo" w:eastAsia="Apple SD Gothic Neo"/>
                 <w:b w:val="0"/>
                 <w:color w:val="16243A"/>
                 <w:sz w:val="17"/>
@@ -5259,7 +5259,7 @@
             <w:r/>
             <w:r>
               <w:rPr>
-                <w:rFonts w:ascii="Arial Unicode MS" w:hAnsi="Arial Unicode MS" w:eastAsia="Arial Unicode MS"/>
+                <w:rFonts w:ascii="Apple SD Gothic Neo" w:hAnsi="Apple SD Gothic Neo" w:eastAsia="Apple SD Gothic Neo"/>
                 <w:b w:val="0"/>
                 <w:color w:val="16243A"/>
                 <w:sz w:val="17"/>
@@ -5292,7 +5292,7 @@
             <w:r/>
             <w:r>
               <w:rPr>
-                <w:rFonts w:ascii="Arial Unicode MS" w:hAnsi="Arial Unicode MS" w:eastAsia="Arial Unicode MS"/>
+                <w:rFonts w:ascii="Apple SD Gothic Neo" w:hAnsi="Apple SD Gothic Neo" w:eastAsia="Apple SD Gothic Neo"/>
                 <w:b/>
                 <w:color w:val="16243A"/>
                 <w:sz w:val="17"/>
@@ -5320,7 +5320,7 @@
             <w:r/>
             <w:r>
               <w:rPr>
-                <w:rFonts w:ascii="Arial Unicode MS" w:hAnsi="Arial Unicode MS" w:eastAsia="Arial Unicode MS"/>
+                <w:rFonts w:ascii="Apple SD Gothic Neo" w:hAnsi="Apple SD Gothic Neo" w:eastAsia="Apple SD Gothic Neo"/>
                 <w:b w:val="0"/>
                 <w:color w:val="16243A"/>
                 <w:sz w:val="17"/>
@@ -5348,7 +5348,7 @@
             <w:r/>
             <w:r>
               <w:rPr>
-                <w:rFonts w:ascii="Arial Unicode MS" w:hAnsi="Arial Unicode MS" w:eastAsia="Arial Unicode MS"/>
+                <w:rFonts w:ascii="Apple SD Gothic Neo" w:hAnsi="Apple SD Gothic Neo" w:eastAsia="Apple SD Gothic Neo"/>
                 <w:b w:val="0"/>
                 <w:color w:val="16243A"/>
                 <w:sz w:val="17"/>
@@ -5376,7 +5376,7 @@
             <w:r/>
             <w:r>
               <w:rPr>
-                <w:rFonts w:ascii="Arial Unicode MS" w:hAnsi="Arial Unicode MS" w:eastAsia="Arial Unicode MS"/>
+                <w:rFonts w:ascii="Apple SD Gothic Neo" w:hAnsi="Apple SD Gothic Neo" w:eastAsia="Apple SD Gothic Neo"/>
                 <w:b w:val="0"/>
                 <w:color w:val="16243A"/>
                 <w:sz w:val="17"/>
@@ -5409,7 +5409,7 @@
             <w:r/>
             <w:r>
               <w:rPr>
-                <w:rFonts w:ascii="Arial Unicode MS" w:hAnsi="Arial Unicode MS" w:eastAsia="Arial Unicode MS"/>
+                <w:rFonts w:ascii="Apple SD Gothic Neo" w:hAnsi="Apple SD Gothic Neo" w:eastAsia="Apple SD Gothic Neo"/>
                 <w:b/>
                 <w:color w:val="16243A"/>
                 <w:sz w:val="17"/>
@@ -5437,7 +5437,7 @@
             <w:r/>
             <w:r>
               <w:rPr>
-                <w:rFonts w:ascii="Arial Unicode MS" w:hAnsi="Arial Unicode MS" w:eastAsia="Arial Unicode MS"/>
+                <w:rFonts w:ascii="Apple SD Gothic Neo" w:hAnsi="Apple SD Gothic Neo" w:eastAsia="Apple SD Gothic Neo"/>
                 <w:b w:val="0"/>
                 <w:color w:val="16243A"/>
                 <w:sz w:val="17"/>
@@ -5465,7 +5465,7 @@
             <w:r/>
             <w:r>
               <w:rPr>
-                <w:rFonts w:ascii="Arial Unicode MS" w:hAnsi="Arial Unicode MS" w:eastAsia="Arial Unicode MS"/>
+                <w:rFonts w:ascii="Apple SD Gothic Neo" w:hAnsi="Apple SD Gothic Neo" w:eastAsia="Apple SD Gothic Neo"/>
                 <w:b w:val="0"/>
                 <w:color w:val="16243A"/>
                 <w:sz w:val="17"/>
@@ -5493,7 +5493,7 @@
             <w:r/>
             <w:r>
               <w:rPr>
-                <w:rFonts w:ascii="Arial Unicode MS" w:hAnsi="Arial Unicode MS" w:eastAsia="Arial Unicode MS"/>
+                <w:rFonts w:ascii="Apple SD Gothic Neo" w:hAnsi="Apple SD Gothic Neo" w:eastAsia="Apple SD Gothic Neo"/>
                 <w:b w:val="0"/>
                 <w:color w:val="16243A"/>
                 <w:sz w:val="17"/>
@@ -5558,7 +5558,7 @@
             <w:r/>
             <w:r>
               <w:rPr>
-                <w:rFonts w:ascii="Arial Unicode MS" w:hAnsi="Arial Unicode MS" w:eastAsia="Arial Unicode MS"/>
+                <w:rFonts w:ascii="Apple SD Gothic Neo" w:hAnsi="Apple SD Gothic Neo" w:eastAsia="Apple SD Gothic Neo"/>
                 <w:b/>
                 <w:color w:val="16243A"/>
                 <w:sz w:val="17"/>
@@ -5588,7 +5588,7 @@
             <w:r/>
             <w:r>
               <w:rPr>
-                <w:rFonts w:ascii="Arial Unicode MS" w:hAnsi="Arial Unicode MS" w:eastAsia="Arial Unicode MS"/>
+                <w:rFonts w:ascii="Apple SD Gothic Neo" w:hAnsi="Apple SD Gothic Neo" w:eastAsia="Apple SD Gothic Neo"/>
                 <w:b/>
                 <w:color w:val="16243A"/>
                 <w:sz w:val="17"/>
@@ -5618,7 +5618,7 @@
             <w:r/>
             <w:r>
               <w:rPr>
-                <w:rFonts w:ascii="Arial Unicode MS" w:hAnsi="Arial Unicode MS" w:eastAsia="Arial Unicode MS"/>
+                <w:rFonts w:ascii="Apple SD Gothic Neo" w:hAnsi="Apple SD Gothic Neo" w:eastAsia="Apple SD Gothic Neo"/>
                 <w:b/>
                 <w:color w:val="16243A"/>
                 <w:sz w:val="17"/>
@@ -5648,7 +5648,7 @@
             <w:r/>
             <w:r>
               <w:rPr>
-                <w:rFonts w:ascii="Arial Unicode MS" w:hAnsi="Arial Unicode MS" w:eastAsia="Arial Unicode MS"/>
+                <w:rFonts w:ascii="Apple SD Gothic Neo" w:hAnsi="Apple SD Gothic Neo" w:eastAsia="Apple SD Gothic Neo"/>
                 <w:b/>
                 <w:color w:val="16243A"/>
                 <w:sz w:val="17"/>
@@ -5681,7 +5681,7 @@
             <w:r/>
             <w:r>
               <w:rPr>
-                <w:rFonts w:ascii="Arial Unicode MS" w:hAnsi="Arial Unicode MS" w:eastAsia="Arial Unicode MS"/>
+                <w:rFonts w:ascii="Apple SD Gothic Neo" w:hAnsi="Apple SD Gothic Neo" w:eastAsia="Apple SD Gothic Neo"/>
                 <w:b/>
                 <w:color w:val="16243A"/>
                 <w:sz w:val="17"/>
@@ -5709,7 +5709,7 @@
             <w:r/>
             <w:r>
               <w:rPr>
-                <w:rFonts w:ascii="Arial Unicode MS" w:hAnsi="Arial Unicode MS" w:eastAsia="Arial Unicode MS"/>
+                <w:rFonts w:ascii="Apple SD Gothic Neo" w:hAnsi="Apple SD Gothic Neo" w:eastAsia="Apple SD Gothic Neo"/>
                 <w:b w:val="0"/>
                 <w:color w:val="16243A"/>
                 <w:sz w:val="17"/>
@@ -5737,7 +5737,7 @@
             <w:r/>
             <w:r>
               <w:rPr>
-                <w:rFonts w:ascii="Arial Unicode MS" w:hAnsi="Arial Unicode MS" w:eastAsia="Arial Unicode MS"/>
+                <w:rFonts w:ascii="Apple SD Gothic Neo" w:hAnsi="Apple SD Gothic Neo" w:eastAsia="Apple SD Gothic Neo"/>
                 <w:b w:val="0"/>
                 <w:color w:val="16243A"/>
                 <w:sz w:val="17"/>
@@ -5765,7 +5765,7 @@
             <w:r/>
             <w:r>
               <w:rPr>
-                <w:rFonts w:ascii="Arial Unicode MS" w:hAnsi="Arial Unicode MS" w:eastAsia="Arial Unicode MS"/>
+                <w:rFonts w:ascii="Apple SD Gothic Neo" w:hAnsi="Apple SD Gothic Neo" w:eastAsia="Apple SD Gothic Neo"/>
                 <w:b w:val="0"/>
                 <w:color w:val="16243A"/>
                 <w:sz w:val="17"/>
@@ -5798,7 +5798,7 @@
             <w:r/>
             <w:r>
               <w:rPr>
-                <w:rFonts w:ascii="Arial Unicode MS" w:hAnsi="Arial Unicode MS" w:eastAsia="Arial Unicode MS"/>
+                <w:rFonts w:ascii="Apple SD Gothic Neo" w:hAnsi="Apple SD Gothic Neo" w:eastAsia="Apple SD Gothic Neo"/>
                 <w:b/>
                 <w:color w:val="16243A"/>
                 <w:sz w:val="17"/>
@@ -5826,7 +5826,7 @@
             <w:r/>
             <w:r>
               <w:rPr>
-                <w:rFonts w:ascii="Arial Unicode MS" w:hAnsi="Arial Unicode MS" w:eastAsia="Arial Unicode MS"/>
+                <w:rFonts w:ascii="Apple SD Gothic Neo" w:hAnsi="Apple SD Gothic Neo" w:eastAsia="Apple SD Gothic Neo"/>
                 <w:b w:val="0"/>
                 <w:color w:val="16243A"/>
                 <w:sz w:val="17"/>
@@ -5854,7 +5854,7 @@
             <w:r/>
             <w:r>
               <w:rPr>
-                <w:rFonts w:ascii="Arial Unicode MS" w:hAnsi="Arial Unicode MS" w:eastAsia="Arial Unicode MS"/>
+                <w:rFonts w:ascii="Apple SD Gothic Neo" w:hAnsi="Apple SD Gothic Neo" w:eastAsia="Apple SD Gothic Neo"/>
                 <w:b w:val="0"/>
                 <w:color w:val="16243A"/>
                 <w:sz w:val="17"/>
@@ -5882,7 +5882,7 @@
             <w:r/>
             <w:r>
               <w:rPr>
-                <w:rFonts w:ascii="Arial Unicode MS" w:hAnsi="Arial Unicode MS" w:eastAsia="Arial Unicode MS"/>
+                <w:rFonts w:ascii="Apple SD Gothic Neo" w:hAnsi="Apple SD Gothic Neo" w:eastAsia="Apple SD Gothic Neo"/>
                 <w:b w:val="0"/>
                 <w:color w:val="16243A"/>
                 <w:sz w:val="17"/>
@@ -5915,7 +5915,7 @@
             <w:r/>
             <w:r>
               <w:rPr>
-                <w:rFonts w:ascii="Arial Unicode MS" w:hAnsi="Arial Unicode MS" w:eastAsia="Arial Unicode MS"/>
+                <w:rFonts w:ascii="Apple SD Gothic Neo" w:hAnsi="Apple SD Gothic Neo" w:eastAsia="Apple SD Gothic Neo"/>
                 <w:b/>
                 <w:color w:val="16243A"/>
                 <w:sz w:val="17"/>
@@ -5943,7 +5943,7 @@
             <w:r/>
             <w:r>
               <w:rPr>
-                <w:rFonts w:ascii="Arial Unicode MS" w:hAnsi="Arial Unicode MS" w:eastAsia="Arial Unicode MS"/>
+                <w:rFonts w:ascii="Apple SD Gothic Neo" w:hAnsi="Apple SD Gothic Neo" w:eastAsia="Apple SD Gothic Neo"/>
                 <w:b w:val="0"/>
                 <w:color w:val="16243A"/>
                 <w:sz w:val="17"/>
@@ -5971,7 +5971,7 @@
             <w:r/>
             <w:r>
               <w:rPr>
-                <w:rFonts w:ascii="Arial Unicode MS" w:hAnsi="Arial Unicode MS" w:eastAsia="Arial Unicode MS"/>
+                <w:rFonts w:ascii="Apple SD Gothic Neo" w:hAnsi="Apple SD Gothic Neo" w:eastAsia="Apple SD Gothic Neo"/>
                 <w:b w:val="0"/>
                 <w:color w:val="16243A"/>
                 <w:sz w:val="17"/>
@@ -5999,7 +5999,7 @@
             <w:r/>
             <w:r>
               <w:rPr>
-                <w:rFonts w:ascii="Arial Unicode MS" w:hAnsi="Arial Unicode MS" w:eastAsia="Arial Unicode MS"/>
+                <w:rFonts w:ascii="Apple SD Gothic Neo" w:hAnsi="Apple SD Gothic Neo" w:eastAsia="Apple SD Gothic Neo"/>
                 <w:b w:val="0"/>
                 <w:color w:val="16243A"/>
                 <w:sz w:val="17"/>
@@ -6032,7 +6032,7 @@
             <w:r/>
             <w:r>
               <w:rPr>
-                <w:rFonts w:ascii="Arial Unicode MS" w:hAnsi="Arial Unicode MS" w:eastAsia="Arial Unicode MS"/>
+                <w:rFonts w:ascii="Apple SD Gothic Neo" w:hAnsi="Apple SD Gothic Neo" w:eastAsia="Apple SD Gothic Neo"/>
                 <w:b/>
                 <w:color w:val="16243A"/>
                 <w:sz w:val="17"/>
@@ -6060,7 +6060,7 @@
             <w:r/>
             <w:r>
               <w:rPr>
-                <w:rFonts w:ascii="Arial Unicode MS" w:hAnsi="Arial Unicode MS" w:eastAsia="Arial Unicode MS"/>
+                <w:rFonts w:ascii="Apple SD Gothic Neo" w:hAnsi="Apple SD Gothic Neo" w:eastAsia="Apple SD Gothic Neo"/>
                 <w:b w:val="0"/>
                 <w:color w:val="16243A"/>
                 <w:sz w:val="17"/>
@@ -6088,7 +6088,7 @@
             <w:r/>
             <w:r>
               <w:rPr>
-                <w:rFonts w:ascii="Arial Unicode MS" w:hAnsi="Arial Unicode MS" w:eastAsia="Arial Unicode MS"/>
+                <w:rFonts w:ascii="Apple SD Gothic Neo" w:hAnsi="Apple SD Gothic Neo" w:eastAsia="Apple SD Gothic Neo"/>
                 <w:b w:val="0"/>
                 <w:color w:val="16243A"/>
                 <w:sz w:val="17"/>
@@ -6116,7 +6116,7 @@
             <w:r/>
             <w:r>
               <w:rPr>
-                <w:rFonts w:ascii="Arial Unicode MS" w:hAnsi="Arial Unicode MS" w:eastAsia="Arial Unicode MS"/>
+                <w:rFonts w:ascii="Apple SD Gothic Neo" w:hAnsi="Apple SD Gothic Neo" w:eastAsia="Apple SD Gothic Neo"/>
                 <w:b w:val="0"/>
                 <w:color w:val="16243A"/>
                 <w:sz w:val="17"/>
@@ -6149,7 +6149,7 @@
             <w:r/>
             <w:r>
               <w:rPr>
-                <w:rFonts w:ascii="Arial Unicode MS" w:hAnsi="Arial Unicode MS" w:eastAsia="Arial Unicode MS"/>
+                <w:rFonts w:ascii="Apple SD Gothic Neo" w:hAnsi="Apple SD Gothic Neo" w:eastAsia="Apple SD Gothic Neo"/>
                 <w:b/>
                 <w:color w:val="16243A"/>
                 <w:sz w:val="17"/>
@@ -6177,7 +6177,7 @@
             <w:r/>
             <w:r>
               <w:rPr>
-                <w:rFonts w:ascii="Arial Unicode MS" w:hAnsi="Arial Unicode MS" w:eastAsia="Arial Unicode MS"/>
+                <w:rFonts w:ascii="Apple SD Gothic Neo" w:hAnsi="Apple SD Gothic Neo" w:eastAsia="Apple SD Gothic Neo"/>
                 <w:b w:val="0"/>
                 <w:color w:val="16243A"/>
                 <w:sz w:val="17"/>
@@ -6205,7 +6205,7 @@
             <w:r/>
             <w:r>
               <w:rPr>
-                <w:rFonts w:ascii="Arial Unicode MS" w:hAnsi="Arial Unicode MS" w:eastAsia="Arial Unicode MS"/>
+                <w:rFonts w:ascii="Apple SD Gothic Neo" w:hAnsi="Apple SD Gothic Neo" w:eastAsia="Apple SD Gothic Neo"/>
                 <w:b w:val="0"/>
                 <w:color w:val="16243A"/>
                 <w:sz w:val="17"/>
@@ -6233,7 +6233,7 @@
             <w:r/>
             <w:r>
               <w:rPr>
-                <w:rFonts w:ascii="Arial Unicode MS" w:hAnsi="Arial Unicode MS" w:eastAsia="Arial Unicode MS"/>
+                <w:rFonts w:ascii="Apple SD Gothic Neo" w:hAnsi="Apple SD Gothic Neo" w:eastAsia="Apple SD Gothic Neo"/>
                 <w:b w:val="0"/>
                 <w:color w:val="16243A"/>
                 <w:sz w:val="17"/>
@@ -6266,7 +6266,7 @@
             <w:r/>
             <w:r>
               <w:rPr>
-                <w:rFonts w:ascii="Arial Unicode MS" w:hAnsi="Arial Unicode MS" w:eastAsia="Arial Unicode MS"/>
+                <w:rFonts w:ascii="Apple SD Gothic Neo" w:hAnsi="Apple SD Gothic Neo" w:eastAsia="Apple SD Gothic Neo"/>
                 <w:b/>
                 <w:color w:val="16243A"/>
                 <w:sz w:val="17"/>
@@ -6294,7 +6294,7 @@
             <w:r/>
             <w:r>
               <w:rPr>
-                <w:rFonts w:ascii="Arial Unicode MS" w:hAnsi="Arial Unicode MS" w:eastAsia="Arial Unicode MS"/>
+                <w:rFonts w:ascii="Apple SD Gothic Neo" w:hAnsi="Apple SD Gothic Neo" w:eastAsia="Apple SD Gothic Neo"/>
                 <w:b w:val="0"/>
                 <w:color w:val="16243A"/>
                 <w:sz w:val="17"/>
@@ -6322,7 +6322,7 @@
             <w:r/>
             <w:r>
               <w:rPr>
-                <w:rFonts w:ascii="Arial Unicode MS" w:hAnsi="Arial Unicode MS" w:eastAsia="Arial Unicode MS"/>
+                <w:rFonts w:ascii="Apple SD Gothic Neo" w:hAnsi="Apple SD Gothic Neo" w:eastAsia="Apple SD Gothic Neo"/>
                 <w:b w:val="0"/>
                 <w:color w:val="16243A"/>
                 <w:sz w:val="17"/>
@@ -6350,7 +6350,7 @@
             <w:r/>
             <w:r>
               <w:rPr>
-                <w:rFonts w:ascii="Arial Unicode MS" w:hAnsi="Arial Unicode MS" w:eastAsia="Arial Unicode MS"/>
+                <w:rFonts w:ascii="Apple SD Gothic Neo" w:hAnsi="Apple SD Gothic Neo" w:eastAsia="Apple SD Gothic Neo"/>
                 <w:b w:val="0"/>
                 <w:color w:val="16243A"/>
                 <w:sz w:val="17"/>
@@ -6415,7 +6415,7 @@
             <w:r/>
             <w:r>
               <w:rPr>
-                <w:rFonts w:ascii="Arial Unicode MS" w:hAnsi="Arial Unicode MS" w:eastAsia="Arial Unicode MS"/>
+                <w:rFonts w:ascii="Apple SD Gothic Neo" w:hAnsi="Apple SD Gothic Neo" w:eastAsia="Apple SD Gothic Neo"/>
                 <w:b/>
                 <w:color w:val="16243A"/>
                 <w:sz w:val="17"/>
@@ -6445,7 +6445,7 @@
             <w:r/>
             <w:r>
               <w:rPr>
-                <w:rFonts w:ascii="Arial Unicode MS" w:hAnsi="Arial Unicode MS" w:eastAsia="Arial Unicode MS"/>
+                <w:rFonts w:ascii="Apple SD Gothic Neo" w:hAnsi="Apple SD Gothic Neo" w:eastAsia="Apple SD Gothic Neo"/>
                 <w:b/>
                 <w:color w:val="16243A"/>
                 <w:sz w:val="17"/>
@@ -6475,7 +6475,7 @@
             <w:r/>
             <w:r>
               <w:rPr>
-                <w:rFonts w:ascii="Arial Unicode MS" w:hAnsi="Arial Unicode MS" w:eastAsia="Arial Unicode MS"/>
+                <w:rFonts w:ascii="Apple SD Gothic Neo" w:hAnsi="Apple SD Gothic Neo" w:eastAsia="Apple SD Gothic Neo"/>
                 <w:b/>
                 <w:color w:val="16243A"/>
                 <w:sz w:val="17"/>
@@ -6505,7 +6505,7 @@
             <w:r/>
             <w:r>
               <w:rPr>
-                <w:rFonts w:ascii="Arial Unicode MS" w:hAnsi="Arial Unicode MS" w:eastAsia="Arial Unicode MS"/>
+                <w:rFonts w:ascii="Apple SD Gothic Neo" w:hAnsi="Apple SD Gothic Neo" w:eastAsia="Apple SD Gothic Neo"/>
                 <w:b/>
                 <w:color w:val="16243A"/>
                 <w:sz w:val="17"/>
@@ -6538,7 +6538,7 @@
             <w:r/>
             <w:r>
               <w:rPr>
-                <w:rFonts w:ascii="Arial Unicode MS" w:hAnsi="Arial Unicode MS" w:eastAsia="Arial Unicode MS"/>
+                <w:rFonts w:ascii="Apple SD Gothic Neo" w:hAnsi="Apple SD Gothic Neo" w:eastAsia="Apple SD Gothic Neo"/>
                 <w:b/>
                 <w:color w:val="16243A"/>
                 <w:sz w:val="17"/>
@@ -6566,7 +6566,7 @@
             <w:r/>
             <w:r>
               <w:rPr>
-                <w:rFonts w:ascii="Arial Unicode MS" w:hAnsi="Arial Unicode MS" w:eastAsia="Arial Unicode MS"/>
+                <w:rFonts w:ascii="Apple SD Gothic Neo" w:hAnsi="Apple SD Gothic Neo" w:eastAsia="Apple SD Gothic Neo"/>
                 <w:b w:val="0"/>
                 <w:color w:val="16243A"/>
                 <w:sz w:val="17"/>
@@ -6594,7 +6594,7 @@
             <w:r/>
             <w:r>
               <w:rPr>
-                <w:rFonts w:ascii="Arial Unicode MS" w:hAnsi="Arial Unicode MS" w:eastAsia="Arial Unicode MS"/>
+                <w:rFonts w:ascii="Apple SD Gothic Neo" w:hAnsi="Apple SD Gothic Neo" w:eastAsia="Apple SD Gothic Neo"/>
                 <w:b w:val="0"/>
                 <w:color w:val="16243A"/>
                 <w:sz w:val="17"/>
@@ -6622,7 +6622,7 @@
             <w:r/>
             <w:r>
               <w:rPr>
-                <w:rFonts w:ascii="Arial Unicode MS" w:hAnsi="Arial Unicode MS" w:eastAsia="Arial Unicode MS"/>
+                <w:rFonts w:ascii="Apple SD Gothic Neo" w:hAnsi="Apple SD Gothic Neo" w:eastAsia="Apple SD Gothic Neo"/>
                 <w:b w:val="0"/>
                 <w:color w:val="16243A"/>
                 <w:sz w:val="17"/>
@@ -6655,7 +6655,7 @@
             <w:r/>
             <w:r>
               <w:rPr>
-                <w:rFonts w:ascii="Arial Unicode MS" w:hAnsi="Arial Unicode MS" w:eastAsia="Arial Unicode MS"/>
+                <w:rFonts w:ascii="Apple SD Gothic Neo" w:hAnsi="Apple SD Gothic Neo" w:eastAsia="Apple SD Gothic Neo"/>
                 <w:b/>
                 <w:color w:val="16243A"/>
                 <w:sz w:val="17"/>
@@ -6683,7 +6683,7 @@
             <w:r/>
             <w:r>
               <w:rPr>
-                <w:rFonts w:ascii="Arial Unicode MS" w:hAnsi="Arial Unicode MS" w:eastAsia="Arial Unicode MS"/>
+                <w:rFonts w:ascii="Apple SD Gothic Neo" w:hAnsi="Apple SD Gothic Neo" w:eastAsia="Apple SD Gothic Neo"/>
                 <w:b w:val="0"/>
                 <w:color w:val="16243A"/>
                 <w:sz w:val="17"/>
@@ -6711,7 +6711,7 @@
             <w:r/>
             <w:r>
               <w:rPr>
-                <w:rFonts w:ascii="Arial Unicode MS" w:hAnsi="Arial Unicode MS" w:eastAsia="Arial Unicode MS"/>
+                <w:rFonts w:ascii="Apple SD Gothic Neo" w:hAnsi="Apple SD Gothic Neo" w:eastAsia="Apple SD Gothic Neo"/>
                 <w:b w:val="0"/>
                 <w:color w:val="16243A"/>
                 <w:sz w:val="17"/>
@@ -6739,7 +6739,7 @@
             <w:r/>
             <w:r>
               <w:rPr>
-                <w:rFonts w:ascii="Arial Unicode MS" w:hAnsi="Arial Unicode MS" w:eastAsia="Arial Unicode MS"/>
+                <w:rFonts w:ascii="Apple SD Gothic Neo" w:hAnsi="Apple SD Gothic Neo" w:eastAsia="Apple SD Gothic Neo"/>
                 <w:b w:val="0"/>
                 <w:color w:val="16243A"/>
                 <w:sz w:val="17"/>
@@ -6772,7 +6772,7 @@
             <w:r/>
             <w:r>
               <w:rPr>
-                <w:rFonts w:ascii="Arial Unicode MS" w:hAnsi="Arial Unicode MS" w:eastAsia="Arial Unicode MS"/>
+                <w:rFonts w:ascii="Apple SD Gothic Neo" w:hAnsi="Apple SD Gothic Neo" w:eastAsia="Apple SD Gothic Neo"/>
                 <w:b/>
                 <w:color w:val="16243A"/>
                 <w:sz w:val="17"/>
@@ -6800,7 +6800,7 @@
             <w:r/>
             <w:r>
               <w:rPr>
-                <w:rFonts w:ascii="Arial Unicode MS" w:hAnsi="Arial Unicode MS" w:eastAsia="Arial Unicode MS"/>
+                <w:rFonts w:ascii="Apple SD Gothic Neo" w:hAnsi="Apple SD Gothic Neo" w:eastAsia="Apple SD Gothic Neo"/>
                 <w:b w:val="0"/>
                 <w:color w:val="16243A"/>
                 <w:sz w:val="17"/>
@@ -6828,7 +6828,7 @@
             <w:r/>
             <w:r>
               <w:rPr>
-                <w:rFonts w:ascii="Arial Unicode MS" w:hAnsi="Arial Unicode MS" w:eastAsia="Arial Unicode MS"/>
+                <w:rFonts w:ascii="Apple SD Gothic Neo" w:hAnsi="Apple SD Gothic Neo" w:eastAsia="Apple SD Gothic Neo"/>
                 <w:b w:val="0"/>
                 <w:color w:val="16243A"/>
                 <w:sz w:val="17"/>
@@ -6856,7 +6856,7 @@
             <w:r/>
             <w:r>
               <w:rPr>
-                <w:rFonts w:ascii="Arial Unicode MS" w:hAnsi="Arial Unicode MS" w:eastAsia="Arial Unicode MS"/>
+                <w:rFonts w:ascii="Apple SD Gothic Neo" w:hAnsi="Apple SD Gothic Neo" w:eastAsia="Apple SD Gothic Neo"/>
                 <w:b w:val="0"/>
                 <w:color w:val="16243A"/>
                 <w:sz w:val="17"/>
@@ -6889,7 +6889,7 @@
             <w:r/>
             <w:r>
               <w:rPr>
-                <w:rFonts w:ascii="Arial Unicode MS" w:hAnsi="Arial Unicode MS" w:eastAsia="Arial Unicode MS"/>
+                <w:rFonts w:ascii="Apple SD Gothic Neo" w:hAnsi="Apple SD Gothic Neo" w:eastAsia="Apple SD Gothic Neo"/>
                 <w:b/>
                 <w:color w:val="16243A"/>
                 <w:sz w:val="17"/>
@@ -6917,7 +6917,7 @@
             <w:r/>
             <w:r>
               <w:rPr>
-                <w:rFonts w:ascii="Arial Unicode MS" w:hAnsi="Arial Unicode MS" w:eastAsia="Arial Unicode MS"/>
+                <w:rFonts w:ascii="Apple SD Gothic Neo" w:hAnsi="Apple SD Gothic Neo" w:eastAsia="Apple SD Gothic Neo"/>
                 <w:b w:val="0"/>
                 <w:color w:val="16243A"/>
                 <w:sz w:val="17"/>
@@ -6945,7 +6945,7 @@
             <w:r/>
             <w:r>
               <w:rPr>
-                <w:rFonts w:ascii="Arial Unicode MS" w:hAnsi="Arial Unicode MS" w:eastAsia="Arial Unicode MS"/>
+                <w:rFonts w:ascii="Apple SD Gothic Neo" w:hAnsi="Apple SD Gothic Neo" w:eastAsia="Apple SD Gothic Neo"/>
                 <w:b w:val="0"/>
                 <w:color w:val="16243A"/>
                 <w:sz w:val="17"/>
@@ -6973,7 +6973,7 @@
             <w:r/>
             <w:r>
               <w:rPr>
-                <w:rFonts w:ascii="Arial Unicode MS" w:hAnsi="Arial Unicode MS" w:eastAsia="Arial Unicode MS"/>
+                <w:rFonts w:ascii="Apple SD Gothic Neo" w:hAnsi="Apple SD Gothic Neo" w:eastAsia="Apple SD Gothic Neo"/>
                 <w:b w:val="0"/>
                 <w:color w:val="16243A"/>
                 <w:sz w:val="17"/>
@@ -7005,7 +7005,7 @@
     <w:p>
       <w:r>
         <w:rPr>
-          <w:rFonts w:ascii="Arial Unicode MS" w:hAnsi="Arial Unicode MS" w:eastAsia="Arial Unicode MS"/>
+          <w:rFonts w:ascii="Apple SD Gothic Neo" w:hAnsi="Apple SD Gothic Neo" w:eastAsia="Apple SD Gothic Neo"/>
           <w:color w:val="16243A"/>
           <w:sz w:val="22"/>
         </w:rPr>
@@ -7052,7 +7052,7 @@
             <w:r/>
             <w:r>
               <w:rPr>
-                <w:rFonts w:ascii="Arial Unicode MS" w:hAnsi="Arial Unicode MS" w:eastAsia="Arial Unicode MS"/>
+                <w:rFonts w:ascii="Apple SD Gothic Neo" w:hAnsi="Apple SD Gothic Neo" w:eastAsia="Apple SD Gothic Neo"/>
                 <w:b/>
                 <w:color w:val="16243A"/>
                 <w:sz w:val="18"/>
@@ -7082,7 +7082,7 @@
             <w:r/>
             <w:r>
               <w:rPr>
-                <w:rFonts w:ascii="Arial Unicode MS" w:hAnsi="Arial Unicode MS" w:eastAsia="Arial Unicode MS"/>
+                <w:rFonts w:ascii="Apple SD Gothic Neo" w:hAnsi="Apple SD Gothic Neo" w:eastAsia="Apple SD Gothic Neo"/>
                 <w:b/>
                 <w:color w:val="16243A"/>
                 <w:sz w:val="18"/>
@@ -7112,7 +7112,7 @@
             <w:r/>
             <w:r>
               <w:rPr>
-                <w:rFonts w:ascii="Arial Unicode MS" w:hAnsi="Arial Unicode MS" w:eastAsia="Arial Unicode MS"/>
+                <w:rFonts w:ascii="Apple SD Gothic Neo" w:hAnsi="Apple SD Gothic Neo" w:eastAsia="Apple SD Gothic Neo"/>
                 <w:b/>
                 <w:color w:val="16243A"/>
                 <w:sz w:val="18"/>
@@ -7145,7 +7145,7 @@
             <w:r/>
             <w:r>
               <w:rPr>
-                <w:rFonts w:ascii="Arial Unicode MS" w:hAnsi="Arial Unicode MS" w:eastAsia="Arial Unicode MS"/>
+                <w:rFonts w:ascii="Apple SD Gothic Neo" w:hAnsi="Apple SD Gothic Neo" w:eastAsia="Apple SD Gothic Neo"/>
                 <w:b/>
                 <w:color w:val="16243A"/>
                 <w:sz w:val="18"/>
@@ -7173,7 +7173,7 @@
             <w:r/>
             <w:r>
               <w:rPr>
-                <w:rFonts w:ascii="Arial Unicode MS" w:hAnsi="Arial Unicode MS" w:eastAsia="Arial Unicode MS"/>
+                <w:rFonts w:ascii="Apple SD Gothic Neo" w:hAnsi="Apple SD Gothic Neo" w:eastAsia="Apple SD Gothic Neo"/>
                 <w:b w:val="0"/>
                 <w:color w:val="16243A"/>
                 <w:sz w:val="18"/>
@@ -7201,7 +7201,7 @@
             <w:r/>
             <w:r>
               <w:rPr>
-                <w:rFonts w:ascii="Arial Unicode MS" w:hAnsi="Arial Unicode MS" w:eastAsia="Arial Unicode MS"/>
+                <w:rFonts w:ascii="Apple SD Gothic Neo" w:hAnsi="Apple SD Gothic Neo" w:eastAsia="Apple SD Gothic Neo"/>
                 <w:b w:val="0"/>
                 <w:color w:val="16243A"/>
                 <w:sz w:val="18"/>
@@ -7234,7 +7234,7 @@
             <w:r/>
             <w:r>
               <w:rPr>
-                <w:rFonts w:ascii="Arial Unicode MS" w:hAnsi="Arial Unicode MS" w:eastAsia="Arial Unicode MS"/>
+                <w:rFonts w:ascii="Apple SD Gothic Neo" w:hAnsi="Apple SD Gothic Neo" w:eastAsia="Apple SD Gothic Neo"/>
                 <w:b/>
                 <w:color w:val="16243A"/>
                 <w:sz w:val="18"/>
@@ -7262,12 +7262,12 @@
             <w:r/>
             <w:r>
               <w:rPr>
-                <w:rFonts w:ascii="Arial Unicode MS" w:hAnsi="Arial Unicode MS" w:eastAsia="Arial Unicode MS"/>
+                <w:rFonts w:ascii="Apple SD Gothic Neo" w:hAnsi="Apple SD Gothic Neo" w:eastAsia="Apple SD Gothic Neo"/>
                 <w:b w:val="0"/>
                 <w:color w:val="16243A"/>
                 <w:sz w:val="18"/>
               </w:rPr>
-              <w:t>회사·관할 필수 표시정보 누락</w:t>
+              <w:t>표시 주체·관할 필수 표시정보 누락</w:t>
             </w:r>
           </w:p>
         </w:tc>
@@ -7290,12 +7290,12 @@
             <w:r/>
             <w:r>
               <w:rPr>
-                <w:rFonts w:ascii="Arial Unicode MS" w:hAnsi="Arial Unicode MS" w:eastAsia="Arial Unicode MS"/>
+                <w:rFonts w:ascii="Apple SD Gothic Neo" w:hAnsi="Apple SD Gothic Neo" w:eastAsia="Apple SD Gothic Neo"/>
                 <w:b w:val="0"/>
                 <w:color w:val="16243A"/>
                 <w:sz w:val="18"/>
               </w:rPr>
-              <w:t>미리보기 가능 여부와 무관하게 공개 발행 차단</w:t>
+              <w:t>초안 생성·미리보기 허용, 공개 발행 차단</w:t>
             </w:r>
           </w:p>
         </w:tc>
@@ -7323,7 +7323,7 @@
             <w:r/>
             <w:r>
               <w:rPr>
-                <w:rFonts w:ascii="Arial Unicode MS" w:hAnsi="Arial Unicode MS" w:eastAsia="Arial Unicode MS"/>
+                <w:rFonts w:ascii="Apple SD Gothic Neo" w:hAnsi="Apple SD Gothic Neo" w:eastAsia="Apple SD Gothic Neo"/>
                 <w:b/>
                 <w:color w:val="16243A"/>
                 <w:sz w:val="18"/>
@@ -7351,7 +7351,7 @@
             <w:r/>
             <w:r>
               <w:rPr>
-                <w:rFonts w:ascii="Arial Unicode MS" w:hAnsi="Arial Unicode MS" w:eastAsia="Arial Unicode MS"/>
+                <w:rFonts w:ascii="Apple SD Gothic Neo" w:hAnsi="Apple SD Gothic Neo" w:eastAsia="Apple SD Gothic Neo"/>
                 <w:b w:val="0"/>
                 <w:color w:val="16243A"/>
                 <w:sz w:val="18"/>
@@ -7379,7 +7379,7 @@
             <w:r/>
             <w:r>
               <w:rPr>
-                <w:rFonts w:ascii="Arial Unicode MS" w:hAnsi="Arial Unicode MS" w:eastAsia="Arial Unicode MS"/>
+                <w:rFonts w:ascii="Apple SD Gothic Neo" w:hAnsi="Apple SD Gothic Neo" w:eastAsia="Apple SD Gothic Neo"/>
                 <w:b w:val="0"/>
                 <w:color w:val="16243A"/>
                 <w:sz w:val="18"/>
@@ -7412,7 +7412,7 @@
             <w:r/>
             <w:r>
               <w:rPr>
-                <w:rFonts w:ascii="Arial Unicode MS" w:hAnsi="Arial Unicode MS" w:eastAsia="Arial Unicode MS"/>
+                <w:rFonts w:ascii="Apple SD Gothic Neo" w:hAnsi="Apple SD Gothic Neo" w:eastAsia="Apple SD Gothic Neo"/>
                 <w:b/>
                 <w:color w:val="16243A"/>
                 <w:sz w:val="18"/>
@@ -7440,7 +7440,7 @@
             <w:r/>
             <w:r>
               <w:rPr>
-                <w:rFonts w:ascii="Arial Unicode MS" w:hAnsi="Arial Unicode MS" w:eastAsia="Arial Unicode MS"/>
+                <w:rFonts w:ascii="Apple SD Gothic Neo" w:hAnsi="Apple SD Gothic Neo" w:eastAsia="Apple SD Gothic Neo"/>
                 <w:b w:val="0"/>
                 <w:color w:val="16243A"/>
                 <w:sz w:val="18"/>
@@ -7468,7 +7468,7 @@
             <w:r/>
             <w:r>
               <w:rPr>
-                <w:rFonts w:ascii="Arial Unicode MS" w:hAnsi="Arial Unicode MS" w:eastAsia="Arial Unicode MS"/>
+                <w:rFonts w:ascii="Apple SD Gothic Neo" w:hAnsi="Apple SD Gothic Neo" w:eastAsia="Apple SD Gothic Neo"/>
                 <w:b w:val="0"/>
                 <w:color w:val="16243A"/>
                 <w:sz w:val="18"/>
@@ -7501,7 +7501,7 @@
             <w:r/>
             <w:r>
               <w:rPr>
-                <w:rFonts w:ascii="Arial Unicode MS" w:hAnsi="Arial Unicode MS" w:eastAsia="Arial Unicode MS"/>
+                <w:rFonts w:ascii="Apple SD Gothic Neo" w:hAnsi="Apple SD Gothic Neo" w:eastAsia="Apple SD Gothic Neo"/>
                 <w:b/>
                 <w:color w:val="16243A"/>
                 <w:sz w:val="18"/>
@@ -7529,7 +7529,7 @@
             <w:r/>
             <w:r>
               <w:rPr>
-                <w:rFonts w:ascii="Arial Unicode MS" w:hAnsi="Arial Unicode MS" w:eastAsia="Arial Unicode MS"/>
+                <w:rFonts w:ascii="Apple SD Gothic Neo" w:hAnsi="Apple SD Gothic Neo" w:eastAsia="Apple SD Gothic Neo"/>
                 <w:b w:val="0"/>
                 <w:color w:val="16243A"/>
                 <w:sz w:val="18"/>
@@ -7557,7 +7557,7 @@
             <w:r/>
             <w:r>
               <w:rPr>
-                <w:rFonts w:ascii="Arial Unicode MS" w:hAnsi="Arial Unicode MS" w:eastAsia="Arial Unicode MS"/>
+                <w:rFonts w:ascii="Apple SD Gothic Neo" w:hAnsi="Apple SD Gothic Neo" w:eastAsia="Apple SD Gothic Neo"/>
                 <w:b w:val="0"/>
                 <w:color w:val="16243A"/>
                 <w:sz w:val="18"/>
@@ -7590,7 +7590,7 @@
             <w:r/>
             <w:r>
               <w:rPr>
-                <w:rFonts w:ascii="Arial Unicode MS" w:hAnsi="Arial Unicode MS" w:eastAsia="Arial Unicode MS"/>
+                <w:rFonts w:ascii="Apple SD Gothic Neo" w:hAnsi="Apple SD Gothic Neo" w:eastAsia="Apple SD Gothic Neo"/>
                 <w:b/>
                 <w:color w:val="16243A"/>
                 <w:sz w:val="18"/>
@@ -7618,7 +7618,7 @@
             <w:r/>
             <w:r>
               <w:rPr>
-                <w:rFonts w:ascii="Arial Unicode MS" w:hAnsi="Arial Unicode MS" w:eastAsia="Arial Unicode MS"/>
+                <w:rFonts w:ascii="Apple SD Gothic Neo" w:hAnsi="Apple SD Gothic Neo" w:eastAsia="Apple SD Gothic Neo"/>
                 <w:b w:val="0"/>
                 <w:color w:val="16243A"/>
                 <w:sz w:val="18"/>
@@ -7646,7 +7646,7 @@
             <w:r/>
             <w:r>
               <w:rPr>
-                <w:rFonts w:ascii="Arial Unicode MS" w:hAnsi="Arial Unicode MS" w:eastAsia="Arial Unicode MS"/>
+                <w:rFonts w:ascii="Apple SD Gothic Neo" w:hAnsi="Apple SD Gothic Neo" w:eastAsia="Apple SD Gothic Neo"/>
                 <w:b w:val="0"/>
                 <w:color w:val="16243A"/>
                 <w:sz w:val="18"/>
@@ -7679,7 +7679,7 @@
             <w:r/>
             <w:r>
               <w:rPr>
-                <w:rFonts w:ascii="Arial Unicode MS" w:hAnsi="Arial Unicode MS" w:eastAsia="Arial Unicode MS"/>
+                <w:rFonts w:ascii="Apple SD Gothic Neo" w:hAnsi="Apple SD Gothic Neo" w:eastAsia="Apple SD Gothic Neo"/>
                 <w:b/>
                 <w:color w:val="16243A"/>
                 <w:sz w:val="18"/>
@@ -7707,7 +7707,7 @@
             <w:r/>
             <w:r>
               <w:rPr>
-                <w:rFonts w:ascii="Arial Unicode MS" w:hAnsi="Arial Unicode MS" w:eastAsia="Arial Unicode MS"/>
+                <w:rFonts w:ascii="Apple SD Gothic Neo" w:hAnsi="Apple SD Gothic Neo" w:eastAsia="Apple SD Gothic Neo"/>
                 <w:b w:val="0"/>
                 <w:color w:val="16243A"/>
                 <w:sz w:val="18"/>
@@ -7735,7 +7735,7 @@
             <w:r/>
             <w:r>
               <w:rPr>
-                <w:rFonts w:ascii="Arial Unicode MS" w:hAnsi="Arial Unicode MS" w:eastAsia="Arial Unicode MS"/>
+                <w:rFonts w:ascii="Apple SD Gothic Neo" w:hAnsi="Apple SD Gothic Neo" w:eastAsia="Apple SD Gothic Neo"/>
                 <w:b w:val="0"/>
                 <w:color w:val="16243A"/>
                 <w:sz w:val="18"/>
@@ -7768,7 +7768,7 @@
             <w:r/>
             <w:r>
               <w:rPr>
-                <w:rFonts w:ascii="Arial Unicode MS" w:hAnsi="Arial Unicode MS" w:eastAsia="Arial Unicode MS"/>
+                <w:rFonts w:ascii="Apple SD Gothic Neo" w:hAnsi="Apple SD Gothic Neo" w:eastAsia="Apple SD Gothic Neo"/>
                 <w:b/>
                 <w:color w:val="16243A"/>
                 <w:sz w:val="18"/>
@@ -7796,7 +7796,7 @@
             <w:r/>
             <w:r>
               <w:rPr>
-                <w:rFonts w:ascii="Arial Unicode MS" w:hAnsi="Arial Unicode MS" w:eastAsia="Arial Unicode MS"/>
+                <w:rFonts w:ascii="Apple SD Gothic Neo" w:hAnsi="Apple SD Gothic Neo" w:eastAsia="Apple SD Gothic Neo"/>
                 <w:b w:val="0"/>
                 <w:color w:val="16243A"/>
                 <w:sz w:val="18"/>
@@ -7824,7 +7824,7 @@
             <w:r/>
             <w:r>
               <w:rPr>
-                <w:rFonts w:ascii="Arial Unicode MS" w:hAnsi="Arial Unicode MS" w:eastAsia="Arial Unicode MS"/>
+                <w:rFonts w:ascii="Apple SD Gothic Neo" w:hAnsi="Apple SD Gothic Neo" w:eastAsia="Apple SD Gothic Neo"/>
                 <w:b w:val="0"/>
                 <w:color w:val="16243A"/>
                 <w:sz w:val="18"/>
@@ -7857,7 +7857,7 @@
             <w:r/>
             <w:r>
               <w:rPr>
-                <w:rFonts w:ascii="Arial Unicode MS" w:hAnsi="Arial Unicode MS" w:eastAsia="Arial Unicode MS"/>
+                <w:rFonts w:ascii="Apple SD Gothic Neo" w:hAnsi="Apple SD Gothic Neo" w:eastAsia="Apple SD Gothic Neo"/>
                 <w:b/>
                 <w:color w:val="16243A"/>
                 <w:sz w:val="18"/>
@@ -7885,7 +7885,7 @@
             <w:r/>
             <w:r>
               <w:rPr>
-                <w:rFonts w:ascii="Arial Unicode MS" w:hAnsi="Arial Unicode MS" w:eastAsia="Arial Unicode MS"/>
+                <w:rFonts w:ascii="Apple SD Gothic Neo" w:hAnsi="Apple SD Gothic Neo" w:eastAsia="Apple SD Gothic Neo"/>
                 <w:b w:val="0"/>
                 <w:color w:val="16243A"/>
                 <w:sz w:val="18"/>
@@ -7913,7 +7913,7 @@
             <w:r/>
             <w:r>
               <w:rPr>
-                <w:rFonts w:ascii="Arial Unicode MS" w:hAnsi="Arial Unicode MS" w:eastAsia="Arial Unicode MS"/>
+                <w:rFonts w:ascii="Apple SD Gothic Neo" w:hAnsi="Apple SD Gothic Neo" w:eastAsia="Apple SD Gothic Neo"/>
                 <w:b w:val="0"/>
                 <w:color w:val="16243A"/>
                 <w:sz w:val="18"/>
@@ -7982,7 +7982,7 @@
             <w:r/>
             <w:r>
               <w:rPr>
-                <w:rFonts w:ascii="Arial Unicode MS" w:hAnsi="Arial Unicode MS" w:eastAsia="Arial Unicode MS"/>
+                <w:rFonts w:ascii="Apple SD Gothic Neo" w:hAnsi="Apple SD Gothic Neo" w:eastAsia="Apple SD Gothic Neo"/>
                 <w:b/>
                 <w:color w:val="16243A"/>
                 <w:sz w:val="17"/>
@@ -8012,7 +8012,7 @@
             <w:r/>
             <w:r>
               <w:rPr>
-                <w:rFonts w:ascii="Arial Unicode MS" w:hAnsi="Arial Unicode MS" w:eastAsia="Arial Unicode MS"/>
+                <w:rFonts w:ascii="Apple SD Gothic Neo" w:hAnsi="Apple SD Gothic Neo" w:eastAsia="Apple SD Gothic Neo"/>
                 <w:b/>
                 <w:color w:val="16243A"/>
                 <w:sz w:val="17"/>
@@ -8042,7 +8042,7 @@
             <w:r/>
             <w:r>
               <w:rPr>
-                <w:rFonts w:ascii="Arial Unicode MS" w:hAnsi="Arial Unicode MS" w:eastAsia="Arial Unicode MS"/>
+                <w:rFonts w:ascii="Apple SD Gothic Neo" w:hAnsi="Apple SD Gothic Neo" w:eastAsia="Apple SD Gothic Neo"/>
                 <w:b/>
                 <w:color w:val="16243A"/>
                 <w:sz w:val="17"/>
@@ -8075,7 +8075,7 @@
             <w:r/>
             <w:r>
               <w:rPr>
-                <w:rFonts w:ascii="Arial Unicode MS" w:hAnsi="Arial Unicode MS" w:eastAsia="Arial Unicode MS"/>
+                <w:rFonts w:ascii="Apple SD Gothic Neo" w:hAnsi="Apple SD Gothic Neo" w:eastAsia="Apple SD Gothic Neo"/>
                 <w:b/>
                 <w:color w:val="16243A"/>
                 <w:sz w:val="17"/>
@@ -8103,7 +8103,7 @@
             <w:r/>
             <w:r>
               <w:rPr>
-                <w:rFonts w:ascii="Arial Unicode MS" w:hAnsi="Arial Unicode MS" w:eastAsia="Arial Unicode MS"/>
+                <w:rFonts w:ascii="Apple SD Gothic Neo" w:hAnsi="Apple SD Gothic Neo" w:eastAsia="Apple SD Gothic Neo"/>
                 <w:b w:val="0"/>
                 <w:color w:val="16243A"/>
                 <w:sz w:val="17"/>
@@ -8131,7 +8131,7 @@
             <w:r/>
             <w:r>
               <w:rPr>
-                <w:rFonts w:ascii="Arial Unicode MS" w:hAnsi="Arial Unicode MS" w:eastAsia="Arial Unicode MS"/>
+                <w:rFonts w:ascii="Apple SD Gothic Neo" w:hAnsi="Apple SD Gothic Neo" w:eastAsia="Apple SD Gothic Neo"/>
                 <w:b w:val="0"/>
                 <w:color w:val="16243A"/>
                 <w:sz w:val="17"/>
@@ -8164,7 +8164,7 @@
             <w:r/>
             <w:r>
               <w:rPr>
-                <w:rFonts w:ascii="Arial Unicode MS" w:hAnsi="Arial Unicode MS" w:eastAsia="Arial Unicode MS"/>
+                <w:rFonts w:ascii="Apple SD Gothic Neo" w:hAnsi="Apple SD Gothic Neo" w:eastAsia="Apple SD Gothic Neo"/>
                 <w:b/>
                 <w:color w:val="16243A"/>
                 <w:sz w:val="17"/>
@@ -8192,7 +8192,7 @@
             <w:r/>
             <w:r>
               <w:rPr>
-                <w:rFonts w:ascii="Arial Unicode MS" w:hAnsi="Arial Unicode MS" w:eastAsia="Arial Unicode MS"/>
+                <w:rFonts w:ascii="Apple SD Gothic Neo" w:hAnsi="Apple SD Gothic Neo" w:eastAsia="Apple SD Gothic Neo"/>
                 <w:b w:val="0"/>
                 <w:color w:val="16243A"/>
                 <w:sz w:val="17"/>
@@ -8220,7 +8220,7 @@
             <w:r/>
             <w:r>
               <w:rPr>
-                <w:rFonts w:ascii="Arial Unicode MS" w:hAnsi="Arial Unicode MS" w:eastAsia="Arial Unicode MS"/>
+                <w:rFonts w:ascii="Apple SD Gothic Neo" w:hAnsi="Apple SD Gothic Neo" w:eastAsia="Apple SD Gothic Neo"/>
                 <w:b w:val="0"/>
                 <w:color w:val="16243A"/>
                 <w:sz w:val="17"/>
@@ -8253,7 +8253,7 @@
             <w:r/>
             <w:r>
               <w:rPr>
-                <w:rFonts w:ascii="Arial Unicode MS" w:hAnsi="Arial Unicode MS" w:eastAsia="Arial Unicode MS"/>
+                <w:rFonts w:ascii="Apple SD Gothic Neo" w:hAnsi="Apple SD Gothic Neo" w:eastAsia="Apple SD Gothic Neo"/>
                 <w:b/>
                 <w:color w:val="16243A"/>
                 <w:sz w:val="17"/>
@@ -8281,7 +8281,7 @@
             <w:r/>
             <w:r>
               <w:rPr>
-                <w:rFonts w:ascii="Arial Unicode MS" w:hAnsi="Arial Unicode MS" w:eastAsia="Arial Unicode MS"/>
+                <w:rFonts w:ascii="Apple SD Gothic Neo" w:hAnsi="Apple SD Gothic Neo" w:eastAsia="Apple SD Gothic Neo"/>
                 <w:b w:val="0"/>
                 <w:color w:val="16243A"/>
                 <w:sz w:val="17"/>
@@ -8309,7 +8309,7 @@
             <w:r/>
             <w:r>
               <w:rPr>
-                <w:rFonts w:ascii="Arial Unicode MS" w:hAnsi="Arial Unicode MS" w:eastAsia="Arial Unicode MS"/>
+                <w:rFonts w:ascii="Apple SD Gothic Neo" w:hAnsi="Apple SD Gothic Neo" w:eastAsia="Apple SD Gothic Neo"/>
                 <w:b w:val="0"/>
                 <w:color w:val="16243A"/>
                 <w:sz w:val="17"/>
@@ -8342,7 +8342,7 @@
             <w:r/>
             <w:r>
               <w:rPr>
-                <w:rFonts w:ascii="Arial Unicode MS" w:hAnsi="Arial Unicode MS" w:eastAsia="Arial Unicode MS"/>
+                <w:rFonts w:ascii="Apple SD Gothic Neo" w:hAnsi="Apple SD Gothic Neo" w:eastAsia="Apple SD Gothic Neo"/>
                 <w:b/>
                 <w:color w:val="16243A"/>
                 <w:sz w:val="17"/>
@@ -8370,7 +8370,7 @@
             <w:r/>
             <w:r>
               <w:rPr>
-                <w:rFonts w:ascii="Arial Unicode MS" w:hAnsi="Arial Unicode MS" w:eastAsia="Arial Unicode MS"/>
+                <w:rFonts w:ascii="Apple SD Gothic Neo" w:hAnsi="Apple SD Gothic Neo" w:eastAsia="Apple SD Gothic Neo"/>
                 <w:b w:val="0"/>
                 <w:color w:val="16243A"/>
                 <w:sz w:val="17"/>
@@ -8398,7 +8398,7 @@
             <w:r/>
             <w:r>
               <w:rPr>
-                <w:rFonts w:ascii="Arial Unicode MS" w:hAnsi="Arial Unicode MS" w:eastAsia="Arial Unicode MS"/>
+                <w:rFonts w:ascii="Apple SD Gothic Neo" w:hAnsi="Apple SD Gothic Neo" w:eastAsia="Apple SD Gothic Neo"/>
                 <w:b w:val="0"/>
                 <w:color w:val="16243A"/>
                 <w:sz w:val="17"/>
@@ -8431,7 +8431,7 @@
             <w:r/>
             <w:r>
               <w:rPr>
-                <w:rFonts w:ascii="Arial Unicode MS" w:hAnsi="Arial Unicode MS" w:eastAsia="Arial Unicode MS"/>
+                <w:rFonts w:ascii="Apple SD Gothic Neo" w:hAnsi="Apple SD Gothic Neo" w:eastAsia="Apple SD Gothic Neo"/>
                 <w:b/>
                 <w:color w:val="16243A"/>
                 <w:sz w:val="17"/>
@@ -8459,7 +8459,7 @@
             <w:r/>
             <w:r>
               <w:rPr>
-                <w:rFonts w:ascii="Arial Unicode MS" w:hAnsi="Arial Unicode MS" w:eastAsia="Arial Unicode MS"/>
+                <w:rFonts w:ascii="Apple SD Gothic Neo" w:hAnsi="Apple SD Gothic Neo" w:eastAsia="Apple SD Gothic Neo"/>
                 <w:b w:val="0"/>
                 <w:color w:val="16243A"/>
                 <w:sz w:val="17"/>
@@ -8487,7 +8487,7 @@
             <w:r/>
             <w:r>
               <w:rPr>
-                <w:rFonts w:ascii="Arial Unicode MS" w:hAnsi="Arial Unicode MS" w:eastAsia="Arial Unicode MS"/>
+                <w:rFonts w:ascii="Apple SD Gothic Neo" w:hAnsi="Apple SD Gothic Neo" w:eastAsia="Apple SD Gothic Neo"/>
                 <w:b w:val="0"/>
                 <w:color w:val="16243A"/>
                 <w:sz w:val="17"/>
@@ -8520,7 +8520,7 @@
             <w:r/>
             <w:r>
               <w:rPr>
-                <w:rFonts w:ascii="Arial Unicode MS" w:hAnsi="Arial Unicode MS" w:eastAsia="Arial Unicode MS"/>
+                <w:rFonts w:ascii="Apple SD Gothic Neo" w:hAnsi="Apple SD Gothic Neo" w:eastAsia="Apple SD Gothic Neo"/>
                 <w:b/>
                 <w:color w:val="16243A"/>
                 <w:sz w:val="17"/>
@@ -8548,7 +8548,7 @@
             <w:r/>
             <w:r>
               <w:rPr>
-                <w:rFonts w:ascii="Arial Unicode MS" w:hAnsi="Arial Unicode MS" w:eastAsia="Arial Unicode MS"/>
+                <w:rFonts w:ascii="Apple SD Gothic Neo" w:hAnsi="Apple SD Gothic Neo" w:eastAsia="Apple SD Gothic Neo"/>
                 <w:b w:val="0"/>
                 <w:color w:val="16243A"/>
                 <w:sz w:val="17"/>
@@ -8576,7 +8576,7 @@
             <w:r/>
             <w:r>
               <w:rPr>
-                <w:rFonts w:ascii="Arial Unicode MS" w:hAnsi="Arial Unicode MS" w:eastAsia="Arial Unicode MS"/>
+                <w:rFonts w:ascii="Apple SD Gothic Neo" w:hAnsi="Apple SD Gothic Neo" w:eastAsia="Apple SD Gothic Neo"/>
                 <w:b w:val="0"/>
                 <w:color w:val="16243A"/>
                 <w:sz w:val="17"/>
@@ -8609,7 +8609,7 @@
             <w:r/>
             <w:r>
               <w:rPr>
-                <w:rFonts w:ascii="Arial Unicode MS" w:hAnsi="Arial Unicode MS" w:eastAsia="Arial Unicode MS"/>
+                <w:rFonts w:ascii="Apple SD Gothic Neo" w:hAnsi="Apple SD Gothic Neo" w:eastAsia="Apple SD Gothic Neo"/>
                 <w:b/>
                 <w:color w:val="16243A"/>
                 <w:sz w:val="17"/>
@@ -8637,7 +8637,7 @@
             <w:r/>
             <w:r>
               <w:rPr>
-                <w:rFonts w:ascii="Arial Unicode MS" w:hAnsi="Arial Unicode MS" w:eastAsia="Arial Unicode MS"/>
+                <w:rFonts w:ascii="Apple SD Gothic Neo" w:hAnsi="Apple SD Gothic Neo" w:eastAsia="Apple SD Gothic Neo"/>
                 <w:b w:val="0"/>
                 <w:color w:val="16243A"/>
                 <w:sz w:val="17"/>
@@ -8665,7 +8665,7 @@
             <w:r/>
             <w:r>
               <w:rPr>
-                <w:rFonts w:ascii="Arial Unicode MS" w:hAnsi="Arial Unicode MS" w:eastAsia="Arial Unicode MS"/>
+                <w:rFonts w:ascii="Apple SD Gothic Neo" w:hAnsi="Apple SD Gothic Neo" w:eastAsia="Apple SD Gothic Neo"/>
                 <w:b w:val="0"/>
                 <w:color w:val="16243A"/>
                 <w:sz w:val="17"/>
@@ -8698,7 +8698,7 @@
             <w:r/>
             <w:r>
               <w:rPr>
-                <w:rFonts w:ascii="Arial Unicode MS" w:hAnsi="Arial Unicode MS" w:eastAsia="Arial Unicode MS"/>
+                <w:rFonts w:ascii="Apple SD Gothic Neo" w:hAnsi="Apple SD Gothic Neo" w:eastAsia="Apple SD Gothic Neo"/>
                 <w:b/>
                 <w:color w:val="16243A"/>
                 <w:sz w:val="17"/>
@@ -8726,7 +8726,7 @@
             <w:r/>
             <w:r>
               <w:rPr>
-                <w:rFonts w:ascii="Arial Unicode MS" w:hAnsi="Arial Unicode MS" w:eastAsia="Arial Unicode MS"/>
+                <w:rFonts w:ascii="Apple SD Gothic Neo" w:hAnsi="Apple SD Gothic Neo" w:eastAsia="Apple SD Gothic Neo"/>
                 <w:b w:val="0"/>
                 <w:color w:val="16243A"/>
                 <w:sz w:val="17"/>
@@ -8754,7 +8754,7 @@
             <w:r/>
             <w:r>
               <w:rPr>
-                <w:rFonts w:ascii="Arial Unicode MS" w:hAnsi="Arial Unicode MS" w:eastAsia="Arial Unicode MS"/>
+                <w:rFonts w:ascii="Apple SD Gothic Neo" w:hAnsi="Apple SD Gothic Neo" w:eastAsia="Apple SD Gothic Neo"/>
                 <w:b w:val="0"/>
                 <w:color w:val="16243A"/>
                 <w:sz w:val="17"/>
@@ -8787,7 +8787,7 @@
             <w:r/>
             <w:r>
               <w:rPr>
-                <w:rFonts w:ascii="Arial Unicode MS" w:hAnsi="Arial Unicode MS" w:eastAsia="Arial Unicode MS"/>
+                <w:rFonts w:ascii="Apple SD Gothic Neo" w:hAnsi="Apple SD Gothic Neo" w:eastAsia="Apple SD Gothic Neo"/>
                 <w:b/>
                 <w:color w:val="16243A"/>
                 <w:sz w:val="17"/>
@@ -8815,7 +8815,7 @@
             <w:r/>
             <w:r>
               <w:rPr>
-                <w:rFonts w:ascii="Arial Unicode MS" w:hAnsi="Arial Unicode MS" w:eastAsia="Arial Unicode MS"/>
+                <w:rFonts w:ascii="Apple SD Gothic Neo" w:hAnsi="Apple SD Gothic Neo" w:eastAsia="Apple SD Gothic Neo"/>
                 <w:b w:val="0"/>
                 <w:color w:val="16243A"/>
                 <w:sz w:val="17"/>
@@ -8843,7 +8843,7 @@
             <w:r/>
             <w:r>
               <w:rPr>
-                <w:rFonts w:ascii="Arial Unicode MS" w:hAnsi="Arial Unicode MS" w:eastAsia="Arial Unicode MS"/>
+                <w:rFonts w:ascii="Apple SD Gothic Neo" w:hAnsi="Apple SD Gothic Neo" w:eastAsia="Apple SD Gothic Neo"/>
                 <w:b w:val="0"/>
                 <w:color w:val="16243A"/>
                 <w:sz w:val="17"/>
@@ -8912,7 +8912,7 @@
             <w:r/>
             <w:r>
               <w:rPr>
-                <w:rFonts w:ascii="Arial Unicode MS" w:hAnsi="Arial Unicode MS" w:eastAsia="Arial Unicode MS"/>
+                <w:rFonts w:ascii="Apple SD Gothic Neo" w:hAnsi="Apple SD Gothic Neo" w:eastAsia="Apple SD Gothic Neo"/>
                 <w:b/>
                 <w:color w:val="16243A"/>
                 <w:sz w:val="18"/>
@@ -8942,7 +8942,7 @@
             <w:r/>
             <w:r>
               <w:rPr>
-                <w:rFonts w:ascii="Arial Unicode MS" w:hAnsi="Arial Unicode MS" w:eastAsia="Arial Unicode MS"/>
+                <w:rFonts w:ascii="Apple SD Gothic Neo" w:hAnsi="Apple SD Gothic Neo" w:eastAsia="Apple SD Gothic Neo"/>
                 <w:b/>
                 <w:color w:val="16243A"/>
                 <w:sz w:val="18"/>
@@ -8972,7 +8972,7 @@
             <w:r/>
             <w:r>
               <w:rPr>
-                <w:rFonts w:ascii="Arial Unicode MS" w:hAnsi="Arial Unicode MS" w:eastAsia="Arial Unicode MS"/>
+                <w:rFonts w:ascii="Apple SD Gothic Neo" w:hAnsi="Apple SD Gothic Neo" w:eastAsia="Apple SD Gothic Neo"/>
                 <w:b/>
                 <w:color w:val="16243A"/>
                 <w:sz w:val="18"/>
@@ -9005,7 +9005,7 @@
             <w:r/>
             <w:r>
               <w:rPr>
-                <w:rFonts w:ascii="Arial Unicode MS" w:hAnsi="Arial Unicode MS" w:eastAsia="Arial Unicode MS"/>
+                <w:rFonts w:ascii="Apple SD Gothic Neo" w:hAnsi="Apple SD Gothic Neo" w:eastAsia="Apple SD Gothic Neo"/>
                 <w:b/>
                 <w:color w:val="16243A"/>
                 <w:sz w:val="18"/>
@@ -9033,7 +9033,7 @@
             <w:r/>
             <w:r>
               <w:rPr>
-                <w:rFonts w:ascii="Arial Unicode MS" w:hAnsi="Arial Unicode MS" w:eastAsia="Arial Unicode MS"/>
+                <w:rFonts w:ascii="Apple SD Gothic Neo" w:hAnsi="Apple SD Gothic Neo" w:eastAsia="Apple SD Gothic Neo"/>
                 <w:b w:val="0"/>
                 <w:color w:val="16243A"/>
                 <w:sz w:val="18"/>
@@ -9061,7 +9061,7 @@
             <w:r/>
             <w:r>
               <w:rPr>
-                <w:rFonts w:ascii="Arial Unicode MS" w:hAnsi="Arial Unicode MS" w:eastAsia="Arial Unicode MS"/>
+                <w:rFonts w:ascii="Apple SD Gothic Neo" w:hAnsi="Apple SD Gothic Neo" w:eastAsia="Apple SD Gothic Neo"/>
                 <w:b w:val="0"/>
                 <w:color w:val="16243A"/>
                 <w:sz w:val="18"/>
@@ -9094,7 +9094,96 @@
             <w:r/>
             <w:r>
               <w:rPr>
-                <w:rFonts w:ascii="Arial Unicode MS" w:hAnsi="Arial Unicode MS" w:eastAsia="Arial Unicode MS"/>
+                <w:rFonts w:ascii="Apple SD Gothic Neo" w:hAnsi="Apple SD Gothic Neo" w:eastAsia="Apple SD Gothic Neo"/>
+                <w:b/>
+                <w:color w:val="16243A"/>
+                <w:sz w:val="18"/>
+              </w:rPr>
+              <w:t>개인 예비창업자</w:t>
+            </w:r>
+          </w:p>
+        </w:tc>
+        <w:tc>
+          <w:tcPr>
+            <w:tcW w:type="dxa" w:w="2350"/>
+            <w:tcMar>
+              <w:top w:w="80" w:type="dxa"/>
+              <w:start w:w="120" w:type="dxa"/>
+              <w:bottom w:w="80" w:type="dxa"/>
+              <w:end w:w="120" w:type="dxa"/>
+            </w:tcMar>
+            <w:vAlign w:val="center"/>
+          </w:tcPr>
+          <w:p>
+            <w:pPr>
+              <w:spacing w:before="0" w:after="0" w:line="276" w:lineRule="auto"/>
+              <w:jc w:val="left"/>
+            </w:pPr>
+            <w:r/>
+            <w:r>
+              <w:rPr>
+                <w:rFonts w:ascii="Apple SD Gothic Neo" w:hAnsi="Apple SD Gothic Neo" w:eastAsia="Apple SD Gothic Neo"/>
+                <w:b w:val="0"/>
+                <w:color w:val="16243A"/>
+                <w:sz w:val="18"/>
+              </w:rPr>
+              <w:t>SET-02 · VAL-02</w:t>
+            </w:r>
+          </w:p>
+        </w:tc>
+        <w:tc>
+          <w:tcPr>
+            <w:tcW w:type="dxa" w:w="4960"/>
+            <w:tcMar>
+              <w:top w:w="80" w:type="dxa"/>
+              <w:start w:w="120" w:type="dxa"/>
+              <w:bottom w:w="80" w:type="dxa"/>
+              <w:end w:w="120" w:type="dxa"/>
+            </w:tcMar>
+            <w:vAlign w:val="center"/>
+          </w:tcPr>
+          <w:p>
+            <w:pPr>
+              <w:spacing w:before="0" w:after="0" w:line="276" w:lineRule="auto"/>
+              <w:jc w:val="left"/>
+            </w:pPr>
+            <w:r/>
+            <w:r>
+              <w:rPr>
+                <w:rFonts w:ascii="Apple SD Gothic Neo" w:hAnsi="Apple SD Gothic Neo" w:eastAsia="Apple SD Gothic Neo"/>
+                <w:b w:val="0"/>
+                <w:color w:val="16243A"/>
+                <w:sz w:val="18"/>
+              </w:rPr>
+              <w:t>회사 정보가 미확정이어도 초안 생성까지 허용하고 표시 주체 명칭·주소·연락처가 확정되기 전에는 공개 발행 차단</w:t>
+            </w:r>
+          </w:p>
+        </w:tc>
+      </w:tr>
+      <w:tr>
+        <w:trPr>
+          <w:cantSplit/>
+        </w:trPr>
+        <w:tc>
+          <w:tcPr>
+            <w:tcW w:type="dxa" w:w="2050"/>
+            <w:tcMar>
+              <w:top w:w="80" w:type="dxa"/>
+              <w:start w:w="120" w:type="dxa"/>
+              <w:bottom w:w="80" w:type="dxa"/>
+              <w:end w:w="120" w:type="dxa"/>
+            </w:tcMar>
+            <w:vAlign w:val="center"/>
+          </w:tcPr>
+          <w:p>
+            <w:pPr>
+              <w:spacing w:before="0" w:after="0" w:line="276" w:lineRule="auto"/>
+              <w:jc w:val="left"/>
+            </w:pPr>
+            <w:r/>
+            <w:r>
+              <w:rPr>
+                <w:rFonts w:ascii="Apple SD Gothic Neo" w:hAnsi="Apple SD Gothic Neo" w:eastAsia="Apple SD Gothic Neo"/>
                 <w:b/>
                 <w:color w:val="16243A"/>
                 <w:sz w:val="18"/>
@@ -9122,7 +9211,7 @@
             <w:r/>
             <w:r>
               <w:rPr>
-                <w:rFonts w:ascii="Arial Unicode MS" w:hAnsi="Arial Unicode MS" w:eastAsia="Arial Unicode MS"/>
+                <w:rFonts w:ascii="Apple SD Gothic Neo" w:hAnsi="Apple SD Gothic Neo" w:eastAsia="Apple SD Gothic Neo"/>
                 <w:b w:val="0"/>
                 <w:color w:val="16243A"/>
                 <w:sz w:val="18"/>
@@ -9150,7 +9239,7 @@
             <w:r/>
             <w:r>
               <w:rPr>
-                <w:rFonts w:ascii="Arial Unicode MS" w:hAnsi="Arial Unicode MS" w:eastAsia="Arial Unicode MS"/>
+                <w:rFonts w:ascii="Apple SD Gothic Neo" w:hAnsi="Apple SD Gothic Neo" w:eastAsia="Apple SD Gothic Neo"/>
                 <w:b w:val="0"/>
                 <w:color w:val="16243A"/>
                 <w:sz w:val="18"/>
@@ -9183,7 +9272,7 @@
             <w:r/>
             <w:r>
               <w:rPr>
-                <w:rFonts w:ascii="Arial Unicode MS" w:hAnsi="Arial Unicode MS" w:eastAsia="Arial Unicode MS"/>
+                <w:rFonts w:ascii="Apple SD Gothic Neo" w:hAnsi="Apple SD Gothic Neo" w:eastAsia="Apple SD Gothic Neo"/>
                 <w:b/>
                 <w:color w:val="16243A"/>
                 <w:sz w:val="18"/>
@@ -9211,7 +9300,7 @@
             <w:r/>
             <w:r>
               <w:rPr>
-                <w:rFonts w:ascii="Arial Unicode MS" w:hAnsi="Arial Unicode MS" w:eastAsia="Arial Unicode MS"/>
+                <w:rFonts w:ascii="Apple SD Gothic Neo" w:hAnsi="Apple SD Gothic Neo" w:eastAsia="Apple SD Gothic Neo"/>
                 <w:b w:val="0"/>
                 <w:color w:val="16243A"/>
                 <w:sz w:val="18"/>
@@ -9239,7 +9328,7 @@
             <w:r/>
             <w:r>
               <w:rPr>
-                <w:rFonts w:ascii="Arial Unicode MS" w:hAnsi="Arial Unicode MS" w:eastAsia="Arial Unicode MS"/>
+                <w:rFonts w:ascii="Apple SD Gothic Neo" w:hAnsi="Apple SD Gothic Neo" w:eastAsia="Apple SD Gothic Neo"/>
                 <w:b w:val="0"/>
                 <w:color w:val="16243A"/>
                 <w:sz w:val="18"/>
@@ -9272,7 +9361,7 @@
             <w:r/>
             <w:r>
               <w:rPr>
-                <w:rFonts w:ascii="Arial Unicode MS" w:hAnsi="Arial Unicode MS" w:eastAsia="Arial Unicode MS"/>
+                <w:rFonts w:ascii="Apple SD Gothic Neo" w:hAnsi="Apple SD Gothic Neo" w:eastAsia="Apple SD Gothic Neo"/>
                 <w:b/>
                 <w:color w:val="16243A"/>
                 <w:sz w:val="18"/>
@@ -9300,7 +9389,7 @@
             <w:r/>
             <w:r>
               <w:rPr>
-                <w:rFonts w:ascii="Arial Unicode MS" w:hAnsi="Arial Unicode MS" w:eastAsia="Arial Unicode MS"/>
+                <w:rFonts w:ascii="Apple SD Gothic Neo" w:hAnsi="Apple SD Gothic Neo" w:eastAsia="Apple SD Gothic Neo"/>
                 <w:b w:val="0"/>
                 <w:color w:val="16243A"/>
                 <w:sz w:val="18"/>
@@ -9328,7 +9417,7 @@
             <w:r/>
             <w:r>
               <w:rPr>
-                <w:rFonts w:ascii="Arial Unicode MS" w:hAnsi="Arial Unicode MS" w:eastAsia="Arial Unicode MS"/>
+                <w:rFonts w:ascii="Apple SD Gothic Neo" w:hAnsi="Apple SD Gothic Neo" w:eastAsia="Apple SD Gothic Neo"/>
                 <w:b w:val="0"/>
                 <w:color w:val="16243A"/>
                 <w:sz w:val="18"/>
@@ -9361,7 +9450,7 @@
             <w:r/>
             <w:r>
               <w:rPr>
-                <w:rFonts w:ascii="Arial Unicode MS" w:hAnsi="Arial Unicode MS" w:eastAsia="Arial Unicode MS"/>
+                <w:rFonts w:ascii="Apple SD Gothic Neo" w:hAnsi="Apple SD Gothic Neo" w:eastAsia="Apple SD Gothic Neo"/>
                 <w:b/>
                 <w:color w:val="16243A"/>
                 <w:sz w:val="18"/>
@@ -9389,7 +9478,7 @@
             <w:r/>
             <w:r>
               <w:rPr>
-                <w:rFonts w:ascii="Arial Unicode MS" w:hAnsi="Arial Unicode MS" w:eastAsia="Arial Unicode MS"/>
+                <w:rFonts w:ascii="Apple SD Gothic Neo" w:hAnsi="Apple SD Gothic Neo" w:eastAsia="Apple SD Gothic Neo"/>
                 <w:b w:val="0"/>
                 <w:color w:val="16243A"/>
                 <w:sz w:val="18"/>
@@ -9417,7 +9506,7 @@
             <w:r/>
             <w:r>
               <w:rPr>
-                <w:rFonts w:ascii="Arial Unicode MS" w:hAnsi="Arial Unicode MS" w:eastAsia="Arial Unicode MS"/>
+                <w:rFonts w:ascii="Apple SD Gothic Neo" w:hAnsi="Apple SD Gothic Neo" w:eastAsia="Apple SD Gothic Neo"/>
                 <w:b w:val="0"/>
                 <w:color w:val="16243A"/>
                 <w:sz w:val="18"/>
@@ -9450,7 +9539,7 @@
             <w:r/>
             <w:r>
               <w:rPr>
-                <w:rFonts w:ascii="Arial Unicode MS" w:hAnsi="Arial Unicode MS" w:eastAsia="Arial Unicode MS"/>
+                <w:rFonts w:ascii="Apple SD Gothic Neo" w:hAnsi="Apple SD Gothic Neo" w:eastAsia="Apple SD Gothic Neo"/>
                 <w:b/>
                 <w:color w:val="16243A"/>
                 <w:sz w:val="18"/>
@@ -9478,7 +9567,7 @@
             <w:r/>
             <w:r>
               <w:rPr>
-                <w:rFonts w:ascii="Arial Unicode MS" w:hAnsi="Arial Unicode MS" w:eastAsia="Arial Unicode MS"/>
+                <w:rFonts w:ascii="Apple SD Gothic Neo" w:hAnsi="Apple SD Gothic Neo" w:eastAsia="Apple SD Gothic Neo"/>
                 <w:b w:val="0"/>
                 <w:color w:val="16243A"/>
                 <w:sz w:val="18"/>
@@ -9506,7 +9595,7 @@
             <w:r/>
             <w:r>
               <w:rPr>
-                <w:rFonts w:ascii="Arial Unicode MS" w:hAnsi="Arial Unicode MS" w:eastAsia="Arial Unicode MS"/>
+                <w:rFonts w:ascii="Apple SD Gothic Neo" w:hAnsi="Apple SD Gothic Neo" w:eastAsia="Apple SD Gothic Neo"/>
                 <w:b w:val="0"/>
                 <w:color w:val="16243A"/>
                 <w:sz w:val="18"/>
@@ -9539,7 +9628,7 @@
             <w:r/>
             <w:r>
               <w:rPr>
-                <w:rFonts w:ascii="Arial Unicode MS" w:hAnsi="Arial Unicode MS" w:eastAsia="Arial Unicode MS"/>
+                <w:rFonts w:ascii="Apple SD Gothic Neo" w:hAnsi="Apple SD Gothic Neo" w:eastAsia="Apple SD Gothic Neo"/>
                 <w:b/>
                 <w:color w:val="16243A"/>
                 <w:sz w:val="18"/>
@@ -9567,7 +9656,7 @@
             <w:r/>
             <w:r>
               <w:rPr>
-                <w:rFonts w:ascii="Arial Unicode MS" w:hAnsi="Arial Unicode MS" w:eastAsia="Arial Unicode MS"/>
+                <w:rFonts w:ascii="Apple SD Gothic Neo" w:hAnsi="Apple SD Gothic Neo" w:eastAsia="Apple SD Gothic Neo"/>
                 <w:b w:val="0"/>
                 <w:color w:val="16243A"/>
                 <w:sz w:val="18"/>
@@ -9595,7 +9684,7 @@
             <w:r/>
             <w:r>
               <w:rPr>
-                <w:rFonts w:ascii="Arial Unicode MS" w:hAnsi="Arial Unicode MS" w:eastAsia="Arial Unicode MS"/>
+                <w:rFonts w:ascii="Apple SD Gothic Neo" w:hAnsi="Apple SD Gothic Neo" w:eastAsia="Apple SD Gothic Neo"/>
                 <w:b w:val="0"/>
                 <w:color w:val="16243A"/>
                 <w:sz w:val="18"/>
@@ -9628,7 +9717,7 @@
             <w:r/>
             <w:r>
               <w:rPr>
-                <w:rFonts w:ascii="Arial Unicode MS" w:hAnsi="Arial Unicode MS" w:eastAsia="Arial Unicode MS"/>
+                <w:rFonts w:ascii="Apple SD Gothic Neo" w:hAnsi="Apple SD Gothic Neo" w:eastAsia="Apple SD Gothic Neo"/>
                 <w:b/>
                 <w:color w:val="16243A"/>
                 <w:sz w:val="18"/>
@@ -9656,7 +9745,7 @@
             <w:r/>
             <w:r>
               <w:rPr>
-                <w:rFonts w:ascii="Arial Unicode MS" w:hAnsi="Arial Unicode MS" w:eastAsia="Arial Unicode MS"/>
+                <w:rFonts w:ascii="Apple SD Gothic Neo" w:hAnsi="Apple SD Gothic Neo" w:eastAsia="Apple SD Gothic Neo"/>
                 <w:b w:val="0"/>
                 <w:color w:val="16243A"/>
                 <w:sz w:val="18"/>
@@ -9684,7 +9773,7 @@
             <w:r/>
             <w:r>
               <w:rPr>
-                <w:rFonts w:ascii="Arial Unicode MS" w:hAnsi="Arial Unicode MS" w:eastAsia="Arial Unicode MS"/>
+                <w:rFonts w:ascii="Apple SD Gothic Neo" w:hAnsi="Apple SD Gothic Neo" w:eastAsia="Apple SD Gothic Neo"/>
                 <w:b w:val="0"/>
                 <w:color w:val="16243A"/>
                 <w:sz w:val="18"/>
@@ -9734,7 +9823,7 @@
             <w:r/>
             <w:r>
               <w:rPr>
-                <w:rFonts w:ascii="Arial Unicode MS" w:hAnsi="Arial Unicode MS" w:eastAsia="Arial Unicode MS"/>
+                <w:rFonts w:ascii="Apple SD Gothic Neo" w:hAnsi="Apple SD Gothic Neo" w:eastAsia="Apple SD Gothic Neo"/>
                 <w:b/>
                 <w:color w:val="8A6511"/>
                 <w:sz w:val="20"/>
@@ -9743,7 +9832,7 @@
             </w:r>
             <w:r>
               <w:rPr>
-                <w:rFonts w:ascii="Arial Unicode MS" w:hAnsi="Arial Unicode MS" w:eastAsia="Arial Unicode MS"/>
+                <w:rFonts w:ascii="Apple SD Gothic Neo" w:hAnsi="Apple SD Gothic Neo" w:eastAsia="Apple SD Gothic Neo"/>
                 <w:color w:val="16243A"/>
                 <w:sz w:val="20"/>
               </w:rPr>
@@ -9776,7 +9865,7 @@
     <w:r/>
     <w:r>
       <w:rPr>
-        <w:rFonts w:ascii="Arial Unicode MS" w:hAnsi="Arial Unicode MS" w:eastAsia="Arial Unicode MS"/>
+        <w:rFonts w:ascii="Apple SD Gothic Neo" w:hAnsi="Apple SD Gothic Neo" w:eastAsia="Apple SD Gothic Neo"/>
         <w:color w:val="5E6878"/>
         <w:sz w:val="17"/>
       </w:rPr>
@@ -9800,12 +9889,12 @@
     <w:r/>
     <w:r>
       <w:rPr>
-        <w:rFonts w:ascii="Arial Unicode MS" w:hAnsi="Arial Unicode MS" w:eastAsia="Arial Unicode MS"/>
+        <w:rFonts w:ascii="Apple SD Gothic Neo" w:hAnsi="Apple SD Gothic Neo" w:eastAsia="Apple SD Gothic Neo"/>
         <w:b/>
         <w:color w:val="5E6878"/>
         <w:sz w:val="17"/>
       </w:rPr>
-      <w:t>핵심 기능정의서   ·   FDS-2026-08-v2.3</w:t>
+      <w:t>핵심 기능정의서   ·   FDS-2026-08-v2.4</w:t>
     </w:r>
   </w:p>
 </w:hdr>
@@ -10216,7 +10305,7 @@
       <w:spacing w:before="0" w:after="120" w:line="300" w:lineRule="auto"/>
     </w:pPr>
     <w:rPr>
-      <w:rFonts w:ascii="Arial Unicode MS" w:hAnsi="Arial Unicode MS" w:eastAsia="Arial Unicode MS"/>
+      <w:rFonts w:ascii="Apple SD Gothic Neo" w:hAnsi="Apple SD Gothic Neo" w:eastAsia="Apple SD Gothic Neo"/>
       <w:color w:val="16243A"/>
       <w:sz w:val="22"/>
     </w:rPr>
@@ -10280,7 +10369,7 @@
       <w:outlineLvl w:val="0"/>
     </w:pPr>
     <w:rPr>
-      <w:rFonts w:asciiTheme="majorHAnsi" w:eastAsiaTheme="majorEastAsia" w:hAnsiTheme="majorHAnsi" w:cstheme="majorBidi" w:ascii="Arial Unicode MS" w:hAnsi="Arial Unicode MS" w:eastAsia="Arial Unicode MS"/>
+      <w:rFonts w:asciiTheme="majorHAnsi" w:eastAsiaTheme="majorEastAsia" w:hAnsiTheme="majorHAnsi" w:cstheme="majorBidi" w:ascii="Apple SD Gothic Neo" w:hAnsi="Apple SD Gothic Neo" w:eastAsia="Apple SD Gothic Neo"/>
       <w:b/>
       <w:bCs/>
       <w:color w:val="2454DB"/>
@@ -10304,7 +10393,7 @@
       <w:outlineLvl w:val="1"/>
     </w:pPr>
     <w:rPr>
-      <w:rFonts w:asciiTheme="majorHAnsi" w:eastAsiaTheme="majorEastAsia" w:hAnsiTheme="majorHAnsi" w:cstheme="majorBidi" w:ascii="Arial Unicode MS" w:hAnsi="Arial Unicode MS" w:eastAsia="Arial Unicode MS"/>
+      <w:rFonts w:asciiTheme="majorHAnsi" w:eastAsiaTheme="majorEastAsia" w:hAnsiTheme="majorHAnsi" w:cstheme="majorBidi" w:ascii="Apple SD Gothic Neo" w:hAnsi="Apple SD Gothic Neo" w:eastAsia="Apple SD Gothic Neo"/>
       <w:b/>
       <w:bCs/>
       <w:color w:val="2454DB"/>
@@ -10328,7 +10417,7 @@
       <w:outlineLvl w:val="2"/>
     </w:pPr>
     <w:rPr>
-      <w:rFonts w:asciiTheme="majorHAnsi" w:eastAsiaTheme="majorEastAsia" w:hAnsiTheme="majorHAnsi" w:cstheme="majorBidi" w:ascii="Arial Unicode MS" w:hAnsi="Arial Unicode MS" w:eastAsia="Arial Unicode MS"/>
+      <w:rFonts w:asciiTheme="majorHAnsi" w:eastAsiaTheme="majorEastAsia" w:hAnsiTheme="majorHAnsi" w:cstheme="majorBidi" w:ascii="Apple SD Gothic Neo" w:hAnsi="Apple SD Gothic Neo" w:eastAsia="Apple SD Gothic Neo"/>
       <w:b/>
       <w:bCs/>
       <w:color w:val="17356F"/>

--- a/docs/기능정의서.docx
+++ b/docs/기능정의서.docx
@@ -613,7 +613,7 @@
                 <w:color w:val="16243A"/>
                 <w:sz w:val="20"/>
               </w:rPr>
-              <w:t>사용자가 안전한 서비스 자료를 입력하고 처리 사실을 확인한 뒤, 4개 관할 문서를 검토·승인·발행하고 국가별 버전과 변경 이유를 확인할 수 있으면 핵심 여정이 완료됩니다.</w:t>
+              <w:t>사용자가 안전한 서비스 자료를 입력하고 처리 사실을 확인한 뒤, 지원하는 4개 관할 중 선택한 목표 국가의 문서를 검토·승인·발행하고 국가별 버전과 변경 이유를 확인할 수 있으면 핵심 여정이 완료됩니다.</w:t>
             </w:r>
           </w:p>
         </w:tc>
@@ -1172,7 +1172,7 @@
                 <w:color w:val="16243A"/>
                 <w:sz w:val="17"/>
               </w:rPr>
-              <w:t>국가별 문서 생성 요청</w:t>
+              <w:t>선택한 국가의 문서 생성 요청</w:t>
             </w:r>
           </w:p>
         </w:tc>
@@ -1200,7 +1200,7 @@
                 <w:color w:val="16243A"/>
                 <w:sz w:val="17"/>
               </w:rPr>
-              <w:t>작성 시점 공식 법령·지침 조회 후 4개 독립 초안 생성</w:t>
+              <w:t>작성 시점 공식 법령·지침 조회 후 선택한 국가별 독립 초안 생성</w:t>
             </w:r>
           </w:p>
         </w:tc>
@@ -1766,7 +1766,7 @@
                 <w:color w:val="16243A"/>
                 <w:sz w:val="18"/>
               </w:rPr>
-              <w:t>공식 출처 스냅샷·4개 관할 문서 생성</w:t>
+              <w:t>공식 출처 스냅샷·선택한 목표 국가 문서 생성</w:t>
             </w:r>
           </w:p>
         </w:tc>
@@ -5119,7 +5119,7 @@
                 <w:color w:val="16243A"/>
                 <w:sz w:val="17"/>
               </w:rPr>
-              <w:t>확정 사실과 작성 시점에 조회한 국가별 법령·공식 지침을 함께 입력으로 사용하고, 승인된 규칙·조항을 적용해 4개 관할 문서를 각각 생성한다.</w:t>
+              <w:t>확정 사실과 작성 시점에 조회한 국가별 법령·공식 지침을 함께 입력으로 사용하고, 승인된 규칙·조항을 적용해 사용자가 선택한 목표 국가의 문서만 각각 생성한다.</w:t>
             </w:r>
           </w:p>
         </w:tc>
@@ -5147,7 +5147,7 @@
                 <w:color w:val="16243A"/>
                 <w:sz w:val="17"/>
               </w:rPr>
-              <w:t>국가마다 독립 문서 ID·상태·버전·법률 기준일·출처 스냅샷 ID를 가진다.</w:t>
+              <w:t>선택한 국가마다 독립 문서 ID·상태·버전·법률 기준일·출처 스냅샷 ID를 가진다.</w:t>
             </w:r>
           </w:p>
         </w:tc>
@@ -9277,7 +9277,7 @@
                 <w:color w:val="16243A"/>
                 <w:sz w:val="18"/>
               </w:rPr>
-              <w:t>4개 국가 초안</w:t>
+              <w:t>선택한 국가 초안</w:t>
             </w:r>
           </w:p>
         </w:tc>
@@ -9305,7 +9305,7 @@
                 <w:color w:val="16243A"/>
                 <w:sz w:val="18"/>
               </w:rPr>
-              <w:t>FAC-01~05 · DOC-01~04</w:t>
+              <w:t>SET-03 · FAC-01~05 · DOC-01~04</w:t>
             </w:r>
           </w:p>
         </w:tc>
@@ -9333,7 +9333,7 @@
                 <w:color w:val="16243A"/>
                 <w:sz w:val="18"/>
               </w:rPr>
-              <w:t>확정 사실과 작성 시점의 국가별 법령·공식 지침으로 4개 독립 초안을 만들고 출처·차이·생성 근거를 확인</w:t>
+              <w:t>확정 사실과 작성 시점의 국가별 법령·공식 지침으로 사용자가 선택한 목표 국가에 대해서만 독립 초안을 만들고 출처·차이·생성 근거를 확인</w:t>
             </w:r>
           </w:p>
         </w:tc>
@@ -9894,7 +9894,7 @@
         <w:color w:val="5E6878"/>
         <w:sz w:val="17"/>
       </w:rPr>
-      <w:t>핵심 기능정의서   ·   FDS-2026-08-v2.4</w:t>
+      <w:t>핵심 기능정의서   ·   FDS-2026-08-v2.5</w:t>
     </w:r>
   </w:p>
 </w:hdr>

--- a/docs/기능정의서.docx
+++ b/docs/기능정의서.docx
@@ -428,7 +428,7 @@
                 <w:color w:val="16243A"/>
                 <w:sz w:val="19"/>
               </w:rPr>
-              <w:t>MVP · 출시 후 · 결정 필요 · 범위 밖</w:t>
+              <w:t>MVP · 출시 후 · 결정 필요</w:t>
             </w:r>
           </w:p>
         </w:tc>
@@ -938,7 +938,7 @@
                 <w:color w:val="16243A"/>
                 <w:sz w:val="17"/>
               </w:rPr>
-              <w:t>URL·문서·공급업체 정보 제출</w:t>
+              <w:t>개별 URL·문서·공급업체 정보 제출</w:t>
             </w:r>
           </w:p>
         </w:tc>
@@ -1855,7 +1855,7 @@
                 <w:color w:val="16243A"/>
                 <w:sz w:val="18"/>
               </w:rPr>
-              <w:t>임베드·다중 사용자 권한·추가 국가</w:t>
+              <w:t>임베드·다중 사용자 권한</w:t>
             </w:r>
           </w:p>
         </w:tc>
@@ -1888,68 +1888,7 @@
                 <w:color w:val="16243A"/>
                 <w:sz w:val="18"/>
               </w:rPr>
-              <w:t>국가별 독립 버전·변경 이력·규칙·조항 버전</w:t>
-            </w:r>
-          </w:p>
-        </w:tc>
-        <w:tc>
-          <w:tcPr>
-            <w:tcW w:type="dxa" w:w="4680"/>
-            <w:tcMar>
-              <w:top w:w="80" w:type="dxa"/>
-              <w:start w:w="120" w:type="dxa"/>
-              <w:bottom w:w="80" w:type="dxa"/>
-              <w:end w:w="120" w:type="dxa"/>
-            </w:tcMar>
-            <w:vAlign w:val="center"/>
-          </w:tcPr>
-          <w:p>
-            <w:pPr>
-              <w:spacing w:before="0" w:after="0" w:line="276" w:lineRule="auto"/>
-              <w:jc w:val="left"/>
-            </w:pPr>
-            <w:r/>
-            <w:r>
-              <w:rPr>
-                <w:rFonts w:ascii="Apple SD Gothic Neo" w:hAnsi="Apple SD Gothic Neo" w:eastAsia="Apple SD Gothic Neo"/>
-                <w:b w:val="0"/>
-                <w:color w:val="16243A"/>
-                <w:sz w:val="18"/>
-              </w:rPr>
-              <w:t>쿠키 동의·이용약관·계약서·웹 자동 스캔</w:t>
-            </w:r>
-          </w:p>
-        </w:tc>
-      </w:tr>
-      <w:tr>
-        <w:trPr>
-          <w:cantSplit/>
-        </w:trPr>
-        <w:tc>
-          <w:tcPr>
-            <w:tcW w:type="dxa" w:w="4680"/>
-            <w:tcMar>
-              <w:top w:w="80" w:type="dxa"/>
-              <w:start w:w="120" w:type="dxa"/>
-              <w:bottom w:w="80" w:type="dxa"/>
-              <w:end w:w="120" w:type="dxa"/>
-            </w:tcMar>
-            <w:vAlign w:val="center"/>
-          </w:tcPr>
-          <w:p>
-            <w:pPr>
-              <w:spacing w:before="0" w:after="0" w:line="276" w:lineRule="auto"/>
-              <w:jc w:val="left"/>
-            </w:pPr>
-            <w:r/>
-            <w:r>
-              <w:rPr>
-                <w:rFonts w:ascii="Apple SD Gothic Neo" w:hAnsi="Apple SD Gothic Neo" w:eastAsia="Apple SD Gothic Neo"/>
-                <w:b w:val="0"/>
-                <w:color w:val="16243A"/>
-                <w:sz w:val="18"/>
-              </w:rPr>
-              <w:t>고객/운영자 분리·감사·삭제 생애주기</w:t>
+              <w:t>국가별 독립 버전·변경 이력·규칙·조항 버전·고객/운영자 분리·감사·삭제 생애주기</w:t>
             </w:r>
           </w:p>
         </w:tc>
@@ -3202,7 +3141,7 @@
                 <w:color w:val="16243A"/>
                 <w:sz w:val="17"/>
               </w:rPr>
-              <w:t>MVP 범위 밖 → 전용 고지·옵트아웃 설계 후 재검토</w:t>
+              <w:t>자동 생성·발행 제외 → 전용 고지·옵트아웃 설계 검토</w:t>
             </w:r>
           </w:p>
         </w:tc>
@@ -3446,7 +3385,7 @@
                 <w:color w:val="16243A"/>
                 <w:sz w:val="17"/>
               </w:rPr>
-              <w:t>웹사이트 URL, PRD·기능명세, 공급업체 정보를 필요한 범위만 입력한다.</w:t>
+              <w:t>사용자가 분석할 개별 웹페이지 URL, PRD·기능명세, 공급업체 정보를 필요한 범위만 입력한다.</w:t>
             </w:r>
           </w:p>
         </w:tc>
@@ -3474,7 +3413,7 @@
                 <w:color w:val="16243A"/>
                 <w:sz w:val="17"/>
               </w:rPr>
-              <w:t>형식·용량·도메인·악성코드·필수 공급업체 항목을 검사한다.</w:t>
+              <w:t>URL·형식·용량·도메인·악성코드·필수 공급업체 항목을 검사한다.</w:t>
             </w:r>
           </w:p>
         </w:tc>
@@ -4114,7 +4053,7 @@
                 <w:color w:val="16243A"/>
                 <w:sz w:val="16"/>
               </w:rPr>
-              <w:t>안전검사를 통과한 URL·PRD·기능명세·공급업체 자료, 적용할 추출 버전</w:t>
+              <w:t>안전검사를 통과한 사용자 지정 개별 URL·PRD·기능명세·공급업체 자료, 적용할 추출 버전</w:t>
             </w:r>
           </w:p>
         </w:tc>
@@ -7939,7 +7878,7 @@
         <w:pStyle w:val="Heading1"/>
       </w:pPr>
       <w:r>
-        <w:t>4. 출시 후·결정 필요·범위 밖</w:t>
+        <w:t>4. 출시 후·결정 필요</w:t>
       </w:r>
     </w:p>
     <w:tbl>
@@ -8764,95 +8703,6 @@
           </w:p>
         </w:tc>
       </w:tr>
-      <w:tr>
-        <w:trPr>
-          <w:cantSplit/>
-        </w:trPr>
-        <w:tc>
-          <w:tcPr>
-            <w:tcW w:type="dxa" w:w="1300"/>
-            <w:tcMar>
-              <w:top w:w="80" w:type="dxa"/>
-              <w:start w:w="120" w:type="dxa"/>
-              <w:bottom w:w="80" w:type="dxa"/>
-              <w:end w:w="120" w:type="dxa"/>
-            </w:tcMar>
-            <w:vAlign w:val="center"/>
-          </w:tcPr>
-          <w:p>
-            <w:pPr>
-              <w:spacing w:before="0" w:after="0" w:line="276" w:lineRule="auto"/>
-              <w:jc w:val="center"/>
-            </w:pPr>
-            <w:r/>
-            <w:r>
-              <w:rPr>
-                <w:rFonts w:ascii="Apple SD Gothic Neo" w:hAnsi="Apple SD Gothic Neo" w:eastAsia="Apple SD Gothic Neo"/>
-                <w:b/>
-                <w:color w:val="16243A"/>
-                <w:sz w:val="17"/>
-              </w:rPr>
-              <w:t>범위 밖</w:t>
-            </w:r>
-          </w:p>
-        </w:tc>
-        <w:tc>
-          <w:tcPr>
-            <w:tcW w:type="dxa" w:w="3600"/>
-            <w:tcMar>
-              <w:top w:w="80" w:type="dxa"/>
-              <w:start w:w="120" w:type="dxa"/>
-              <w:bottom w:w="80" w:type="dxa"/>
-              <w:end w:w="120" w:type="dxa"/>
-            </w:tcMar>
-            <w:vAlign w:val="center"/>
-          </w:tcPr>
-          <w:p>
-            <w:pPr>
-              <w:spacing w:before="0" w:after="0" w:line="276" w:lineRule="auto"/>
-              <w:jc w:val="left"/>
-            </w:pPr>
-            <w:r/>
-            <w:r>
-              <w:rPr>
-                <w:rFonts w:ascii="Apple SD Gothic Neo" w:hAnsi="Apple SD Gothic Neo" w:eastAsia="Apple SD Gothic Neo"/>
-                <w:b w:val="0"/>
-                <w:color w:val="16243A"/>
-                <w:sz w:val="17"/>
-              </w:rPr>
-              <w:t>웹사이트 자동 스캔·쿠키 동의·이용약관·계약서·추가 국가</w:t>
-            </w:r>
-          </w:p>
-        </w:tc>
-        <w:tc>
-          <w:tcPr>
-            <w:tcW w:type="dxa" w:w="4460"/>
-            <w:tcMar>
-              <w:top w:w="80" w:type="dxa"/>
-              <w:start w:w="120" w:type="dxa"/>
-              <w:bottom w:w="80" w:type="dxa"/>
-              <w:end w:w="120" w:type="dxa"/>
-            </w:tcMar>
-            <w:vAlign w:val="center"/>
-          </w:tcPr>
-          <w:p>
-            <w:pPr>
-              <w:spacing w:before="0" w:after="0" w:line="276" w:lineRule="auto"/>
-              <w:jc w:val="left"/>
-            </w:pPr>
-            <w:r/>
-            <w:r>
-              <w:rPr>
-                <w:rFonts w:ascii="Apple SD Gothic Neo" w:hAnsi="Apple SD Gothic Neo" w:eastAsia="Apple SD Gothic Neo"/>
-                <w:b w:val="0"/>
-                <w:color w:val="16243A"/>
-                <w:sz w:val="17"/>
-              </w:rPr>
-              <w:t>별도 제품 범위와 법률 검토가 필요</w:t>
-            </w:r>
-          </w:p>
-        </w:tc>
-      </w:tr>
     </w:tbl>
     <w:p>
       <w:pPr>
@@ -9216,7 +9066,7 @@
                 <w:color w:val="16243A"/>
                 <w:sz w:val="18"/>
               </w:rPr>
-              <w:t>INP-02~03</w:t>
+              <w:t>INP-01~03</w:t>
             </w:r>
           </w:p>
         </w:tc>
@@ -9244,7 +9094,7 @@
                 <w:color w:val="16243A"/>
                 <w:sz w:val="18"/>
               </w:rPr>
-              <w:t>개인정보 후보가 있으면 외부 AI 전송 없이 차단하고 위치와 수정 방법을 표시</w:t>
+              <w:t>사용자가 지정한 개별 URL·문서를 안전검사하고 개인정보 후보가 있으면 외부 AI 전송 없이 차단해 위치와 수정 방법을 표시</w:t>
             </w:r>
           </w:p>
         </w:tc>
@@ -9894,7 +9744,7 @@
         <w:color w:val="5E6878"/>
         <w:sz w:val="17"/>
       </w:rPr>
-      <w:t>핵심 기능정의서   ·   FDS-2026-08-v2.5</w:t>
+      <w:t>핵심 기능정의서   ·   FDS-2026-08-v2.6</w:t>
     </w:r>
   </w:p>
 </w:hdr>

--- a/docs/기능정의서.docx
+++ b/docs/기능정의서.docx
@@ -400,7 +400,7 @@
                 <w:color w:val="16243A"/>
                 <w:sz w:val="19"/>
               </w:rPr>
-              <w:t>우선순위</w:t>
+              <w:t>구현 구분</w:t>
             </w:r>
           </w:p>
         </w:tc>
@@ -428,7 +428,7 @@
                 <w:color w:val="16243A"/>
                 <w:sz w:val="19"/>
               </w:rPr>
-              <w:t>MVP · 출시 후 · 결정 필요</w:t>
+              <w:t>필수 구현(MVP) · 재량 구현 · 현재 구현 제외</w:t>
             </w:r>
           </w:p>
         </w:tc>
@@ -1608,8 +1608,8 @@
         <w:tblInd w:w="120" w:type="dxa"/>
       </w:tblPr>
       <w:tblGrid>
-        <w:gridCol w:w="4680"/>
-        <w:gridCol w:w="4680"/>
+        <w:gridCol w:w="1900"/>
+        <w:gridCol w:w="7460"/>
       </w:tblGrid>
       <w:tr>
         <w:trPr>
@@ -1618,7 +1618,7 @@
         </w:trPr>
         <w:tc>
           <w:tcPr>
-            <w:tcW w:type="dxa" w:w="4680"/>
+            <w:tcW w:type="dxa" w:w="1900"/>
             <w:shd w:fill="F3F5F8"/>
             <w:tcMar>
               <w:top w:w="80" w:type="dxa"/>
@@ -1642,13 +1642,13 @@
                 <w:color w:val="16243A"/>
                 <w:sz w:val="18"/>
               </w:rPr>
-              <w:t>MVP에 포함</w:t>
+              <w:t>구현 구분</w:t>
             </w:r>
           </w:p>
         </w:tc>
         <w:tc>
           <w:tcPr>
-            <w:tcW w:type="dxa" w:w="4680"/>
+            <w:tcW w:type="dxa" w:w="7460"/>
             <w:shd w:fill="F3F5F8"/>
             <w:tcMar>
               <w:top w:w="80" w:type="dxa"/>
@@ -1672,7 +1672,7 @@
                 <w:color w:val="16243A"/>
                 <w:sz w:val="18"/>
               </w:rPr>
-              <w:t>출시 후 또는 별도 결정</w:t>
+              <w:t>적용 기준</w:t>
             </w:r>
           </w:p>
         </w:tc>
@@ -1683,7 +1683,7 @@
         </w:trPr>
         <w:tc>
           <w:tcPr>
-            <w:tcW w:type="dxa" w:w="4680"/>
+            <w:tcW w:type="dxa" w:w="1900"/>
             <w:tcMar>
               <w:top w:w="80" w:type="dxa"/>
               <w:start w:w="120" w:type="dxa"/>
@@ -1705,13 +1705,13 @@
                 <w:color w:val="16243A"/>
                 <w:sz w:val="18"/>
               </w:rPr>
-              <w:t>안전한 자료 입력·사실 확인·작성 시점 공식 법령·지침 조회</w:t>
+              <w:t>필수 구현(MVP)</w:t>
             </w:r>
           </w:p>
         </w:tc>
         <w:tc>
           <w:tcPr>
-            <w:tcW w:type="dxa" w:w="4680"/>
+            <w:tcW w:type="dxa" w:w="7460"/>
             <w:tcMar>
               <w:top w:w="80" w:type="dxa"/>
               <w:start w:w="120" w:type="dxa"/>
@@ -1733,7 +1733,7 @@
                 <w:color w:val="16243A"/>
                 <w:sz w:val="18"/>
               </w:rPr>
-              <w:t>정기 자동 법률 출처 모니터링·영향 알림</w:t>
+              <w:t>2장의 28개 기능과 3장의 공통 검증·발행 차단, 5장의 핵심 수용 시나리오</w:t>
             </w:r>
           </w:p>
         </w:tc>
@@ -1744,7 +1744,7 @@
         </w:trPr>
         <w:tc>
           <w:tcPr>
-            <w:tcW w:type="dxa" w:w="4680"/>
+            <w:tcW w:type="dxa" w:w="1900"/>
             <w:tcMar>
               <w:top w:w="80" w:type="dxa"/>
               <w:start w:w="120" w:type="dxa"/>
@@ -1766,13 +1766,13 @@
                 <w:color w:val="16243A"/>
                 <w:sz w:val="18"/>
               </w:rPr>
-              <w:t>공식 출처 스냅샷·선택한 목표 국가 문서 생성</w:t>
+              <w:t>재량 구현</w:t>
             </w:r>
           </w:p>
         </w:tc>
         <w:tc>
           <w:tcPr>
-            <w:tcW w:type="dxa" w:w="4680"/>
+            <w:tcW w:type="dxa" w:w="7460"/>
             <w:tcMar>
               <w:top w:w="80" w:type="dxa"/>
               <w:start w:w="120" w:type="dxa"/>
@@ -1794,7 +1794,7 @@
                 <w:color w:val="16243A"/>
                 <w:sz w:val="18"/>
               </w:rPr>
-              <w:t>외부 변호사 검수 상품·결제·환불</w:t>
+              <w:t>재량 구현은 기존 기능의 의미, 데이터 처리, 외부 계약, 법률 판단 및 발행 결과를 변경하지 않는 범위로 제한한다.</w:t>
             </w:r>
           </w:p>
         </w:tc>
@@ -1805,7 +1805,7 @@
         </w:trPr>
         <w:tc>
           <w:tcPr>
-            <w:tcW w:type="dxa" w:w="4680"/>
+            <w:tcW w:type="dxa" w:w="1900"/>
             <w:tcMar>
               <w:top w:w="80" w:type="dxa"/>
               <w:start w:w="120" w:type="dxa"/>
@@ -1827,13 +1827,13 @@
                 <w:color w:val="16243A"/>
                 <w:sz w:val="18"/>
               </w:rPr>
-              <w:t>발행 차단·고객 승인·공개 URL·HTML·Markdown</w:t>
+              <w:t>현재 구현 제외</w:t>
             </w:r>
           </w:p>
         </w:tc>
         <w:tc>
           <w:tcPr>
-            <w:tcW w:type="dxa" w:w="4680"/>
+            <w:tcW w:type="dxa" w:w="7460"/>
             <w:tcMar>
               <w:top w:w="80" w:type="dxa"/>
               <w:start w:w="120" w:type="dxa"/>
@@ -1855,68 +1855,7 @@
                 <w:color w:val="16243A"/>
                 <w:sz w:val="18"/>
               </w:rPr>
-              <w:t>임베드·다중 사용자 권한</w:t>
-            </w:r>
-          </w:p>
-        </w:tc>
-      </w:tr>
-      <w:tr>
-        <w:trPr>
-          <w:cantSplit/>
-        </w:trPr>
-        <w:tc>
-          <w:tcPr>
-            <w:tcW w:type="dxa" w:w="4680"/>
-            <w:tcMar>
-              <w:top w:w="80" w:type="dxa"/>
-              <w:start w:w="120" w:type="dxa"/>
-              <w:bottom w:w="80" w:type="dxa"/>
-              <w:end w:w="120" w:type="dxa"/>
-            </w:tcMar>
-            <w:vAlign w:val="center"/>
-          </w:tcPr>
-          <w:p>
-            <w:pPr>
-              <w:spacing w:before="0" w:after="0" w:line="276" w:lineRule="auto"/>
-              <w:jc w:val="left"/>
-            </w:pPr>
-            <w:r/>
-            <w:r>
-              <w:rPr>
-                <w:rFonts w:ascii="Apple SD Gothic Neo" w:hAnsi="Apple SD Gothic Neo" w:eastAsia="Apple SD Gothic Neo"/>
-                <w:b w:val="0"/>
-                <w:color w:val="16243A"/>
-                <w:sz w:val="18"/>
-              </w:rPr>
-              <w:t>국가별 독립 버전·변경 이력·규칙·조항 버전·고객/운영자 분리·감사·삭제 생애주기</w:t>
-            </w:r>
-          </w:p>
-        </w:tc>
-        <w:tc>
-          <w:tcPr>
-            <w:tcW w:type="dxa" w:w="4680"/>
-            <w:tcMar>
-              <w:top w:w="80" w:type="dxa"/>
-              <w:start w:w="120" w:type="dxa"/>
-              <w:bottom w:w="80" w:type="dxa"/>
-              <w:end w:w="120" w:type="dxa"/>
-            </w:tcMar>
-            <w:vAlign w:val="center"/>
-          </w:tcPr>
-          <w:p>
-            <w:pPr>
-              <w:spacing w:before="0" w:after="0" w:line="276" w:lineRule="auto"/>
-              <w:jc w:val="left"/>
-            </w:pPr>
-            <w:r/>
-            <w:r>
-              <w:rPr>
-                <w:rFonts w:ascii="Apple SD Gothic Neo" w:hAnsi="Apple SD Gothic Neo" w:eastAsia="Apple SD Gothic Neo"/>
-                <w:b w:val="0"/>
-                <w:color w:val="16243A"/>
-                <w:sz w:val="18"/>
-              </w:rPr>
-              <w:t>가격·플랜·결제·환불</w:t>
+              <w:t>4장의 출시 후·결정 필요 항목은 현재 구현하지 않는다.</w:t>
             </w:r>
           </w:p>
         </w:tc>
@@ -1932,7 +1871,7 @@
         <w:pStyle w:val="Heading1"/>
       </w:pPr>
       <w:r>
-        <w:t>2. MVP 기능 정의</w:t>
+        <w:t>2. 필수 구현 기능 정의</w:t>
       </w:r>
     </w:p>
     <w:p>
@@ -1942,7 +1881,7 @@
           <w:color w:val="16243A"/>
           <w:sz w:val="22"/>
         </w:rPr>
-        <w:t>아래 28개 기능만 MVP 구현 대상으로 봅니다. 사용자 여정을 완료하거나 잘못된 외부 전송·공개 발행을 막는 기능, 실제 운영에 필요한 최소 통제만 남겼습니다.</w:t>
+        <w:t>아래 28개 기능은 MVP 필수 구현 대상입니다. 사용자 여정을 완료하거나 잘못된 외부 전송·공개 발행을 막는 기능, 실제 운영에 필요한 최소 통제만 남겼습니다.</w:t>
       </w:r>
     </w:p>
     <w:p>
@@ -9744,7 +9683,7 @@
         <w:color w:val="5E6878"/>
         <w:sz w:val="17"/>
       </w:rPr>
-      <w:t>핵심 기능정의서   ·   FDS-2026-08-v2.6</w:t>
+      <w:t>핵심 기능정의서   ·   FDS-2026-08-v2.7</w:t>
     </w:r>
   </w:p>
 </w:hdr>

--- a/docs/기능정의서.docx
+++ b/docs/기능정의서.docx
@@ -9625,7 +9625,7 @@
                 <w:color w:val="16243A"/>
                 <w:sz w:val="20"/>
               </w:rPr>
-              <w:t>국가별 법률 콘텐츠의 적정성, 공식 사이트 수집 허용, AI 공급업체와 데이터 보유정책, 상품·가격과 외부 변호사 운영은 기술검토 부록의 착수 게이트를 별도로 확인해야 합니다. 이 문서는 법률 자문이 아닙니다.</w:t>
+              <w:t>국가별 법률 콘텐츠의 적정성, 공식 사이트 수집 허용, AI 공급업체와 데이터 보유정책은 기술검토 부록의 착수 게이트를 별도로 확인해야 합니다. 이 문서는 법률 자문이 아닙니다.</w:t>
             </w:r>
           </w:p>
         </w:tc>
@@ -9683,7 +9683,7 @@
         <w:color w:val="5E6878"/>
         <w:sz w:val="17"/>
       </w:rPr>
-      <w:t>핵심 기능정의서   ·   FDS-2026-08-v2.7</w:t>
+      <w:t>핵심 기능정의서   ·   FDS-2026-08-v2.8</w:t>
     </w:r>
   </w:p>
 </w:hdr>

--- a/docs/기능정의서.docx
+++ b/docs/기능정의서.docx
@@ -1,6 +1,6 @@
 
 <file path=word/document.xml><?xml version="1.0" encoding="utf-8"?>
-<w:document xmlns:wpc="http://schemas.microsoft.com/office/word/2010/wordprocessingCanvas" xmlns:cx="http://schemas.microsoft.com/office/drawing/2014/chartex" xmlns:cx1="http://schemas.microsoft.com/office/drawing/2015/9/8/chartex" xmlns:cx2="http://schemas.microsoft.com/office/drawing/2015/10/21/chartex" xmlns:cx3="http://schemas.microsoft.com/office/drawing/2016/5/9/chartex" xmlns:cx4="http://schemas.microsoft.com/office/drawing/2016/5/10/chartex" xmlns:cx5="http://schemas.microsoft.com/office/drawing/2016/5/11/chartex" xmlns:cx6="http://schemas.microsoft.com/office/drawing/2016/5/12/chartex" xmlns:cx7="http://schemas.microsoft.com/office/drawing/2016/5/13/chartex" xmlns:cx8="http://schemas.microsoft.com/office/drawing/2016/5/14/chartex" xmlns:mc="http://schemas.openxmlformats.org/markup-compatibility/2006" xmlns:aink="http://schemas.microsoft.com/office/drawing/2016/ink" xmlns:am3d="http://schemas.microsoft.com/office/drawing/2017/model3d" xmlns:o="urn:schemas-microsoft-com:office:office" xmlns:oel="http://schemas.microsoft.com/office/2019/extlst" xmlns:r="http://schemas.openxmlformats.org/officeDocument/2006/relationships" xmlns:m="http://schemas.openxmlformats.org/officeDocument/2006/math" xmlns:v="urn:schemas-microsoft-com:vml" xmlns:wp14="http://schemas.microsoft.com/office/word/2010/wordprocessingDrawing" xmlns:wp="http://schemas.openxmlformats.org/drawingml/2006/wordprocessingDrawing" xmlns:w10="urn:schemas-microsoft-com:office:word" xmlns:w="http://schemas.openxmlformats.org/wordprocessingml/2006/main" xmlns:w14="http://schemas.microsoft.com/office/word/2010/wordml" xmlns:w15="http://schemas.microsoft.com/office/word/2012/wordml" xmlns:w16cei="http://schemas.microsoft.com/office/word/2026/wordml/cei" xmlns:w16cex="http://schemas.microsoft.com/office/word/2018/wordml/cex" xmlns:w16cid="http://schemas.microsoft.com/office/word/2016/wordml/cid" xmlns:w16="http://schemas.microsoft.com/office/word/2018/wordml" xmlns:w16du="http://schemas.microsoft.com/office/word/2023/wordml/word16du" xmlns:w16sdtdh="http://schemas.microsoft.com/office/word/2020/wordml/sdtdatahash" xmlns:w16sdtfl="http://schemas.microsoft.com/office/word/2024/wordml/sdtformatlock" xmlns:w16se="http://schemas.microsoft.com/office/word/2015/wordml/symex" xmlns:wpg="http://schemas.microsoft.com/office/word/2010/wordprocessingGroup" xmlns:wpi="http://schemas.microsoft.com/office/word/2010/wordprocessingInk" xmlns:wne="http://schemas.microsoft.com/office/word/2006/wordml" xmlns:wps="http://schemas.microsoft.com/office/word/2010/wordprocessingShape" mc:Ignorable="w14 w15 w16se w16cid w16 w16cex w16sdtdh w16sdtfl w16du wp14">
+<w:document xmlns:a="http://schemas.openxmlformats.org/drawingml/2006/main" xmlns:a14="http://schemas.microsoft.com/office/drawing/2010/main" xmlns:mc="http://schemas.openxmlformats.org/markup-compatibility/2006" xmlns:pic="http://schemas.openxmlformats.org/drawingml/2006/picture" xmlns:r="http://schemas.openxmlformats.org/officeDocument/2006/relationships" xmlns:w="http://schemas.openxmlformats.org/wordprocessingml/2006/main" xmlns:w14="http://schemas.microsoft.com/office/word/2010/wordml" xmlns:wp="http://schemas.openxmlformats.org/drawingml/2006/wordprocessingDrawing" xmlns:wp14="http://schemas.microsoft.com/office/word/2010/wordprocessingDrawing" mc:Ignorable="w14 w15 w16se w16cid w16 w16cex w16sdtdh w16sdtfl w16du wp14">
   <w:body>
     <w:p>
       <w:pPr>
@@ -512,6 +512,58 @@
           </w:p>
         </w:tc>
       </w:tr>
+      <w:tr>
+        <w:trPr>
+          <w:cantSplit/>
+        </w:trPr>
+        <w:tc>
+          <w:tcPr>
+            <w:tcW w:w="1900" w:type="dxa"/>
+            <w:tcMar>
+              <w:top w:w="80" w:type="dxa"/>
+              <w:left w:w="120" w:type="dxa"/>
+              <w:bottom w:w="80" w:type="dxa"/>
+              <w:right w:w="120" w:type="dxa"/>
+            </w:tcMar>
+            <w:vAlign w:val="center"/>
+          </w:tcPr>
+          <w:p>
+            <w:pPr>
+              <w:spacing w:after="0" w:line="276" w:lineRule="auto"/>
+              <w:rPr>
+                <w:rFonts w:ascii="맑은 고딕" w:eastAsia="맑은 고딕" w:hAnsi="맑은 고딕"/>
+              </w:rPr>
+            </w:pPr>
+            <w:r>
+              <w:t>문서 버전</w:t>
+            </w:r>
+          </w:p>
+        </w:tc>
+        <w:tc>
+          <w:tcPr>
+            <w:tcW w:w="7460" w:type="dxa"/>
+            <w:tcMar>
+              <w:top w:w="80" w:type="dxa"/>
+              <w:left w:w="120" w:type="dxa"/>
+              <w:bottom w:w="80" w:type="dxa"/>
+              <w:right w:w="120" w:type="dxa"/>
+            </w:tcMar>
+            <w:vAlign w:val="center"/>
+          </w:tcPr>
+          <w:p>
+            <w:pPr>
+              <w:spacing w:after="0" w:line="276" w:lineRule="auto"/>
+              <w:rPr>
+                <w:rFonts w:ascii="맑은 고딕" w:eastAsia="맑은 고딕" w:hAnsi="맑은 고딕"/>
+                <w:lang w:eastAsia="ko-KR"/>
+              </w:rPr>
+            </w:pPr>
+            <w:r>
+              <w:t>v2.9 · 2026-08-25</w:t>
+            </w:r>
+          </w:p>
+        </w:tc>
+      </w:tr>
     </w:tbl>
     <w:p>
       <w:pPr>
@@ -572,7 +624,7 @@
                 <w:sz w:val="20"/>
                 <w:lang w:eastAsia="ko-KR"/>
               </w:rPr>
-              <w:t>실제 최종사용자 개인정보는 입력받지 않습니다. 문서 작성 시 공식 법령·지침을 조회하지만 법적 의미와 적용 여부는 사람이 판단합니다. 미확인 사실과 미승인 조항은 공개 문서에 반영하지 않고 고객 승인 없이 자동 발행하지 않습니다.</w:t>
+              <w:t>실제 최종사용자 개인정보는 입력받지 않습니다. 문서 작성 시 공식 법령·지침을 조회하지만 수집만으로 법률 콘텐츠가 승인되지는 않으며 법적 의미와 적용 여부는 사람이 판단합니다. 미확인 사실과 미승인·비활성 조항은 공개 문서에 반영하지 않고 고객 승인 없이 자동 발행하지 않습니다.</w:t>
             </w:r>
           </w:p>
         </w:tc>
@@ -2759,11 +2811,6 @@
               </w:rPr>
             </w:pPr>
             <w:r>
-              <w:rPr>
-                <w:rFonts w:ascii="맑은 고딕" w:eastAsia="맑은 고딕" w:hAnsi="맑은 고딕"/>
-                <w:sz w:val="17"/>
-                <w:lang w:eastAsia="ko-KR"/>
-              </w:rPr>
               <w:t>선택한 국가의 문서 생성 요청</w:t>
             </w:r>
           </w:p>
@@ -2788,12 +2835,7 @@
               </w:rPr>
             </w:pPr>
             <w:r>
-              <w:rPr>
-                <w:rFonts w:ascii="맑은 고딕" w:eastAsia="맑은 고딕" w:hAnsi="맑은 고딕"/>
-                <w:sz w:val="17"/>
-                <w:lang w:eastAsia="ko-KR"/>
-              </w:rPr>
-              <w:t>작성 시점 공식 법령·지침 조회 후 선택한 국가별 독립 초안 생성</w:t>
+              <w:t>작성 시점 공식 출처를 조회해 활성 규칙의 승인 근거와 비교하고, 검토·승인된 규칙·조항으로 선택 국가별 독립 초안을 생성</w:t>
             </w:r>
           </w:p>
         </w:tc>
@@ -2817,12 +2859,7 @@
               </w:rPr>
             </w:pPr>
             <w:r>
-              <w:rPr>
-                <w:rFonts w:ascii="맑은 고딕" w:eastAsia="맑은 고딕" w:hAnsi="맑은 고딕"/>
-                <w:sz w:val="17"/>
-                <w:lang w:eastAsia="ko-KR"/>
-              </w:rPr>
-              <w:t>출처·차이·근거·차단항목 표시</w:t>
+              <w:t>출처 동일·활성 규칙·생성 근거 확인. 출처 변화 시 검토 완료 전 신규 생성·재생성 차단</w:t>
             </w:r>
           </w:p>
         </w:tc>
@@ -3303,11 +3340,11 @@
             <wp:effectExtent l="0" t="0" r="0" b="7620"/>
             <wp:docPr id="1682846293" name="그림 1"/>
             <wp:cNvGraphicFramePr>
-              <a:graphicFrameLocks xmlns:a="http://schemas.openxmlformats.org/drawingml/2006/main" noChangeAspect="1"/>
+              <a:graphicFrameLocks noChangeAspect="1"/>
             </wp:cNvGraphicFramePr>
-            <a:graphic xmlns:a="http://schemas.openxmlformats.org/drawingml/2006/main">
+            <a:graphic>
               <a:graphicData uri="http://schemas.openxmlformats.org/drawingml/2006/picture">
-                <pic:pic xmlns:pic="http://schemas.openxmlformats.org/drawingml/2006/picture">
+                <pic:pic>
                   <pic:nvPicPr>
                     <pic:cNvPr id="0" name="Picture 1"/>
                     <pic:cNvPicPr>
@@ -3318,7 +3355,7 @@
                     <a:blip r:embed="rId8">
                       <a:extLst>
                         <a:ext uri="{28A0092B-C50C-407E-A947-70E740481C1C}">
-                          <a14:useLocalDpi xmlns:a14="http://schemas.microsoft.com/office/drawing/2010/main" val="0"/>
+                          <a14:useLocalDpi val="0"/>
                         </a:ext>
                       </a:extLst>
                     </a:blip>
@@ -6029,10 +6066,6 @@
               </w:rPr>
             </w:pPr>
             <w:r>
-              <w:rPr>
-                <w:rFonts w:ascii="맑은 고딕" w:eastAsia="맑은 고딕" w:hAnsi="맑은 고딕"/>
-                <w:sz w:val="17"/>
-              </w:rPr>
               <w:t>서비스 자료 입력</w:t>
             </w:r>
           </w:p>
@@ -6057,12 +6090,7 @@
               </w:rPr>
             </w:pPr>
             <w:r>
-              <w:rPr>
-                <w:rFonts w:ascii="맑은 고딕" w:eastAsia="맑은 고딕" w:hAnsi="맑은 고딕"/>
-                <w:sz w:val="17"/>
-                <w:lang w:eastAsia="ko-KR"/>
-              </w:rPr>
-              <w:t>사용자가 분석할 개별 웹페이지 URL, PRD·기능명세, 공급업체 정보를 필요한 범위만 입력한다.</w:t>
+              <w:t>사용자가 분석할 개별 웹페이지 URL, PRD·기능명세, 공급업체 정보 또는 원문을 필요한 범위만 입력한다. URL은 사용자가 지정한 페이지 하나만 대상으로 하며 사이트 전체를 자동 탐색하지 않는다.</w:t>
             </w:r>
           </w:p>
         </w:tc>
@@ -6086,12 +6114,7 @@
               </w:rPr>
             </w:pPr>
             <w:r>
-              <w:rPr>
-                <w:rFonts w:ascii="맑은 고딕" w:eastAsia="맑은 고딕" w:hAnsi="맑은 고딕"/>
-                <w:sz w:val="17"/>
-                <w:lang w:eastAsia="ko-KR"/>
-              </w:rPr>
-              <w:t>URL·형식·용량·도메인·필수 공급업체 항목을 검사한다.</w:t>
+              <w:t>개별 HTTP(S) URL·허용 파일 형식·용량·리디렉션 도메인·필수 공급업체 항목을 검사한다. 업로드 파일은 격리된 환경에서 악성코드 검사를 통과해야 다음 단계로 진행한다.</w:t>
             </w:r>
           </w:p>
         </w:tc>
@@ -6148,10 +6171,6 @@
               </w:rPr>
             </w:pPr>
             <w:r>
-              <w:rPr>
-                <w:rFonts w:ascii="맑은 고딕" w:eastAsia="맑은 고딕" w:hAnsi="맑은 고딕"/>
-                <w:sz w:val="17"/>
-              </w:rPr>
               <w:t>최소 입력 안내</w:t>
             </w:r>
           </w:p>
@@ -6176,12 +6195,7 @@
               </w:rPr>
             </w:pPr>
             <w:r>
-              <w:rPr>
-                <w:rFonts w:ascii="맑은 고딕" w:eastAsia="맑은 고딕" w:hAnsi="맑은 고딕"/>
-                <w:sz w:val="17"/>
-                <w:lang w:eastAsia="ko-KR"/>
-              </w:rPr>
-              <w:t>실제 최종사용자 개인정보와 비밀정보를 넣지 않도록 입력 전 안내한다.</w:t>
+              <w:t>실제 최종사용자의 개인정보·계정정보·비밀정보를 넣지 않도록 안내하고, 개인정보 항목명·데이터 스키마·합성 예시처럼 분석에 필요한 설명 정보는 허용 범위로 구분한다.</w:t>
             </w:r>
           </w:p>
         </w:tc>
@@ -6205,12 +6219,7 @@
               </w:rPr>
             </w:pPr>
             <w:r>
-              <w:rPr>
-                <w:rFonts w:ascii="맑은 고딕" w:eastAsia="맑은 고딕" w:hAnsi="맑은 고딕"/>
-                <w:sz w:val="17"/>
-                <w:lang w:eastAsia="ko-KR"/>
-              </w:rPr>
-              <w:t>금지 예시와 허용 예시를 보여주고 사용자가 확인해야 제출할 수 있다.</w:t>
+              <w:t>금지 예시와 허용 예시, 실제 값 대신 사용할 대체 방법을 보여주고 사용자가 확인해야 제출할 수 있다.</w:t>
             </w:r>
           </w:p>
         </w:tc>
@@ -6268,11 +6277,6 @@
               </w:rPr>
             </w:pPr>
             <w:r>
-              <w:rPr>
-                <w:rFonts w:ascii="맑은 고딕" w:eastAsia="맑은 고딕" w:hAnsi="맑은 고딕"/>
-                <w:sz w:val="17"/>
-                <w:lang w:eastAsia="ko-KR"/>
-              </w:rPr>
               <w:t>PII·고위험 정보 차단</w:t>
             </w:r>
           </w:p>
@@ -6297,12 +6301,7 @@
               </w:rPr>
             </w:pPr>
             <w:r>
-              <w:rPr>
-                <w:rFonts w:ascii="맑은 고딕" w:eastAsia="맑은 고딕" w:hAnsi="맑은 고딕"/>
-                <w:sz w:val="17"/>
-                <w:lang w:eastAsia="ko-KR"/>
-              </w:rPr>
-              <w:t>외부 분석 전에 원문과 메타데이터의 개인정보·비밀 후보를 검사한다.</w:t>
+              <w:t>외부 분석 전에 원문·파일·URL 응답·메타데이터에서 실제 개인정보·인증정보·비밀정보 후보를 검사한다.</w:t>
             </w:r>
           </w:p>
         </w:tc>
@@ -6326,12 +6325,7 @@
               </w:rPr>
             </w:pPr>
             <w:r>
-              <w:rPr>
-                <w:rFonts w:ascii="맑은 고딕" w:eastAsia="맑은 고딕" w:hAnsi="맑은 고딕"/>
-                <w:sz w:val="17"/>
-                <w:lang w:eastAsia="ko-KR"/>
-              </w:rPr>
-              <w:t>위험 후보가 있으면 외부로 전송하지 않고 위치·유형·수정 방법을 보여준다.</w:t>
+              <w:t>위험 후보가 있으면 외부 AI로 전송하지 않고 위치·유형·마스킹된 근거·수정 방법을 보여준다. 사용자가 자료를 수정하거나 삭제한 뒤 재검사하기 전에는 우회 전송할 수 없다.</w:t>
             </w:r>
           </w:p>
         </w:tc>
@@ -6574,21 +6568,36 @@
               </w:rPr>
             </w:pPr>
             <w:r>
-              <w:rPr>
-                <w:rFonts w:ascii="맑은 고딕" w:eastAsia="맑은 고딕" w:hAnsi="맑은 고딕" w:hint="eastAsia"/>
+              <w:t>항목</w:t>
+            </w:r>
+          </w:p>
+        </w:tc>
+        <w:tc>
+          <w:tcPr>
+            <w:tcW w:w="2460" w:type="dxa"/>
+            <w:shd w:val="clear" w:color="auto" w:fill="D6E3BC" w:themeFill="accent3" w:themeFillTint="66"/>
+          </w:tcPr>
+          <w:p>
+            <w:pPr>
+              <w:spacing w:before="80" w:after="0"/>
+              <w:jc w:val="center"/>
+              <w:rPr>
+                <w:rFonts w:ascii="맑은 고딕" w:eastAsia="맑은 고딕" w:hAnsi="맑은 고딕"/>
                 <w:b/>
                 <w:bCs/>
                 <w:sz w:val="17"/>
                 <w:szCs w:val="17"/>
                 <w:lang w:eastAsia="ko-KR"/>
               </w:rPr>
-              <w:t>항목</w:t>
-            </w:r>
-          </w:p>
-        </w:tc>
-        <w:tc>
-          <w:tcPr>
-            <w:tcW w:w="2460" w:type="dxa"/>
+            </w:pPr>
+            <w:r>
+              <w:t>개요</w:t>
+            </w:r>
+          </w:p>
+        </w:tc>
+        <w:tc>
+          <w:tcPr>
+            <w:tcW w:w="4790" w:type="dxa"/>
             <w:shd w:val="clear" w:color="auto" w:fill="D6E3BC" w:themeFill="accent3" w:themeFillTint="66"/>
           </w:tcPr>
           <w:p>
@@ -6605,22 +6614,83 @@
               </w:rPr>
             </w:pPr>
             <w:r>
-              <w:rPr>
-                <w:rFonts w:ascii="맑은 고딕" w:eastAsia="맑은 고딕" w:hAnsi="맑은 고딕" w:hint="eastAsia"/>
+              <w:t>설명</w:t>
+            </w:r>
+          </w:p>
+        </w:tc>
+      </w:tr>
+      <w:tr>
+        <w:tc>
+          <w:tcPr>
+            <w:tcW w:w="1606" w:type="dxa"/>
+            <w:vAlign w:val="center"/>
+          </w:tcPr>
+          <w:p>
+            <w:pPr>
+              <w:spacing w:before="80" w:after="0"/>
+              <w:jc w:val="center"/>
+              <w:rPr>
+                <w:rFonts w:ascii="맑은 고딕" w:eastAsia="맑은 고딕" w:hAnsi="맑은 고딕"/>
                 <w:b/>
                 <w:bCs/>
                 <w:sz w:val="17"/>
                 <w:szCs w:val="17"/>
                 <w:lang w:eastAsia="ko-KR"/>
               </w:rPr>
-              <w:t>개요</w:t>
+            </w:pPr>
+            <w:r>
+              <w:t>URL</w:t>
+            </w:r>
+          </w:p>
+        </w:tc>
+        <w:tc>
+          <w:tcPr>
+            <w:tcW w:w="2460" w:type="dxa"/>
+            <w:vAlign w:val="center"/>
+          </w:tcPr>
+          <w:p>
+            <w:pPr>
+              <w:spacing w:before="80" w:after="0"/>
+              <w:jc w:val="center"/>
+              <w:rPr>
+                <w:rFonts w:ascii="맑은 고딕" w:eastAsia="맑은 고딕" w:hAnsi="맑은 고딕"/>
+                <w:sz w:val="17"/>
+                <w:szCs w:val="17"/>
+                <w:lang w:eastAsia="ko-KR"/>
+              </w:rPr>
+            </w:pPr>
+            <w:r>
+              <w:t>사용자가 지정한 개별 HTTP(S) 웹페이지</w:t>
             </w:r>
           </w:p>
         </w:tc>
         <w:tc>
           <w:tcPr>
             <w:tcW w:w="4790" w:type="dxa"/>
-            <w:shd w:val="clear" w:color="auto" w:fill="D6E3BC" w:themeFill="accent3" w:themeFillTint="66"/>
+            <w:vAlign w:val="center"/>
+          </w:tcPr>
+          <w:p>
+            <w:pPr>
+              <w:spacing w:before="80" w:after="0"/>
+              <w:jc w:val="center"/>
+              <w:rPr>
+                <w:rFonts w:ascii="맑은 고딕" w:eastAsia="맑은 고딕" w:hAnsi="맑은 고딕"/>
+                <w:sz w:val="17"/>
+                <w:szCs w:val="17"/>
+                <w:lang w:eastAsia="ko-KR"/>
+              </w:rPr>
+            </w:pPr>
+            <w:r>
+              <w:t>입력한 페이지 하나만 분석한다. 최상위 URL로 자동 변경하거나 하위 페이지·링크를 자동 탐색하지 않는다. 리디렉션 발생 시 최종 URL과 도메인을 기록하고 허용되지 않은 도메인으로 이동하면 차단한다.</w:t>
+            </w:r>
+          </w:p>
+        </w:tc>
+      </w:tr>
+      <w:tr>
+        <w:tc>
+          <w:tcPr>
+            <w:tcW w:w="1606" w:type="dxa"/>
+            <w:vAlign w:val="center"/>
           </w:tcPr>
           <w:p>
             <w:pPr>
@@ -6636,15 +6706,116 @@
               </w:rPr>
             </w:pPr>
             <w:r>
-              <w:rPr>
-                <w:rFonts w:ascii="맑은 고딕" w:eastAsia="맑은 고딕" w:hAnsi="맑은 고딕" w:hint="eastAsia"/>
+              <w:t>.pdf, .doc, .docx, .md</w:t>
+            </w:r>
+          </w:p>
+        </w:tc>
+        <w:tc>
+          <w:tcPr>
+            <w:tcW w:w="2460" w:type="dxa"/>
+            <w:vAlign w:val="center"/>
+          </w:tcPr>
+          <w:p>
+            <w:pPr>
+              <w:spacing w:before="80" w:after="0"/>
+              <w:jc w:val="center"/>
+              <w:rPr>
+                <w:rFonts w:ascii="맑은 고딕" w:eastAsia="맑은 고딕" w:hAnsi="맑은 고딕"/>
+                <w:sz w:val="17"/>
+                <w:szCs w:val="17"/>
+                <w:lang w:eastAsia="ko-KR"/>
+              </w:rPr>
+            </w:pPr>
+            <w:r>
+              <w:t>업로드 문서</w:t>
+            </w:r>
+          </w:p>
+        </w:tc>
+        <w:tc>
+          <w:tcPr>
+            <w:tcW w:w="4790" w:type="dxa"/>
+            <w:vAlign w:val="center"/>
+          </w:tcPr>
+          <w:p>
+            <w:pPr>
+              <w:spacing w:before="80" w:after="0"/>
+              <w:jc w:val="center"/>
+              <w:rPr>
+                <w:rFonts w:ascii="맑은 고딕" w:eastAsia="맑은 고딕" w:hAnsi="맑은 고딕"/>
+                <w:sz w:val="17"/>
+                <w:szCs w:val="17"/>
+                <w:lang w:eastAsia="ko-KR"/>
+              </w:rPr>
+            </w:pPr>
+            <w:r>
+              <w:t>허용 형식과 용량을 화면에 표시한다. 격리된 환경에서 파일 형식 검증과 악성코드 검사를 통과한 문서만 파싱한다.</w:t>
+            </w:r>
+          </w:p>
+        </w:tc>
+      </w:tr>
+      <w:tr>
+        <w:tc>
+          <w:tcPr>
+            <w:tcW w:w="1606" w:type="dxa"/>
+            <w:vAlign w:val="center"/>
+          </w:tcPr>
+          <w:p>
+            <w:pPr>
+              <w:spacing w:before="80" w:after="0"/>
+              <w:jc w:val="center"/>
+              <w:rPr>
+                <w:rFonts w:ascii="맑은 고딕" w:eastAsia="맑은 고딕" w:hAnsi="맑은 고딕"/>
                 <w:b/>
                 <w:bCs/>
                 <w:sz w:val="17"/>
                 <w:szCs w:val="17"/>
                 <w:lang w:eastAsia="ko-KR"/>
               </w:rPr>
-              <w:t>설명</w:t>
+            </w:pPr>
+            <w:r>
+              <w:t>Raw text</w:t>
+            </w:r>
+          </w:p>
+        </w:tc>
+        <w:tc>
+          <w:tcPr>
+            <w:tcW w:w="2460" w:type="dxa"/>
+            <w:vAlign w:val="center"/>
+          </w:tcPr>
+          <w:p>
+            <w:pPr>
+              <w:spacing w:before="80" w:after="0"/>
+              <w:jc w:val="center"/>
+              <w:rPr>
+                <w:rFonts w:ascii="맑은 고딕" w:eastAsia="맑은 고딕" w:hAnsi="맑은 고딕"/>
+                <w:sz w:val="17"/>
+                <w:szCs w:val="17"/>
+                <w:lang w:eastAsia="ko-KR"/>
+              </w:rPr>
+            </w:pPr>
+            <w:r>
+              <w:t>직접 입력한 서비스 설명</w:t>
+            </w:r>
+          </w:p>
+        </w:tc>
+        <w:tc>
+          <w:tcPr>
+            <w:tcW w:w="4790" w:type="dxa"/>
+            <w:vAlign w:val="center"/>
+          </w:tcPr>
+          <w:p>
+            <w:pPr>
+              <w:spacing w:before="80" w:after="0"/>
+              <w:jc w:val="center"/>
+              <w:rPr>
+                <w:rFonts w:ascii="맑은 고딕" w:eastAsia="맑은 고딕" w:hAnsi="맑은 고딕"/>
+                <w:sz w:val="17"/>
+                <w:szCs w:val="17"/>
+                <w:lang w:eastAsia="ko-KR"/>
+              </w:rPr>
+            </w:pPr>
+            <w:r>
+              <w:t>개인정보 처리 방식에 관한 설명을 직접 입력할 수 있다. 실제 개인정보·비밀정보 검사를 통과한 원문만 분석한다.</w:t>
             </w:r>
           </w:p>
         </w:tc>
@@ -6669,21 +6840,34 @@
               </w:rPr>
             </w:pPr>
             <w:r>
-              <w:rPr>
-                <w:rFonts w:ascii="맑은 고딕" w:eastAsia="맑은 고딕" w:hAnsi="맑은 고딕" w:hint="eastAsia"/>
-                <w:b/>
-                <w:bCs/>
+              <w:t>공급업체 정보</w:t>
+            </w:r>
+          </w:p>
+        </w:tc>
+        <w:tc>
+          <w:tcPr>
+            <w:tcW w:w="2460" w:type="dxa"/>
+            <w:vAlign w:val="center"/>
+          </w:tcPr>
+          <w:p>
+            <w:pPr>
+              <w:spacing w:before="80" w:after="0"/>
+              <w:jc w:val="center"/>
+              <w:rPr>
+                <w:rFonts w:ascii="맑은 고딕" w:eastAsia="맑은 고딕" w:hAnsi="맑은 고딕"/>
                 <w:sz w:val="17"/>
                 <w:szCs w:val="17"/>
                 <w:lang w:eastAsia="ko-KR"/>
               </w:rPr>
-              <w:t>URL</w:t>
-            </w:r>
-          </w:p>
-        </w:tc>
-        <w:tc>
-          <w:tcPr>
-            <w:tcW w:w="2460" w:type="dxa"/>
+            </w:pPr>
+            <w:r>
+              <w:t>외부 처리자·수탁자·제공자에 관한 사실</w:t>
+            </w:r>
+          </w:p>
+        </w:tc>
+        <w:tc>
+          <w:tcPr>
+            <w:tcW w:w="4790" w:type="dxa"/>
             <w:vAlign w:val="center"/>
           </w:tcPr>
           <w:p>
@@ -6698,261 +6882,7 @@
               </w:rPr>
             </w:pPr>
             <w:r>
-              <w:rPr>
-                <w:rFonts w:ascii="맑은 고딕" w:eastAsia="맑은 고딕" w:hAnsi="맑은 고딕" w:hint="eastAsia"/>
-                <w:sz w:val="17"/>
-                <w:szCs w:val="17"/>
-                <w:lang w:eastAsia="ko-KR"/>
-              </w:rPr>
-              <w:t>인터넷에 게시된 Root URL</w:t>
-            </w:r>
-          </w:p>
-        </w:tc>
-        <w:tc>
-          <w:tcPr>
-            <w:tcW w:w="4790" w:type="dxa"/>
-            <w:vAlign w:val="center"/>
-          </w:tcPr>
-          <w:p>
-            <w:pPr>
-              <w:spacing w:before="80" w:after="0"/>
-              <w:jc w:val="center"/>
-              <w:rPr>
-                <w:rFonts w:ascii="맑은 고딕" w:eastAsia="맑은 고딕" w:hAnsi="맑은 고딕"/>
-                <w:sz w:val="17"/>
-                <w:szCs w:val="17"/>
-                <w:lang w:eastAsia="ko-KR"/>
-              </w:rPr>
-            </w:pPr>
-            <w:r>
-              <w:rPr>
-                <w:rFonts w:ascii="맑은 고딕" w:eastAsia="맑은 고딕" w:hAnsi="맑은 고딕" w:hint="eastAsia"/>
-                <w:sz w:val="17"/>
-                <w:szCs w:val="17"/>
-                <w:lang w:eastAsia="ko-KR"/>
-              </w:rPr>
-              <w:t>최상위 URL 입력을 권장하는 문구를 삽입하고,</w:t>
-            </w:r>
-            <w:r>
-              <w:rPr>
-                <w:rFonts w:ascii="맑은 고딕" w:eastAsia="맑은 고딕" w:hAnsi="맑은 고딕"/>
-                <w:sz w:val="17"/>
-                <w:szCs w:val="17"/>
-                <w:lang w:eastAsia="ko-KR"/>
-              </w:rPr>
-              <w:br/>
-            </w:r>
-            <w:r>
-              <w:rPr>
-                <w:rFonts w:ascii="맑은 고딕" w:eastAsia="맑은 고딕" w:hAnsi="맑은 고딕" w:hint="eastAsia"/>
-                <w:sz w:val="17"/>
-                <w:szCs w:val="17"/>
-                <w:lang w:eastAsia="ko-KR"/>
-              </w:rPr>
-              <w:t>하위 URL 입력 시 자동으로 최상위 URL로 입력되도록 지원.</w:t>
-            </w:r>
-          </w:p>
-        </w:tc>
-      </w:tr>
-      <w:tr>
-        <w:tc>
-          <w:tcPr>
-            <w:tcW w:w="1606" w:type="dxa"/>
-            <w:vAlign w:val="center"/>
-          </w:tcPr>
-          <w:p>
-            <w:pPr>
-              <w:spacing w:before="80" w:after="0"/>
-              <w:jc w:val="center"/>
-              <w:rPr>
-                <w:rFonts w:ascii="맑은 고딕" w:eastAsia="맑은 고딕" w:hAnsi="맑은 고딕"/>
-                <w:b/>
-                <w:bCs/>
-                <w:sz w:val="17"/>
-                <w:szCs w:val="17"/>
-                <w:lang w:eastAsia="ko-KR"/>
-              </w:rPr>
-            </w:pPr>
-            <w:r>
-              <w:rPr>
-                <w:rFonts w:ascii="맑은 고딕" w:eastAsia="맑은 고딕" w:hAnsi="맑은 고딕" w:hint="eastAsia"/>
-                <w:b/>
-                <w:bCs/>
-                <w:sz w:val="17"/>
-                <w:szCs w:val="17"/>
-                <w:lang w:eastAsia="ko-KR"/>
-              </w:rPr>
-              <w:t>.pdf, .doc(x), .md</w:t>
-            </w:r>
-          </w:p>
-        </w:tc>
-        <w:tc>
-          <w:tcPr>
-            <w:tcW w:w="2460" w:type="dxa"/>
-            <w:vAlign w:val="center"/>
-          </w:tcPr>
-          <w:p>
-            <w:pPr>
-              <w:spacing w:before="80" w:after="0"/>
-              <w:jc w:val="center"/>
-              <w:rPr>
-                <w:rFonts w:ascii="맑은 고딕" w:eastAsia="맑은 고딕" w:hAnsi="맑은 고딕"/>
-                <w:sz w:val="17"/>
-                <w:szCs w:val="17"/>
-                <w:lang w:eastAsia="ko-KR"/>
-              </w:rPr>
-            </w:pPr>
-            <w:r>
-              <w:rPr>
-                <w:rFonts w:ascii="맑은 고딕" w:eastAsia="맑은 고딕" w:hAnsi="맑은 고딕" w:hint="eastAsia"/>
-                <w:sz w:val="17"/>
-                <w:szCs w:val="17"/>
-                <w:lang w:eastAsia="ko-KR"/>
-              </w:rPr>
-              <w:t>문서 형식</w:t>
-            </w:r>
-          </w:p>
-        </w:tc>
-        <w:tc>
-          <w:tcPr>
-            <w:tcW w:w="4790" w:type="dxa"/>
-            <w:vAlign w:val="center"/>
-          </w:tcPr>
-          <w:p>
-            <w:pPr>
-              <w:spacing w:before="80" w:after="0"/>
-              <w:jc w:val="center"/>
-              <w:rPr>
-                <w:rFonts w:ascii="맑은 고딕" w:eastAsia="맑은 고딕" w:hAnsi="맑은 고딕"/>
-                <w:sz w:val="17"/>
-                <w:szCs w:val="17"/>
-                <w:lang w:eastAsia="ko-KR"/>
-              </w:rPr>
-            </w:pPr>
-            <w:r>
-              <w:rPr>
-                <w:rFonts w:ascii="맑은 고딕" w:eastAsia="맑은 고딕" w:hAnsi="맑은 고딕" w:hint="eastAsia"/>
-                <w:sz w:val="17"/>
-                <w:szCs w:val="17"/>
-                <w:lang w:eastAsia="ko-KR"/>
-              </w:rPr>
-              <w:t>파일 업로드 기능 지원.</w:t>
-            </w:r>
-          </w:p>
-        </w:tc>
-      </w:tr>
-      <w:tr>
-        <w:tc>
-          <w:tcPr>
-            <w:tcW w:w="1606" w:type="dxa"/>
-            <w:vAlign w:val="center"/>
-          </w:tcPr>
-          <w:p>
-            <w:pPr>
-              <w:spacing w:before="80" w:after="0"/>
-              <w:jc w:val="center"/>
-              <w:rPr>
-                <w:rFonts w:ascii="맑은 고딕" w:eastAsia="맑은 고딕" w:hAnsi="맑은 고딕"/>
-                <w:b/>
-                <w:bCs/>
-                <w:sz w:val="17"/>
-                <w:szCs w:val="17"/>
-                <w:lang w:eastAsia="ko-KR"/>
-              </w:rPr>
-            </w:pPr>
-            <w:r>
-              <w:rPr>
-                <w:rFonts w:ascii="맑은 고딕" w:eastAsia="맑은 고딕" w:hAnsi="맑은 고딕"/>
-                <w:b/>
-                <w:bCs/>
-                <w:sz w:val="17"/>
-                <w:szCs w:val="17"/>
-                <w:lang w:eastAsia="ko-KR"/>
-              </w:rPr>
-              <w:t>R</w:t>
-            </w:r>
-            <w:r>
-              <w:rPr>
-                <w:rFonts w:ascii="맑은 고딕" w:eastAsia="맑은 고딕" w:hAnsi="맑은 고딕" w:hint="eastAsia"/>
-                <w:b/>
-                <w:bCs/>
-                <w:sz w:val="17"/>
-                <w:szCs w:val="17"/>
-                <w:lang w:eastAsia="ko-KR"/>
-              </w:rPr>
-              <w:t>aw text</w:t>
-            </w:r>
-          </w:p>
-        </w:tc>
-        <w:tc>
-          <w:tcPr>
-            <w:tcW w:w="2460" w:type="dxa"/>
-            <w:vAlign w:val="center"/>
-          </w:tcPr>
-          <w:p>
-            <w:pPr>
-              <w:spacing w:before="80" w:after="0"/>
-              <w:jc w:val="center"/>
-              <w:rPr>
-                <w:rFonts w:ascii="맑은 고딕" w:eastAsia="맑은 고딕" w:hAnsi="맑은 고딕"/>
-                <w:sz w:val="17"/>
-                <w:szCs w:val="17"/>
-                <w:lang w:eastAsia="ko-KR"/>
-              </w:rPr>
-            </w:pPr>
-            <w:r>
-              <w:rPr>
-                <w:rFonts w:ascii="맑은 고딕" w:eastAsia="맑은 고딕" w:hAnsi="맑은 고딕" w:hint="eastAsia"/>
-                <w:sz w:val="17"/>
-                <w:szCs w:val="17"/>
-                <w:lang w:eastAsia="ko-KR"/>
-              </w:rPr>
-              <w:t>프롬프트 형식</w:t>
-            </w:r>
-          </w:p>
-        </w:tc>
-        <w:tc>
-          <w:tcPr>
-            <w:tcW w:w="4790" w:type="dxa"/>
-            <w:vAlign w:val="center"/>
-          </w:tcPr>
-          <w:p>
-            <w:pPr>
-              <w:spacing w:before="80" w:after="0"/>
-              <w:jc w:val="center"/>
-              <w:rPr>
-                <w:rFonts w:ascii="맑은 고딕" w:eastAsia="맑은 고딕" w:hAnsi="맑은 고딕"/>
-                <w:sz w:val="17"/>
-                <w:szCs w:val="17"/>
-                <w:lang w:eastAsia="ko-KR"/>
-              </w:rPr>
-            </w:pPr>
-            <w:r>
-              <w:rPr>
-                <w:rFonts w:ascii="맑은 고딕" w:eastAsia="맑은 고딕" w:hAnsi="맑은 고딕" w:hint="eastAsia"/>
-                <w:sz w:val="17"/>
-                <w:szCs w:val="17"/>
-                <w:lang w:eastAsia="ko-KR"/>
-              </w:rPr>
-              <w:t>ChatGPT 프롬프트 입력 방식과 동일하게</w:t>
-            </w:r>
-            <w:r>
-              <w:rPr>
-                <w:rFonts w:ascii="맑은 고딕" w:eastAsia="맑은 고딕" w:hAnsi="맑은 고딕"/>
-                <w:sz w:val="17"/>
-                <w:szCs w:val="17"/>
-                <w:lang w:eastAsia="ko-KR"/>
-              </w:rPr>
-              <w:br/>
-            </w:r>
-            <w:r>
-              <w:rPr>
-                <w:rFonts w:ascii="맑은 고딕" w:eastAsia="맑은 고딕" w:hAnsi="맑은 고딕" w:hint="eastAsia"/>
-                <w:sz w:val="17"/>
-                <w:szCs w:val="17"/>
-                <w:lang w:eastAsia="ko-KR"/>
-              </w:rPr>
-              <w:t>raw text 입력 기능 지원.</w:t>
+              <w:t>공급업체명, 이용 기능, 처리 목적, 처리 국가, 제공·위탁·이전 여부의 확인에 필요한 항목을 입력한다. 실제 최종사용자 값은 입력하지 않는다.</w:t>
             </w:r>
           </w:p>
         </w:tc>
@@ -6974,38 +6904,9 @@
           <w:lang w:eastAsia="ko-KR"/>
         </w:rPr>
       </w:pPr>
-      <w:bookmarkStart w:id="7" w:name="_Toc238478463"/>
       <w:r>
-        <w:rPr>
-          <w:rFonts w:ascii="맑은 고딕" w:eastAsia="맑은 고딕" w:hAnsi="맑은 고딕" w:hint="eastAsia"/>
-          <w:color w:val="auto"/>
-          <w:sz w:val="22"/>
-          <w:szCs w:val="22"/>
-          <w:lang w:eastAsia="ko-KR"/>
-        </w:rPr>
-        <w:t>INP-0</w:t>
+        <w:t>INP-02 MVP 상세 내용</w:t>
       </w:r>
-      <w:r>
-        <w:rPr>
-          <w:rFonts w:ascii="맑은 고딕" w:eastAsia="맑은 고딕" w:hAnsi="맑은 고딕" w:hint="eastAsia"/>
-          <w:color w:val="auto"/>
-          <w:sz w:val="22"/>
-          <w:szCs w:val="22"/>
-          <w:lang w:eastAsia="ko-KR"/>
-        </w:rPr>
-        <w:t>2</w:t>
-      </w:r>
-      <w:r>
-        <w:rPr>
-          <w:rFonts w:ascii="맑은 고딕" w:eastAsia="맑은 고딕" w:hAnsi="맑은 고딕" w:hint="eastAsia"/>
-          <w:color w:val="auto"/>
-          <w:sz w:val="22"/>
-          <w:szCs w:val="22"/>
-          <w:lang w:eastAsia="ko-KR"/>
-        </w:rPr>
-        <w:t xml:space="preserve"> MVP 상세 내용</w:t>
-      </w:r>
-      <w:bookmarkEnd w:id="7"/>
     </w:p>
     <w:p>
       <w:pPr>
@@ -7089,21 +6990,36 @@
               </w:rPr>
             </w:pPr>
             <w:r>
-              <w:rPr>
-                <w:rFonts w:ascii="맑은 고딕" w:eastAsia="맑은 고딕" w:hAnsi="맑은 고딕" w:hint="eastAsia"/>
+              <w:t>항목</w:t>
+            </w:r>
+          </w:p>
+        </w:tc>
+        <w:tc>
+          <w:tcPr>
+            <w:tcW w:w="2460" w:type="dxa"/>
+            <w:shd w:val="clear" w:color="auto" w:fill="D6E3BC" w:themeFill="accent3" w:themeFillTint="66"/>
+          </w:tcPr>
+          <w:p>
+            <w:pPr>
+              <w:spacing w:before="80" w:after="0"/>
+              <w:jc w:val="center"/>
+              <w:rPr>
+                <w:rFonts w:ascii="맑은 고딕" w:eastAsia="맑은 고딕" w:hAnsi="맑은 고딕"/>
                 <w:b/>
                 <w:bCs/>
                 <w:sz w:val="17"/>
                 <w:szCs w:val="17"/>
                 <w:lang w:eastAsia="ko-KR"/>
               </w:rPr>
-              <w:t>항목</w:t>
-            </w:r>
-          </w:p>
-        </w:tc>
-        <w:tc>
-          <w:tcPr>
-            <w:tcW w:w="2460" w:type="dxa"/>
+            </w:pPr>
+            <w:r>
+              <w:t>개요</w:t>
+            </w:r>
+          </w:p>
+        </w:tc>
+        <w:tc>
+          <w:tcPr>
+            <w:tcW w:w="4790" w:type="dxa"/>
             <w:shd w:val="clear" w:color="auto" w:fill="D6E3BC" w:themeFill="accent3" w:themeFillTint="66"/>
           </w:tcPr>
           <w:p>
@@ -7120,106 +7036,53 @@
               </w:rPr>
             </w:pPr>
             <w:r>
-              <w:rPr>
-                <w:rFonts w:ascii="맑은 고딕" w:eastAsia="맑은 고딕" w:hAnsi="맑은 고딕" w:hint="eastAsia"/>
+              <w:t>설명</w:t>
+            </w:r>
+          </w:p>
+        </w:tc>
+      </w:tr>
+      <w:tr>
+        <w:tc>
+          <w:tcPr>
+            <w:tcW w:w="1606" w:type="dxa"/>
+            <w:vAlign w:val="center"/>
+          </w:tcPr>
+          <w:p>
+            <w:pPr>
+              <w:spacing w:after="0"/>
+              <w:jc w:val="center"/>
+              <w:rPr>
+                <w:rFonts w:ascii="맑은 고딕" w:eastAsia="맑은 고딕" w:hAnsi="맑은 고딕"/>
                 <w:b/>
                 <w:bCs/>
                 <w:sz w:val="17"/>
                 <w:szCs w:val="17"/>
                 <w:lang w:eastAsia="ko-KR"/>
               </w:rPr>
-              <w:t>개요</w:t>
-            </w:r>
-          </w:p>
-        </w:tc>
-        <w:tc>
-          <w:tcPr>
-            <w:tcW w:w="4790" w:type="dxa"/>
-            <w:shd w:val="clear" w:color="auto" w:fill="D6E3BC" w:themeFill="accent3" w:themeFillTint="66"/>
-          </w:tcPr>
-          <w:p>
-            <w:pPr>
-              <w:spacing w:before="80" w:after="0"/>
+            </w:pPr>
+            <w:r>
+              <w:t>판정 목적</w:t>
+            </w:r>
+          </w:p>
+        </w:tc>
+        <w:tc>
+          <w:tcPr>
+            <w:tcW w:w="2460" w:type="dxa"/>
+            <w:vAlign w:val="center"/>
+          </w:tcPr>
+          <w:p>
+            <w:pPr>
+              <w:spacing w:after="0"/>
               <w:jc w:val="center"/>
               <w:rPr>
                 <w:rFonts w:ascii="맑은 고딕" w:eastAsia="맑은 고딕" w:hAnsi="맑은 고딕"/>
-                <w:b/>
-                <w:bCs/>
                 <w:sz w:val="17"/>
                 <w:szCs w:val="17"/>
                 <w:lang w:eastAsia="ko-KR"/>
               </w:rPr>
             </w:pPr>
             <w:r>
-              <w:rPr>
-                <w:rFonts w:ascii="맑은 고딕" w:eastAsia="맑은 고딕" w:hAnsi="맑은 고딕" w:hint="eastAsia"/>
-                <w:b/>
-                <w:bCs/>
-                <w:sz w:val="17"/>
-                <w:szCs w:val="17"/>
-                <w:lang w:eastAsia="ko-KR"/>
-              </w:rPr>
-              <w:t>설명</w:t>
-            </w:r>
-          </w:p>
-        </w:tc>
-      </w:tr>
-      <w:tr>
-        <w:tc>
-          <w:tcPr>
-            <w:tcW w:w="1606" w:type="dxa"/>
-            <w:vAlign w:val="center"/>
-          </w:tcPr>
-          <w:p>
-            <w:pPr>
-              <w:spacing w:after="0"/>
-              <w:jc w:val="center"/>
-              <w:rPr>
-                <w:rFonts w:ascii="맑은 고딕" w:eastAsia="맑은 고딕" w:hAnsi="맑은 고딕"/>
-                <w:b/>
-                <w:bCs/>
-                <w:sz w:val="17"/>
-                <w:szCs w:val="17"/>
-                <w:lang w:eastAsia="ko-KR"/>
-              </w:rPr>
-            </w:pPr>
-            <w:r>
-              <w:rPr>
-                <w:rFonts w:ascii="맑은 고딕" w:eastAsia="맑은 고딕" w:hAnsi="맑은 고딕" w:hint="eastAsia"/>
-                <w:b/>
-                <w:bCs/>
-                <w:sz w:val="17"/>
-                <w:szCs w:val="17"/>
-                <w:lang w:eastAsia="ko-KR"/>
-              </w:rPr>
-              <w:t>개인정보</w:t>
-            </w:r>
-          </w:p>
-        </w:tc>
-        <w:tc>
-          <w:tcPr>
-            <w:tcW w:w="2460" w:type="dxa"/>
-            <w:vAlign w:val="center"/>
-          </w:tcPr>
-          <w:p>
-            <w:pPr>
-              <w:spacing w:after="0"/>
-              <w:jc w:val="center"/>
-              <w:rPr>
-                <w:rFonts w:ascii="맑은 고딕" w:eastAsia="맑은 고딕" w:hAnsi="맑은 고딕"/>
-                <w:sz w:val="17"/>
-                <w:szCs w:val="17"/>
-                <w:lang w:eastAsia="ko-KR"/>
-              </w:rPr>
-            </w:pPr>
-            <w:r>
-              <w:rPr>
-                <w:rFonts w:ascii="맑은 고딕" w:eastAsia="맑은 고딕" w:hAnsi="맑은 고딕" w:hint="eastAsia"/>
-                <w:sz w:val="17"/>
-                <w:szCs w:val="17"/>
-                <w:lang w:eastAsia="ko-KR"/>
-              </w:rPr>
-              <w:t>대한민국 개인정보보호법에서 명시한 개인식별정보 및 이외 간접정보를 포함한다.</w:t>
+              <w:t>외부 전송 전 입력 안전성 검사</w:t>
             </w:r>
           </w:p>
         </w:tc>
@@ -7244,37 +7107,61 @@
               </w:rPr>
             </w:pPr>
             <w:r>
-              <w:rPr>
-                <w:rFonts w:ascii="맑은 고딕" w:eastAsia="맑은 고딕" w:hAnsi="맑은 고딕" w:cs="맑은 고딕" w:hint="eastAsia"/>
+              <w:t>국가별 법적 의미나 고객 서비스의 위법 여부를 판단하는 절차가 아니라, 실제 개인정보·비밀정보가 외부 분석으로 전달되는 것을 보수적으로 막기 위한 제품 안전 기준이다.</w:t>
+            </w:r>
+          </w:p>
+        </w:tc>
+      </w:tr>
+      <w:tr>
+        <w:tc>
+          <w:tcPr>
+            <w:tcW w:w="1606" w:type="dxa"/>
+            <w:vAlign w:val="center"/>
+          </w:tcPr>
+          <w:p>
+            <w:pPr>
+              <w:spacing w:after="0"/>
+              <w:jc w:val="center"/>
+              <w:rPr>
+                <w:rFonts w:ascii="맑은 고딕" w:eastAsia="맑은 고딕" w:hAnsi="맑은 고딕"/>
                 <w:b/>
                 <w:bCs/>
                 <w:sz w:val="17"/>
                 <w:szCs w:val="17"/>
                 <w:lang w:eastAsia="ko-KR"/>
               </w:rPr>
-              <w:t>고유식별정보</w:t>
-            </w:r>
-            <w:r>
-              <w:rPr>
-                <w:rFonts w:ascii="맑은 고딕" w:eastAsia="맑은 고딕" w:hAnsi="맑은 고딕"/>
-                <w:b/>
-                <w:bCs/>
+            </w:pPr>
+            <w:r>
+              <w:t>입력 금지</w:t>
+            </w:r>
+          </w:p>
+        </w:tc>
+        <w:tc>
+          <w:tcPr>
+            <w:tcW w:w="2460" w:type="dxa"/>
+            <w:vAlign w:val="center"/>
+          </w:tcPr>
+          <w:p>
+            <w:pPr>
+              <w:spacing w:after="0"/>
+              <w:jc w:val="center"/>
+              <w:rPr>
+                <w:rFonts w:ascii="맑은 고딕" w:eastAsia="맑은 고딕" w:hAnsi="맑은 고딕"/>
                 <w:sz w:val="17"/>
                 <w:szCs w:val="17"/>
                 <w:lang w:eastAsia="ko-KR"/>
               </w:rPr>
-              <w:t xml:space="preserve"> 및 주민등록번호 (제24조, 제24조의2):</w:t>
-            </w:r>
-            <w:r>
-              <w:rPr>
-                <w:rFonts w:ascii="맑은 고딕" w:eastAsia="맑은 고딕" w:hAnsi="맑은 고딕"/>
-                <w:sz w:val="17"/>
-                <w:szCs w:val="17"/>
-                <w:lang w:eastAsia="ko-KR"/>
-              </w:rPr>
-              <w:t xml:space="preserve"> 법령에 따라 개인을 고유하게 구별하기 위해 부여된 식별 번호 (주민등록번호, 여권번호, 운전면허번호, 외국인등록번호 등)</w:t>
-            </w:r>
-          </w:p>
+            </w:pPr>
+            <w:r>
+              <w:t>실제 개인정보·인증정보</w:t>
+            </w:r>
+          </w:p>
+        </w:tc>
+        <w:tc>
+          <w:tcPr>
+            <w:tcW w:w="4790" w:type="dxa"/>
+            <w:vAlign w:val="center"/>
+          </w:tcPr>
           <w:p>
             <w:pPr>
               <w:pStyle w:val="a9"/>
@@ -7291,6 +7178,21 @@
               </w:rPr>
             </w:pPr>
             <w:r>
+              <w:t>실명, 실제 이메일·전화번호·주소, 정부 발급 식별번호, 금융정보, 건강·생체·정밀 위치 등 실제 개인 값과 비밀번호·세션·접근 토큰을 입력하지 않는다.</w:t>
+            </w:r>
+          </w:p>
+        </w:tc>
+      </w:tr>
+      <w:tr>
+        <w:tc>
+          <w:tcPr>
+            <w:tcW w:w="1606" w:type="dxa"/>
+            <w:vAlign w:val="center"/>
+          </w:tcPr>
+          <w:p>
+            <w:pPr>
+              <w:spacing w:after="0"/>
+              <w:jc w:val="center"/>
               <w:rPr>
                 <w:rFonts w:ascii="맑은 고딕" w:eastAsia="맑은 고딕" w:hAnsi="맑은 고딕"/>
                 <w:b/>
@@ -7299,28 +7201,38 @@
                 <w:szCs w:val="17"/>
                 <w:lang w:eastAsia="ko-KR"/>
               </w:rPr>
-              <w:t>민감정보 (제23조):</w:t>
-            </w:r>
-            <w:r>
+            </w:pPr>
+            <w:r>
+              <w:t>입력 금지</w:t>
+            </w:r>
+          </w:p>
+        </w:tc>
+        <w:tc>
+          <w:tcPr>
+            <w:tcW w:w="2460" w:type="dxa"/>
+            <w:vAlign w:val="center"/>
+          </w:tcPr>
+          <w:p>
+            <w:pPr>
+              <w:spacing w:after="0"/>
+              <w:jc w:val="center"/>
               <w:rPr>
                 <w:rFonts w:ascii="맑은 고딕" w:eastAsia="맑은 고딕" w:hAnsi="맑은 고딕"/>
                 <w:sz w:val="17"/>
                 <w:szCs w:val="17"/>
                 <w:lang w:eastAsia="ko-KR"/>
               </w:rPr>
-              <w:t xml:space="preserve"> 사상·신념, 노동조합·정당의 </w:t>
-            </w:r>
-            <w:r>
-              <w:rPr>
-                <w:rFonts w:ascii="맑은 고딕" w:eastAsia="맑은 고딕" w:hAnsi="맑은 고딕"/>
-                <w:sz w:val="17"/>
-                <w:szCs w:val="17"/>
-                <w:lang w:eastAsia="ko-KR"/>
-              </w:rPr>
-              <w:lastRenderedPageBreak/>
-              <w:t>가입·탈퇴, 정치적 견해, 건강, 성생활 등 사생활을 현저히 침해할 우려가 있는 정보</w:t>
-            </w:r>
-          </w:p>
+            </w:pPr>
+            <w:r>
+              <w:t>비밀정보·고객 기밀</w:t>
+            </w:r>
+          </w:p>
+        </w:tc>
+        <w:tc>
+          <w:tcPr>
+            <w:tcW w:w="4790" w:type="dxa"/>
+            <w:vAlign w:val="center"/>
+          </w:tcPr>
           <w:p>
             <w:pPr>
               <w:pStyle w:val="a9"/>
@@ -7337,6 +7249,21 @@
               </w:rPr>
             </w:pPr>
             <w:r>
+              <w:t>API 키, 인증서, 데이터베이스 접속정보, 비공개 키, 영업비밀 원문과 계약상 외부 전송이 금지된 자료를 입력하지 않는다.</w:t>
+            </w:r>
+          </w:p>
+        </w:tc>
+      </w:tr>
+      <w:tr>
+        <w:tc>
+          <w:tcPr>
+            <w:tcW w:w="1606" w:type="dxa"/>
+            <w:vAlign w:val="center"/>
+          </w:tcPr>
+          <w:p>
+            <w:pPr>
+              <w:spacing w:after="0"/>
+              <w:jc w:val="center"/>
               <w:rPr>
                 <w:rFonts w:ascii="맑은 고딕" w:eastAsia="맑은 고딕" w:hAnsi="맑은 고딕"/>
                 <w:b/>
@@ -7345,18 +7272,38 @@
                 <w:szCs w:val="17"/>
                 <w:lang w:eastAsia="ko-KR"/>
               </w:rPr>
-              <w:t>영상정보 (제2조 제7호·7호의2, 제25조, 제25조의2):</w:t>
-            </w:r>
-            <w:r>
+            </w:pPr>
+            <w:r>
+              <w:t>입력 허용</w:t>
+            </w:r>
+          </w:p>
+        </w:tc>
+        <w:tc>
+          <w:tcPr>
+            <w:tcW w:w="2460" w:type="dxa"/>
+            <w:vAlign w:val="center"/>
+          </w:tcPr>
+          <w:p>
+            <w:pPr>
+              <w:spacing w:after="0"/>
+              <w:jc w:val="center"/>
               <w:rPr>
                 <w:rFonts w:ascii="맑은 고딕" w:eastAsia="맑은 고딕" w:hAnsi="맑은 고딕"/>
                 <w:sz w:val="17"/>
                 <w:szCs w:val="17"/>
                 <w:lang w:eastAsia="ko-KR"/>
               </w:rPr>
-              <w:t xml:space="preserve"> 고정형/이동형 기기로 촬영되어 개인을 알아볼 수 있는 사람 및 사물의 영상</w:t>
-            </w:r>
-          </w:p>
+            </w:pPr>
+            <w:r>
+              <w:t>처리 사실 설명·스키마·합성 예시</w:t>
+            </w:r>
+          </w:p>
+        </w:tc>
+        <w:tc>
+          <w:tcPr>
+            <w:tcW w:w="4790" w:type="dxa"/>
+            <w:vAlign w:val="center"/>
+          </w:tcPr>
           <w:p>
             <w:pPr>
               <w:pStyle w:val="a9"/>
@@ -7373,6 +7320,21 @@
               </w:rPr>
             </w:pPr>
             <w:r>
+              <w:t>‘회원가입 시 이메일을 수집한다’와 같은 항목명·목적 설명, 필드 스키마, 실제 개인과 연결되지 않는 명백한 합성·마스킹 예시는 입력할 수 있다.</w:t>
+            </w:r>
+          </w:p>
+        </w:tc>
+      </w:tr>
+      <w:tr>
+        <w:tc>
+          <w:tcPr>
+            <w:tcW w:w="1606" w:type="dxa"/>
+            <w:vAlign w:val="center"/>
+          </w:tcPr>
+          <w:p>
+            <w:pPr>
+              <w:spacing w:after="0"/>
+              <w:jc w:val="center"/>
               <w:rPr>
                 <w:rFonts w:ascii="맑은 고딕" w:eastAsia="맑은 고딕" w:hAnsi="맑은 고딕"/>
                 <w:b/>
@@ -7381,18 +7343,38 @@
                 <w:szCs w:val="17"/>
                 <w:lang w:eastAsia="ko-KR"/>
               </w:rPr>
-              <w:t>금융 및 노출 제한 정보 (제34조의2):</w:t>
-            </w:r>
-            <w:r>
+            </w:pPr>
+            <w:r>
+              <w:t>관할 적용</w:t>
+            </w:r>
+          </w:p>
+        </w:tc>
+        <w:tc>
+          <w:tcPr>
+            <w:tcW w:w="2460" w:type="dxa"/>
+            <w:vAlign w:val="center"/>
+          </w:tcPr>
+          <w:p>
+            <w:pPr>
+              <w:spacing w:after="0"/>
+              <w:jc w:val="center"/>
               <w:rPr>
                 <w:rFonts w:ascii="맑은 고딕" w:eastAsia="맑은 고딕" w:hAnsi="맑은 고딕"/>
                 <w:sz w:val="17"/>
                 <w:szCs w:val="17"/>
                 <w:lang w:eastAsia="ko-KR"/>
               </w:rPr>
-              <w:t xml:space="preserve"> 계좌정보, 신용카드정보 등 공중 노출 시 피해 위험이 큰 정보</w:t>
-            </w:r>
-          </w:p>
+            </w:pPr>
+            <w:r>
+              <w:t>초기 4개 관할의 공통 보수 기준</w:t>
+            </w:r>
+          </w:p>
+        </w:tc>
+        <w:tc>
+          <w:tcPr>
+            <w:tcW w:w="4790" w:type="dxa"/>
+            <w:vAlign w:val="center"/>
+          </w:tcPr>
           <w:p>
             <w:pPr>
               <w:pStyle w:val="a9"/>
@@ -7409,24 +7391,7 @@
               </w:rPr>
             </w:pPr>
             <w:r>
-              <w:rPr>
-                <w:rFonts w:ascii="맑은 고딕" w:eastAsia="맑은 고딕" w:hAnsi="맑은 고딕"/>
-                <w:b/>
-                <w:bCs/>
-                <w:sz w:val="17"/>
-                <w:szCs w:val="17"/>
-                <w:lang w:eastAsia="ko-KR"/>
-              </w:rPr>
-              <w:t>자동 수집 식별 데이터 (제30조 제1항 제7호):</w:t>
-            </w:r>
-            <w:r>
-              <w:rPr>
-                <w:rFonts w:ascii="맑은 고딕" w:eastAsia="맑은 고딕" w:hAnsi="맑은 고딕"/>
-                <w:sz w:val="17"/>
-                <w:szCs w:val="17"/>
-                <w:lang w:eastAsia="ko-KR"/>
-              </w:rPr>
-              <w:t xml:space="preserve"> 인터넷 접속정보파일(쿠키 등)과 같이 정보주체를 식별하거나 행태를 추적할 수 있는 자동 수집 정보</w:t>
+              <w:t>대한민국·캘리포니아·일본·싱가포르에서 강화 보호될 가능성이 있는 범주를 넓게 검사하되, 탐지 결과만으로 국가별 법률상 분류나 적용 여부를 확정하지 않는다.</w:t>
             </w:r>
           </w:p>
         </w:tc>
@@ -7545,21 +7510,36 @@
               </w:rPr>
             </w:pPr>
             <w:r>
-              <w:rPr>
-                <w:rFonts w:ascii="맑은 고딕" w:eastAsia="맑은 고딕" w:hAnsi="맑은 고딕" w:hint="eastAsia"/>
+              <w:t>항목</w:t>
+            </w:r>
+          </w:p>
+        </w:tc>
+        <w:tc>
+          <w:tcPr>
+            <w:tcW w:w="3594" w:type="dxa"/>
+            <w:shd w:val="clear" w:color="auto" w:fill="D6E3BC" w:themeFill="accent3" w:themeFillTint="66"/>
+          </w:tcPr>
+          <w:p>
+            <w:pPr>
+              <w:spacing w:before="80" w:after="0"/>
+              <w:jc w:val="center"/>
+              <w:rPr>
+                <w:rFonts w:ascii="맑은 고딕" w:eastAsia="맑은 고딕" w:hAnsi="맑은 고딕"/>
                 <w:b/>
                 <w:bCs/>
                 <w:sz w:val="17"/>
                 <w:szCs w:val="17"/>
                 <w:lang w:eastAsia="ko-KR"/>
               </w:rPr>
-              <w:t>항목</w:t>
-            </w:r>
-          </w:p>
-        </w:tc>
-        <w:tc>
-          <w:tcPr>
-            <w:tcW w:w="3594" w:type="dxa"/>
+            </w:pPr>
+            <w:r>
+              <w:t>개요</w:t>
+            </w:r>
+          </w:p>
+        </w:tc>
+        <w:tc>
+          <w:tcPr>
+            <w:tcW w:w="3656" w:type="dxa"/>
             <w:shd w:val="clear" w:color="auto" w:fill="D6E3BC" w:themeFill="accent3" w:themeFillTint="66"/>
           </w:tcPr>
           <w:p>
@@ -7576,22 +7556,83 @@
               </w:rPr>
             </w:pPr>
             <w:r>
-              <w:rPr>
-                <w:rFonts w:ascii="맑은 고딕" w:eastAsia="맑은 고딕" w:hAnsi="맑은 고딕" w:hint="eastAsia"/>
+              <w:t>설명</w:t>
+            </w:r>
+          </w:p>
+        </w:tc>
+      </w:tr>
+      <w:tr>
+        <w:tc>
+          <w:tcPr>
+            <w:tcW w:w="1606" w:type="dxa"/>
+            <w:vAlign w:val="center"/>
+          </w:tcPr>
+          <w:p>
+            <w:pPr>
+              <w:spacing w:before="80" w:after="0"/>
+              <w:jc w:val="center"/>
+              <w:rPr>
+                <w:rFonts w:ascii="맑은 고딕" w:eastAsia="맑은 고딕" w:hAnsi="맑은 고딕"/>
                 <w:b/>
                 <w:bCs/>
                 <w:sz w:val="17"/>
                 <w:szCs w:val="17"/>
                 <w:lang w:eastAsia="ko-KR"/>
               </w:rPr>
-              <w:t>개요</w:t>
+            </w:pPr>
+            <w:r>
+              <w:t>검사 시점</w:t>
+            </w:r>
+          </w:p>
+        </w:tc>
+        <w:tc>
+          <w:tcPr>
+            <w:tcW w:w="3594" w:type="dxa"/>
+            <w:vAlign w:val="center"/>
+          </w:tcPr>
+          <w:p>
+            <w:pPr>
+              <w:spacing w:before="80" w:after="0"/>
+              <w:jc w:val="center"/>
+              <w:rPr>
+                <w:rFonts w:ascii="맑은 고딕" w:eastAsia="맑은 고딕" w:hAnsi="맑은 고딕"/>
+                <w:sz w:val="17"/>
+                <w:szCs w:val="17"/>
+                <w:lang w:eastAsia="ko-KR"/>
+              </w:rPr>
+            </w:pPr>
+            <w:r>
+              <w:t>외부 처리 이전</w:t>
             </w:r>
           </w:p>
         </w:tc>
         <w:tc>
           <w:tcPr>
             <w:tcW w:w="3656" w:type="dxa"/>
-            <w:shd w:val="clear" w:color="auto" w:fill="D6E3BC" w:themeFill="accent3" w:themeFillTint="66"/>
+            <w:vAlign w:val="center"/>
+          </w:tcPr>
+          <w:p>
+            <w:pPr>
+              <w:spacing w:before="80" w:after="0"/>
+              <w:jc w:val="center"/>
+              <w:rPr>
+                <w:rFonts w:ascii="맑은 고딕" w:eastAsia="맑은 고딕" w:hAnsi="맑은 고딕"/>
+                <w:sz w:val="17"/>
+                <w:szCs w:val="17"/>
+                <w:lang w:eastAsia="ko-KR"/>
+              </w:rPr>
+            </w:pPr>
+            <w:r>
+              <w:t>파일 파싱·URL 응답 처리·외부 AI 호출 전에 통제된 환경에서 악성코드, 실제 개인정보, 인증정보와 비밀정보를 순서대로 검사한다.</w:t>
+            </w:r>
+          </w:p>
+        </w:tc>
+      </w:tr>
+      <w:tr>
+        <w:tc>
+          <w:tcPr>
+            <w:tcW w:w="1606" w:type="dxa"/>
+            <w:vAlign w:val="center"/>
           </w:tcPr>
           <w:p>
             <w:pPr>
@@ -7607,15 +7648,116 @@
               </w:rPr>
             </w:pPr>
             <w:r>
-              <w:rPr>
-                <w:rFonts w:ascii="맑은 고딕" w:eastAsia="맑은 고딕" w:hAnsi="맑은 고딕" w:hint="eastAsia"/>
+              <w:t>검사 대상</w:t>
+            </w:r>
+          </w:p>
+        </w:tc>
+        <w:tc>
+          <w:tcPr>
+            <w:tcW w:w="3594" w:type="dxa"/>
+            <w:vAlign w:val="center"/>
+          </w:tcPr>
+          <w:p>
+            <w:pPr>
+              <w:spacing w:before="80" w:after="0"/>
+              <w:jc w:val="center"/>
+              <w:rPr>
+                <w:rFonts w:ascii="맑은 고딕" w:eastAsia="맑은 고딕" w:hAnsi="맑은 고딕"/>
+                <w:sz w:val="17"/>
+                <w:szCs w:val="17"/>
+                <w:lang w:eastAsia="ko-KR"/>
+              </w:rPr>
+            </w:pPr>
+            <w:r>
+              <w:t>원문과 메타데이터</w:t>
+            </w:r>
+          </w:p>
+        </w:tc>
+        <w:tc>
+          <w:tcPr>
+            <w:tcW w:w="3656" w:type="dxa"/>
+            <w:vAlign w:val="center"/>
+          </w:tcPr>
+          <w:p>
+            <w:pPr>
+              <w:spacing w:before="80" w:after="0"/>
+              <w:jc w:val="center"/>
+              <w:rPr>
+                <w:rFonts w:ascii="맑은 고딕" w:eastAsia="맑은 고딕" w:hAnsi="맑은 고딕"/>
+                <w:sz w:val="17"/>
+                <w:szCs w:val="17"/>
+                <w:lang w:eastAsia="ko-KR"/>
+              </w:rPr>
+            </w:pPr>
+            <w:r>
+              <w:t>Raw text, 업로드 파일 내용·파일명·속성, URL 응답과 최종 URL, 공급업체 입력값을 INP-02 기준으로 검사한다.</w:t>
+            </w:r>
+          </w:p>
+        </w:tc>
+      </w:tr>
+      <w:tr>
+        <w:tc>
+          <w:tcPr>
+            <w:tcW w:w="1606" w:type="dxa"/>
+            <w:vAlign w:val="center"/>
+          </w:tcPr>
+          <w:p>
+            <w:pPr>
+              <w:spacing w:before="80" w:after="0"/>
+              <w:jc w:val="center"/>
+              <w:rPr>
+                <w:rFonts w:ascii="맑은 고딕" w:eastAsia="맑은 고딕" w:hAnsi="맑은 고딕"/>
                 <w:b/>
                 <w:bCs/>
                 <w:sz w:val="17"/>
                 <w:szCs w:val="17"/>
                 <w:lang w:eastAsia="ko-KR"/>
               </w:rPr>
-              <w:t>설명</w:t>
+            </w:pPr>
+            <w:r>
+              <w:t>검사 방식</w:t>
+            </w:r>
+          </w:p>
+        </w:tc>
+        <w:tc>
+          <w:tcPr>
+            <w:tcW w:w="3594" w:type="dxa"/>
+            <w:vAlign w:val="center"/>
+          </w:tcPr>
+          <w:p>
+            <w:pPr>
+              <w:spacing w:before="80" w:after="0"/>
+              <w:jc w:val="center"/>
+              <w:rPr>
+                <w:rFonts w:ascii="맑은 고딕" w:eastAsia="맑은 고딕" w:hAnsi="맑은 고딕"/>
+                <w:sz w:val="17"/>
+                <w:szCs w:val="17"/>
+                <w:lang w:eastAsia="ko-KR"/>
+              </w:rPr>
+            </w:pPr>
+            <w:r>
+              <w:t>규칙·정규표현식·비밀 탐지기</w:t>
+            </w:r>
+          </w:p>
+        </w:tc>
+        <w:tc>
+          <w:tcPr>
+            <w:tcW w:w="3656" w:type="dxa"/>
+            <w:vAlign w:val="center"/>
+          </w:tcPr>
+          <w:p>
+            <w:pPr>
+              <w:spacing w:before="80" w:after="0"/>
+              <w:jc w:val="center"/>
+              <w:rPr>
+                <w:rFonts w:ascii="맑은 고딕" w:eastAsia="맑은 고딕" w:hAnsi="맑은 고딕"/>
+                <w:sz w:val="17"/>
+                <w:szCs w:val="17"/>
+                <w:lang w:eastAsia="ko-KR"/>
+              </w:rPr>
+            </w:pPr>
+            <w:r>
+              <w:t>MVP는 통제된 환경의 규칙·정규표현식·비밀 탐지기를 조합할 수 있다. 특정 도구의 출력 형식을 제품 요구사항으로 고정하지 않고 탐지기 버전을 기록한다.</w:t>
             </w:r>
           </w:p>
         </w:tc>
@@ -7640,15 +7782,74 @@
               </w:rPr>
             </w:pPr>
             <w:r>
-              <w:rPr>
-                <w:rFonts w:ascii="맑은 고딕" w:eastAsia="맑은 고딕" w:hAnsi="맑은 고딕" w:hint="eastAsia"/>
+              <w:t>결과 구분</w:t>
+            </w:r>
+          </w:p>
+        </w:tc>
+        <w:tc>
+          <w:tcPr>
+            <w:tcW w:w="3594" w:type="dxa"/>
+            <w:vAlign w:val="center"/>
+          </w:tcPr>
+          <w:p>
+            <w:pPr>
+              <w:spacing w:before="80" w:after="0"/>
+              <w:jc w:val="center"/>
+              <w:rPr>
+                <w:rFonts w:ascii="맑은 고딕" w:eastAsia="맑은 고딕" w:hAnsi="맑은 고딕"/>
+                <w:sz w:val="17"/>
+                <w:szCs w:val="17"/>
+                <w:lang w:eastAsia="ko-KR"/>
+              </w:rPr>
+            </w:pPr>
+            <w:r>
+              <w:t>차단·사용자 확인·통과</w:t>
+            </w:r>
+          </w:p>
+        </w:tc>
+        <w:tc>
+          <w:tcPr>
+            <w:tcW w:w="3656" w:type="dxa"/>
+            <w:vAlign w:val="center"/>
+          </w:tcPr>
+          <w:p>
+            <w:pPr>
+              <w:spacing w:before="80" w:after="0"/>
+              <w:jc w:val="center"/>
+              <w:rPr>
+                <w:rFonts w:ascii="맑은 고딕" w:eastAsia="맑은 고딕" w:hAnsi="맑은 고딕"/>
+                <w:sz w:val="17"/>
+                <w:szCs w:val="17"/>
+                <w:lang w:eastAsia="ko-KR"/>
+              </w:rPr>
+            </w:pPr>
+            <w:r>
+              <w:t>명확한 위험 후보는 차단하고 모호한 후보는 사용자 확인 대상으로 표시한다. 결과에는 위치·유형·마스킹된 근거·수정 방법을 포함하며 원문 개인정보는 로그에 남기지 않는다.</w:t>
+            </w:r>
+          </w:p>
+        </w:tc>
+      </w:tr>
+      <w:tr>
+        <w:tc>
+          <w:tcPr>
+            <w:tcW w:w="1606" w:type="dxa"/>
+            <w:vAlign w:val="center"/>
+          </w:tcPr>
+          <w:p>
+            <w:pPr>
+              <w:spacing w:before="80" w:after="0"/>
+              <w:jc w:val="center"/>
+              <w:rPr>
+                <w:rFonts w:ascii="맑은 고딕" w:eastAsia="맑은 고딕" w:hAnsi="맑은 고딕"/>
                 <w:b/>
                 <w:bCs/>
                 <w:sz w:val="17"/>
                 <w:szCs w:val="17"/>
                 <w:lang w:eastAsia="ko-KR"/>
               </w:rPr>
-              <w:t>검사 내용</w:t>
+            </w:pPr>
+            <w:r>
+              <w:t>오탐 처리</w:t>
             </w:r>
           </w:p>
         </w:tc>
@@ -7669,40 +7870,28 @@
               </w:rPr>
             </w:pPr>
             <w:r>
-              <w:rPr>
-                <w:rFonts w:ascii="맑은 고딕" w:eastAsia="맑은 고딕" w:hAnsi="맑은 고딕" w:hint="eastAsia"/>
+              <w:t>수정·삭제 후 재검사</w:t>
+            </w:r>
+          </w:p>
+        </w:tc>
+        <w:tc>
+          <w:tcPr>
+            <w:tcW w:w="3656" w:type="dxa"/>
+            <w:vAlign w:val="center"/>
+          </w:tcPr>
+          <w:p>
+            <w:pPr>
+              <w:spacing w:before="80" w:after="0"/>
+              <w:jc w:val="center"/>
+              <w:rPr>
+                <w:rFonts w:ascii="맑은 고딕" w:eastAsia="맑은 고딕" w:hAnsi="맑은 고딕"/>
                 <w:sz w:val="17"/>
                 <w:szCs w:val="17"/>
                 <w:lang w:eastAsia="ko-KR"/>
               </w:rPr>
-              <w:t>INP-03의 상세 내용에 드러난 개인식별정보 정의에 따른 내용을 검사한다.</w:t>
-            </w:r>
-          </w:p>
-        </w:tc>
-        <w:tc>
-          <w:tcPr>
-            <w:tcW w:w="3656" w:type="dxa"/>
-            <w:vAlign w:val="center"/>
-          </w:tcPr>
-          <w:p>
-            <w:pPr>
-              <w:spacing w:before="80" w:after="0"/>
-              <w:jc w:val="center"/>
-              <w:rPr>
-                <w:rFonts w:ascii="맑은 고딕" w:eastAsia="맑은 고딕" w:hAnsi="맑은 고딕"/>
-                <w:sz w:val="17"/>
-                <w:szCs w:val="17"/>
-                <w:lang w:eastAsia="ko-KR"/>
-              </w:rPr>
-            </w:pPr>
-            <w:r>
-              <w:rPr>
-                <w:rFonts w:ascii="맑은 고딕" w:eastAsia="맑은 고딕" w:hAnsi="맑은 고딕" w:hint="eastAsia"/>
-                <w:sz w:val="17"/>
-                <w:szCs w:val="17"/>
-                <w:lang w:eastAsia="ko-KR"/>
-              </w:rPr>
-              <w:t>-</w:t>
+            </w:pPr>
+            <w:r>
+              <w:t>사용자는 후보 위치를 확인해 자료를 수정하거나 삭제한 뒤 재검사한다. MVP에서는 차단 결과를 무시하고 외부 분석으로 강제 전송하는 우회 기능을 제공하지 않는다.</w:t>
             </w:r>
           </w:p>
         </w:tc>
@@ -7727,21 +7916,34 @@
               </w:rPr>
             </w:pPr>
             <w:r>
-              <w:rPr>
-                <w:rFonts w:ascii="맑은 고딕" w:eastAsia="맑은 고딕" w:hAnsi="맑은 고딕" w:hint="eastAsia"/>
-                <w:b/>
-                <w:bCs/>
+              <w:t>추적성</w:t>
+            </w:r>
+          </w:p>
+        </w:tc>
+        <w:tc>
+          <w:tcPr>
+            <w:tcW w:w="3594" w:type="dxa"/>
+            <w:vAlign w:val="center"/>
+          </w:tcPr>
+          <w:p>
+            <w:pPr>
+              <w:spacing w:before="80" w:after="0"/>
+              <w:jc w:val="center"/>
+              <w:rPr>
+                <w:rFonts w:ascii="맑은 고딕" w:eastAsia="맑은 고딕" w:hAnsi="맑은 고딕"/>
                 <w:sz w:val="17"/>
                 <w:szCs w:val="17"/>
                 <w:lang w:eastAsia="ko-KR"/>
               </w:rPr>
-              <w:t>검사 방식</w:t>
-            </w:r>
-          </w:p>
-        </w:tc>
-        <w:tc>
-          <w:tcPr>
-            <w:tcW w:w="3594" w:type="dxa"/>
+            </w:pPr>
+            <w:r>
+              <w:t>검사 결과와 버전 기록</w:t>
+            </w:r>
+          </w:p>
+        </w:tc>
+        <w:tc>
+          <w:tcPr>
+            <w:tcW w:w="3656" w:type="dxa"/>
             <w:vAlign w:val="center"/>
           </w:tcPr>
           <w:p>
@@ -7756,172 +7958,7 @@
               </w:rPr>
             </w:pPr>
             <w:r>
-              <w:rPr>
-                <w:rFonts w:ascii="맑은 고딕" w:eastAsia="맑은 고딕" w:hAnsi="맑은 고딕" w:hint="eastAsia"/>
-                <w:sz w:val="17"/>
-                <w:szCs w:val="17"/>
-                <w:lang w:eastAsia="ko-KR"/>
-              </w:rPr>
-              <w:t>키워드/룰셋, 그리고 정규표현식 기반</w:t>
-            </w:r>
-            <w:r>
-              <w:rPr>
-                <w:rFonts w:ascii="맑은 고딕" w:eastAsia="맑은 고딕" w:hAnsi="맑은 고딕" w:hint="eastAsia"/>
-                <w:sz w:val="17"/>
-                <w:szCs w:val="17"/>
-                <w:lang w:eastAsia="ko-KR"/>
-              </w:rPr>
-              <w:t>의 알고리즘 기반 검사를 실시하며, 검사 결과를 ripgrep 형태로 반환한다.</w:t>
-            </w:r>
-          </w:p>
-        </w:tc>
-        <w:tc>
-          <w:tcPr>
-            <w:tcW w:w="3656" w:type="dxa"/>
-            <w:vAlign w:val="center"/>
-          </w:tcPr>
-          <w:p>
-            <w:pPr>
-              <w:spacing w:before="80" w:after="0"/>
-              <w:jc w:val="center"/>
-              <w:rPr>
-                <w:rFonts w:ascii="맑은 고딕" w:eastAsia="맑은 고딕" w:hAnsi="맑은 고딕"/>
-                <w:sz w:val="17"/>
-                <w:szCs w:val="17"/>
-                <w:lang w:eastAsia="ko-KR"/>
-              </w:rPr>
-            </w:pPr>
-            <w:r>
-              <w:rPr>
-                <w:rFonts w:ascii="맑은 고딕" w:eastAsia="맑은 고딕" w:hAnsi="맑은 고딕" w:hint="eastAsia"/>
-                <w:sz w:val="17"/>
-                <w:szCs w:val="17"/>
-                <w:lang w:eastAsia="ko-KR"/>
-              </w:rPr>
-              <w:t xml:space="preserve">MVP 단계의 빠르고 간결한 검사를 위함이며, </w:t>
-            </w:r>
-            <w:r>
-              <w:rPr>
-                <w:rFonts w:ascii="맑은 고딕" w:eastAsia="맑은 고딕" w:hAnsi="맑은 고딕"/>
-                <w:sz w:val="17"/>
-                <w:szCs w:val="17"/>
-                <w:lang w:eastAsia="ko-KR"/>
-              </w:rPr>
-              <w:br/>
-            </w:r>
-            <w:r>
-              <w:rPr>
-                <w:rFonts w:ascii="맑은 고딕" w:eastAsia="맑은 고딕" w:hAnsi="맑은 고딕" w:hint="eastAsia"/>
-                <w:sz w:val="17"/>
-                <w:szCs w:val="17"/>
-                <w:lang w:eastAsia="ko-KR"/>
-              </w:rPr>
-              <w:t>추후 더욱 복잡한 기능이 추가될 수 있음.</w:t>
-            </w:r>
-          </w:p>
-        </w:tc>
-      </w:tr>
-      <w:tr>
-        <w:tc>
-          <w:tcPr>
-            <w:tcW w:w="1606" w:type="dxa"/>
-            <w:vAlign w:val="center"/>
-          </w:tcPr>
-          <w:p>
-            <w:pPr>
-              <w:spacing w:before="80" w:after="0"/>
-              <w:jc w:val="center"/>
-              <w:rPr>
-                <w:rFonts w:ascii="맑은 고딕" w:eastAsia="맑은 고딕" w:hAnsi="맑은 고딕"/>
-                <w:b/>
-                <w:bCs/>
-                <w:sz w:val="17"/>
-                <w:szCs w:val="17"/>
-                <w:lang w:eastAsia="ko-KR"/>
-              </w:rPr>
-            </w:pPr>
-            <w:r>
-              <w:rPr>
-                <w:rFonts w:ascii="맑은 고딕" w:eastAsia="맑은 고딕" w:hAnsi="맑은 고딕" w:hint="eastAsia"/>
-                <w:b/>
-                <w:bCs/>
-                <w:sz w:val="17"/>
-                <w:szCs w:val="17"/>
-                <w:lang w:eastAsia="ko-KR"/>
-              </w:rPr>
-              <w:t>차단 방식</w:t>
-            </w:r>
-          </w:p>
-        </w:tc>
-        <w:tc>
-          <w:tcPr>
-            <w:tcW w:w="3594" w:type="dxa"/>
-            <w:vAlign w:val="center"/>
-          </w:tcPr>
-          <w:p>
-            <w:pPr>
-              <w:spacing w:before="80" w:after="0"/>
-              <w:jc w:val="center"/>
-              <w:rPr>
-                <w:rFonts w:ascii="맑은 고딕" w:eastAsia="맑은 고딕" w:hAnsi="맑은 고딕"/>
-                <w:sz w:val="17"/>
-                <w:szCs w:val="17"/>
-                <w:lang w:eastAsia="ko-KR"/>
-              </w:rPr>
-            </w:pPr>
-            <w:r>
-              <w:rPr>
-                <w:rFonts w:ascii="맑은 고딕" w:eastAsia="맑은 고딕" w:hAnsi="맑은 고딕" w:hint="eastAsia"/>
-                <w:sz w:val="17"/>
-                <w:szCs w:val="17"/>
-                <w:lang w:eastAsia="ko-KR"/>
-              </w:rPr>
-              <w:t>검사 결과(ripgrep 등)를 출력하여 수정을 유도하는 차단 방식을 채택한다.</w:t>
-            </w:r>
-          </w:p>
-        </w:tc>
-        <w:tc>
-          <w:tcPr>
-            <w:tcW w:w="3656" w:type="dxa"/>
-            <w:vAlign w:val="center"/>
-          </w:tcPr>
-          <w:p>
-            <w:pPr>
-              <w:spacing w:before="80" w:after="0"/>
-              <w:jc w:val="center"/>
-              <w:rPr>
-                <w:rFonts w:ascii="맑은 고딕" w:eastAsia="맑은 고딕" w:hAnsi="맑은 고딕"/>
-                <w:sz w:val="17"/>
-                <w:szCs w:val="17"/>
-                <w:lang w:eastAsia="ko-KR"/>
-              </w:rPr>
-            </w:pPr>
-            <w:r>
-              <w:rPr>
-                <w:rFonts w:ascii="맑은 고딕" w:eastAsia="맑은 고딕" w:hAnsi="맑은 고딕" w:hint="eastAsia"/>
-                <w:sz w:val="17"/>
-                <w:szCs w:val="17"/>
-                <w:lang w:eastAsia="ko-KR"/>
-              </w:rPr>
-              <w:t>ChatGPT 프롬프트 입력 방식과 동일하게</w:t>
-            </w:r>
-            <w:r>
-              <w:rPr>
-                <w:rFonts w:ascii="맑은 고딕" w:eastAsia="맑은 고딕" w:hAnsi="맑은 고딕"/>
-                <w:sz w:val="17"/>
-                <w:szCs w:val="17"/>
-                <w:lang w:eastAsia="ko-KR"/>
-              </w:rPr>
-              <w:br/>
-            </w:r>
-            <w:r>
-              <w:rPr>
-                <w:rFonts w:ascii="맑은 고딕" w:eastAsia="맑은 고딕" w:hAnsi="맑은 고딕" w:hint="eastAsia"/>
-                <w:sz w:val="17"/>
-                <w:szCs w:val="17"/>
-                <w:lang w:eastAsia="ko-KR"/>
-              </w:rPr>
-              <w:t>raw text 입력 기능 지원.</w:t>
+              <w:t>자료 ID, 검사 시각, 탐지기 버전, 결과 상태, 조치 여부를 기록하되 실제 탐지 값과 비밀정보는 감사·운영 로그에서 제외한다.</w:t>
             </w:r>
           </w:p>
         </w:tc>
@@ -10194,11 +10231,6 @@
               </w:rPr>
             </w:pPr>
             <w:r>
-              <w:rPr>
-                <w:rFonts w:ascii="맑은 고딕" w:eastAsia="맑은 고딕" w:hAnsi="맑은 고딕"/>
-                <w:sz w:val="17"/>
-                <w:lang w:eastAsia="ko-KR"/>
-              </w:rPr>
               <w:t>작성 시점 법령·지침 조회</w:t>
             </w:r>
           </w:p>
@@ -10223,12 +10255,7 @@
               </w:rPr>
             </w:pPr>
             <w:r>
-              <w:rPr>
-                <w:rFonts w:ascii="맑은 고딕" w:eastAsia="맑은 고딕" w:hAnsi="맑은 고딕"/>
-                <w:sz w:val="17"/>
-                <w:lang w:eastAsia="ko-KR"/>
-              </w:rPr>
-              <w:t>문서 생성 요청 시 목표 국가의 공식 법령·지침 공개본을 조회한다.</w:t>
+              <w:t>문서 생성 요청 시 목표 국가의 허용된 공식 법령·지침 공개본을 조회하고, 활성 RuleSet·Clause에 연결된 기존 검토 스냅샷과 원문 해시를 비교한다. 조회 스냅샷 자체는 법률 콘텐츠 승인으로 간주하지 않는다.</w:t>
             </w:r>
           </w:p>
         </w:tc>
@@ -10252,12 +10279,7 @@
               </w:rPr>
             </w:pPr>
             <w:r>
-              <w:rPr>
-                <w:rFonts w:ascii="맑은 고딕" w:eastAsia="맑은 고딕" w:hAnsi="맑은 고딕"/>
-                <w:sz w:val="17"/>
-                <w:lang w:eastAsia="ko-KR"/>
-              </w:rPr>
-              <w:t>출처 URL·조회 시각·원문 해시·법률 기준일을 스냅샷으로 기록하고 조회·검증 실패 시 해당 국가 초안 생성을 차단한다.</w:t>
+              <w:t>출처 URL·조회 시각·원문 해시·법률 기준일·이용조건 상태·비교 결과를 불변 스냅샷으로 기록한다. 조회·검증 실패 또는 문구 변화가 있으면 해당 국가의 신규 생성·재생성을 차단하고 검토 대기 상태를 만든다.</w:t>
             </w:r>
           </w:p>
         </w:tc>
@@ -10314,10 +10336,6 @@
               </w:rPr>
             </w:pPr>
             <w:r>
-              <w:rPr>
-                <w:rFonts w:ascii="맑은 고딕" w:eastAsia="맑은 고딕" w:hAnsi="맑은 고딕"/>
-                <w:sz w:val="17"/>
-              </w:rPr>
               <w:t>국가별 독립 초안</w:t>
             </w:r>
           </w:p>
@@ -10342,12 +10360,7 @@
               </w:rPr>
             </w:pPr>
             <w:r>
-              <w:rPr>
-                <w:rFonts w:ascii="맑은 고딕" w:eastAsia="맑은 고딕" w:hAnsi="맑은 고딕"/>
-                <w:sz w:val="17"/>
-                <w:lang w:eastAsia="ko-KR"/>
-              </w:rPr>
-              <w:t>확정 사실과 작성 시점에 조회한 국가별 법령·공식 지침을 함께 입력으로 사용하고, 승인된 규칙·조항을 적용해 사용자가 선택한 목표 국가의 문서만 각각 생성한다.</w:t>
+              <w:t>확정 사실과 관할별로 활성화된 승인 RuleSet·Clause 및 그 승인 근거인 공식 출처 스냅샷을 사용해 사용자가 선택한 목표 국가의 문서만 각각 생성한다. 새로 수집했지만 검토되지 않은 출처 스냅샷은 생성 입력으로 사용하지 않는다.</w:t>
             </w:r>
           </w:p>
         </w:tc>
@@ -10371,12 +10384,7 @@
               </w:rPr>
             </w:pPr>
             <w:r>
-              <w:rPr>
-                <w:rFonts w:ascii="맑은 고딕" w:eastAsia="맑은 고딕" w:hAnsi="맑은 고딕"/>
-                <w:sz w:val="17"/>
-                <w:lang w:eastAsia="ko-KR"/>
-              </w:rPr>
-              <w:t>선택한 국가마다 독립 문서 ID·상태·버전·법률 기준일·출처 스냅샷 ID를 가진다.</w:t>
+              <w:t>선택한 국가마다 독립 문서 ID·상태·버전·법률 기준일·활성 규칙 버전·승인 근거 스냅샷 ID를 가진다.</w:t>
             </w:r>
           </w:p>
         </w:tc>
@@ -10433,10 +10441,6 @@
               </w:rPr>
             </w:pPr>
             <w:r>
-              <w:rPr>
-                <w:rFonts w:ascii="맑은 고딕" w:eastAsia="맑은 고딕" w:hAnsi="맑은 고딕"/>
-                <w:sz w:val="17"/>
-              </w:rPr>
               <w:t>차이와 생성 근거</w:t>
             </w:r>
           </w:p>
@@ -10461,12 +10465,7 @@
               </w:rPr>
             </w:pPr>
             <w:r>
-              <w:rPr>
-                <w:rFonts w:ascii="맑은 고딕" w:eastAsia="맑은 고딕" w:hAnsi="맑은 고딕"/>
-                <w:sz w:val="17"/>
-                <w:lang w:eastAsia="ko-KR"/>
-              </w:rPr>
-              <w:t>국가별 추가·차이 조항과 사용한 사실·법령·지침·규칙·조항을 보여준다.</w:t>
+              <w:t>국가별 추가·차이 조항과 사용한 사실, 활성 RuleSet·Clause, 승인 근거 스냅샷 및 작성 시점 조회 스냅샷의 비교 결과를 보여준다.</w:t>
             </w:r>
           </w:p>
         </w:tc>
@@ -10490,12 +10489,7 @@
               </w:rPr>
             </w:pPr>
             <w:r>
-              <w:rPr>
-                <w:rFonts w:ascii="맑은 고딕" w:eastAsia="맑은 고딕" w:hAnsi="맑은 고딕"/>
-                <w:sz w:val="17"/>
-                <w:lang w:eastAsia="ko-KR"/>
-              </w:rPr>
-              <w:t>핵심 조항에서 근거 사실, 공식 출처 스냅샷, 승인 조항 버전을 역추적할 수 있다.</w:t>
+              <w:t>핵심 조항에서 근거 사실, 승인 조항 버전, 법률 검토 결정과 공식 출처 스냅샷을 역추적할 수 있다.</w:t>
             </w:r>
           </w:p>
         </w:tc>
@@ -10553,10 +10547,6 @@
               </w:rPr>
             </w:pPr>
             <w:r>
-              <w:rPr>
-                <w:rFonts w:ascii="맑은 고딕" w:eastAsia="맑은 고딕" w:hAnsi="맑은 고딕"/>
-                <w:sz w:val="17"/>
-              </w:rPr>
               <w:t>검증과 미리보기</w:t>
             </w:r>
           </w:p>
@@ -10581,12 +10571,7 @@
               </w:rPr>
             </w:pPr>
             <w:r>
-              <w:rPr>
-                <w:rFonts w:ascii="맑은 고딕" w:eastAsia="맑은 고딕" w:hAnsi="맑은 고딕"/>
-                <w:sz w:val="17"/>
-                <w:lang w:eastAsia="ko-KR"/>
-              </w:rPr>
-              <w:t>누락·모순·미확인 사실, 공식 출처 조회 실패, 비승인 규칙을 검사하고 워터마크된 초안을 미리 본다.</w:t>
+              <w:t>누락·모순·미확인 사실, 공식 출처 조회 실패·문구 변화, 비승인·비활성 규칙을 검사하고 워터마크된 초안을 미리 본다.</w:t>
             </w:r>
           </w:p>
         </w:tc>
@@ -10610,12 +10595,7 @@
               </w:rPr>
             </w:pPr>
             <w:r>
-              <w:rPr>
-                <w:rFonts w:ascii="맑은 고딕" w:eastAsia="맑은 고딕" w:hAnsi="맑은 고딕"/>
-                <w:sz w:val="17"/>
-                <w:lang w:eastAsia="ko-KR"/>
-              </w:rPr>
-              <w:t>오류를 차단·경고·정보로 구분하고 차단 상태에서는 공개 URL을 만들지 않는다.</w:t>
+              <w:t>오류를 차단·경고·정보로 구분한다. 출처 변화 검토 대기나 다른 차단 상태에서는 신규 생성·재생성·공개 URL 생성을 허용하지 않고 현재 발행본은 유지한다.</w:t>
             </w:r>
           </w:p>
         </w:tc>
@@ -10672,10 +10652,6 @@
               </w:rPr>
             </w:pPr>
             <w:r>
-              <w:rPr>
-                <w:rFonts w:ascii="맑은 고딕" w:eastAsia="맑은 고딕" w:hAnsi="맑은 고딕"/>
-                <w:sz w:val="17"/>
-              </w:rPr>
               <w:t>새 초안 생성</w:t>
             </w:r>
           </w:p>
@@ -10700,12 +10676,7 @@
               </w:rPr>
             </w:pPr>
             <w:r>
-              <w:rPr>
-                <w:rFonts w:ascii="맑은 고딕" w:eastAsia="맑은 고딕" w:hAnsi="맑은 고딕"/>
-                <w:sz w:val="17"/>
-                <w:lang w:eastAsia="ko-KR"/>
-              </w:rPr>
-              <w:t>확정 사실이 바뀌거나 법령·지침 재조회 후 새 규칙·조항이 승인되면 새 초안을 만든다.</w:t>
+              <w:t>확정 사실이 바뀌거나 공식 출처 변화에 대한 사람 검토 후 새 RuleSet·Clause 버전이 승인·활성화되면 새 초안을 만든다.</w:t>
             </w:r>
           </w:p>
         </w:tc>
@@ -10729,12 +10700,7 @@
               </w:rPr>
             </w:pPr>
             <w:r>
-              <w:rPr>
-                <w:rFonts w:ascii="맑은 고딕" w:eastAsia="맑은 고딕" w:hAnsi="맑은 고딕"/>
-                <w:sz w:val="17"/>
-                <w:lang w:eastAsia="ko-KR"/>
-              </w:rPr>
-              <w:t>기존 발행본을 덮어쓰지 않고 별도 초안과 변경 이유·사용 출처를 남긴다.</w:t>
+              <w:t>기존 발행본을 덮어쓰지 않고 별도 초안과 변경 이유·사용 사실 리비전·활성 규칙 버전·승인 근거 출처를 남긴다.</w:t>
             </w:r>
           </w:p>
         </w:tc>
@@ -13049,10 +13015,6 @@
               </w:rPr>
             </w:pPr>
             <w:r>
-              <w:rPr>
-                <w:rFonts w:ascii="맑은 고딕" w:eastAsia="맑은 고딕" w:hAnsi="맑은 고딕"/>
-                <w:sz w:val="17"/>
-              </w:rPr>
               <w:t>규칙·조항 버전관리</w:t>
             </w:r>
           </w:p>
@@ -13077,12 +13039,7 @@
               </w:rPr>
             </w:pPr>
             <w:r>
-              <w:rPr>
-                <w:rFonts w:ascii="맑은 고딕" w:eastAsia="맑은 고딕" w:hAnsi="맑은 고딕"/>
-                <w:sz w:val="17"/>
-                <w:lang w:eastAsia="ko-KR"/>
-              </w:rPr>
-              <w:t>관할별 규칙·조항의 초안·검수·승인·활성 버전을 관리한다.</w:t>
+              <w:t>관할별 규칙·조항을 초안·검토중·승인·활성 상태로 관리하고 각 버전에 법률 검토자·결정·공식 출처 스냅샷을 연결한다.</w:t>
             </w:r>
           </w:p>
         </w:tc>
@@ -13106,12 +13063,7 @@
               </w:rPr>
             </w:pPr>
             <w:r>
-              <w:rPr>
-                <w:rFonts w:ascii="맑은 고딕" w:eastAsia="맑은 고딕" w:hAnsi="맑은 고딕"/>
-                <w:sz w:val="17"/>
-                <w:lang w:eastAsia="ko-KR"/>
-              </w:rPr>
-              <w:t>수정은 새 버전으로만 가능하고 비승인 버전은 문서 생성에 사용할 수 없다.</w:t>
+              <w:t>수정은 새 버전으로만 가능하다. 승인 후 활성화된 버전만 문서 생성에 사용할 수 있고, 공식 출처 문구가 바뀌면 새 검토가 끝날 때까지 신규 생성·재생성을 차단한다.</w:t>
             </w:r>
           </w:p>
         </w:tc>
@@ -13708,12 +13660,7 @@
               </w:rPr>
             </w:pPr>
             <w:r>
-              <w:rPr>
-                <w:rFonts w:ascii="맑은 고딕" w:eastAsia="맑은 고딕" w:hAnsi="맑은 고딕"/>
-                <w:sz w:val="18"/>
-                <w:lang w:eastAsia="ko-KR"/>
-              </w:rPr>
-              <w:t>공식 법령·지침 조회 실패 또는 미승인·만료 규칙·조항</w:t>
+              <w:t>공식 법령·지침 조회 실패 또는 미승인·비활성 규칙·조항</w:t>
             </w:r>
           </w:p>
         </w:tc>
@@ -13737,12 +13684,7 @@
               </w:rPr>
             </w:pPr>
             <w:r>
-              <w:rPr>
-                <w:rFonts w:ascii="맑은 고딕" w:eastAsia="맑은 고딕" w:hAnsi="맑은 고딕"/>
-                <w:sz w:val="18"/>
-                <w:lang w:eastAsia="ko-KR"/>
-              </w:rPr>
-              <w:t>해당 국가 초안 생성·재생성 차단</w:t>
+              <w:t>해당 국가의 신규 초안 생성·재생성을 차단하고 현재 발행본은 유지</w:t>
             </w:r>
           </w:p>
         </w:tc>
@@ -13800,12 +13742,7 @@
               </w:rPr>
             </w:pPr>
             <w:r>
-              <w:rPr>
-                <w:rFonts w:ascii="맑은 고딕" w:eastAsia="맑은 고딕" w:hAnsi="맑은 고딕"/>
-                <w:sz w:val="18"/>
-                <w:lang w:eastAsia="ko-KR"/>
-              </w:rPr>
-              <w:t>법률 기준일·공식 출처 스냅샷·생성 근거 누락</w:t>
+              <w:t>법률 기준일·작성 시점 조회 스냅샷·활성 규칙의 승인 근거·생성 근거 누락</w:t>
             </w:r>
           </w:p>
         </w:tc>
@@ -13828,10 +13765,6 @@
               </w:rPr>
             </w:pPr>
             <w:r>
-              <w:rPr>
-                <w:rFonts w:ascii="맑은 고딕" w:eastAsia="맑은 고딕" w:hAnsi="맑은 고딕"/>
-                <w:sz w:val="18"/>
-              </w:rPr>
               <w:t>최종 승인과 발행 차단</w:t>
             </w:r>
           </w:p>
@@ -13979,10 +13912,6 @@
               </w:rPr>
             </w:pPr>
             <w:r>
-              <w:rPr>
-                <w:rFonts w:ascii="맑은 고딕" w:eastAsia="맑은 고딕" w:hAnsi="맑은 고딕"/>
-                <w:sz w:val="18"/>
-              </w:rPr>
               <w:t>공식 출처 문구 변화</w:t>
             </w:r>
           </w:p>
@@ -14007,12 +13936,7 @@
               </w:rPr>
             </w:pPr>
             <w:r>
-              <w:rPr>
-                <w:rFonts w:ascii="맑은 고딕" w:eastAsia="맑은 고딕" w:hAnsi="맑은 고딕"/>
-                <w:sz w:val="18"/>
-                <w:lang w:eastAsia="ko-KR"/>
-              </w:rPr>
-              <w:t>검토 대기만 생성하고 규칙·고객 문서 자동 변경 금지</w:t>
+              <w:t>차이 검토 대기를 생성하고 새 규칙 승인·활성화 전까지 신규 생성·재생성을 차단하며 규칙·현재 공개 문서는 자동 변경하지 않음</w:t>
             </w:r>
           </w:p>
         </w:tc>
@@ -14105,6 +14029,737 @@
                 <w:lang w:eastAsia="ko-KR"/>
               </w:rPr>
               <w:t>일반 자동 생성·발행 차단 후 판정 근거와 외부 검토 행동 표시</w:t>
+            </w:r>
+          </w:p>
+        </w:tc>
+      </w:tr>
+    </w:tbl>
+    <w:p>
+      <w:pPr>
+        <w:pStyle w:val="3"/>
+        <w:rPr>
+          <w:rFonts w:ascii="맑은 고딕" w:eastAsia="맑은 고딕" w:hAnsi="맑은 고딕"/>
+          <w:lang w:eastAsia="ko-KR"/>
+        </w:rPr>
+      </w:pPr>
+      <w:r>
+        <w:t>※ MVP 공통 비기능 수용 기준</w:t>
+      </w:r>
+    </w:p>
+    <w:p>
+      <w:pPr>
+        <w:rPr>
+          <w:rFonts w:ascii="맑은 고딕" w:eastAsia="맑은 고딕" w:hAnsi="맑은 고딕"/>
+          <w:lang w:eastAsia="ko-KR"/>
+        </w:rPr>
+      </w:pPr>
+      <w:r>
+        <w:t>아래 기준은 2장의 모든 필수 기능과 5장의 핵심 수용 시나리오에 공통 적용합니다. 기술검토 부록을 읽지 않아도 MVP의 최소 품질 기준을 판단할 수 있도록 핵심 비기능 요구사항을 포함합니다.</w:t>
+      </w:r>
+    </w:p>
+    <w:tbl>
+      <w:tblPr>
+        <w:tblStyle w:val="af9"/>
+        <w:tblW w:w="9360" w:type="dxa"/>
+        <w:tblInd w:w="120" w:type="dxa"/>
+        <w:tblLayout w:type="fixed"/>
+        <w:tblLook w:val="04A0" w:firstRow="1" w:lastRow="0" w:firstColumn="1" w:lastColumn="0" w:noHBand="0" w:noVBand="1"/>
+      </w:tblPr>
+      <w:tblGrid>
+        <w:gridCol w:w="1100"/>
+        <w:gridCol w:w="4670"/>
+        <w:gridCol w:w="3590"/>
+      </w:tblGrid>
+      <w:tr>
+        <w:trPr>
+          <w:cantSplit/>
+          <w:tblHeader/>
+        </w:trPr>
+        <w:tc>
+          <w:tcPr>
+            <w:tcW w:w="1100" w:type="dxa"/>
+            <w:shd w:val="clear" w:color="auto" w:fill="E8EEF9"/>
+            <w:tcMar>
+              <w:top w:w="80" w:type="dxa"/>
+              <w:left w:w="120" w:type="dxa"/>
+              <w:bottom w:w="80" w:type="dxa"/>
+              <w:right w:w="120" w:type="dxa"/>
+            </w:tcMar>
+            <w:vAlign w:val="center"/>
+          </w:tcPr>
+          <w:p>
+            <w:pPr>
+              <w:keepNext/>
+              <w:spacing w:after="0" w:line="276" w:lineRule="auto"/>
+              <w:jc w:val="center"/>
+              <w:rPr>
+                <w:rFonts w:ascii="맑은 고딕" w:eastAsia="맑은 고딕" w:hAnsi="맑은 고딕"/>
+              </w:rPr>
+            </w:pPr>
+            <w:r>
+              <w:t>영역</w:t>
+            </w:r>
+          </w:p>
+        </w:tc>
+        <w:tc>
+          <w:tcPr>
+            <w:tcW w:w="4670" w:type="dxa"/>
+            <w:shd w:val="clear" w:color="auto" w:fill="E8EEF9"/>
+            <w:tcMar>
+              <w:top w:w="80" w:type="dxa"/>
+              <w:left w:w="120" w:type="dxa"/>
+              <w:bottom w:w="80" w:type="dxa"/>
+              <w:right w:w="120" w:type="dxa"/>
+            </w:tcMar>
+            <w:vAlign w:val="center"/>
+          </w:tcPr>
+          <w:p>
+            <w:pPr>
+              <w:keepNext/>
+              <w:spacing w:after="0" w:line="276" w:lineRule="auto"/>
+              <w:rPr>
+                <w:rFonts w:ascii="맑은 고딕" w:eastAsia="맑은 고딕" w:hAnsi="맑은 고딕"/>
+              </w:rPr>
+            </w:pPr>
+            <w:r>
+              <w:t>MVP 수용 기준</w:t>
+            </w:r>
+          </w:p>
+        </w:tc>
+        <w:tc>
+          <w:tcPr>
+            <w:tcW w:w="3590" w:type="dxa"/>
+            <w:shd w:val="clear" w:color="auto" w:fill="E8EEF9"/>
+            <w:tcMar>
+              <w:top w:w="80" w:type="dxa"/>
+              <w:left w:w="120" w:type="dxa"/>
+              <w:bottom w:w="80" w:type="dxa"/>
+              <w:right w:w="120" w:type="dxa"/>
+            </w:tcMar>
+            <w:vAlign w:val="center"/>
+          </w:tcPr>
+          <w:p>
+            <w:pPr>
+              <w:keepNext/>
+              <w:spacing w:after="0" w:line="276" w:lineRule="auto"/>
+              <w:rPr>
+                <w:rFonts w:ascii="맑은 고딕" w:eastAsia="맑은 고딕" w:hAnsi="맑은 고딕"/>
+              </w:rPr>
+            </w:pPr>
+            <w:r>
+              <w:t>검증 방법</w:t>
+            </w:r>
+          </w:p>
+        </w:tc>
+      </w:tr>
+      <w:tr>
+        <w:trPr>
+          <w:cantSplit/>
+        </w:trPr>
+        <w:tc>
+          <w:tcPr>
+            <w:tcW w:w="1100" w:type="dxa"/>
+            <w:tcMar>
+              <w:top w:w="80" w:type="dxa"/>
+              <w:left w:w="120" w:type="dxa"/>
+              <w:bottom w:w="80" w:type="dxa"/>
+              <w:right w:w="120" w:type="dxa"/>
+            </w:tcMar>
+            <w:vAlign w:val="center"/>
+          </w:tcPr>
+          <w:p>
+            <w:pPr>
+              <w:spacing w:after="0" w:line="276" w:lineRule="auto"/>
+              <w:jc w:val="center"/>
+              <w:rPr>
+                <w:rFonts w:ascii="맑은 고딕" w:eastAsia="맑은 고딕" w:hAnsi="맑은 고딕"/>
+              </w:rPr>
+            </w:pPr>
+            <w:r>
+              <w:t>보안</w:t>
+            </w:r>
+          </w:p>
+        </w:tc>
+        <w:tc>
+          <w:tcPr>
+            <w:tcW w:w="4670" w:type="dxa"/>
+            <w:tcMar>
+              <w:top w:w="80" w:type="dxa"/>
+              <w:left w:w="120" w:type="dxa"/>
+              <w:bottom w:w="80" w:type="dxa"/>
+              <w:right w:w="120" w:type="dxa"/>
+            </w:tcMar>
+            <w:vAlign w:val="center"/>
+          </w:tcPr>
+          <w:p>
+            <w:pPr>
+              <w:spacing w:after="0" w:line="276" w:lineRule="auto"/>
+              <w:rPr>
+                <w:rFonts w:ascii="맑은 고딕" w:eastAsia="맑은 고딕" w:hAnsi="맑은 고딕"/>
+                <w:lang w:eastAsia="ko-KR"/>
+              </w:rPr>
+            </w:pPr>
+            <w:r>
+              <w:t>전송·저장 데이터를 암호화하고 고객·운영자·고객 간 접근을 최소권한으로 분리한다. 업로드 파일은 격리 및 악성코드 검사를 거치고 비밀정보는 안전한 설정 저장소로 관리한다.</w:t>
+            </w:r>
+          </w:p>
+        </w:tc>
+        <w:tc>
+          <w:tcPr>
+            <w:tcW w:w="3590" w:type="dxa"/>
+            <w:tcMar>
+              <w:top w:w="80" w:type="dxa"/>
+              <w:left w:w="120" w:type="dxa"/>
+              <w:bottom w:w="80" w:type="dxa"/>
+              <w:right w:w="120" w:type="dxa"/>
+            </w:tcMar>
+            <w:vAlign w:val="center"/>
+          </w:tcPr>
+          <w:p>
+            <w:pPr>
+              <w:spacing w:after="0" w:line="276" w:lineRule="auto"/>
+              <w:rPr>
+                <w:rFonts w:ascii="맑은 고딕" w:eastAsia="맑은 고딕" w:hAnsi="맑은 고딕"/>
+                <w:lang w:eastAsia="ko-KR"/>
+              </w:rPr>
+            </w:pPr>
+            <w:r>
+              <w:t>권한 없는 UI·API 접근 거부, 저장·전송 암호화 설정, 악성 파일 차단, 관리자 접근 감사 기록을 확인한다.</w:t>
+            </w:r>
+          </w:p>
+        </w:tc>
+      </w:tr>
+      <w:tr>
+        <w:trPr>
+          <w:cantSplit/>
+        </w:trPr>
+        <w:tc>
+          <w:tcPr>
+            <w:tcW w:w="1100" w:type="dxa"/>
+            <w:tcMar>
+              <w:top w:w="80" w:type="dxa"/>
+              <w:left w:w="120" w:type="dxa"/>
+              <w:bottom w:w="80" w:type="dxa"/>
+              <w:right w:w="120" w:type="dxa"/>
+            </w:tcMar>
+            <w:vAlign w:val="center"/>
+          </w:tcPr>
+          <w:p>
+            <w:pPr>
+              <w:spacing w:after="0" w:line="276" w:lineRule="auto"/>
+              <w:jc w:val="center"/>
+              <w:rPr>
+                <w:rFonts w:ascii="맑은 고딕" w:eastAsia="맑은 고딕" w:hAnsi="맑은 고딕"/>
+              </w:rPr>
+            </w:pPr>
+            <w:r>
+              <w:t>프라이버시</w:t>
+            </w:r>
+          </w:p>
+        </w:tc>
+        <w:tc>
+          <w:tcPr>
+            <w:tcW w:w="4670" w:type="dxa"/>
+            <w:tcMar>
+              <w:top w:w="80" w:type="dxa"/>
+              <w:left w:w="120" w:type="dxa"/>
+              <w:bottom w:w="80" w:type="dxa"/>
+              <w:right w:w="120" w:type="dxa"/>
+            </w:tcMar>
+            <w:vAlign w:val="center"/>
+          </w:tcPr>
+          <w:p>
+            <w:pPr>
+              <w:spacing w:after="0" w:line="276" w:lineRule="auto"/>
+              <w:rPr>
+                <w:rFonts w:ascii="맑은 고딕" w:eastAsia="맑은 고딕" w:hAnsi="맑은 고딕"/>
+                <w:lang w:eastAsia="ko-KR"/>
+              </w:rPr>
+            </w:pPr>
+            <w:r>
+              <w:t>실제 개인정보·비밀정보를 외부 AI 전송 전에 차단하고 원문 값을 로그에 남기지 않는다. 외부 공급업체·처리 지역·학습 사용·보유·삭제 조건이 승인되지 않으면 외부 분석을 활성화하지 않는다.</w:t>
+            </w:r>
+          </w:p>
+        </w:tc>
+        <w:tc>
+          <w:tcPr>
+            <w:tcW w:w="3590" w:type="dxa"/>
+            <w:tcMar>
+              <w:top w:w="80" w:type="dxa"/>
+              <w:left w:w="120" w:type="dxa"/>
+              <w:bottom w:w="80" w:type="dxa"/>
+              <w:right w:w="120" w:type="dxa"/>
+            </w:tcMar>
+            <w:vAlign w:val="center"/>
+          </w:tcPr>
+          <w:p>
+            <w:pPr>
+              <w:spacing w:after="0" w:line="276" w:lineRule="auto"/>
+              <w:rPr>
+                <w:rFonts w:ascii="맑은 고딕" w:eastAsia="맑은 고딕" w:hAnsi="맑은 고딕"/>
+                <w:lang w:eastAsia="ko-KR"/>
+              </w:rPr>
+            </w:pPr>
+            <w:r>
+              <w:t>PII-01·SECRET-01 입력에서 외부 AI 호출이 0회이고 마스킹된 검사 결과만 저장되는지 확인한다.</w:t>
+            </w:r>
+          </w:p>
+        </w:tc>
+      </w:tr>
+      <w:tr>
+        <w:trPr>
+          <w:cantSplit/>
+        </w:trPr>
+        <w:tc>
+          <w:tcPr>
+            <w:tcW w:w="1100" w:type="dxa"/>
+            <w:tcMar>
+              <w:top w:w="80" w:type="dxa"/>
+              <w:left w:w="120" w:type="dxa"/>
+              <w:bottom w:w="80" w:type="dxa"/>
+              <w:right w:w="120" w:type="dxa"/>
+            </w:tcMar>
+            <w:vAlign w:val="center"/>
+          </w:tcPr>
+          <w:p>
+            <w:pPr>
+              <w:spacing w:after="0" w:line="276" w:lineRule="auto"/>
+              <w:jc w:val="center"/>
+              <w:rPr>
+                <w:rFonts w:ascii="맑은 고딕" w:eastAsia="맑은 고딕" w:hAnsi="맑은 고딕"/>
+              </w:rPr>
+            </w:pPr>
+            <w:r>
+              <w:t>정확성·추적성</w:t>
+            </w:r>
+          </w:p>
+        </w:tc>
+        <w:tc>
+          <w:tcPr>
+            <w:tcW w:w="4670" w:type="dxa"/>
+            <w:tcMar>
+              <w:top w:w="80" w:type="dxa"/>
+              <w:left w:w="120" w:type="dxa"/>
+              <w:bottom w:w="80" w:type="dxa"/>
+              <w:right w:w="120" w:type="dxa"/>
+            </w:tcMar>
+            <w:vAlign w:val="center"/>
+          </w:tcPr>
+          <w:p>
+            <w:pPr>
+              <w:spacing w:after="0" w:line="276" w:lineRule="auto"/>
+              <w:rPr>
+                <w:rFonts w:ascii="맑은 고딕" w:eastAsia="맑은 고딕" w:hAnsi="맑은 고딕"/>
+              </w:rPr>
+            </w:pPr>
+            <w:r>
+              <w:t>사실 후보→확정 리비전→승인 출처→활성 규칙·조항→문서 버전→고객 승인을 ID와 해시로 역추적할 수 있다.</w:t>
+            </w:r>
+          </w:p>
+        </w:tc>
+        <w:tc>
+          <w:tcPr>
+            <w:tcW w:w="3590" w:type="dxa"/>
+            <w:tcMar>
+              <w:top w:w="80" w:type="dxa"/>
+              <w:left w:w="120" w:type="dxa"/>
+              <w:bottom w:w="80" w:type="dxa"/>
+              <w:right w:w="120" w:type="dxa"/>
+            </w:tcMar>
+            <w:vAlign w:val="center"/>
+          </w:tcPr>
+          <w:p>
+            <w:pPr>
+              <w:spacing w:after="0" w:line="276" w:lineRule="auto"/>
+              <w:rPr>
+                <w:rFonts w:ascii="맑은 고딕" w:eastAsia="맑은 고딕" w:hAnsi="맑은 고딕"/>
+                <w:lang w:eastAsia="ko-KR"/>
+              </w:rPr>
+            </w:pPr>
+            <w:r>
+              <w:t>발행 문서의 핵심 조항에서 모든 근거 ID·버전·승인자·기준일을 조회한다.</w:t>
+            </w:r>
+          </w:p>
+        </w:tc>
+      </w:tr>
+      <w:tr>
+        <w:trPr>
+          <w:cantSplit/>
+        </w:trPr>
+        <w:tc>
+          <w:tcPr>
+            <w:tcW w:w="1100" w:type="dxa"/>
+            <w:tcMar>
+              <w:top w:w="80" w:type="dxa"/>
+              <w:left w:w="120" w:type="dxa"/>
+              <w:bottom w:w="80" w:type="dxa"/>
+              <w:right w:w="120" w:type="dxa"/>
+            </w:tcMar>
+            <w:vAlign w:val="center"/>
+          </w:tcPr>
+          <w:p>
+            <w:pPr>
+              <w:spacing w:after="0" w:line="276" w:lineRule="auto"/>
+              <w:jc w:val="center"/>
+              <w:rPr>
+                <w:rFonts w:ascii="맑은 고딕" w:eastAsia="맑은 고딕" w:hAnsi="맑은 고딕"/>
+              </w:rPr>
+            </w:pPr>
+            <w:r>
+              <w:t>가용성</w:t>
+            </w:r>
+          </w:p>
+        </w:tc>
+        <w:tc>
+          <w:tcPr>
+            <w:tcW w:w="4670" w:type="dxa"/>
+            <w:tcMar>
+              <w:top w:w="80" w:type="dxa"/>
+              <w:left w:w="120" w:type="dxa"/>
+              <w:bottom w:w="80" w:type="dxa"/>
+              <w:right w:w="120" w:type="dxa"/>
+            </w:tcMar>
+            <w:vAlign w:val="center"/>
+          </w:tcPr>
+          <w:p>
+            <w:pPr>
+              <w:spacing w:after="0" w:line="276" w:lineRule="auto"/>
+              <w:rPr>
+                <w:rFonts w:ascii="맑은 고딕" w:eastAsia="맑은 고딕" w:hAnsi="맑은 고딕"/>
+                <w:lang w:eastAsia="ko-KR"/>
+              </w:rPr>
+            </w:pPr>
+            <w:r>
+              <w:t>분석·출처 조회·생성·발행 작업은 작업 ID를 가지며 중복 요청에 멱등하게 동작한다. 재시도와 부분 실패 상태를 구분하고 성공한 다른 국가 작업을 되돌리지 않는다.</w:t>
+            </w:r>
+          </w:p>
+        </w:tc>
+        <w:tc>
+          <w:tcPr>
+            <w:tcW w:w="3590" w:type="dxa"/>
+            <w:tcMar>
+              <w:top w:w="80" w:type="dxa"/>
+              <w:left w:w="120" w:type="dxa"/>
+              <w:bottom w:w="80" w:type="dxa"/>
+              <w:right w:w="120" w:type="dxa"/>
+            </w:tcMar>
+            <w:vAlign w:val="center"/>
+          </w:tcPr>
+          <w:p>
+            <w:pPr>
+              <w:spacing w:after="0" w:line="276" w:lineRule="auto"/>
+              <w:rPr>
+                <w:rFonts w:ascii="맑은 고딕" w:eastAsia="맑은 고딕" w:hAnsi="맑은 고딕"/>
+                <w:lang w:eastAsia="ko-KR"/>
+              </w:rPr>
+            </w:pPr>
+            <w:r>
+              <w:t>동일 요청 반복, 네트워크 실패, 국가별 부분 실패를 주입해 중복 생성 방지와 재시도를 확인한다.</w:t>
+            </w:r>
+          </w:p>
+        </w:tc>
+      </w:tr>
+      <w:tr>
+        <w:trPr>
+          <w:cantSplit/>
+        </w:trPr>
+        <w:tc>
+          <w:tcPr>
+            <w:tcW w:w="1100" w:type="dxa"/>
+            <w:tcMar>
+              <w:top w:w="80" w:type="dxa"/>
+              <w:left w:w="120" w:type="dxa"/>
+              <w:bottom w:w="80" w:type="dxa"/>
+              <w:right w:w="120" w:type="dxa"/>
+            </w:tcMar>
+            <w:vAlign w:val="center"/>
+          </w:tcPr>
+          <w:p>
+            <w:pPr>
+              <w:spacing w:after="0" w:line="276" w:lineRule="auto"/>
+              <w:jc w:val="center"/>
+              <w:rPr>
+                <w:rFonts w:ascii="맑은 고딕" w:eastAsia="맑은 고딕" w:hAnsi="맑은 고딕"/>
+              </w:rPr>
+            </w:pPr>
+            <w:r>
+              <w:t>접근성</w:t>
+            </w:r>
+          </w:p>
+        </w:tc>
+        <w:tc>
+          <w:tcPr>
+            <w:tcW w:w="4670" w:type="dxa"/>
+            <w:tcMar>
+              <w:top w:w="80" w:type="dxa"/>
+              <w:left w:w="120" w:type="dxa"/>
+              <w:bottom w:w="80" w:type="dxa"/>
+              <w:right w:w="120" w:type="dxa"/>
+            </w:tcMar>
+            <w:vAlign w:val="center"/>
+          </w:tcPr>
+          <w:p>
+            <w:pPr>
+              <w:spacing w:after="0" w:line="276" w:lineRule="auto"/>
+              <w:rPr>
+                <w:rFonts w:ascii="맑은 고딕" w:eastAsia="맑은 고딕" w:hAnsi="맑은 고딕"/>
+                <w:lang w:eastAsia="ko-KR"/>
+              </w:rPr>
+            </w:pPr>
+            <w:r>
+              <w:t>키보드만으로 핵심 여정의 다음 행동을 수행할 수 있고 포커스가 보인다. 상태를 색상만으로 구분하지 않으며 제목·레이블·오류 메시지가 의미를 전달한다.</w:t>
+            </w:r>
+          </w:p>
+        </w:tc>
+        <w:tc>
+          <w:tcPr>
+            <w:tcW w:w="3590" w:type="dxa"/>
+            <w:tcMar>
+              <w:top w:w="80" w:type="dxa"/>
+              <w:left w:w="120" w:type="dxa"/>
+              <w:bottom w:w="80" w:type="dxa"/>
+              <w:right w:w="120" w:type="dxa"/>
+            </w:tcMar>
+            <w:vAlign w:val="center"/>
+          </w:tcPr>
+          <w:p>
+            <w:pPr>
+              <w:spacing w:after="0" w:line="276" w:lineRule="auto"/>
+              <w:rPr>
+                <w:rFonts w:ascii="맑은 고딕" w:eastAsia="맑은 고딕" w:hAnsi="맑은 고딕"/>
+                <w:lang w:eastAsia="ko-KR"/>
+              </w:rPr>
+            </w:pPr>
+            <w:r>
+              <w:t>키보드 전용 탐색과 스크린리더 기준 이름·상태·오류 메시지를 확인한다.</w:t>
+            </w:r>
+          </w:p>
+        </w:tc>
+      </w:tr>
+      <w:tr>
+        <w:trPr>
+          <w:cantSplit/>
+        </w:trPr>
+        <w:tc>
+          <w:tcPr>
+            <w:tcW w:w="1100" w:type="dxa"/>
+            <w:tcMar>
+              <w:top w:w="80" w:type="dxa"/>
+              <w:left w:w="120" w:type="dxa"/>
+              <w:bottom w:w="80" w:type="dxa"/>
+              <w:right w:w="120" w:type="dxa"/>
+            </w:tcMar>
+            <w:vAlign w:val="center"/>
+          </w:tcPr>
+          <w:p>
+            <w:pPr>
+              <w:spacing w:after="0" w:line="276" w:lineRule="auto"/>
+              <w:jc w:val="center"/>
+              <w:rPr>
+                <w:rFonts w:ascii="맑은 고딕" w:eastAsia="맑은 고딕" w:hAnsi="맑은 고딕"/>
+              </w:rPr>
+            </w:pPr>
+            <w:r>
+              <w:t>반응형</w:t>
+            </w:r>
+          </w:p>
+        </w:tc>
+        <w:tc>
+          <w:tcPr>
+            <w:tcW w:w="4670" w:type="dxa"/>
+            <w:tcMar>
+              <w:top w:w="80" w:type="dxa"/>
+              <w:left w:w="120" w:type="dxa"/>
+              <w:bottom w:w="80" w:type="dxa"/>
+              <w:right w:w="120" w:type="dxa"/>
+            </w:tcMar>
+            <w:vAlign w:val="center"/>
+          </w:tcPr>
+          <w:p>
+            <w:pPr>
+              <w:spacing w:after="0" w:line="276" w:lineRule="auto"/>
+              <w:rPr>
+                <w:rFonts w:ascii="맑은 고딕" w:eastAsia="맑은 고딕" w:hAnsi="맑은 고딕"/>
+                <w:lang w:eastAsia="ko-KR"/>
+              </w:rPr>
+            </w:pPr>
+            <w:r>
+              <w:t>최소 360 CSS px 화면에서 가로 넘침 없이 핵심 여정을 수행한다. 긴 표는 카드 전환 또는 명시적 가로 스크롤 안내를 제공하고 주요 CTA를 가리지 않는다.</w:t>
+            </w:r>
+          </w:p>
+        </w:tc>
+        <w:tc>
+          <w:tcPr>
+            <w:tcW w:w="3590" w:type="dxa"/>
+            <w:tcMar>
+              <w:top w:w="80" w:type="dxa"/>
+              <w:left w:w="120" w:type="dxa"/>
+              <w:bottom w:w="80" w:type="dxa"/>
+              <w:right w:w="120" w:type="dxa"/>
+            </w:tcMar>
+            <w:vAlign w:val="center"/>
+          </w:tcPr>
+          <w:p>
+            <w:pPr>
+              <w:spacing w:after="0" w:line="276" w:lineRule="auto"/>
+              <w:rPr>
+                <w:rFonts w:ascii="맑은 고딕" w:eastAsia="맑은 고딕" w:hAnsi="맑은 고딕"/>
+              </w:rPr>
+            </w:pPr>
+            <w:r>
+              <w:t>360 CSS px 및 데스크톱 뷰포트에서 핵심 화면과 긴 표를 확인한다.</w:t>
+            </w:r>
+          </w:p>
+        </w:tc>
+      </w:tr>
+      <w:tr>
+        <w:trPr>
+          <w:cantSplit/>
+        </w:trPr>
+        <w:tc>
+          <w:tcPr>
+            <w:tcW w:w="1100" w:type="dxa"/>
+            <w:tcMar>
+              <w:top w:w="80" w:type="dxa"/>
+              <w:left w:w="120" w:type="dxa"/>
+              <w:bottom w:w="80" w:type="dxa"/>
+              <w:right w:w="120" w:type="dxa"/>
+            </w:tcMar>
+            <w:vAlign w:val="center"/>
+          </w:tcPr>
+          <w:p>
+            <w:pPr>
+              <w:spacing w:after="0" w:line="276" w:lineRule="auto"/>
+              <w:jc w:val="center"/>
+              <w:rPr>
+                <w:rFonts w:ascii="맑은 고딕" w:eastAsia="맑은 고딕" w:hAnsi="맑은 고딕"/>
+              </w:rPr>
+            </w:pPr>
+            <w:r>
+              <w:t>관찰성</w:t>
+            </w:r>
+          </w:p>
+        </w:tc>
+        <w:tc>
+          <w:tcPr>
+            <w:tcW w:w="4670" w:type="dxa"/>
+            <w:tcMar>
+              <w:top w:w="80" w:type="dxa"/>
+              <w:left w:w="120" w:type="dxa"/>
+              <w:bottom w:w="80" w:type="dxa"/>
+              <w:right w:w="120" w:type="dxa"/>
+            </w:tcMar>
+            <w:vAlign w:val="center"/>
+          </w:tcPr>
+          <w:p>
+            <w:pPr>
+              <w:spacing w:after="0" w:line="276" w:lineRule="auto"/>
+              <w:rPr>
+                <w:rFonts w:ascii="맑은 고딕" w:eastAsia="맑은 고딕" w:hAnsi="맑은 고딕"/>
+              </w:rPr>
+            </w:pPr>
+            <w:r>
+              <w:t>원문·개인정보를 제외한 구조화 로그에 작업 ID·상태·오류 코드·고객 영향 범위를 기록하고 주요 작업 실패를 운영자가 확인할 수 있다.</w:t>
+            </w:r>
+          </w:p>
+        </w:tc>
+        <w:tc>
+          <w:tcPr>
+            <w:tcW w:w="3590" w:type="dxa"/>
+            <w:tcMar>
+              <w:top w:w="80" w:type="dxa"/>
+              <w:left w:w="120" w:type="dxa"/>
+              <w:bottom w:w="80" w:type="dxa"/>
+              <w:right w:w="120" w:type="dxa"/>
+            </w:tcMar>
+            <w:vAlign w:val="center"/>
+          </w:tcPr>
+          <w:p>
+            <w:pPr>
+              <w:spacing w:after="0" w:line="276" w:lineRule="auto"/>
+              <w:rPr>
+                <w:rFonts w:ascii="맑은 고딕" w:eastAsia="맑은 고딕" w:hAnsi="맑은 고딕"/>
+                <w:lang w:eastAsia="ko-KR"/>
+              </w:rPr>
+            </w:pPr>
+            <w:r>
+              <w:t>분석·출처 조회·발행 실패를 발생시켜 로그 검색과 OPS-02 내보내기를 확인한다.</w:t>
+            </w:r>
+          </w:p>
+        </w:tc>
+      </w:tr>
+      <w:tr>
+        <w:trPr>
+          <w:cantSplit/>
+        </w:trPr>
+        <w:tc>
+          <w:tcPr>
+            <w:tcW w:w="1100" w:type="dxa"/>
+            <w:tcMar>
+              <w:top w:w="80" w:type="dxa"/>
+              <w:left w:w="120" w:type="dxa"/>
+              <w:bottom w:w="80" w:type="dxa"/>
+              <w:right w:w="120" w:type="dxa"/>
+            </w:tcMar>
+            <w:vAlign w:val="center"/>
+          </w:tcPr>
+          <w:p>
+            <w:pPr>
+              <w:spacing w:after="0" w:line="276" w:lineRule="auto"/>
+              <w:jc w:val="center"/>
+              <w:rPr>
+                <w:rFonts w:ascii="맑은 고딕" w:eastAsia="맑은 고딕" w:hAnsi="맑은 고딕"/>
+              </w:rPr>
+            </w:pPr>
+            <w:r>
+              <w:t>보존·삭제</w:t>
+            </w:r>
+          </w:p>
+        </w:tc>
+        <w:tc>
+          <w:tcPr>
+            <w:tcW w:w="4670" w:type="dxa"/>
+            <w:tcMar>
+              <w:top w:w="80" w:type="dxa"/>
+              <w:left w:w="120" w:type="dxa"/>
+              <w:bottom w:w="80" w:type="dxa"/>
+              <w:right w:w="120" w:type="dxa"/>
+            </w:tcMar>
+            <w:vAlign w:val="center"/>
+          </w:tcPr>
+          <w:p>
+            <w:pPr>
+              <w:spacing w:after="0" w:line="276" w:lineRule="auto"/>
+              <w:rPr>
+                <w:rFonts w:ascii="맑은 고딕" w:eastAsia="맑은 고딕" w:hAnsi="맑은 고딕"/>
+              </w:rPr>
+            </w:pPr>
+            <w:r>
+              <w:t>원본·추출 결과·문서·감사·검색 인덱스·백업의 보존기간과 삭제 예외를 구분하고 삭제 상태와 최종 만료일을 추적한다.</w:t>
+            </w:r>
+          </w:p>
+        </w:tc>
+        <w:tc>
+          <w:tcPr>
+            <w:tcW w:w="3590" w:type="dxa"/>
+            <w:tcMar>
+              <w:top w:w="80" w:type="dxa"/>
+              <w:left w:w="120" w:type="dxa"/>
+              <w:bottom w:w="80" w:type="dxa"/>
+              <w:right w:w="120" w:type="dxa"/>
+            </w:tcMar>
+            <w:vAlign w:val="center"/>
+          </w:tcPr>
+          <w:p>
+            <w:pPr>
+              <w:spacing w:after="0" w:line="276" w:lineRule="auto"/>
+              <w:rPr>
+                <w:rFonts w:ascii="맑은 고딕" w:eastAsia="맑은 고딕" w:hAnsi="맑은 고딕"/>
+                <w:lang w:eastAsia="ko-KR"/>
+              </w:rPr>
+            </w:pPr>
+            <w:r>
+              <w:t>삭제 요청 후 각 데이터 종류의 상태, 부분 실패 재시도, 보존 예외와 백업 만료를 확인한다.</w:t>
             </w:r>
           </w:p>
         </w:tc>
@@ -14134,1359 +14789,6 @@
         <w:br w:type="page"/>
       </w:r>
     </w:p>
-    <w:p>
-      <w:pPr>
-        <w:rPr>
-          <w:rFonts w:ascii="맑은 고딕" w:eastAsia="맑은 고딕" w:hAnsi="맑은 고딕"/>
-          <w:b/>
-          <w:bCs/>
-          <w:sz w:val="24"/>
-          <w:szCs w:val="24"/>
-          <w:lang w:eastAsia="ko-KR"/>
-        </w:rPr>
-      </w:pPr>
-      <w:r>
-        <w:rPr>
-          <w:rFonts w:ascii="맑은 고딕" w:eastAsia="맑은 고딕" w:hAnsi="맑은 고딕"/>
-          <w:b/>
-          <w:bCs/>
-          <w:sz w:val="24"/>
-          <w:szCs w:val="24"/>
-          <w:lang w:eastAsia="ko-KR"/>
-        </w:rPr>
-        <w:lastRenderedPageBreak/>
-        <w:t>※</w:t>
-      </w:r>
-      <w:r>
-        <w:rPr>
-          <w:rFonts w:ascii="맑은 고딕" w:eastAsia="맑은 고딕" w:hAnsi="맑은 고딕" w:hint="eastAsia"/>
-          <w:b/>
-          <w:bCs/>
-          <w:sz w:val="24"/>
-          <w:szCs w:val="24"/>
-          <w:lang w:eastAsia="ko-KR"/>
-        </w:rPr>
-        <w:t xml:space="preserve"> 개인정보 수집•이용, 제공 동의서 예시</w:t>
-      </w:r>
-    </w:p>
-    <w:tbl>
-      <w:tblPr>
-        <w:tblW w:w="0" w:type="auto"/>
-        <w:jc w:val="center"/>
-        <w:tblCellMar>
-          <w:left w:w="0" w:type="dxa"/>
-          <w:right w:w="0" w:type="dxa"/>
-        </w:tblCellMar>
-        <w:tblLook w:val="0000" w:firstRow="0" w:lastRow="0" w:firstColumn="0" w:lastColumn="0" w:noHBand="0" w:noVBand="0"/>
-      </w:tblPr>
-      <w:tblGrid>
-        <w:gridCol w:w="9416"/>
-      </w:tblGrid>
-      <w:tr>
-        <w:trPr>
-          <w:trHeight w:val="509"/>
-          <w:jc w:val="center"/>
-        </w:trPr>
-        <w:tc>
-          <w:tcPr>
-            <w:tcW w:w="10136" w:type="dxa"/>
-            <w:tcBorders>
-              <w:top w:val="single" w:sz="2" w:space="0" w:color="000000"/>
-              <w:left w:val="single" w:sz="2" w:space="0" w:color="000000"/>
-              <w:bottom w:val="single" w:sz="2" w:space="0" w:color="000000"/>
-              <w:right w:val="single" w:sz="2" w:space="0" w:color="000000"/>
-            </w:tcBorders>
-            <w:shd w:val="clear" w:color="auto" w:fill="C0C0C0"/>
-            <w:tcMar>
-              <w:top w:w="28" w:type="dxa"/>
-              <w:left w:w="28" w:type="dxa"/>
-              <w:bottom w:w="28" w:type="dxa"/>
-              <w:right w:w="28" w:type="dxa"/>
-            </w:tcMar>
-            <w:vAlign w:val="center"/>
-          </w:tcPr>
-          <w:p>
-            <w:pPr>
-              <w:spacing w:line="384" w:lineRule="auto"/>
-              <w:jc w:val="center"/>
-              <w:rPr>
-                <w:rFonts w:ascii="새굴림" w:eastAsia="새굴림" w:hAnsi="새굴림" w:cs="굴림"/>
-                <w:color w:val="000000"/>
-                <w:sz w:val="28"/>
-                <w:szCs w:val="28"/>
-                <w:lang w:eastAsia="ko-KR"/>
-              </w:rPr>
-            </w:pPr>
-            <w:r>
-              <w:rPr>
-                <w:rFonts w:ascii="새굴림" w:eastAsia="새굴림" w:hAnsi="새굴림" w:cs="굴림" w:hint="eastAsia"/>
-                <w:b/>
-                <w:bCs/>
-                <w:color w:val="000000"/>
-                <w:spacing w:val="2"/>
-                <w:sz w:val="28"/>
-                <w:szCs w:val="28"/>
-                <w:lang w:eastAsia="ko-KR"/>
-              </w:rPr>
-              <w:t>【개인정보 수집</w:t>
-            </w:r>
-            <w:r>
-              <w:rPr>
-                <w:rFonts w:ascii="새굴림" w:eastAsia="새굴림" w:hAnsi="새굴림" w:cs="굴림" w:hint="eastAsia"/>
-                <w:b/>
-                <w:bCs/>
-                <w:color w:val="000000"/>
-                <w:spacing w:val="2"/>
-                <w:sz w:val="28"/>
-                <w:szCs w:val="28"/>
-                <w:lang w:eastAsia="ko-KR"/>
-              </w:rPr>
-              <w:t xml:space="preserve"> </w:t>
-            </w:r>
-            <w:r>
-              <w:rPr>
-                <w:rFonts w:ascii="새굴림" w:eastAsia="새굴림" w:hAnsi="새굴림" w:cs="굴림" w:hint="eastAsia"/>
-                <w:b/>
-                <w:bCs/>
-                <w:color w:val="000000"/>
-                <w:spacing w:val="2"/>
-                <w:sz w:val="28"/>
-                <w:szCs w:val="28"/>
-                <w:lang w:eastAsia="ko-KR"/>
-              </w:rPr>
-              <w:t>·</w:t>
-            </w:r>
-            <w:r>
-              <w:rPr>
-                <w:rFonts w:ascii="새굴림" w:eastAsia="새굴림" w:hAnsi="새굴림" w:cs="굴림" w:hint="eastAsia"/>
-                <w:b/>
-                <w:bCs/>
-                <w:color w:val="000000"/>
-                <w:spacing w:val="2"/>
-                <w:sz w:val="28"/>
-                <w:szCs w:val="28"/>
-                <w:lang w:eastAsia="ko-KR"/>
-              </w:rPr>
-              <w:t xml:space="preserve"> </w:t>
-            </w:r>
-            <w:r>
-              <w:rPr>
-                <w:rFonts w:ascii="새굴림" w:eastAsia="새굴림" w:hAnsi="새굴림" w:cs="바탕" w:hint="eastAsia"/>
-                <w:b/>
-                <w:bCs/>
-                <w:color w:val="000000"/>
-                <w:spacing w:val="2"/>
-                <w:sz w:val="28"/>
-                <w:szCs w:val="28"/>
-                <w:lang w:eastAsia="ko-KR"/>
-              </w:rPr>
-              <w:t>이용</w:t>
-            </w:r>
-            <w:r>
-              <w:rPr>
-                <w:rFonts w:ascii="새굴림" w:eastAsia="새굴림" w:hAnsi="새굴림" w:cs="굴림" w:hint="eastAsia"/>
-                <w:b/>
-                <w:bCs/>
-                <w:color w:val="000000"/>
-                <w:spacing w:val="2"/>
-                <w:sz w:val="28"/>
-                <w:szCs w:val="28"/>
-                <w:lang w:eastAsia="ko-KR"/>
-              </w:rPr>
-              <w:t>, 제공 동의서】</w:t>
-            </w:r>
-          </w:p>
-        </w:tc>
-      </w:tr>
-    </w:tbl>
-    <w:p>
-      <w:pPr>
-        <w:tabs>
-          <w:tab w:val="left" w:pos="10080"/>
-        </w:tabs>
-        <w:ind w:rightChars="90" w:right="198"/>
-        <w:rPr>
-          <w:rFonts w:ascii="새굴림" w:eastAsia="새굴림" w:hAnsi="새굴림" w:cs="굴림"/>
-          <w:b/>
-          <w:bCs/>
-          <w:color w:val="000000"/>
-          <w:szCs w:val="20"/>
-        </w:rPr>
-      </w:pPr>
-      <w:r>
-        <w:rPr>
-          <w:rFonts w:ascii="새굴림" w:eastAsia="새굴림" w:hAnsi="새굴림" w:cs="굴림" w:hint="eastAsia"/>
-          <w:b/>
-          <w:bCs/>
-          <w:color w:val="000000"/>
-          <w:szCs w:val="20"/>
-        </w:rPr>
-        <w:t>ㅇㅇ회사 귀중</w:t>
-      </w:r>
-    </w:p>
-    <w:tbl>
-      <w:tblPr>
-        <w:tblW w:w="0" w:type="auto"/>
-        <w:tblCellMar>
-          <w:left w:w="0" w:type="dxa"/>
-          <w:right w:w="0" w:type="dxa"/>
-        </w:tblCellMar>
-        <w:tblLook w:val="0000" w:firstRow="0" w:lastRow="0" w:firstColumn="0" w:lastColumn="0" w:noHBand="0" w:noVBand="0"/>
-      </w:tblPr>
-      <w:tblGrid>
-        <w:gridCol w:w="9416"/>
-      </w:tblGrid>
-      <w:tr>
-        <w:trPr>
-          <w:trHeight w:val="10915"/>
-        </w:trPr>
-        <w:tc>
-          <w:tcPr>
-            <w:tcW w:w="11055" w:type="dxa"/>
-            <w:tcBorders>
-              <w:top w:val="single" w:sz="8" w:space="0" w:color="000000"/>
-              <w:left w:val="single" w:sz="8" w:space="0" w:color="000000"/>
-              <w:bottom w:val="single" w:sz="8" w:space="0" w:color="000000"/>
-              <w:right w:val="single" w:sz="8" w:space="0" w:color="000000"/>
-            </w:tcBorders>
-            <w:tcMar>
-              <w:top w:w="28" w:type="dxa"/>
-              <w:left w:w="28" w:type="dxa"/>
-              <w:bottom w:w="28" w:type="dxa"/>
-              <w:right w:w="28" w:type="dxa"/>
-            </w:tcMar>
-            <w:vAlign w:val="center"/>
-          </w:tcPr>
-          <w:p>
-            <w:pPr>
-              <w:rPr>
-                <w:rFonts w:ascii="새굴림" w:eastAsia="새굴림" w:hAnsi="새굴림" w:cs="굴림"/>
-                <w:color w:val="000000"/>
-                <w:szCs w:val="20"/>
-                <w:lang w:eastAsia="ko-KR"/>
-              </w:rPr>
-            </w:pPr>
-            <w:r>
-              <w:rPr>
-                <w:rFonts w:ascii="새굴림" w:eastAsia="새굴림" w:hAnsi="새굴림" w:cs="굴림" w:hint="eastAsia"/>
-                <w:color w:val="000000"/>
-                <w:spacing w:val="6"/>
-                <w:szCs w:val="20"/>
-                <w:lang w:eastAsia="ko-KR"/>
-              </w:rPr>
-              <w:t> </w:t>
-            </w:r>
-          </w:p>
-          <w:p>
-            <w:pPr>
-              <w:ind w:firstLineChars="100" w:firstLine="220"/>
-              <w:rPr>
-                <w:rFonts w:ascii="새굴림" w:eastAsia="새굴림" w:hAnsi="새굴림" w:cs="굴림"/>
-                <w:color w:val="000000"/>
-                <w:szCs w:val="20"/>
-                <w:lang w:eastAsia="ko-KR"/>
-              </w:rPr>
-            </w:pPr>
-            <w:r>
-              <w:rPr>
-                <w:rFonts w:ascii="새굴림" w:eastAsia="새굴림" w:hAnsi="새굴림" w:cs="굴림" w:hint="eastAsia"/>
-                <w:b/>
-                <w:bCs/>
-                <w:color w:val="000000"/>
-                <w:lang w:eastAsia="ko-KR"/>
-              </w:rPr>
-              <w:t>1. 개인정보의 수집</w:t>
-            </w:r>
-            <w:r>
-              <w:rPr>
-                <w:rFonts w:ascii="새굴림" w:eastAsia="새굴림" w:hAnsi="새굴림" w:cs="굴림" w:hint="eastAsia"/>
-                <w:b/>
-                <w:bCs/>
-                <w:color w:val="000000"/>
-                <w:spacing w:val="2"/>
-                <w:lang w:eastAsia="ko-KR"/>
-              </w:rPr>
-              <w:t>·</w:t>
-            </w:r>
-            <w:r>
-              <w:rPr>
-                <w:rFonts w:ascii="새굴림" w:eastAsia="새굴림" w:hAnsi="새굴림" w:cs="HY헤드라인M" w:hint="eastAsia"/>
-                <w:b/>
-                <w:bCs/>
-                <w:color w:val="000000"/>
-                <w:lang w:eastAsia="ko-KR"/>
-              </w:rPr>
-              <w:t>이용에</w:t>
-            </w:r>
-            <w:r>
-              <w:rPr>
-                <w:rFonts w:ascii="새굴림" w:eastAsia="새굴림" w:hAnsi="새굴림" w:cs="굴림" w:hint="eastAsia"/>
-                <w:b/>
-                <w:bCs/>
-                <w:color w:val="000000"/>
-                <w:lang w:eastAsia="ko-KR"/>
-              </w:rPr>
-              <w:t xml:space="preserve"> 관한 사항</w:t>
-            </w:r>
-          </w:p>
-          <w:tbl>
-            <w:tblPr>
-              <w:tblW w:w="0" w:type="auto"/>
-              <w:tblInd w:w="104" w:type="dxa"/>
-              <w:tblCellMar>
-                <w:left w:w="0" w:type="dxa"/>
-                <w:right w:w="0" w:type="dxa"/>
-              </w:tblCellMar>
-              <w:tblLook w:val="0000" w:firstRow="0" w:lastRow="0" w:firstColumn="0" w:lastColumn="0" w:noHBand="0" w:noVBand="0"/>
-            </w:tblPr>
-            <w:tblGrid>
-              <w:gridCol w:w="9250"/>
-            </w:tblGrid>
-            <w:tr>
-              <w:trPr>
-                <w:trHeight w:val="690"/>
-              </w:trPr>
-              <w:tc>
-                <w:tcPr>
-                  <w:tcW w:w="9793" w:type="dxa"/>
-                  <w:tcBorders>
-                    <w:top w:val="single" w:sz="2" w:space="0" w:color="000000"/>
-                    <w:left w:val="single" w:sz="2" w:space="0" w:color="000000"/>
-                    <w:bottom w:val="single" w:sz="2" w:space="0" w:color="000000"/>
-                    <w:right w:val="single" w:sz="2" w:space="0" w:color="000000"/>
-                  </w:tcBorders>
-                  <w:tcMar>
-                    <w:top w:w="28" w:type="dxa"/>
-                    <w:left w:w="102" w:type="dxa"/>
-                    <w:bottom w:w="28" w:type="dxa"/>
-                    <w:right w:w="102" w:type="dxa"/>
-                  </w:tcMar>
-                  <w:vAlign w:val="center"/>
-                </w:tcPr>
-                <w:p>
-                  <w:pPr>
-                    <w:ind w:left="79" w:right="85"/>
-                    <w:rPr>
-                      <w:rFonts w:ascii="새굴림" w:eastAsia="새굴림" w:hAnsi="새굴림" w:cs="굴림"/>
-                      <w:color w:val="000000"/>
-                      <w:szCs w:val="20"/>
-                      <w:lang w:eastAsia="ko-KR"/>
-                    </w:rPr>
-                  </w:pPr>
-                  <w:r>
-                    <w:rPr>
-                      <w:rFonts w:ascii="새굴림" w:eastAsia="새굴림" w:hAnsi="새굴림" w:cs="굴림" w:hint="eastAsia"/>
-                      <w:color w:val="000000"/>
-                      <w:szCs w:val="20"/>
-                      <w:lang w:eastAsia="ko-KR"/>
-                    </w:rPr>
-                    <w:t>「개인정보보호법」에 따라 회사가 아래와 같은 내용으로 본인의 개인정보를 수집</w:t>
-                  </w:r>
-                  <w:r>
-                    <w:rPr>
-                      <w:rFonts w:ascii="새굴림" w:eastAsia="새굴림" w:hAnsi="새굴림" w:cs="굴림" w:hint="eastAsia"/>
-                      <w:b/>
-                      <w:bCs/>
-                      <w:color w:val="000000"/>
-                      <w:spacing w:val="2"/>
-                      <w:szCs w:val="20"/>
-                      <w:lang w:eastAsia="ko-KR"/>
-                    </w:rPr>
-                    <w:t>·</w:t>
-                  </w:r>
-                  <w:r>
-                    <w:rPr>
-                      <w:rFonts w:ascii="새굴림" w:eastAsia="새굴림" w:hAnsi="새굴림" w:cs="굴림" w:hint="eastAsia"/>
-                      <w:color w:val="000000"/>
-                      <w:szCs w:val="20"/>
-                      <w:lang w:eastAsia="ko-KR"/>
-                    </w:rPr>
-                    <w:t xml:space="preserve">이용하는 것에 동의합니다. </w:t>
-                  </w:r>
-                </w:p>
-              </w:tc>
-            </w:tr>
-          </w:tbl>
-          <w:p>
-            <w:pPr>
-              <w:ind w:right="1088"/>
-              <w:rPr>
-                <w:rFonts w:ascii="새굴림" w:eastAsia="새굴림" w:hAnsi="새굴림" w:cs="굴림"/>
-                <w:b/>
-                <w:bCs/>
-                <w:color w:val="000000"/>
-                <w:szCs w:val="20"/>
-                <w:lang w:eastAsia="ko-KR"/>
-              </w:rPr>
-            </w:pPr>
-            <w:r>
-              <w:rPr>
-                <w:rFonts w:ascii="새굴림" w:eastAsia="새굴림" w:hAnsi="새굴림" w:cs="굴림" w:hint="eastAsia"/>
-                <w:b/>
-                <w:bCs/>
-                <w:color w:val="000000"/>
-                <w:szCs w:val="20"/>
-                <w:lang w:eastAsia="ko-KR"/>
-              </w:rPr>
-              <w:t xml:space="preserve">■ 필수적 정보의 수집 및 이용  </w:t>
-            </w:r>
-            <w:r>
-              <w:rPr>
-                <w:rFonts w:ascii="새굴림" w:eastAsia="새굴림" w:hAnsi="새굴림" w:cs="굴림" w:hint="eastAsia"/>
-                <w:b/>
-                <w:bCs/>
-                <w:color w:val="000000"/>
-                <w:szCs w:val="20"/>
-                <w:lang w:eastAsia="ko-KR"/>
-              </w:rPr>
-              <w:t xml:space="preserve">  </w:t>
-            </w:r>
-            <w:r>
-              <w:rPr>
-                <w:rFonts w:ascii="새굴림" w:eastAsia="새굴림" w:hAnsi="새굴림" w:cs="굴림" w:hint="eastAsia"/>
-                <w:b/>
-                <w:bCs/>
-                <w:color w:val="000000"/>
-                <w:szCs w:val="20"/>
-                <w:lang w:eastAsia="ko-KR"/>
-              </w:rPr>
-              <w:t xml:space="preserve">                                  </w:t>
-            </w:r>
-            <w:r>
-              <w:rPr>
-                <w:rFonts w:ascii="새굴림" w:eastAsia="새굴림" w:hAnsi="새굴림" w:cs="굴림" w:hint="eastAsia"/>
-                <w:b/>
-                <w:bCs/>
-                <w:color w:val="FF0000"/>
-                <w:spacing w:val="2"/>
-                <w:szCs w:val="20"/>
-                <w:lang w:eastAsia="ko-KR"/>
-              </w:rPr>
-              <w:t xml:space="preserve">                               </w:t>
-            </w:r>
-          </w:p>
-          <w:p>
-            <w:pPr>
-              <w:ind w:firstLineChars="100" w:firstLine="220"/>
-              <w:rPr>
-                <w:rFonts w:ascii="새굴림" w:eastAsia="새굴림" w:hAnsi="새굴림" w:cs="굴림"/>
-                <w:b/>
-                <w:bCs/>
-                <w:color w:val="000000"/>
-                <w:szCs w:val="20"/>
-                <w:lang w:eastAsia="ko-KR"/>
-              </w:rPr>
-            </w:pPr>
-            <w:r>
-              <w:rPr>
-                <w:rFonts w:ascii="새굴림" w:eastAsia="새굴림" w:hAnsi="새굴림" w:cs="굴림" w:hint="eastAsia"/>
-                <w:b/>
-                <w:bCs/>
-                <w:color w:val="000000"/>
-                <w:szCs w:val="20"/>
-                <w:lang w:eastAsia="ko-KR"/>
-              </w:rPr>
-              <w:t xml:space="preserve">가. </w:t>
-            </w:r>
-            <w:r>
-              <w:rPr>
-                <w:rFonts w:ascii="새굴림" w:eastAsia="새굴림" w:hAnsi="새굴림" w:cs="굴림" w:hint="eastAsia"/>
-                <w:b/>
-                <w:bCs/>
-                <w:color w:val="000000"/>
-                <w:szCs w:val="20"/>
-                <w:lang w:eastAsia="ko-KR"/>
-              </w:rPr>
-              <w:t>수집항목</w:t>
-            </w:r>
-          </w:p>
-          <w:p>
-            <w:pPr>
-              <w:ind w:leftChars="180" w:left="2178" w:hangingChars="810" w:hanging="1782"/>
-              <w:rPr>
-                <w:rFonts w:ascii="새굴림" w:eastAsia="새굴림" w:hAnsi="새굴림" w:cs="굴림"/>
-                <w:color w:val="000000"/>
-                <w:spacing w:val="4"/>
-                <w:szCs w:val="20"/>
-                <w:lang w:eastAsia="ko-KR"/>
-              </w:rPr>
-            </w:pPr>
-            <w:r>
-              <w:rPr>
-                <w:rFonts w:ascii="새굴림" w:eastAsia="새굴림" w:hAnsi="새굴림" w:cs="굴림" w:hint="eastAsia"/>
-                <w:color w:val="000000"/>
-                <w:szCs w:val="20"/>
-                <w:lang w:eastAsia="ko-KR"/>
-              </w:rPr>
-              <w:t xml:space="preserve">◦ </w:t>
-            </w:r>
-            <w:r>
-              <w:rPr>
-                <w:rFonts w:ascii="새굴림" w:eastAsia="새굴림" w:hAnsi="새굴림" w:cs="굴림" w:hint="eastAsia"/>
-                <w:b/>
-                <w:bCs/>
-                <w:color w:val="000000"/>
-                <w:szCs w:val="20"/>
-                <w:u w:val="single"/>
-                <w:lang w:eastAsia="ko-KR"/>
-              </w:rPr>
-              <w:t>개인식별정보</w:t>
-            </w:r>
-            <w:r>
-              <w:rPr>
-                <w:rFonts w:ascii="새굴림" w:eastAsia="새굴림" w:hAnsi="새굴림" w:cs="굴림" w:hint="eastAsia"/>
-                <w:color w:val="000000"/>
-                <w:szCs w:val="20"/>
-                <w:lang w:eastAsia="ko-KR"/>
-              </w:rPr>
-              <w:t xml:space="preserve"> : </w:t>
-            </w:r>
-            <w:r>
-              <w:rPr>
-                <w:rFonts w:ascii="새굴림" w:eastAsia="새굴림" w:hAnsi="새굴림" w:cs="굴림" w:hint="eastAsia"/>
-                <w:color w:val="000000"/>
-                <w:spacing w:val="4"/>
-                <w:szCs w:val="20"/>
-                <w:lang w:eastAsia="ko-KR"/>
-              </w:rPr>
-              <w:t xml:space="preserve">성명, </w:t>
-            </w:r>
-            <w:r>
-              <w:rPr>
-                <w:rFonts w:ascii="새굴림" w:eastAsia="새굴림" w:hAnsi="새굴림" w:cs="굴림" w:hint="eastAsia"/>
-                <w:color w:val="000000"/>
-                <w:spacing w:val="4"/>
-                <w:szCs w:val="20"/>
-                <w:lang w:eastAsia="ko-KR"/>
-              </w:rPr>
-              <w:t>생년월일, 성별, 학력, 주소, 연락처 등 수집 필요 항목의 명시</w:t>
-            </w:r>
-          </w:p>
-          <w:p>
-            <w:pPr>
-              <w:ind w:left="126" w:hanging="126"/>
-              <w:rPr>
-                <w:rFonts w:ascii="새굴림" w:eastAsia="새굴림" w:hAnsi="새굴림" w:cs="굴림"/>
-                <w:b/>
-                <w:bCs/>
-                <w:color w:val="000000"/>
-                <w:szCs w:val="20"/>
-                <w:lang w:eastAsia="ko-KR"/>
-              </w:rPr>
-            </w:pPr>
-          </w:p>
-          <w:p>
-            <w:pPr>
-              <w:ind w:firstLineChars="100" w:firstLine="220"/>
-              <w:rPr>
-                <w:rFonts w:ascii="새굴림" w:eastAsia="새굴림" w:hAnsi="새굴림" w:cs="굴림"/>
-                <w:b/>
-                <w:bCs/>
-                <w:color w:val="000000"/>
-                <w:szCs w:val="20"/>
-                <w:lang w:eastAsia="ko-KR"/>
-              </w:rPr>
-            </w:pPr>
-            <w:r>
-              <w:rPr>
-                <w:rFonts w:ascii="새굴림" w:eastAsia="새굴림" w:hAnsi="새굴림" w:cs="굴림" w:hint="eastAsia"/>
-                <w:b/>
-                <w:bCs/>
-                <w:color w:val="000000"/>
-                <w:szCs w:val="20"/>
-                <w:lang w:eastAsia="ko-KR"/>
-              </w:rPr>
-              <w:t xml:space="preserve">나. </w:t>
-            </w:r>
-            <w:r>
-              <w:rPr>
-                <w:rFonts w:ascii="새굴림" w:eastAsia="새굴림" w:hAnsi="새굴림" w:cs="굴림" w:hint="eastAsia"/>
-                <w:b/>
-                <w:bCs/>
-                <w:color w:val="000000"/>
-                <w:szCs w:val="20"/>
-                <w:lang w:eastAsia="ko-KR"/>
-              </w:rPr>
-              <w:t>수집</w:t>
-            </w:r>
-            <w:r>
-              <w:rPr>
-                <w:rFonts w:ascii="새굴림" w:eastAsia="새굴림" w:hAnsi="새굴림" w:cs="굴림" w:hint="eastAsia"/>
-                <w:b/>
-                <w:bCs/>
-                <w:color w:val="000000"/>
-                <w:spacing w:val="2"/>
-                <w:szCs w:val="20"/>
-                <w:lang w:eastAsia="ko-KR"/>
-              </w:rPr>
-              <w:t>·</w:t>
-            </w:r>
-            <w:r>
-              <w:rPr>
-                <w:rFonts w:ascii="새굴림" w:eastAsia="새굴림" w:hAnsi="새굴림" w:cs="굴림" w:hint="eastAsia"/>
-                <w:b/>
-                <w:bCs/>
-                <w:color w:val="000000"/>
-                <w:szCs w:val="20"/>
-                <w:lang w:eastAsia="ko-KR"/>
-              </w:rPr>
-              <w:t>이용 목적</w:t>
-            </w:r>
-          </w:p>
-          <w:p>
-            <w:pPr>
-              <w:shd w:val="clear" w:color="auto" w:fill="FFFFFF"/>
-              <w:ind w:leftChars="180" w:left="586" w:hangingChars="84" w:hanging="190"/>
-              <w:rPr>
-                <w:rFonts w:ascii="새굴림" w:eastAsia="새굴림" w:hAnsi="새굴림" w:cs="굴림"/>
-                <w:color w:val="000000"/>
-                <w:spacing w:val="4"/>
-                <w:szCs w:val="20"/>
-                <w:shd w:val="clear" w:color="auto" w:fill="FFFFFF"/>
-                <w:lang w:eastAsia="ko-KR"/>
-              </w:rPr>
-            </w:pPr>
-            <w:r>
-              <w:rPr>
-                <w:rFonts w:ascii="새굴림" w:eastAsia="새굴림" w:hAnsi="새굴림" w:cs="굴림" w:hint="eastAsia"/>
-                <w:color w:val="000000"/>
-                <w:spacing w:val="6"/>
-                <w:szCs w:val="20"/>
-                <w:lang w:eastAsia="ko-KR"/>
-              </w:rPr>
-              <w:t xml:space="preserve">◦ </w:t>
-            </w:r>
-            <w:r>
-              <w:rPr>
-                <w:rFonts w:ascii="새굴림" w:eastAsia="새굴림" w:hAnsi="새굴림" w:cs="굴림"/>
-                <w:color w:val="000000"/>
-                <w:spacing w:val="6"/>
-                <w:szCs w:val="20"/>
-                <w:lang w:eastAsia="ko-KR"/>
-              </w:rPr>
-              <w:t>“</w:t>
-            </w:r>
-            <w:r>
-              <w:rPr>
-                <w:rFonts w:ascii="새굴림" w:eastAsia="새굴림" w:hAnsi="새굴림" w:cs="굴림" w:hint="eastAsia"/>
-                <w:color w:val="000000"/>
-                <w:spacing w:val="4"/>
-                <w:szCs w:val="20"/>
-                <w:shd w:val="clear" w:color="auto" w:fill="FFFFFF"/>
-                <w:lang w:eastAsia="ko-KR"/>
-              </w:rPr>
-              <w:t>채용관련 서류</w:t>
-            </w:r>
-            <w:r>
-              <w:rPr>
-                <w:rFonts w:ascii="새굴림" w:eastAsia="새굴림" w:hAnsi="새굴림" w:cs="굴림"/>
-                <w:color w:val="000000"/>
-                <w:spacing w:val="4"/>
-                <w:szCs w:val="20"/>
-                <w:shd w:val="clear" w:color="auto" w:fill="FFFFFF"/>
-                <w:lang w:eastAsia="ko-KR"/>
-              </w:rPr>
-              <w:t>”</w:t>
-            </w:r>
-            <w:r>
-              <w:rPr>
-                <w:rFonts w:ascii="새굴림" w:eastAsia="새굴림" w:hAnsi="새굴림" w:cs="굴림" w:hint="eastAsia"/>
-                <w:color w:val="000000"/>
-                <w:spacing w:val="4"/>
-                <w:szCs w:val="20"/>
-                <w:shd w:val="clear" w:color="auto" w:fill="FFFFFF"/>
-                <w:lang w:eastAsia="ko-KR"/>
-              </w:rPr>
-              <w:t xml:space="preserve"> 등 수집 및 이용 목적의 명시</w:t>
-            </w:r>
-          </w:p>
-          <w:p>
-            <w:pPr>
-              <w:tabs>
-                <w:tab w:val="left" w:pos="195"/>
-              </w:tabs>
-              <w:rPr>
-                <w:rFonts w:ascii="새굴림" w:eastAsia="새굴림" w:hAnsi="새굴림" w:cs="굴림"/>
-                <w:b/>
-                <w:bCs/>
-                <w:color w:val="000000"/>
-                <w:spacing w:val="8"/>
-                <w:szCs w:val="20"/>
-                <w:lang w:eastAsia="ko-KR"/>
-              </w:rPr>
-            </w:pPr>
-          </w:p>
-          <w:p>
-            <w:pPr>
-              <w:tabs>
-                <w:tab w:val="left" w:pos="195"/>
-              </w:tabs>
-              <w:ind w:firstLineChars="100" w:firstLine="228"/>
-              <w:rPr>
-                <w:rFonts w:ascii="새굴림" w:eastAsia="새굴림" w:hAnsi="새굴림" w:cs="굴림"/>
-                <w:b/>
-                <w:bCs/>
-                <w:color w:val="000000"/>
-                <w:szCs w:val="20"/>
-                <w:lang w:eastAsia="ko-KR"/>
-              </w:rPr>
-            </w:pPr>
-            <w:r>
-              <w:rPr>
-                <w:rFonts w:ascii="새굴림" w:eastAsia="새굴림" w:hAnsi="새굴림" w:cs="굴림" w:hint="eastAsia"/>
-                <w:b/>
-                <w:bCs/>
-                <w:color w:val="000000"/>
-                <w:spacing w:val="8"/>
-                <w:szCs w:val="20"/>
-                <w:lang w:eastAsia="ko-KR"/>
-              </w:rPr>
-              <w:t xml:space="preserve">다. </w:t>
-            </w:r>
-            <w:r>
-              <w:rPr>
-                <w:rFonts w:ascii="새굴림" w:eastAsia="새굴림" w:hAnsi="새굴림" w:cs="굴림" w:hint="eastAsia"/>
-                <w:b/>
-                <w:bCs/>
-                <w:color w:val="000000"/>
-                <w:spacing w:val="8"/>
-                <w:szCs w:val="20"/>
-                <w:lang w:eastAsia="ko-KR"/>
-              </w:rPr>
-              <w:t>개인정보의 보유</w:t>
-            </w:r>
-            <w:r>
-              <w:rPr>
-                <w:rFonts w:ascii="새굴림" w:eastAsia="새굴림" w:hAnsi="새굴림" w:cs="굴림" w:hint="eastAsia"/>
-                <w:b/>
-                <w:bCs/>
-                <w:color w:val="000000"/>
-                <w:spacing w:val="4"/>
-                <w:szCs w:val="20"/>
-                <w:lang w:eastAsia="ko-KR"/>
-              </w:rPr>
-              <w:t>·</w:t>
-            </w:r>
-            <w:r>
-              <w:rPr>
-                <w:rFonts w:ascii="새굴림" w:eastAsia="새굴림" w:hAnsi="새굴림" w:cs="굴림" w:hint="eastAsia"/>
-                <w:b/>
-                <w:bCs/>
-                <w:color w:val="000000"/>
-                <w:spacing w:val="8"/>
-                <w:szCs w:val="20"/>
-                <w:lang w:eastAsia="ko-KR"/>
-              </w:rPr>
-              <w:t>이용 기간</w:t>
-            </w:r>
-          </w:p>
-          <w:p>
-            <w:pPr>
-              <w:ind w:left="5138" w:hanging="5138"/>
-              <w:rPr>
-                <w:rFonts w:ascii="새굴림" w:eastAsia="새굴림" w:hAnsi="새굴림" w:cs="굴림"/>
-                <w:color w:val="000000"/>
-                <w:szCs w:val="20"/>
-                <w:lang w:eastAsia="ko-KR"/>
-              </w:rPr>
-            </w:pPr>
-            <w:r>
-              <w:rPr>
-                <w:rFonts w:ascii="새굴림" w:eastAsia="새굴림" w:hAnsi="새굴림" w:cs="굴림" w:hint="eastAsia"/>
-                <w:color w:val="000000"/>
-                <w:spacing w:val="8"/>
-                <w:szCs w:val="20"/>
-                <w:lang w:eastAsia="ko-KR"/>
-              </w:rPr>
-              <w:t xml:space="preserve">    ◦ </w:t>
-            </w:r>
-            <w:r>
-              <w:rPr>
-                <w:rFonts w:ascii="새굴림" w:eastAsia="새굴림" w:hAnsi="새굴림" w:cs="굴림"/>
-                <w:color w:val="000000"/>
-                <w:spacing w:val="8"/>
-                <w:szCs w:val="20"/>
-                <w:lang w:eastAsia="ko-KR"/>
-              </w:rPr>
-              <w:t>“</w:t>
-            </w:r>
-            <w:r>
-              <w:rPr>
-                <w:rFonts w:ascii="새굴림" w:eastAsia="새굴림" w:hAnsi="새굴림" w:cs="굴림" w:hint="eastAsia"/>
-                <w:color w:val="000000"/>
-                <w:szCs w:val="20"/>
-                <w:lang w:eastAsia="ko-KR"/>
-              </w:rPr>
-              <w:t>수집</w:t>
-            </w:r>
-            <w:r>
-              <w:rPr>
-                <w:rFonts w:ascii="새굴림" w:eastAsia="새굴림" w:hAnsi="새굴림" w:cs="굴림" w:hint="eastAsia"/>
-                <w:color w:val="000000"/>
-                <w:spacing w:val="4"/>
-                <w:szCs w:val="20"/>
-                <w:lang w:eastAsia="ko-KR"/>
-              </w:rPr>
-              <w:t>·</w:t>
-            </w:r>
-            <w:r>
-              <w:rPr>
-                <w:rFonts w:ascii="새굴림" w:eastAsia="새굴림" w:hAnsi="새굴림" w:cs="굴림" w:hint="eastAsia"/>
-                <w:color w:val="000000"/>
-                <w:szCs w:val="20"/>
-                <w:lang w:eastAsia="ko-KR"/>
-              </w:rPr>
-              <w:t>이용 동의일로</w:t>
-            </w:r>
-            <w:r>
-              <w:rPr>
-                <w:rFonts w:ascii="새굴림" w:eastAsia="새굴림" w:hAnsi="새굴림" w:cs="굴림" w:hint="eastAsia"/>
-                <w:color w:val="000000"/>
-                <w:spacing w:val="8"/>
-                <w:szCs w:val="20"/>
-                <w:lang w:eastAsia="ko-KR"/>
-              </w:rPr>
-              <w:t>부터 개인정보의 수집</w:t>
-            </w:r>
-            <w:r>
-              <w:rPr>
-                <w:rFonts w:ascii="새굴림" w:eastAsia="새굴림" w:hAnsi="새굴림" w:cs="굴림" w:hint="eastAsia"/>
-                <w:color w:val="000000"/>
-                <w:spacing w:val="4"/>
-                <w:szCs w:val="20"/>
-                <w:lang w:eastAsia="ko-KR"/>
-              </w:rPr>
-              <w:t>·</w:t>
-            </w:r>
-            <w:r>
-              <w:rPr>
-                <w:rFonts w:ascii="새굴림" w:eastAsia="새굴림" w:hAnsi="새굴림" w:cs="굴림" w:hint="eastAsia"/>
-                <w:color w:val="000000"/>
-                <w:spacing w:val="8"/>
-                <w:szCs w:val="20"/>
-                <w:lang w:eastAsia="ko-KR"/>
-              </w:rPr>
-              <w:t>이용 목적을 달성할 때까지</w:t>
-            </w:r>
-            <w:r>
-              <w:rPr>
-                <w:rFonts w:ascii="새굴림" w:eastAsia="새굴림" w:hAnsi="새굴림" w:cs="굴림"/>
-                <w:color w:val="000000"/>
-                <w:spacing w:val="8"/>
-                <w:szCs w:val="20"/>
-                <w:lang w:eastAsia="ko-KR"/>
-              </w:rPr>
-              <w:t>”</w:t>
-            </w:r>
-            <w:r>
-              <w:rPr>
-                <w:rFonts w:ascii="새굴림" w:eastAsia="새굴림" w:hAnsi="새굴림" w:cs="굴림" w:hint="eastAsia"/>
-                <w:color w:val="000000"/>
-                <w:spacing w:val="8"/>
-                <w:szCs w:val="20"/>
-                <w:lang w:eastAsia="ko-KR"/>
-              </w:rPr>
-              <w:t xml:space="preserve"> 등 개인정보의 이용 기간을 명확히 명시</w:t>
-            </w:r>
-          </w:p>
-          <w:p>
-            <w:pPr>
-              <w:ind w:leftChars="180" w:left="777" w:hangingChars="173" w:hanging="381"/>
-              <w:rPr>
-                <w:rFonts w:ascii="새굴림" w:eastAsia="새굴림" w:hAnsi="새굴림" w:cs="굴림"/>
-                <w:color w:val="000000"/>
-                <w:spacing w:val="2"/>
-                <w:szCs w:val="20"/>
-                <w:lang w:eastAsia="ko-KR"/>
-              </w:rPr>
-            </w:pPr>
-            <w:r>
-              <w:rPr>
-                <w:rFonts w:ascii="새굴림" w:eastAsia="새굴림" w:hAnsi="새굴림" w:cs="굴림" w:hint="eastAsia"/>
-                <w:color w:val="000000"/>
-                <w:szCs w:val="20"/>
-                <w:lang w:eastAsia="ko-KR"/>
-              </w:rPr>
-              <w:t xml:space="preserve">※ </w:t>
-            </w:r>
-            <w:r>
-              <w:rPr>
-                <w:rFonts w:ascii="새굴림" w:eastAsia="새굴림" w:hAnsi="새굴림" w:cs="굴림" w:hint="eastAsia"/>
-                <w:color w:val="000000"/>
-                <w:spacing w:val="2"/>
-                <w:szCs w:val="20"/>
-                <w:lang w:eastAsia="ko-KR"/>
-              </w:rPr>
-              <w:t>회사가</w:t>
-            </w:r>
-            <w:r>
-              <w:rPr>
-                <w:rFonts w:ascii="새굴림" w:eastAsia="새굴림" w:hAnsi="새굴림" w:cs="굴림" w:hint="eastAsia"/>
-                <w:color w:val="000000"/>
-                <w:spacing w:val="2"/>
-                <w:szCs w:val="20"/>
-                <w:lang w:eastAsia="ko-KR"/>
-              </w:rPr>
-              <w:t xml:space="preserve"> </w:t>
-            </w:r>
-            <w:r>
-              <w:rPr>
-                <w:rFonts w:ascii="새굴림" w:eastAsia="새굴림" w:hAnsi="새굴림" w:cs="굴림" w:hint="eastAsia"/>
-                <w:color w:val="000000"/>
-                <w:szCs w:val="20"/>
-                <w:lang w:eastAsia="ko-KR"/>
-              </w:rPr>
-              <w:t xml:space="preserve">본인의 </w:t>
-            </w:r>
-            <w:r>
-              <w:rPr>
-                <w:rFonts w:ascii="새굴림" w:eastAsia="새굴림" w:hAnsi="새굴림" w:cs="굴림" w:hint="eastAsia"/>
-                <w:color w:val="000000"/>
-                <w:szCs w:val="20"/>
-                <w:lang w:eastAsia="ko-KR"/>
-              </w:rPr>
-              <w:t>고유식별정보</w:t>
-            </w:r>
-            <w:r>
-              <w:rPr>
-                <w:rFonts w:ascii="새굴림" w:eastAsia="새굴림" w:hAnsi="새굴림" w:cs="굴림" w:hint="eastAsia"/>
-                <w:color w:val="000000"/>
-                <w:szCs w:val="20"/>
-                <w:lang w:eastAsia="ko-KR"/>
-              </w:rPr>
-              <w:t xml:space="preserve">를 </w:t>
-            </w:r>
-            <w:r>
-              <w:rPr>
-                <w:rFonts w:ascii="새굴림" w:eastAsia="새굴림" w:hAnsi="새굴림" w:cs="굴림" w:hint="eastAsia"/>
-                <w:color w:val="000000"/>
-                <w:spacing w:val="4"/>
-                <w:szCs w:val="20"/>
-                <w:lang w:eastAsia="ko-KR"/>
-              </w:rPr>
-              <w:t xml:space="preserve">상기의 목적으로 상기의 </w:t>
-            </w:r>
-            <w:r>
-              <w:rPr>
-                <w:rFonts w:ascii="새굴림" w:eastAsia="새굴림" w:hAnsi="새굴림" w:cs="굴림" w:hint="eastAsia"/>
-                <w:color w:val="000000"/>
-                <w:spacing w:val="8"/>
-                <w:szCs w:val="20"/>
-                <w:lang w:eastAsia="ko-KR"/>
-              </w:rPr>
-              <w:t>보유</w:t>
-            </w:r>
-            <w:r>
-              <w:rPr>
-                <w:rFonts w:ascii="새굴림" w:eastAsia="새굴림" w:hAnsi="새굴림" w:cs="굴림" w:hint="eastAsia"/>
-                <w:color w:val="000000"/>
-                <w:spacing w:val="4"/>
-                <w:szCs w:val="20"/>
-                <w:lang w:eastAsia="ko-KR"/>
-              </w:rPr>
-              <w:t>·</w:t>
-            </w:r>
-            <w:r>
-              <w:rPr>
-                <w:rFonts w:ascii="새굴림" w:eastAsia="새굴림" w:hAnsi="새굴림" w:cs="굴림" w:hint="eastAsia"/>
-                <w:color w:val="000000"/>
-                <w:spacing w:val="8"/>
-                <w:szCs w:val="20"/>
-                <w:lang w:eastAsia="ko-KR"/>
-              </w:rPr>
-              <w:t xml:space="preserve">이용 기간 동안 </w:t>
-            </w:r>
-            <w:r>
-              <w:rPr>
-                <w:rFonts w:ascii="새굴림" w:eastAsia="새굴림" w:hAnsi="새굴림" w:cs="굴림" w:hint="eastAsia"/>
-                <w:color w:val="000000"/>
-                <w:szCs w:val="20"/>
-                <w:lang w:eastAsia="ko-KR"/>
-              </w:rPr>
-              <w:t>수집</w:t>
-            </w:r>
-            <w:r>
-              <w:rPr>
-                <w:rFonts w:ascii="새굴림" w:eastAsia="새굴림" w:hAnsi="새굴림" w:cs="굴림" w:hint="eastAsia"/>
-                <w:color w:val="000000"/>
-                <w:spacing w:val="4"/>
-                <w:szCs w:val="20"/>
-                <w:lang w:eastAsia="ko-KR"/>
-              </w:rPr>
-              <w:t>·</w:t>
-            </w:r>
-            <w:r>
-              <w:rPr>
-                <w:rFonts w:ascii="새굴림" w:eastAsia="새굴림" w:hAnsi="새굴림" w:cs="굴림" w:hint="eastAsia"/>
-                <w:color w:val="000000"/>
-                <w:szCs w:val="20"/>
-                <w:lang w:eastAsia="ko-KR"/>
-              </w:rPr>
-              <w:t>이용</w:t>
-            </w:r>
-            <w:r>
-              <w:rPr>
-                <w:rFonts w:ascii="새굴림" w:eastAsia="새굴림" w:hAnsi="새굴림" w:cs="굴림" w:hint="eastAsia"/>
-                <w:color w:val="000000"/>
-                <w:spacing w:val="4"/>
-                <w:szCs w:val="20"/>
-                <w:lang w:eastAsia="ko-KR"/>
-              </w:rPr>
-              <w:t xml:space="preserve">하는 </w:t>
-            </w:r>
-            <w:r>
-              <w:rPr>
-                <w:rFonts w:ascii="새굴림" w:eastAsia="새굴림" w:hAnsi="새굴림" w:cs="굴림" w:hint="eastAsia"/>
-                <w:color w:val="000000"/>
-                <w:spacing w:val="2"/>
-                <w:szCs w:val="20"/>
-                <w:lang w:eastAsia="ko-KR"/>
-              </w:rPr>
-              <w:t>것에 동의합니다.</w:t>
-            </w:r>
-          </w:p>
-          <w:p>
-            <w:pPr>
-              <w:ind w:leftChars="180" w:left="780" w:hangingChars="173" w:hanging="384"/>
-              <w:jc w:val="right"/>
-              <w:rPr>
-                <w:rFonts w:ascii="새굴림" w:eastAsia="새굴림" w:hAnsi="새굴림" w:cs="굴림"/>
-                <w:color w:val="000000"/>
-                <w:szCs w:val="20"/>
-                <w:lang w:eastAsia="ko-KR"/>
-              </w:rPr>
-            </w:pPr>
-            <w:r>
-              <w:rPr>
-                <w:rFonts w:ascii="새굴림" w:eastAsia="새굴림" w:hAnsi="새굴림" w:cs="굴림" w:hint="eastAsia"/>
-                <w:b/>
-                <w:bCs/>
-                <w:color w:val="FF0000"/>
-                <w:spacing w:val="2"/>
-                <w:szCs w:val="20"/>
-                <w:lang w:eastAsia="ko-KR"/>
-              </w:rPr>
-              <w:t>【</w:t>
-            </w:r>
-            <w:r>
-              <w:rPr>
-                <w:rFonts w:ascii="새굴림" w:eastAsia="새굴림" w:hAnsi="새굴림" w:cs="굴림" w:hint="eastAsia"/>
-                <w:b/>
-                <w:bCs/>
-                <w:color w:val="FF0000"/>
-                <w:szCs w:val="20"/>
-                <w:lang w:eastAsia="ko-KR"/>
-              </w:rPr>
-              <w:t xml:space="preserve"> 동의함 □   동의하지 않음 □ </w:t>
-            </w:r>
-            <w:r>
-              <w:rPr>
-                <w:rFonts w:ascii="새굴림" w:eastAsia="새굴림" w:hAnsi="새굴림" w:cs="굴림" w:hint="eastAsia"/>
-                <w:b/>
-                <w:bCs/>
-                <w:color w:val="FF0000"/>
-                <w:spacing w:val="2"/>
-                <w:szCs w:val="20"/>
-                <w:lang w:eastAsia="ko-KR"/>
-              </w:rPr>
-              <w:t>】</w:t>
-            </w:r>
-          </w:p>
-          <w:p>
-            <w:pPr>
-              <w:ind w:leftChars="200" w:left="779" w:hangingChars="154" w:hanging="339"/>
-              <w:rPr>
-                <w:rFonts w:ascii="새굴림" w:eastAsia="새굴림" w:hAnsi="새굴림" w:cs="굴림"/>
-                <w:color w:val="000000"/>
-                <w:szCs w:val="20"/>
-                <w:lang w:eastAsia="ko-KR"/>
-              </w:rPr>
-            </w:pPr>
-            <w:r>
-              <w:rPr>
-                <w:rFonts w:ascii="새굴림" w:eastAsia="새굴림" w:hAnsi="새굴림" w:cs="굴림" w:hint="eastAsia"/>
-                <w:color w:val="000000"/>
-                <w:szCs w:val="20"/>
-                <w:lang w:eastAsia="ko-KR"/>
-              </w:rPr>
-              <w:t xml:space="preserve">※ </w:t>
-            </w:r>
-            <w:r>
-              <w:rPr>
-                <w:rFonts w:ascii="새굴림" w:eastAsia="새굴림" w:hAnsi="새굴림" w:cs="굴림" w:hint="eastAsia"/>
-                <w:color w:val="000000"/>
-                <w:spacing w:val="2"/>
-                <w:szCs w:val="20"/>
-                <w:lang w:eastAsia="ko-KR"/>
-              </w:rPr>
-              <w:t xml:space="preserve">귀하는 상기 동의를 거부할 수 있습니다. 다만, </w:t>
-            </w:r>
-            <w:r>
-              <w:rPr>
-                <w:rFonts w:ascii="새굴림" w:eastAsia="새굴림" w:hAnsi="새굴림" w:cs="굴림" w:hint="eastAsia"/>
-                <w:color w:val="000000"/>
-                <w:spacing w:val="2"/>
-                <w:szCs w:val="20"/>
-                <w:lang w:eastAsia="ko-KR"/>
-              </w:rPr>
-              <w:t>개인</w:t>
-            </w:r>
-            <w:r>
-              <w:rPr>
-                <w:rFonts w:ascii="새굴림" w:eastAsia="새굴림" w:hAnsi="새굴림" w:cs="굴림" w:hint="eastAsia"/>
-                <w:color w:val="000000"/>
-                <w:spacing w:val="2"/>
-                <w:szCs w:val="20"/>
-                <w:lang w:eastAsia="ko-KR"/>
-              </w:rPr>
-              <w:t>정보의 수집</w:t>
-            </w:r>
-            <w:r>
-              <w:rPr>
-                <w:rFonts w:ascii="새굴림" w:eastAsia="새굴림" w:hAnsi="새굴림" w:cs="굴림" w:hint="eastAsia"/>
-                <w:color w:val="000000"/>
-                <w:spacing w:val="4"/>
-                <w:szCs w:val="20"/>
-                <w:lang w:eastAsia="ko-KR"/>
-              </w:rPr>
-              <w:t>·</w:t>
-            </w:r>
-            <w:r>
-              <w:rPr>
-                <w:rFonts w:ascii="새굴림" w:eastAsia="새굴림" w:hAnsi="새굴림" w:cs="굴림" w:hint="eastAsia"/>
-                <w:color w:val="000000"/>
-                <w:szCs w:val="20"/>
-                <w:lang w:eastAsia="ko-KR"/>
-              </w:rPr>
-              <w:t>이용에 대한 동의를 하시지 않을 경우에는</w:t>
-            </w:r>
-            <w:r>
-              <w:rPr>
-                <w:rFonts w:ascii="새굴림" w:eastAsia="새굴림" w:hAnsi="새굴림" w:cs="굴림" w:hint="eastAsia"/>
-                <w:color w:val="000000"/>
-                <w:szCs w:val="20"/>
-                <w:lang w:eastAsia="ko-KR"/>
-              </w:rPr>
-              <w:t xml:space="preserve"> 업무수행에 있어 제한을 받을 수 있습니다.</w:t>
-            </w:r>
-          </w:p>
-          <w:p>
-            <w:pPr>
-              <w:ind w:left="5138" w:hanging="5138"/>
-              <w:rPr>
-                <w:rFonts w:ascii="새굴림" w:eastAsia="새굴림" w:hAnsi="새굴림" w:cs="굴림"/>
-                <w:color w:val="000000"/>
-                <w:szCs w:val="20"/>
-                <w:lang w:eastAsia="ko-KR"/>
-              </w:rPr>
-            </w:pPr>
-          </w:p>
-          <w:p>
-            <w:pPr>
-              <w:ind w:left="100" w:right="100"/>
-              <w:jc w:val="center"/>
-              <w:rPr>
-                <w:rFonts w:ascii="새굴림" w:eastAsia="새굴림" w:hAnsi="새굴림" w:cs="굴림"/>
-                <w:color w:val="000000"/>
-                <w:szCs w:val="20"/>
-              </w:rPr>
-            </w:pPr>
-            <w:r>
-              <w:rPr>
-                <w:rFonts w:ascii="새굴림" w:eastAsia="새굴림" w:hAnsi="새굴림" w:cs="굴림" w:hint="eastAsia"/>
-                <w:color w:val="000000"/>
-                <w:szCs w:val="20"/>
-              </w:rPr>
-              <w:t>20</w:t>
-            </w:r>
-            <w:r>
-              <w:rPr>
-                <w:rFonts w:ascii="새굴림" w:eastAsia="새굴림" w:hAnsi="새굴림" w:cs="굴림"/>
-                <w:color w:val="000000"/>
-                <w:szCs w:val="20"/>
-              </w:rPr>
-              <w:t>21</w:t>
-            </w:r>
-            <w:r>
-              <w:rPr>
-                <w:rFonts w:ascii="새굴림" w:eastAsia="새굴림" w:hAnsi="새굴림" w:cs="굴림" w:hint="eastAsia"/>
-                <w:color w:val="000000"/>
-                <w:szCs w:val="20"/>
-              </w:rPr>
-              <w:t xml:space="preserve">  </w:t>
-            </w:r>
-            <w:r>
-              <w:rPr>
-                <w:rFonts w:ascii="새굴림" w:eastAsia="새굴림" w:hAnsi="새굴림" w:cs="굴림" w:hint="eastAsia"/>
-                <w:color w:val="000000"/>
-                <w:szCs w:val="20"/>
-              </w:rPr>
-              <w:t xml:space="preserve"> 년  </w:t>
-            </w:r>
-            <w:r>
-              <w:rPr>
-                <w:rFonts w:ascii="새굴림" w:eastAsia="새굴림" w:hAnsi="새굴림" w:cs="굴림" w:hint="eastAsia"/>
-                <w:color w:val="000000"/>
-                <w:szCs w:val="20"/>
-              </w:rPr>
-              <w:t xml:space="preserve">  </w:t>
-            </w:r>
-            <w:r>
-              <w:rPr>
-                <w:rFonts w:ascii="새굴림" w:eastAsia="새굴림" w:hAnsi="새굴림" w:cs="굴림" w:hint="eastAsia"/>
-                <w:color w:val="000000"/>
-                <w:szCs w:val="20"/>
-              </w:rPr>
-              <w:t>  월   </w:t>
-            </w:r>
-            <w:r>
-              <w:rPr>
-                <w:rFonts w:ascii="새굴림" w:eastAsia="새굴림" w:hAnsi="새굴림" w:cs="굴림" w:hint="eastAsia"/>
-                <w:color w:val="000000"/>
-                <w:szCs w:val="20"/>
-              </w:rPr>
-              <w:t xml:space="preserve">  </w:t>
-            </w:r>
-            <w:r>
-              <w:rPr>
-                <w:rFonts w:ascii="새굴림" w:eastAsia="새굴림" w:hAnsi="새굴림" w:cs="굴림" w:hint="eastAsia"/>
-                <w:color w:val="000000"/>
-                <w:szCs w:val="20"/>
-              </w:rPr>
-              <w:t>  일</w:t>
-            </w:r>
-          </w:p>
-          <w:p>
-            <w:pPr>
-              <w:ind w:left="742" w:hanging="742"/>
-              <w:jc w:val="center"/>
-              <w:rPr>
-                <w:rFonts w:ascii="새굴림" w:eastAsia="새굴림" w:hAnsi="새굴림" w:cs="굴림"/>
-                <w:color w:val="000000"/>
-                <w:szCs w:val="20"/>
-              </w:rPr>
-            </w:pPr>
-            <w:r>
-              <w:rPr>
-                <w:rFonts w:ascii="새굴림" w:eastAsia="새굴림" w:hAnsi="새굴림" w:cs="굴림" w:hint="eastAsia"/>
-                <w:color w:val="000000"/>
-                <w:spacing w:val="6"/>
-                <w:szCs w:val="20"/>
-              </w:rPr>
-              <w:t> </w:t>
-            </w:r>
-          </w:p>
-          <w:p>
-            <w:pPr>
-              <w:ind w:left="508" w:hanging="508"/>
-              <w:rPr>
-                <w:rFonts w:ascii="새굴림" w:eastAsia="새굴림" w:hAnsi="새굴림" w:cs="굴림"/>
-                <w:color w:val="000000"/>
-                <w:spacing w:val="8"/>
-                <w:szCs w:val="20"/>
-                <w:lang w:eastAsia="ko-KR"/>
-              </w:rPr>
-            </w:pPr>
-            <w:r>
-              <w:rPr>
-                <w:rFonts w:ascii="새굴림" w:eastAsia="새굴림" w:hAnsi="새굴림" w:cs="굴림" w:hint="eastAsia"/>
-                <w:color w:val="000000"/>
-                <w:szCs w:val="20"/>
-              </w:rPr>
-              <w:t xml:space="preserve">                </w:t>
-            </w:r>
-            <w:r>
-              <w:rPr>
-                <w:rFonts w:ascii="새굴림" w:eastAsia="새굴림" w:hAnsi="새굴림" w:cs="굴림" w:hint="eastAsia"/>
-                <w:color w:val="000000"/>
-                <w:szCs w:val="20"/>
-              </w:rPr>
-              <w:t> </w:t>
-            </w:r>
-            <w:r>
-              <w:rPr>
-                <w:rFonts w:ascii="새굴림" w:eastAsia="새굴림" w:hAnsi="새굴림" w:cs="굴림" w:hint="eastAsia"/>
-                <w:color w:val="000000"/>
-                <w:szCs w:val="20"/>
-              </w:rPr>
-              <w:t xml:space="preserve">                    작</w:t>
-            </w:r>
-            <w:r>
-              <w:rPr>
-                <w:rFonts w:ascii="새굴림" w:eastAsia="새굴림" w:hAnsi="새굴림" w:cs="굴림" w:hint="eastAsia"/>
-                <w:color w:val="000000"/>
-                <w:szCs w:val="20"/>
-              </w:rPr>
-              <w:t xml:space="preserve"> </w:t>
-            </w:r>
-            <w:r>
-              <w:rPr>
-                <w:rFonts w:ascii="새굴림" w:eastAsia="새굴림" w:hAnsi="새굴림" w:cs="굴림" w:hint="eastAsia"/>
-                <w:color w:val="000000"/>
-                <w:szCs w:val="20"/>
-              </w:rPr>
-              <w:t>성</w:t>
-            </w:r>
-            <w:r>
-              <w:rPr>
-                <w:rFonts w:ascii="새굴림" w:eastAsia="새굴림" w:hAnsi="새굴림" w:cs="굴림" w:hint="eastAsia"/>
-                <w:color w:val="000000"/>
-                <w:szCs w:val="20"/>
-              </w:rPr>
-              <w:t xml:space="preserve"> 자 :   </w:t>
-            </w:r>
-            <w:r>
-              <w:rPr>
-                <w:rFonts w:ascii="새굴림" w:eastAsia="새굴림" w:hAnsi="새굴림" w:cs="굴림" w:hint="eastAsia"/>
-                <w:color w:val="000000"/>
-                <w:szCs w:val="20"/>
-              </w:rPr>
-              <w:t xml:space="preserve">홍 </w:t>
-            </w:r>
-            <w:r>
-              <w:rPr>
-                <w:rFonts w:ascii="새굴림" w:eastAsia="새굴림" w:hAnsi="새굴림" w:cs="굴림"/>
-                <w:color w:val="000000"/>
-                <w:szCs w:val="20"/>
-              </w:rPr>
-              <w:t xml:space="preserve">  </w:t>
-            </w:r>
-            <w:r>
-              <w:rPr>
-                <w:rFonts w:ascii="새굴림" w:eastAsia="새굴림" w:hAnsi="새굴림" w:cs="굴림" w:hint="eastAsia"/>
-                <w:color w:val="000000"/>
-                <w:szCs w:val="20"/>
-              </w:rPr>
-              <w:t xml:space="preserve">길 </w:t>
-            </w:r>
-            <w:r>
-              <w:rPr>
-                <w:rFonts w:ascii="새굴림" w:eastAsia="새굴림" w:hAnsi="새굴림" w:cs="굴림"/>
-                <w:color w:val="000000"/>
-                <w:szCs w:val="20"/>
-              </w:rPr>
-              <w:t xml:space="preserve"> </w:t>
-            </w:r>
-            <w:r>
-              <w:rPr>
-                <w:rFonts w:ascii="새굴림" w:eastAsia="새굴림" w:hAnsi="새굴림" w:cs="굴림" w:hint="eastAsia"/>
-                <w:color w:val="000000"/>
-                <w:szCs w:val="20"/>
-              </w:rPr>
-              <w:t>동</w:t>
-            </w:r>
-            <w:r>
-              <w:rPr>
-                <w:rFonts w:ascii="새굴림" w:eastAsia="새굴림" w:hAnsi="새굴림" w:cs="굴림" w:hint="eastAsia"/>
-                <w:color w:val="000000"/>
-                <w:szCs w:val="20"/>
-              </w:rPr>
-              <w:t>     </w:t>
-            </w:r>
-          </w:p>
-        </w:tc>
-      </w:tr>
-    </w:tbl>
     <w:p>
       <w:pPr>
         <w:pStyle w:val="1"/>
@@ -19947,6 +19249,148 @@
           </w:p>
         </w:tc>
       </w:tr>
+      <w:tr>
+        <w:trPr>
+          <w:cantSplit/>
+        </w:trPr>
+        <w:tc>
+          <w:tcPr>
+            <w:tcW w:w="1300" w:type="dxa"/>
+            <w:tcMar>
+              <w:top w:w="80" w:type="dxa"/>
+              <w:left w:w="120" w:type="dxa"/>
+              <w:bottom w:w="80" w:type="dxa"/>
+              <w:right w:w="120" w:type="dxa"/>
+            </w:tcMar>
+            <w:vAlign w:val="center"/>
+          </w:tcPr>
+          <w:p>
+            <w:pPr>
+              <w:rPr>
+                <w:lang w:eastAsia="ko-KR"/>
+              </w:rPr>
+            </w:pPr>
+            <w:r>
+              <w:t>현재 구현 제외 · 후속 검토 후보</w:t>
+            </w:r>
+          </w:p>
+        </w:tc>
+        <w:tc>
+          <w:tcPr>
+            <w:tcW w:w="3600" w:type="dxa"/>
+            <w:tcMar>
+              <w:top w:w="80" w:type="dxa"/>
+              <w:left w:w="120" w:type="dxa"/>
+              <w:bottom w:w="80" w:type="dxa"/>
+              <w:right w:w="120" w:type="dxa"/>
+            </w:tcMar>
+            <w:vAlign w:val="center"/>
+          </w:tcPr>
+          <w:p>
+            <w:pPr>
+              <w:rPr>
+                <w:lang w:eastAsia="ko-KR"/>
+              </w:rPr>
+            </w:pPr>
+            <w:r>
+              <w:t>개인정보 고지·동의 문서와 위치·쿠키 관련 문서</w:t>
+            </w:r>
+          </w:p>
+        </w:tc>
+        <w:tc>
+          <w:tcPr>
+            <w:tcW w:w="4460" w:type="dxa"/>
+            <w:tcMar>
+              <w:top w:w="80" w:type="dxa"/>
+              <w:left w:w="120" w:type="dxa"/>
+              <w:bottom w:w="80" w:type="dxa"/>
+              <w:right w:w="120" w:type="dxa"/>
+            </w:tcMar>
+            <w:vAlign w:val="center"/>
+          </w:tcPr>
+          <w:p>
+            <w:pPr>
+              <w:rPr>
+                <w:lang w:eastAsia="ko-KR"/>
+              </w:rPr>
+            </w:pPr>
+            <w:r>
+              <w:t>개인정보 수집·이용, 제3자 제공, 처리위탁, 국외이전, 마케팅, 청소년, 민감정보 관련 고지·동의서와 위치정보·쿠키 문서는 화면별 입력 정보와 국가별 고지·동의 요건을 별도로 정의한 뒤 검토한다.</w:t>
+            </w:r>
+          </w:p>
+        </w:tc>
+      </w:tr>
+      <w:tr>
+        <w:trPr>
+          <w:cantSplit/>
+        </w:trPr>
+        <w:tc>
+          <w:tcPr>
+            <w:tcW w:w="1300" w:type="dxa"/>
+            <w:tcMar>
+              <w:top w:w="80" w:type="dxa"/>
+              <w:left w:w="120" w:type="dxa"/>
+              <w:bottom w:w="80" w:type="dxa"/>
+              <w:right w:w="120" w:type="dxa"/>
+            </w:tcMar>
+            <w:vAlign w:val="center"/>
+          </w:tcPr>
+          <w:p>
+            <w:pPr>
+              <w:rPr>
+                <w:lang w:eastAsia="ko-KR"/>
+              </w:rPr>
+            </w:pPr>
+            <w:r>
+              <w:t>현재 구현 제외 · 선결정 필요</w:t>
+            </w:r>
+          </w:p>
+        </w:tc>
+        <w:tc>
+          <w:tcPr>
+            <w:tcW w:w="3600" w:type="dxa"/>
+            <w:tcMar>
+              <w:top w:w="80" w:type="dxa"/>
+              <w:left w:w="120" w:type="dxa"/>
+              <w:bottom w:w="80" w:type="dxa"/>
+              <w:right w:w="120" w:type="dxa"/>
+            </w:tcMar>
+            <w:vAlign w:val="center"/>
+          </w:tcPr>
+          <w:p>
+            <w:pPr>
+              <w:rPr>
+                <w:lang w:eastAsia="ko-KR"/>
+              </w:rPr>
+            </w:pPr>
+            <w:r>
+              <w:t>서비스 이용약관</w:t>
+            </w:r>
+          </w:p>
+        </w:tc>
+        <w:tc>
+          <w:tcPr>
+            <w:tcW w:w="4460" w:type="dxa"/>
+            <w:tcMar>
+              <w:top w:w="80" w:type="dxa"/>
+              <w:left w:w="120" w:type="dxa"/>
+              <w:bottom w:w="80" w:type="dxa"/>
+              <w:right w:w="120" w:type="dxa"/>
+            </w:tcMar>
+            <w:vAlign w:val="center"/>
+          </w:tcPr>
+          <w:p>
+            <w:pPr>
+              <w:rPr>
+                <w:lang w:eastAsia="ko-KR"/>
+              </w:rPr>
+            </w:pPr>
+            <w:r>
+              <w:t>개인정보 문서와 법적 목적이 다른 계약 문서이므로 별도 제품 범위·책임·법률 검수 기준을 결정하기 전에는 구현하지 않는다.</w:t>
+            </w:r>
+          </w:p>
+        </w:tc>
+      </w:tr>
     </w:tbl>
     <w:p>
       <w:pPr>
@@ -20028,7 +19472,6 @@
           </w:tcPr>
           <w:p>
             <w:r>
-              <w:lastRenderedPageBreak/>
               <w:t>시나리오</w:t>
             </w:r>
           </w:p>
@@ -20047,13 +19490,7 @@
           </w:tcPr>
           <w:p>
             <w:r>
-              <w:t>관련</w:t>
-            </w:r>
-            <w:r>
-              <w:t xml:space="preserve"> </w:t>
-            </w:r>
-            <w:r>
-              <w:t>기능</w:t>
+              <w:t>관련 기능</w:t>
             </w:r>
           </w:p>
         </w:tc>
@@ -20071,13 +19508,7 @@
           </w:tcPr>
           <w:p>
             <w:r>
-              <w:t>통과</w:t>
-            </w:r>
-            <w:r>
-              <w:t xml:space="preserve"> </w:t>
-            </w:r>
-            <w:r>
-              <w:t>기준</w:t>
+              <w:t>통과 기준</w:t>
             </w:r>
           </w:p>
         </w:tc>
@@ -20099,19 +19530,7 @@
           </w:tcPr>
           <w:p>
             <w:r>
-              <w:t>가입</w:t>
-            </w:r>
-            <w:r>
-              <w:t xml:space="preserve"> </w:t>
-            </w:r>
-            <w:r>
-              <w:t>필수</w:t>
-            </w:r>
-            <w:r>
-              <w:t xml:space="preserve"> </w:t>
-            </w:r>
-            <w:r>
-              <w:t>동의</w:t>
+              <w:t>가입 필수 동의</w:t>
             </w:r>
           </w:p>
         </w:tc>
@@ -20150,208 +19569,7 @@
               </w:rPr>
             </w:pPr>
             <w:r>
-              <w:rPr>
-                <w:lang w:eastAsia="ko-KR"/>
-              </w:rPr>
-              <w:t>필수</w:t>
-            </w:r>
-            <w:r>
-              <w:rPr>
-                <w:lang w:eastAsia="ko-KR"/>
-              </w:rPr>
-              <w:t xml:space="preserve"> </w:t>
-            </w:r>
-            <w:r>
-              <w:rPr>
-                <w:lang w:eastAsia="ko-KR"/>
-              </w:rPr>
-              <w:t>동의가</w:t>
-            </w:r>
-            <w:r>
-              <w:rPr>
-                <w:lang w:eastAsia="ko-KR"/>
-              </w:rPr>
-              <w:t xml:space="preserve"> </w:t>
-            </w:r>
-            <w:r>
-              <w:rPr>
-                <w:lang w:eastAsia="ko-KR"/>
-              </w:rPr>
-              <w:t>없으면</w:t>
-            </w:r>
-            <w:r>
-              <w:rPr>
-                <w:lang w:eastAsia="ko-KR"/>
-              </w:rPr>
-              <w:t xml:space="preserve"> </w:t>
-            </w:r>
-            <w:r>
-              <w:rPr>
-                <w:lang w:eastAsia="ko-KR"/>
-              </w:rPr>
-              <w:t>고객</w:t>
-            </w:r>
-            <w:r>
-              <w:rPr>
-                <w:lang w:eastAsia="ko-KR"/>
-              </w:rPr>
-              <w:t xml:space="preserve"> </w:t>
-            </w:r>
-            <w:r>
-              <w:rPr>
-                <w:lang w:eastAsia="ko-KR"/>
-              </w:rPr>
-              <w:t>계정을</w:t>
-            </w:r>
-            <w:r>
-              <w:rPr>
-                <w:lang w:eastAsia="ko-KR"/>
-              </w:rPr>
-              <w:t xml:space="preserve"> </w:t>
-            </w:r>
-            <w:r>
-              <w:rPr>
-                <w:lang w:eastAsia="ko-KR"/>
-              </w:rPr>
-              <w:t>만들거나</w:t>
-            </w:r>
-            <w:r>
-              <w:rPr>
-                <w:lang w:eastAsia="ko-KR"/>
-              </w:rPr>
-              <w:t xml:space="preserve"> </w:t>
-            </w:r>
-            <w:r>
-              <w:rPr>
-                <w:lang w:eastAsia="ko-KR"/>
-              </w:rPr>
-              <w:t>고객</w:t>
-            </w:r>
-            <w:r>
-              <w:rPr>
-                <w:lang w:eastAsia="ko-KR"/>
-              </w:rPr>
-              <w:t xml:space="preserve"> </w:t>
-            </w:r>
-            <w:r>
-              <w:rPr>
-                <w:lang w:eastAsia="ko-KR"/>
-              </w:rPr>
-              <w:t>영역에</w:t>
-            </w:r>
-            <w:r>
-              <w:rPr>
-                <w:lang w:eastAsia="ko-KR"/>
-              </w:rPr>
-              <w:t xml:space="preserve"> </w:t>
-            </w:r>
-            <w:r>
-              <w:rPr>
-                <w:lang w:eastAsia="ko-KR"/>
-              </w:rPr>
-              <w:t>접근할</w:t>
-            </w:r>
-            <w:r>
-              <w:rPr>
-                <w:lang w:eastAsia="ko-KR"/>
-              </w:rPr>
-              <w:t xml:space="preserve"> </w:t>
-            </w:r>
-            <w:r>
-              <w:rPr>
-                <w:lang w:eastAsia="ko-KR"/>
-              </w:rPr>
-              <w:t>수</w:t>
-            </w:r>
-            <w:r>
-              <w:rPr>
-                <w:lang w:eastAsia="ko-KR"/>
-              </w:rPr>
-              <w:t xml:space="preserve"> </w:t>
-            </w:r>
-            <w:r>
-              <w:rPr>
-                <w:lang w:eastAsia="ko-KR"/>
-              </w:rPr>
-              <w:t>없고</w:t>
-            </w:r>
-            <w:r>
-              <w:rPr>
-                <w:lang w:eastAsia="ko-KR"/>
-              </w:rPr>
-              <w:t xml:space="preserve">, </w:t>
-            </w:r>
-            <w:r>
-              <w:rPr>
-                <w:lang w:eastAsia="ko-KR"/>
-              </w:rPr>
-              <w:t>세션이</w:t>
-            </w:r>
-            <w:r>
-              <w:rPr>
-                <w:lang w:eastAsia="ko-KR"/>
-              </w:rPr>
-              <w:t xml:space="preserve"> </w:t>
-            </w:r>
-            <w:r>
-              <w:rPr>
-                <w:lang w:eastAsia="ko-KR"/>
-              </w:rPr>
-              <w:t>만료되면</w:t>
-            </w:r>
-            <w:r>
-              <w:rPr>
-                <w:lang w:eastAsia="ko-KR"/>
-              </w:rPr>
-              <w:t xml:space="preserve"> UI</w:t>
-            </w:r>
-            <w:r>
-              <w:rPr>
-                <w:lang w:eastAsia="ko-KR"/>
-              </w:rPr>
-              <w:t>와</w:t>
-            </w:r>
-            <w:r>
-              <w:rPr>
-                <w:lang w:eastAsia="ko-KR"/>
-              </w:rPr>
-              <w:t xml:space="preserve"> API </w:t>
-            </w:r>
-            <w:r>
-              <w:rPr>
-                <w:lang w:eastAsia="ko-KR"/>
-              </w:rPr>
-              <w:t>모두</w:t>
-            </w:r>
-            <w:r>
-              <w:rPr>
-                <w:lang w:eastAsia="ko-KR"/>
-              </w:rPr>
-              <w:t xml:space="preserve"> </w:t>
-            </w:r>
-            <w:r>
-              <w:rPr>
-                <w:lang w:eastAsia="ko-KR"/>
-              </w:rPr>
-              <w:t>접근을</w:t>
-            </w:r>
-            <w:r>
-              <w:rPr>
-                <w:lang w:eastAsia="ko-KR"/>
-              </w:rPr>
-              <w:t xml:space="preserve"> </w:t>
-            </w:r>
-            <w:r>
-              <w:rPr>
-                <w:lang w:eastAsia="ko-KR"/>
-              </w:rPr>
-              <w:t>거부한다</w:t>
-            </w:r>
-            <w:r>
-              <w:rPr>
-                <w:lang w:eastAsia="ko-KR"/>
-              </w:rPr>
-              <w:t>.</w:t>
+              <w:t>필수 동의가 없으면 고객 계정을 만들거나 고객 영역에 접근할 수 없고, 세션이 만료되면 UI와 API 모두 접근을 거부한다.</w:t>
             </w:r>
           </w:p>
         </w:tc>
@@ -20373,13 +19591,7 @@
           </w:tcPr>
           <w:p>
             <w:r>
-              <w:t>고위험</w:t>
-            </w:r>
-            <w:r>
-              <w:t xml:space="preserve"> </w:t>
-            </w:r>
-            <w:r>
-              <w:t>서비스</w:t>
+              <w:t>고위험 서비스</w:t>
             </w:r>
           </w:p>
         </w:tc>
@@ -20418,244 +19630,7 @@
               </w:rPr>
             </w:pPr>
             <w:r>
-              <w:rPr>
-                <w:lang w:eastAsia="ko-KR"/>
-              </w:rPr>
-              <w:t>다섯</w:t>
-            </w:r>
-            <w:r>
-              <w:rPr>
-                <w:lang w:eastAsia="ko-KR"/>
-              </w:rPr>
-              <w:t xml:space="preserve"> </w:t>
-            </w:r>
-            <w:r>
-              <w:rPr>
-                <w:lang w:eastAsia="ko-KR"/>
-              </w:rPr>
-              <w:t>기준</w:t>
-            </w:r>
-            <w:r>
-              <w:rPr>
-                <w:lang w:eastAsia="ko-KR"/>
-              </w:rPr>
-              <w:t xml:space="preserve"> </w:t>
-            </w:r>
-            <w:r>
-              <w:rPr>
-                <w:lang w:eastAsia="ko-KR"/>
-              </w:rPr>
-              <w:t>중</w:t>
-            </w:r>
-            <w:r>
-              <w:rPr>
-                <w:lang w:eastAsia="ko-KR"/>
-              </w:rPr>
-              <w:t xml:space="preserve"> </w:t>
-            </w:r>
-            <w:r>
-              <w:rPr>
-                <w:lang w:eastAsia="ko-KR"/>
-              </w:rPr>
-              <w:t>하나라도</w:t>
-            </w:r>
-            <w:r>
-              <w:rPr>
-                <w:lang w:eastAsia="ko-KR"/>
-              </w:rPr>
-              <w:t xml:space="preserve"> </w:t>
-            </w:r>
-            <w:r>
-              <w:rPr>
-                <w:lang w:eastAsia="ko-KR"/>
-              </w:rPr>
-              <w:t>해당하면</w:t>
-            </w:r>
-            <w:r>
-              <w:rPr>
-                <w:lang w:eastAsia="ko-KR"/>
-              </w:rPr>
-              <w:t xml:space="preserve"> </w:t>
-            </w:r>
-            <w:r>
-              <w:rPr>
-                <w:lang w:eastAsia="ko-KR"/>
-              </w:rPr>
-              <w:t>일반</w:t>
-            </w:r>
-            <w:r>
-              <w:rPr>
-                <w:lang w:eastAsia="ko-KR"/>
-              </w:rPr>
-              <w:t xml:space="preserve"> </w:t>
-            </w:r>
-            <w:r>
-              <w:rPr>
-                <w:lang w:eastAsia="ko-KR"/>
-              </w:rPr>
-              <w:t>자동</w:t>
-            </w:r>
-            <w:r>
-              <w:rPr>
-                <w:lang w:eastAsia="ko-KR"/>
-              </w:rPr>
-              <w:t xml:space="preserve"> </w:t>
-            </w:r>
-            <w:r>
-              <w:rPr>
-                <w:lang w:eastAsia="ko-KR"/>
-              </w:rPr>
-              <w:t>생성</w:t>
-            </w:r>
-            <w:r>
-              <w:rPr>
-                <w:lang w:eastAsia="ko-KR"/>
-              </w:rPr>
-              <w:t>·</w:t>
-            </w:r>
-            <w:r>
-              <w:rPr>
-                <w:lang w:eastAsia="ko-KR"/>
-              </w:rPr>
-              <w:t>발행을</w:t>
-            </w:r>
-            <w:r>
-              <w:rPr>
-                <w:lang w:eastAsia="ko-KR"/>
-              </w:rPr>
-              <w:t xml:space="preserve"> </w:t>
-            </w:r>
-            <w:r>
-              <w:rPr>
-                <w:lang w:eastAsia="ko-KR"/>
-              </w:rPr>
-              <w:t>막고</w:t>
-            </w:r>
-            <w:r>
-              <w:rPr>
-                <w:lang w:eastAsia="ko-KR"/>
-              </w:rPr>
-              <w:t xml:space="preserve"> </w:t>
-            </w:r>
-            <w:r>
-              <w:rPr>
-                <w:lang w:eastAsia="ko-KR"/>
-              </w:rPr>
-              <w:t>판정</w:t>
-            </w:r>
-            <w:r>
-              <w:rPr>
-                <w:lang w:eastAsia="ko-KR"/>
-              </w:rPr>
-              <w:t xml:space="preserve"> </w:t>
-            </w:r>
-            <w:r>
-              <w:rPr>
-                <w:lang w:eastAsia="ko-KR"/>
-              </w:rPr>
-              <w:t>항목</w:t>
-            </w:r>
-            <w:r>
-              <w:rPr>
-                <w:lang w:eastAsia="ko-KR"/>
-              </w:rPr>
-              <w:t>·</w:t>
-            </w:r>
-            <w:r>
-              <w:rPr>
-                <w:lang w:eastAsia="ko-KR"/>
-              </w:rPr>
-              <w:t>응답</w:t>
-            </w:r>
-            <w:r>
-              <w:rPr>
-                <w:lang w:eastAsia="ko-KR"/>
-              </w:rPr>
-              <w:t>·</w:t>
-            </w:r>
-            <w:r>
-              <w:rPr>
-                <w:lang w:eastAsia="ko-KR"/>
-              </w:rPr>
-              <w:t>시각</w:t>
-            </w:r>
-            <w:r>
-              <w:rPr>
-                <w:lang w:eastAsia="ko-KR"/>
-              </w:rPr>
-              <w:t>·</w:t>
-            </w:r>
-            <w:r>
-              <w:rPr>
-                <w:lang w:eastAsia="ko-KR"/>
-              </w:rPr>
-              <w:t>근거와</w:t>
-            </w:r>
-            <w:r>
-              <w:rPr>
-                <w:lang w:eastAsia="ko-KR"/>
-              </w:rPr>
-              <w:t xml:space="preserve"> </w:t>
-            </w:r>
-            <w:r>
-              <w:rPr>
-                <w:lang w:eastAsia="ko-KR"/>
-              </w:rPr>
-              <w:t>관할별</w:t>
-            </w:r>
-            <w:r>
-              <w:rPr>
-                <w:lang w:eastAsia="ko-KR"/>
-              </w:rPr>
-              <w:t xml:space="preserve"> </w:t>
-            </w:r>
-            <w:r>
-              <w:rPr>
-                <w:lang w:eastAsia="ko-KR"/>
-              </w:rPr>
-              <w:t>외부</w:t>
-            </w:r>
-            <w:r>
-              <w:rPr>
-                <w:lang w:eastAsia="ko-KR"/>
-              </w:rPr>
-              <w:t xml:space="preserve"> </w:t>
-            </w:r>
-            <w:r>
-              <w:rPr>
-                <w:lang w:eastAsia="ko-KR"/>
-              </w:rPr>
-              <w:t>검토</w:t>
-            </w:r>
-            <w:r>
-              <w:rPr>
-                <w:lang w:eastAsia="ko-KR"/>
-              </w:rPr>
-              <w:t xml:space="preserve"> </w:t>
-            </w:r>
-            <w:r>
-              <w:rPr>
-                <w:lang w:eastAsia="ko-KR"/>
-              </w:rPr>
-              <w:t>행동을</w:t>
-            </w:r>
-            <w:r>
-              <w:rPr>
-                <w:lang w:eastAsia="ko-KR"/>
-              </w:rPr>
-              <w:t xml:space="preserve"> </w:t>
-            </w:r>
-            <w:r>
-              <w:rPr>
-                <w:lang w:eastAsia="ko-KR"/>
-              </w:rPr>
-              <w:t>표시한다</w:t>
-            </w:r>
-            <w:r>
-              <w:rPr>
-                <w:lang w:eastAsia="ko-KR"/>
-              </w:rPr>
-              <w:t>.</w:t>
+              <w:t>다섯 기준 중 하나라도 해당하면 일반 자동 생성·발행을 막고 판정 항목·응답·시각·근거와 관할별 외부 검토 행동을 표시한다.</w:t>
             </w:r>
           </w:p>
         </w:tc>
@@ -20677,13 +19652,7 @@
           </w:tcPr>
           <w:p>
             <w:r>
-              <w:t>개인</w:t>
-            </w:r>
-            <w:r>
-              <w:t xml:space="preserve"> </w:t>
-            </w:r>
-            <w:r>
-              <w:t>예비창업자</w:t>
+              <w:t>개인 예비창업자</w:t>
             </w:r>
           </w:p>
         </w:tc>
@@ -20722,220 +19691,7 @@
               </w:rPr>
             </w:pPr>
             <w:r>
-              <w:rPr>
-                <w:lang w:eastAsia="ko-KR"/>
-              </w:rPr>
-              <w:t>회사</w:t>
-            </w:r>
-            <w:r>
-              <w:rPr>
-                <w:lang w:eastAsia="ko-KR"/>
-              </w:rPr>
-              <w:t xml:space="preserve"> </w:t>
-            </w:r>
-            <w:r>
-              <w:rPr>
-                <w:lang w:eastAsia="ko-KR"/>
-              </w:rPr>
-              <w:t>정보가</w:t>
-            </w:r>
-            <w:r>
-              <w:rPr>
-                <w:lang w:eastAsia="ko-KR"/>
-              </w:rPr>
-              <w:t xml:space="preserve"> </w:t>
-            </w:r>
-            <w:r>
-              <w:rPr>
-                <w:lang w:eastAsia="ko-KR"/>
-              </w:rPr>
-              <w:t>미확정이어도</w:t>
-            </w:r>
-            <w:r>
-              <w:rPr>
-                <w:lang w:eastAsia="ko-KR"/>
-              </w:rPr>
-              <w:t xml:space="preserve"> </w:t>
-            </w:r>
-            <w:r>
-              <w:rPr>
-                <w:lang w:eastAsia="ko-KR"/>
-              </w:rPr>
-              <w:t>초안</w:t>
-            </w:r>
-            <w:r>
-              <w:rPr>
-                <w:lang w:eastAsia="ko-KR"/>
-              </w:rPr>
-              <w:t xml:space="preserve"> </w:t>
-            </w:r>
-            <w:r>
-              <w:rPr>
-                <w:lang w:eastAsia="ko-KR"/>
-              </w:rPr>
-              <w:t>생성까지</w:t>
-            </w:r>
-            <w:r>
-              <w:rPr>
-                <w:lang w:eastAsia="ko-KR"/>
-              </w:rPr>
-              <w:t xml:space="preserve"> </w:t>
-            </w:r>
-            <w:r>
-              <w:rPr>
-                <w:lang w:eastAsia="ko-KR"/>
-              </w:rPr>
-              <w:t>허용하되</w:t>
-            </w:r>
-            <w:r>
-              <w:rPr>
-                <w:lang w:eastAsia="ko-KR"/>
-              </w:rPr>
-              <w:t xml:space="preserve"> </w:t>
-            </w:r>
-            <w:r>
-              <w:rPr>
-                <w:lang w:eastAsia="ko-KR"/>
-              </w:rPr>
-              <w:t>표시</w:t>
-            </w:r>
-            <w:r>
-              <w:rPr>
-                <w:lang w:eastAsia="ko-KR"/>
-              </w:rPr>
-              <w:t xml:space="preserve"> </w:t>
-            </w:r>
-            <w:r>
-              <w:rPr>
-                <w:lang w:eastAsia="ko-KR"/>
-              </w:rPr>
-              <w:t>주체</w:t>
-            </w:r>
-            <w:r>
-              <w:rPr>
-                <w:lang w:eastAsia="ko-KR"/>
-              </w:rPr>
-              <w:t xml:space="preserve"> </w:t>
-            </w:r>
-            <w:r>
-              <w:rPr>
-                <w:lang w:eastAsia="ko-KR"/>
-              </w:rPr>
-              <w:t>명칭</w:t>
-            </w:r>
-            <w:r>
-              <w:rPr>
-                <w:lang w:eastAsia="ko-KR"/>
-              </w:rPr>
-              <w:t>·</w:t>
-            </w:r>
-            <w:r>
-              <w:rPr>
-                <w:lang w:eastAsia="ko-KR"/>
-              </w:rPr>
-              <w:t>주소</w:t>
-            </w:r>
-            <w:r>
-              <w:rPr>
-                <w:lang w:eastAsia="ko-KR"/>
-              </w:rPr>
-              <w:t>·</w:t>
-            </w:r>
-            <w:r>
-              <w:rPr>
-                <w:lang w:eastAsia="ko-KR"/>
-              </w:rPr>
-              <w:t>연락처가</w:t>
-            </w:r>
-            <w:r>
-              <w:rPr>
-                <w:lang w:eastAsia="ko-KR"/>
-              </w:rPr>
-              <w:t xml:space="preserve"> </w:t>
-            </w:r>
-            <w:r>
-              <w:rPr>
-                <w:lang w:eastAsia="ko-KR"/>
-              </w:rPr>
-              <w:t>확정되기</w:t>
-            </w:r>
-            <w:r>
-              <w:rPr>
-                <w:lang w:eastAsia="ko-KR"/>
-              </w:rPr>
-              <w:t xml:space="preserve"> </w:t>
-            </w:r>
-            <w:r>
-              <w:rPr>
-                <w:lang w:eastAsia="ko-KR"/>
-              </w:rPr>
-              <w:t>전에는</w:t>
-            </w:r>
-            <w:r>
-              <w:rPr>
-                <w:lang w:eastAsia="ko-KR"/>
-              </w:rPr>
-              <w:t xml:space="preserve"> UI</w:t>
-            </w:r>
-            <w:r>
-              <w:rPr>
-                <w:lang w:eastAsia="ko-KR"/>
-              </w:rPr>
-              <w:t>와</w:t>
-            </w:r>
-            <w:r>
-              <w:rPr>
-                <w:lang w:eastAsia="ko-KR"/>
-              </w:rPr>
-              <w:t xml:space="preserve"> API </w:t>
-            </w:r>
-            <w:r>
-              <w:rPr>
-                <w:lang w:eastAsia="ko-KR"/>
-              </w:rPr>
-              <w:t>모두</w:t>
-            </w:r>
-            <w:r>
-              <w:rPr>
-                <w:lang w:eastAsia="ko-KR"/>
-              </w:rPr>
-              <w:t xml:space="preserve"> </w:t>
-            </w:r>
-            <w:r>
-              <w:rPr>
-                <w:lang w:eastAsia="ko-KR"/>
-              </w:rPr>
-              <w:t>공개</w:t>
-            </w:r>
-            <w:r>
-              <w:rPr>
-                <w:lang w:eastAsia="ko-KR"/>
-              </w:rPr>
-              <w:t xml:space="preserve"> </w:t>
-            </w:r>
-            <w:r>
-              <w:rPr>
-                <w:lang w:eastAsia="ko-KR"/>
-              </w:rPr>
-              <w:t>발행을</w:t>
-            </w:r>
-            <w:r>
-              <w:rPr>
-                <w:lang w:eastAsia="ko-KR"/>
-              </w:rPr>
-              <w:t xml:space="preserve"> </w:t>
-            </w:r>
-            <w:r>
-              <w:rPr>
-                <w:lang w:eastAsia="ko-KR"/>
-              </w:rPr>
-              <w:t>차단한다</w:t>
-            </w:r>
-            <w:r>
-              <w:rPr>
-                <w:lang w:eastAsia="ko-KR"/>
-              </w:rPr>
-              <w:t>.</w:t>
+              <w:t>회사 정보가 미확정이어도 초안 생성까지 허용하되 표시 주체 명칭·주소·연락처가 확정되기 전에는 UI와 API 모두 공개 발행을 차단한다.</w:t>
             </w:r>
           </w:p>
         </w:tc>
@@ -20957,19 +19713,7 @@
           </w:tcPr>
           <w:p>
             <w:r>
-              <w:t>안전하지</w:t>
-            </w:r>
-            <w:r>
-              <w:t xml:space="preserve"> </w:t>
-            </w:r>
-            <w:r>
-              <w:t>않은</w:t>
-            </w:r>
-            <w:r>
-              <w:t xml:space="preserve"> </w:t>
-            </w:r>
-            <w:r>
-              <w:t>자료</w:t>
+              <w:t>안전하지 않은 자료</w:t>
             </w:r>
           </w:p>
         </w:tc>
@@ -21008,292 +19752,7 @@
               </w:rPr>
             </w:pPr>
             <w:r>
-              <w:rPr>
-                <w:lang w:eastAsia="ko-KR"/>
-              </w:rPr>
-              <w:t>사용자가</w:t>
-            </w:r>
-            <w:r>
-              <w:rPr>
-                <w:lang w:eastAsia="ko-KR"/>
-              </w:rPr>
-              <w:t xml:space="preserve"> </w:t>
-            </w:r>
-            <w:r>
-              <w:rPr>
-                <w:lang w:eastAsia="ko-KR"/>
-              </w:rPr>
-              <w:t>지정한</w:t>
-            </w:r>
-            <w:r>
-              <w:rPr>
-                <w:lang w:eastAsia="ko-KR"/>
-              </w:rPr>
-              <w:t xml:space="preserve"> URL·</w:t>
-            </w:r>
-            <w:r>
-              <w:rPr>
-                <w:lang w:eastAsia="ko-KR"/>
-              </w:rPr>
-              <w:t>업로드</w:t>
-            </w:r>
-            <w:r>
-              <w:rPr>
-                <w:lang w:eastAsia="ko-KR"/>
-              </w:rPr>
-              <w:t xml:space="preserve"> </w:t>
-            </w:r>
-            <w:r>
-              <w:rPr>
-                <w:lang w:eastAsia="ko-KR"/>
-              </w:rPr>
-              <w:t>문서</w:t>
-            </w:r>
-            <w:r>
-              <w:rPr>
-                <w:lang w:eastAsia="ko-KR"/>
-              </w:rPr>
-              <w:t>·</w:t>
-            </w:r>
-            <w:r>
-              <w:rPr>
-                <w:lang w:eastAsia="ko-KR"/>
-              </w:rPr>
-              <w:t>원문</w:t>
-            </w:r>
-            <w:r>
-              <w:rPr>
-                <w:lang w:eastAsia="ko-KR"/>
-              </w:rPr>
-              <w:t xml:space="preserve"> </w:t>
-            </w:r>
-            <w:r>
-              <w:rPr>
-                <w:lang w:eastAsia="ko-KR"/>
-              </w:rPr>
-              <w:t>입력을</w:t>
-            </w:r>
-            <w:r>
-              <w:rPr>
-                <w:lang w:eastAsia="ko-KR"/>
-              </w:rPr>
-              <w:t xml:space="preserve"> </w:t>
-            </w:r>
-            <w:r>
-              <w:rPr>
-                <w:lang w:eastAsia="ko-KR"/>
-              </w:rPr>
-              <w:t>외부</w:t>
-            </w:r>
-            <w:r>
-              <w:rPr>
-                <w:lang w:eastAsia="ko-KR"/>
-              </w:rPr>
-              <w:t xml:space="preserve"> </w:t>
-            </w:r>
-            <w:r>
-              <w:rPr>
-                <w:lang w:eastAsia="ko-KR"/>
-              </w:rPr>
-              <w:t>분석</w:t>
-            </w:r>
-            <w:r>
-              <w:rPr>
-                <w:lang w:eastAsia="ko-KR"/>
-              </w:rPr>
-              <w:t xml:space="preserve"> </w:t>
-            </w:r>
-            <w:r>
-              <w:rPr>
-                <w:lang w:eastAsia="ko-KR"/>
-              </w:rPr>
-              <w:t>전에</w:t>
-            </w:r>
-            <w:r>
-              <w:rPr>
-                <w:lang w:eastAsia="ko-KR"/>
-              </w:rPr>
-              <w:t xml:space="preserve"> </w:t>
-            </w:r>
-            <w:r>
-              <w:rPr>
-                <w:lang w:eastAsia="ko-KR"/>
-              </w:rPr>
-              <w:t>각각</w:t>
-            </w:r>
-            <w:r>
-              <w:rPr>
-                <w:lang w:eastAsia="ko-KR"/>
-              </w:rPr>
-              <w:t xml:space="preserve"> </w:t>
-            </w:r>
-            <w:r>
-              <w:rPr>
-                <w:lang w:eastAsia="ko-KR"/>
-              </w:rPr>
-              <w:t>검사한다</w:t>
-            </w:r>
-            <w:r>
-              <w:rPr>
-                <w:lang w:eastAsia="ko-KR"/>
-              </w:rPr>
-              <w:t xml:space="preserve">. </w:t>
-            </w:r>
-            <w:r>
-              <w:rPr>
-                <w:lang w:eastAsia="ko-KR"/>
-              </w:rPr>
-              <w:t>개인정보</w:t>
-            </w:r>
-            <w:r>
-              <w:rPr>
-                <w:lang w:eastAsia="ko-KR"/>
-              </w:rPr>
-              <w:t>·</w:t>
-            </w:r>
-            <w:r>
-              <w:rPr>
-                <w:lang w:eastAsia="ko-KR"/>
-              </w:rPr>
-              <w:t>비밀</w:t>
-            </w:r>
-            <w:r>
-              <w:rPr>
-                <w:lang w:eastAsia="ko-KR"/>
-              </w:rPr>
-              <w:t xml:space="preserve"> </w:t>
-            </w:r>
-            <w:r>
-              <w:rPr>
-                <w:lang w:eastAsia="ko-KR"/>
-              </w:rPr>
-              <w:t>후보가</w:t>
-            </w:r>
-            <w:r>
-              <w:rPr>
-                <w:lang w:eastAsia="ko-KR"/>
-              </w:rPr>
-              <w:t xml:space="preserve"> </w:t>
-            </w:r>
-            <w:r>
-              <w:rPr>
-                <w:lang w:eastAsia="ko-KR"/>
-              </w:rPr>
-              <w:t>있으면</w:t>
-            </w:r>
-            <w:r>
-              <w:rPr>
-                <w:lang w:eastAsia="ko-KR"/>
-              </w:rPr>
-              <w:t xml:space="preserve"> </w:t>
-            </w:r>
-            <w:r>
-              <w:rPr>
-                <w:lang w:eastAsia="ko-KR"/>
-              </w:rPr>
-              <w:t>외부</w:t>
-            </w:r>
-            <w:r>
-              <w:rPr>
-                <w:lang w:eastAsia="ko-KR"/>
-              </w:rPr>
-              <w:t xml:space="preserve"> AI</w:t>
-            </w:r>
-            <w:r>
-              <w:rPr>
-                <w:lang w:eastAsia="ko-KR"/>
-              </w:rPr>
-              <w:t>로</w:t>
-            </w:r>
-            <w:r>
-              <w:rPr>
-                <w:lang w:eastAsia="ko-KR"/>
-              </w:rPr>
-              <w:t xml:space="preserve"> </w:t>
-            </w:r>
-            <w:r>
-              <w:rPr>
-                <w:lang w:eastAsia="ko-KR"/>
-              </w:rPr>
-              <w:t>전송하지</w:t>
-            </w:r>
-            <w:r>
-              <w:rPr>
-                <w:lang w:eastAsia="ko-KR"/>
-              </w:rPr>
-              <w:t xml:space="preserve"> </w:t>
-            </w:r>
-            <w:r>
-              <w:rPr>
-                <w:lang w:eastAsia="ko-KR"/>
-              </w:rPr>
-              <w:t>않고</w:t>
-            </w:r>
-            <w:r>
-              <w:rPr>
-                <w:lang w:eastAsia="ko-KR"/>
-              </w:rPr>
-              <w:t xml:space="preserve"> </w:t>
-            </w:r>
-            <w:r>
-              <w:rPr>
-                <w:lang w:eastAsia="ko-KR"/>
-              </w:rPr>
-              <w:t>위치</w:t>
-            </w:r>
-            <w:r>
-              <w:rPr>
-                <w:lang w:eastAsia="ko-KR"/>
-              </w:rPr>
-              <w:t>·</w:t>
-            </w:r>
-            <w:r>
-              <w:rPr>
-                <w:lang w:eastAsia="ko-KR"/>
-              </w:rPr>
-              <w:t>유형</w:t>
-            </w:r>
-            <w:r>
-              <w:rPr>
-                <w:lang w:eastAsia="ko-KR"/>
-              </w:rPr>
-              <w:t>·</w:t>
-            </w:r>
-            <w:r>
-              <w:rPr>
-                <w:lang w:eastAsia="ko-KR"/>
-              </w:rPr>
-              <w:t>수정</w:t>
-            </w:r>
-            <w:r>
-              <w:rPr>
-                <w:lang w:eastAsia="ko-KR"/>
-              </w:rPr>
-              <w:t xml:space="preserve"> </w:t>
-            </w:r>
-            <w:r>
-              <w:rPr>
-                <w:lang w:eastAsia="ko-KR"/>
-              </w:rPr>
-              <w:t>방법을</w:t>
-            </w:r>
-            <w:r>
-              <w:rPr>
-                <w:lang w:eastAsia="ko-KR"/>
-              </w:rPr>
-              <w:t xml:space="preserve"> </w:t>
-            </w:r>
-            <w:r>
-              <w:rPr>
-                <w:lang w:eastAsia="ko-KR"/>
-              </w:rPr>
-              <w:t>표시한다</w:t>
-            </w:r>
-            <w:r>
-              <w:rPr>
-                <w:lang w:eastAsia="ko-KR"/>
-              </w:rPr>
-              <w:t>.</w:t>
+              <w:t>URL·업로드 문서·원문·공급업체 정보를 외부 분석 전에 각각 검사한다. 악성 파일 또는 실제 개인정보·인증정보·비밀정보 후보가 있으면 외부 AI로 전송하지 않고 위치·유형·마스킹된 근거·수정 방법을 표시한다.</w:t>
             </w:r>
           </w:p>
         </w:tc>
@@ -21315,25 +19774,7 @@
           </w:tcPr>
           <w:p>
             <w:r>
-              <w:t>처리</w:t>
-            </w:r>
-            <w:r>
-              <w:t xml:space="preserve"> </w:t>
-            </w:r>
-            <w:r>
-              <w:t>사실</w:t>
-            </w:r>
-            <w:r>
-              <w:t xml:space="preserve"> </w:t>
-            </w:r>
-            <w:r>
-              <w:t>검토</w:t>
-            </w:r>
-            <w:r>
-              <w:t>·</w:t>
-            </w:r>
-            <w:r>
-              <w:t>확정</w:t>
+              <w:t>처리 사실 검토·확정</w:t>
             </w:r>
           </w:p>
         </w:tc>
@@ -21372,400 +19813,7 @@
               </w:rPr>
             </w:pPr>
             <w:r>
-              <w:rPr>
-                <w:lang w:eastAsia="ko-KR"/>
-              </w:rPr>
-              <w:t>후보마다</w:t>
-            </w:r>
-            <w:r>
-              <w:rPr>
-                <w:lang w:eastAsia="ko-KR"/>
-              </w:rPr>
-              <w:t xml:space="preserve"> </w:t>
-            </w:r>
-            <w:r>
-              <w:rPr>
-                <w:lang w:eastAsia="ko-KR"/>
-              </w:rPr>
-              <w:t>원문</w:t>
-            </w:r>
-            <w:r>
-              <w:rPr>
-                <w:lang w:eastAsia="ko-KR"/>
-              </w:rPr>
-              <w:t xml:space="preserve"> </w:t>
-            </w:r>
-            <w:r>
-              <w:rPr>
-                <w:lang w:eastAsia="ko-KR"/>
-              </w:rPr>
-              <w:t>근거와</w:t>
-            </w:r>
-            <w:r>
-              <w:rPr>
-                <w:lang w:eastAsia="ko-KR"/>
-              </w:rPr>
-              <w:t xml:space="preserve"> </w:t>
-            </w:r>
-            <w:r>
-              <w:rPr>
-                <w:lang w:eastAsia="ko-KR"/>
-              </w:rPr>
-              <w:t>결정</w:t>
-            </w:r>
-            <w:r>
-              <w:rPr>
-                <w:lang w:eastAsia="ko-KR"/>
-              </w:rPr>
-              <w:t xml:space="preserve"> </w:t>
-            </w:r>
-            <w:r>
-              <w:rPr>
-                <w:lang w:eastAsia="ko-KR"/>
-              </w:rPr>
-              <w:t>상태를</w:t>
-            </w:r>
-            <w:r>
-              <w:rPr>
-                <w:lang w:eastAsia="ko-KR"/>
-              </w:rPr>
-              <w:t xml:space="preserve"> </w:t>
-            </w:r>
-            <w:r>
-              <w:rPr>
-                <w:lang w:eastAsia="ko-KR"/>
-              </w:rPr>
-              <w:t>확인할</w:t>
-            </w:r>
-            <w:r>
-              <w:rPr>
-                <w:lang w:eastAsia="ko-KR"/>
-              </w:rPr>
-              <w:t xml:space="preserve"> </w:t>
-            </w:r>
-            <w:r>
-              <w:rPr>
-                <w:lang w:eastAsia="ko-KR"/>
-              </w:rPr>
-              <w:t>수</w:t>
-            </w:r>
-            <w:r>
-              <w:rPr>
-                <w:lang w:eastAsia="ko-KR"/>
-              </w:rPr>
-              <w:t xml:space="preserve"> </w:t>
-            </w:r>
-            <w:r>
-              <w:rPr>
-                <w:lang w:eastAsia="ko-KR"/>
-              </w:rPr>
-              <w:t>있다</w:t>
-            </w:r>
-            <w:r>
-              <w:rPr>
-                <w:lang w:eastAsia="ko-KR"/>
-              </w:rPr>
-              <w:t xml:space="preserve">. </w:t>
-            </w:r>
-            <w:r>
-              <w:rPr>
-                <w:lang w:eastAsia="ko-KR"/>
-              </w:rPr>
-              <w:t>필수</w:t>
-            </w:r>
-            <w:r>
-              <w:rPr>
-                <w:lang w:eastAsia="ko-KR"/>
-              </w:rPr>
-              <w:t xml:space="preserve"> </w:t>
-            </w:r>
-            <w:r>
-              <w:rPr>
-                <w:lang w:eastAsia="ko-KR"/>
-              </w:rPr>
-              <w:t>후보의</w:t>
-            </w:r>
-            <w:r>
-              <w:rPr>
-                <w:lang w:eastAsia="ko-KR"/>
-              </w:rPr>
-              <w:t xml:space="preserve"> </w:t>
-            </w:r>
-            <w:r>
-              <w:rPr>
-                <w:lang w:eastAsia="ko-KR"/>
-              </w:rPr>
-              <w:t>미확인</w:t>
-            </w:r>
-            <w:r>
-              <w:rPr>
-                <w:lang w:eastAsia="ko-KR"/>
-              </w:rPr>
-              <w:t>·</w:t>
-            </w:r>
-            <w:r>
-              <w:rPr>
-                <w:lang w:eastAsia="ko-KR"/>
-              </w:rPr>
-              <w:t>보류</w:t>
-            </w:r>
-            <w:r>
-              <w:rPr>
-                <w:lang w:eastAsia="ko-KR"/>
-              </w:rPr>
-              <w:t xml:space="preserve"> </w:t>
-            </w:r>
-            <w:r>
-              <w:rPr>
-                <w:lang w:eastAsia="ko-KR"/>
-              </w:rPr>
-              <w:t>또는</w:t>
-            </w:r>
-            <w:r>
-              <w:rPr>
-                <w:lang w:eastAsia="ko-KR"/>
-              </w:rPr>
-              <w:t xml:space="preserve"> </w:t>
-            </w:r>
-            <w:r>
-              <w:rPr>
-                <w:lang w:eastAsia="ko-KR"/>
-              </w:rPr>
-              <w:t>자료</w:t>
-            </w:r>
-            <w:r>
-              <w:rPr>
-                <w:lang w:eastAsia="ko-KR"/>
-              </w:rPr>
-              <w:t xml:space="preserve"> </w:t>
-            </w:r>
-            <w:r>
-              <w:rPr>
-                <w:lang w:eastAsia="ko-KR"/>
-              </w:rPr>
-              <w:t>간</w:t>
-            </w:r>
-            <w:r>
-              <w:rPr>
-                <w:lang w:eastAsia="ko-KR"/>
-              </w:rPr>
-              <w:t xml:space="preserve"> </w:t>
-            </w:r>
-            <w:r>
-              <w:rPr>
-                <w:lang w:eastAsia="ko-KR"/>
-              </w:rPr>
-              <w:t>충돌이</w:t>
-            </w:r>
-            <w:r>
-              <w:rPr>
-                <w:lang w:eastAsia="ko-KR"/>
-              </w:rPr>
-              <w:t xml:space="preserve"> </w:t>
-            </w:r>
-            <w:r>
-              <w:rPr>
-                <w:lang w:eastAsia="ko-KR"/>
-              </w:rPr>
-              <w:t>남으면</w:t>
-            </w:r>
-            <w:r>
-              <w:rPr>
-                <w:lang w:eastAsia="ko-KR"/>
-              </w:rPr>
-              <w:t xml:space="preserve"> </w:t>
-            </w:r>
-            <w:r>
-              <w:rPr>
-                <w:lang w:eastAsia="ko-KR"/>
-              </w:rPr>
-              <w:t>사실</w:t>
-            </w:r>
-            <w:r>
-              <w:rPr>
-                <w:lang w:eastAsia="ko-KR"/>
-              </w:rPr>
-              <w:t xml:space="preserve"> </w:t>
-            </w:r>
-            <w:r>
-              <w:rPr>
-                <w:lang w:eastAsia="ko-KR"/>
-              </w:rPr>
-              <w:t>버전</w:t>
-            </w:r>
-            <w:r>
-              <w:rPr>
-                <w:lang w:eastAsia="ko-KR"/>
-              </w:rPr>
-              <w:t xml:space="preserve"> </w:t>
-            </w:r>
-            <w:r>
-              <w:rPr>
-                <w:lang w:eastAsia="ko-KR"/>
-              </w:rPr>
-              <w:t>확정과</w:t>
-            </w:r>
-            <w:r>
-              <w:rPr>
-                <w:lang w:eastAsia="ko-KR"/>
-              </w:rPr>
-              <w:t xml:space="preserve"> </w:t>
-            </w:r>
-            <w:r>
-              <w:rPr>
-                <w:lang w:eastAsia="ko-KR"/>
-              </w:rPr>
-              <w:t>공개</w:t>
-            </w:r>
-            <w:r>
-              <w:rPr>
-                <w:lang w:eastAsia="ko-KR"/>
-              </w:rPr>
-              <w:t xml:space="preserve"> </w:t>
-            </w:r>
-            <w:r>
-              <w:rPr>
-                <w:lang w:eastAsia="ko-KR"/>
-              </w:rPr>
-              <w:t>발행을</w:t>
-            </w:r>
-            <w:r>
-              <w:rPr>
-                <w:lang w:eastAsia="ko-KR"/>
-              </w:rPr>
-              <w:t xml:space="preserve"> </w:t>
-            </w:r>
-            <w:r>
-              <w:rPr>
-                <w:lang w:eastAsia="ko-KR"/>
-              </w:rPr>
-              <w:t>차단하고</w:t>
-            </w:r>
-            <w:r>
-              <w:rPr>
-                <w:lang w:eastAsia="ko-KR"/>
-              </w:rPr>
-              <w:t xml:space="preserve">, </w:t>
-            </w:r>
-            <w:r>
-              <w:rPr>
-                <w:lang w:eastAsia="ko-KR"/>
-              </w:rPr>
-              <w:t>해결</w:t>
-            </w:r>
-            <w:r>
-              <w:rPr>
-                <w:lang w:eastAsia="ko-KR"/>
-              </w:rPr>
-              <w:t xml:space="preserve"> </w:t>
-            </w:r>
-            <w:r>
-              <w:rPr>
-                <w:lang w:eastAsia="ko-KR"/>
-              </w:rPr>
-              <w:t>후에는</w:t>
-            </w:r>
-            <w:r>
-              <w:rPr>
-                <w:lang w:eastAsia="ko-KR"/>
-              </w:rPr>
-              <w:t xml:space="preserve"> </w:t>
-            </w:r>
-            <w:r>
-              <w:rPr>
-                <w:lang w:eastAsia="ko-KR"/>
-              </w:rPr>
-              <w:t>확인자</w:t>
-            </w:r>
-            <w:r>
-              <w:rPr>
-                <w:lang w:eastAsia="ko-KR"/>
-              </w:rPr>
-              <w:t>·</w:t>
-            </w:r>
-            <w:r>
-              <w:rPr>
-                <w:lang w:eastAsia="ko-KR"/>
-              </w:rPr>
-              <w:t>시각</w:t>
-            </w:r>
-            <w:r>
-              <w:rPr>
-                <w:lang w:eastAsia="ko-KR"/>
-              </w:rPr>
-              <w:t>·</w:t>
-            </w:r>
-            <w:r>
-              <w:rPr>
-                <w:lang w:eastAsia="ko-KR"/>
-              </w:rPr>
-              <w:t>사유가</w:t>
-            </w:r>
-            <w:r>
-              <w:rPr>
-                <w:lang w:eastAsia="ko-KR"/>
-              </w:rPr>
-              <w:t xml:space="preserve"> </w:t>
-            </w:r>
-            <w:r>
-              <w:rPr>
-                <w:lang w:eastAsia="ko-KR"/>
-              </w:rPr>
-              <w:t>연결된</w:t>
-            </w:r>
-            <w:r>
-              <w:rPr>
-                <w:lang w:eastAsia="ko-KR"/>
-              </w:rPr>
-              <w:t xml:space="preserve"> </w:t>
-            </w:r>
-            <w:r>
-              <w:rPr>
-                <w:lang w:eastAsia="ko-KR"/>
-              </w:rPr>
-              <w:t>불변</w:t>
-            </w:r>
-            <w:r>
-              <w:rPr>
-                <w:lang w:eastAsia="ko-KR"/>
-              </w:rPr>
-              <w:t xml:space="preserve"> </w:t>
-            </w:r>
-            <w:r>
-              <w:rPr>
-                <w:lang w:eastAsia="ko-KR"/>
-              </w:rPr>
-              <w:t>사실</w:t>
-            </w:r>
-            <w:r>
-              <w:rPr>
-                <w:lang w:eastAsia="ko-KR"/>
-              </w:rPr>
-              <w:t xml:space="preserve"> </w:t>
-            </w:r>
-            <w:r>
-              <w:rPr>
-                <w:lang w:eastAsia="ko-KR"/>
-              </w:rPr>
-              <w:t>리비전을</w:t>
-            </w:r>
-            <w:r>
-              <w:rPr>
-                <w:lang w:eastAsia="ko-KR"/>
-              </w:rPr>
-              <w:t xml:space="preserve"> </w:t>
-            </w:r>
-            <w:r>
-              <w:rPr>
-                <w:lang w:eastAsia="ko-KR"/>
-              </w:rPr>
-              <w:t>생성한다</w:t>
-            </w:r>
-            <w:r>
-              <w:rPr>
-                <w:lang w:eastAsia="ko-KR"/>
-              </w:rPr>
-              <w:t>.</w:t>
+              <w:t>후보마다 원문 근거와 결정 상태를 확인할 수 있다. 필수 후보의 미확인·보류 또는 자료 간 충돌이 남으면 사실 버전 확정과 공개 발행을 차단하고, 해결 후에는 확인자·시각·사유가 연결된 불변 사실 리비전을 생성한다.</w:t>
             </w:r>
           </w:p>
         </w:tc>
@@ -21787,19 +19835,7 @@
           </w:tcPr>
           <w:p>
             <w:r>
-              <w:t>선택한</w:t>
-            </w:r>
-            <w:r>
-              <w:t xml:space="preserve"> </w:t>
-            </w:r>
-            <w:r>
-              <w:t>국가</w:t>
-            </w:r>
-            <w:r>
-              <w:t xml:space="preserve"> </w:t>
-            </w:r>
-            <w:r>
-              <w:t>초안</w:t>
+              <w:t>선택한 국가 초안</w:t>
             </w:r>
           </w:p>
         </w:tc>
@@ -21838,340 +19874,7 @@
               </w:rPr>
             </w:pPr>
             <w:r>
-              <w:rPr>
-                <w:lang w:eastAsia="ko-KR"/>
-              </w:rPr>
-              <w:t>확정</w:t>
-            </w:r>
-            <w:r>
-              <w:rPr>
-                <w:lang w:eastAsia="ko-KR"/>
-              </w:rPr>
-              <w:t xml:space="preserve"> </w:t>
-            </w:r>
-            <w:r>
-              <w:rPr>
-                <w:lang w:eastAsia="ko-KR"/>
-              </w:rPr>
-              <w:t>사실과</w:t>
-            </w:r>
-            <w:r>
-              <w:rPr>
-                <w:lang w:eastAsia="ko-KR"/>
-              </w:rPr>
-              <w:t xml:space="preserve"> </w:t>
-            </w:r>
-            <w:r>
-              <w:rPr>
-                <w:lang w:eastAsia="ko-KR"/>
-              </w:rPr>
-              <w:t>작성</w:t>
-            </w:r>
-            <w:r>
-              <w:rPr>
-                <w:lang w:eastAsia="ko-KR"/>
-              </w:rPr>
-              <w:t xml:space="preserve"> </w:t>
-            </w:r>
-            <w:r>
-              <w:rPr>
-                <w:lang w:eastAsia="ko-KR"/>
-              </w:rPr>
-              <w:t>시점의</w:t>
-            </w:r>
-            <w:r>
-              <w:rPr>
-                <w:lang w:eastAsia="ko-KR"/>
-              </w:rPr>
-              <w:t xml:space="preserve"> </w:t>
-            </w:r>
-            <w:r>
-              <w:rPr>
-                <w:lang w:eastAsia="ko-KR"/>
-              </w:rPr>
-              <w:t>국가별</w:t>
-            </w:r>
-            <w:r>
-              <w:rPr>
-                <w:lang w:eastAsia="ko-KR"/>
-              </w:rPr>
-              <w:t xml:space="preserve"> </w:t>
-            </w:r>
-            <w:r>
-              <w:rPr>
-                <w:lang w:eastAsia="ko-KR"/>
-              </w:rPr>
-              <w:t>공식</w:t>
-            </w:r>
-            <w:r>
-              <w:rPr>
-                <w:lang w:eastAsia="ko-KR"/>
-              </w:rPr>
-              <w:t xml:space="preserve"> </w:t>
-            </w:r>
-            <w:r>
-              <w:rPr>
-                <w:lang w:eastAsia="ko-KR"/>
-              </w:rPr>
-              <w:t>법령</w:t>
-            </w:r>
-            <w:r>
-              <w:rPr>
-                <w:lang w:eastAsia="ko-KR"/>
-              </w:rPr>
-              <w:t>·</w:t>
-            </w:r>
-            <w:r>
-              <w:rPr>
-                <w:lang w:eastAsia="ko-KR"/>
-              </w:rPr>
-              <w:t>지침으로</w:t>
-            </w:r>
-            <w:r>
-              <w:rPr>
-                <w:lang w:eastAsia="ko-KR"/>
-              </w:rPr>
-              <w:t xml:space="preserve"> </w:t>
-            </w:r>
-            <w:r>
-              <w:rPr>
-                <w:lang w:eastAsia="ko-KR"/>
-              </w:rPr>
-              <w:t>사용자가</w:t>
-            </w:r>
-            <w:r>
-              <w:rPr>
-                <w:lang w:eastAsia="ko-KR"/>
-              </w:rPr>
-              <w:t xml:space="preserve"> </w:t>
-            </w:r>
-            <w:r>
-              <w:rPr>
-                <w:lang w:eastAsia="ko-KR"/>
-              </w:rPr>
-              <w:t>선택한</w:t>
-            </w:r>
-            <w:r>
-              <w:rPr>
-                <w:lang w:eastAsia="ko-KR"/>
-              </w:rPr>
-              <w:t xml:space="preserve"> </w:t>
-            </w:r>
-            <w:r>
-              <w:rPr>
-                <w:lang w:eastAsia="ko-KR"/>
-              </w:rPr>
-              <w:t>목표</w:t>
-            </w:r>
-            <w:r>
-              <w:rPr>
-                <w:lang w:eastAsia="ko-KR"/>
-              </w:rPr>
-              <w:t xml:space="preserve"> </w:t>
-            </w:r>
-            <w:r>
-              <w:rPr>
-                <w:lang w:eastAsia="ko-KR"/>
-              </w:rPr>
-              <w:t>국가의</w:t>
-            </w:r>
-            <w:r>
-              <w:rPr>
-                <w:lang w:eastAsia="ko-KR"/>
-              </w:rPr>
-              <w:t xml:space="preserve"> </w:t>
-            </w:r>
-            <w:r>
-              <w:rPr>
-                <w:lang w:eastAsia="ko-KR"/>
-              </w:rPr>
-              <w:t>초안만</w:t>
-            </w:r>
-            <w:r>
-              <w:rPr>
-                <w:lang w:eastAsia="ko-KR"/>
-              </w:rPr>
-              <w:t xml:space="preserve"> </w:t>
-            </w:r>
-            <w:r>
-              <w:rPr>
-                <w:lang w:eastAsia="ko-KR"/>
-              </w:rPr>
-              <w:t>각각</w:t>
-            </w:r>
-            <w:r>
-              <w:rPr>
-                <w:lang w:eastAsia="ko-KR"/>
-              </w:rPr>
-              <w:t xml:space="preserve"> </w:t>
-            </w:r>
-            <w:r>
-              <w:rPr>
-                <w:lang w:eastAsia="ko-KR"/>
-              </w:rPr>
-              <w:t>생성한다</w:t>
-            </w:r>
-            <w:r>
-              <w:rPr>
-                <w:lang w:eastAsia="ko-KR"/>
-              </w:rPr>
-              <w:t xml:space="preserve">. </w:t>
-            </w:r>
-            <w:r>
-              <w:rPr>
-                <w:lang w:eastAsia="ko-KR"/>
-              </w:rPr>
-              <w:t>출처</w:t>
-            </w:r>
-            <w:r>
-              <w:rPr>
-                <w:lang w:eastAsia="ko-KR"/>
-              </w:rPr>
-              <w:t xml:space="preserve"> URL·</w:t>
-            </w:r>
-            <w:r>
-              <w:rPr>
-                <w:lang w:eastAsia="ko-KR"/>
-              </w:rPr>
-              <w:t>조회</w:t>
-            </w:r>
-            <w:r>
-              <w:rPr>
-                <w:lang w:eastAsia="ko-KR"/>
-              </w:rPr>
-              <w:t xml:space="preserve"> </w:t>
-            </w:r>
-            <w:r>
-              <w:rPr>
-                <w:lang w:eastAsia="ko-KR"/>
-              </w:rPr>
-              <w:t>시각</w:t>
-            </w:r>
-            <w:r>
-              <w:rPr>
-                <w:lang w:eastAsia="ko-KR"/>
-              </w:rPr>
-              <w:t>·</w:t>
-            </w:r>
-            <w:r>
-              <w:rPr>
-                <w:lang w:eastAsia="ko-KR"/>
-              </w:rPr>
-              <w:t>원문</w:t>
-            </w:r>
-            <w:r>
-              <w:rPr>
-                <w:lang w:eastAsia="ko-KR"/>
-              </w:rPr>
-              <w:t xml:space="preserve"> </w:t>
-            </w:r>
-            <w:r>
-              <w:rPr>
-                <w:lang w:eastAsia="ko-KR"/>
-              </w:rPr>
-              <w:t>해시</w:t>
-            </w:r>
-            <w:r>
-              <w:rPr>
-                <w:lang w:eastAsia="ko-KR"/>
-              </w:rPr>
-              <w:t>·</w:t>
-            </w:r>
-            <w:r>
-              <w:rPr>
-                <w:lang w:eastAsia="ko-KR"/>
-              </w:rPr>
-              <w:t>법률</w:t>
-            </w:r>
-            <w:r>
-              <w:rPr>
-                <w:lang w:eastAsia="ko-KR"/>
-              </w:rPr>
-              <w:t xml:space="preserve"> </w:t>
-            </w:r>
-            <w:r>
-              <w:rPr>
-                <w:lang w:eastAsia="ko-KR"/>
-              </w:rPr>
-              <w:t>기준일</w:t>
-            </w:r>
-            <w:r>
-              <w:rPr>
-                <w:lang w:eastAsia="ko-KR"/>
-              </w:rPr>
-              <w:t>·</w:t>
-            </w:r>
-            <w:r>
-              <w:rPr>
-                <w:lang w:eastAsia="ko-KR"/>
-              </w:rPr>
-              <w:t>차이</w:t>
-            </w:r>
-            <w:r>
-              <w:rPr>
-                <w:lang w:eastAsia="ko-KR"/>
-              </w:rPr>
-              <w:t>·</w:t>
-            </w:r>
-            <w:r>
-              <w:rPr>
-                <w:lang w:eastAsia="ko-KR"/>
-              </w:rPr>
-              <w:t>생성</w:t>
-            </w:r>
-            <w:r>
-              <w:rPr>
-                <w:lang w:eastAsia="ko-KR"/>
-              </w:rPr>
-              <w:t xml:space="preserve"> </w:t>
-            </w:r>
-            <w:r>
-              <w:rPr>
-                <w:lang w:eastAsia="ko-KR"/>
-              </w:rPr>
-              <w:t>근거를</w:t>
-            </w:r>
-            <w:r>
-              <w:rPr>
-                <w:lang w:eastAsia="ko-KR"/>
-              </w:rPr>
-              <w:t xml:space="preserve"> </w:t>
-            </w:r>
-            <w:r>
-              <w:rPr>
-                <w:lang w:eastAsia="ko-KR"/>
-              </w:rPr>
-              <w:t>확인할</w:t>
-            </w:r>
-            <w:r>
-              <w:rPr>
-                <w:lang w:eastAsia="ko-KR"/>
-              </w:rPr>
-              <w:t xml:space="preserve"> </w:t>
-            </w:r>
-            <w:r>
-              <w:rPr>
-                <w:lang w:eastAsia="ko-KR"/>
-              </w:rPr>
-              <w:t>수</w:t>
-            </w:r>
-            <w:r>
-              <w:rPr>
-                <w:lang w:eastAsia="ko-KR"/>
-              </w:rPr>
-              <w:t xml:space="preserve"> </w:t>
-            </w:r>
-            <w:r>
-              <w:rPr>
-                <w:lang w:eastAsia="ko-KR"/>
-              </w:rPr>
-              <w:t>있다</w:t>
-            </w:r>
-            <w:r>
-              <w:rPr>
-                <w:lang w:eastAsia="ko-KR"/>
-              </w:rPr>
-              <w:t>.</w:t>
+              <w:t>확정 사실과 선택 국가의 활성 승인 RuleSet·Clause 및 승인 근거 스냅샷으로 선택한 국가의 초안만 각각 생성한다. 새로 조회했지만 검토되지 않은 출처는 생성에 사용하지 않으며 출처·기준일·차이·생성 근거를 확인할 수 있다.</w:t>
             </w:r>
           </w:p>
         </w:tc>
@@ -22193,25 +19896,7 @@
           </w:tcPr>
           <w:p>
             <w:r>
-              <w:t>법령</w:t>
-            </w:r>
-            <w:r>
-              <w:t>·</w:t>
-            </w:r>
-            <w:r>
-              <w:t>지침</w:t>
-            </w:r>
-            <w:r>
-              <w:t xml:space="preserve"> </w:t>
-            </w:r>
-            <w:r>
-              <w:t>조회</w:t>
-            </w:r>
-            <w:r>
-              <w:t xml:space="preserve"> </w:t>
-            </w:r>
-            <w:r>
-              <w:t>실패</w:t>
+              <w:t>법령·지침 조회 실패</w:t>
             </w:r>
           </w:p>
         </w:tc>
@@ -22250,232 +19935,7 @@
               </w:rPr>
             </w:pPr>
             <w:r>
-              <w:rPr>
-                <w:lang w:eastAsia="ko-KR"/>
-              </w:rPr>
-              <w:t>공식</w:t>
-            </w:r>
-            <w:r>
-              <w:rPr>
-                <w:lang w:eastAsia="ko-KR"/>
-              </w:rPr>
-              <w:t xml:space="preserve"> </w:t>
-            </w:r>
-            <w:r>
-              <w:rPr>
-                <w:lang w:eastAsia="ko-KR"/>
-              </w:rPr>
-              <w:t>출처</w:t>
-            </w:r>
-            <w:r>
-              <w:rPr>
-                <w:lang w:eastAsia="ko-KR"/>
-              </w:rPr>
-              <w:t xml:space="preserve"> </w:t>
-            </w:r>
-            <w:r>
-              <w:rPr>
-                <w:lang w:eastAsia="ko-KR"/>
-              </w:rPr>
-              <w:t>조회</w:t>
-            </w:r>
-            <w:r>
-              <w:rPr>
-                <w:lang w:eastAsia="ko-KR"/>
-              </w:rPr>
-              <w:t>·</w:t>
-            </w:r>
-            <w:r>
-              <w:rPr>
-                <w:lang w:eastAsia="ko-KR"/>
-              </w:rPr>
-              <w:t>해시</w:t>
-            </w:r>
-            <w:r>
-              <w:rPr>
-                <w:lang w:eastAsia="ko-KR"/>
-              </w:rPr>
-              <w:t>·</w:t>
-            </w:r>
-            <w:r>
-              <w:rPr>
-                <w:lang w:eastAsia="ko-KR"/>
-              </w:rPr>
-              <w:t>기준일</w:t>
-            </w:r>
-            <w:r>
-              <w:rPr>
-                <w:lang w:eastAsia="ko-KR"/>
-              </w:rPr>
-              <w:t xml:space="preserve"> </w:t>
-            </w:r>
-            <w:r>
-              <w:rPr>
-                <w:lang w:eastAsia="ko-KR"/>
-              </w:rPr>
-              <w:t>검증에</w:t>
-            </w:r>
-            <w:r>
-              <w:rPr>
-                <w:lang w:eastAsia="ko-KR"/>
-              </w:rPr>
-              <w:t xml:space="preserve"> </w:t>
-            </w:r>
-            <w:r>
-              <w:rPr>
-                <w:lang w:eastAsia="ko-KR"/>
-              </w:rPr>
-              <w:t>실패한</w:t>
-            </w:r>
-            <w:r>
-              <w:rPr>
-                <w:lang w:eastAsia="ko-KR"/>
-              </w:rPr>
-              <w:t xml:space="preserve"> </w:t>
-            </w:r>
-            <w:r>
-              <w:rPr>
-                <w:lang w:eastAsia="ko-KR"/>
-              </w:rPr>
-              <w:t>국가의</w:t>
-            </w:r>
-            <w:r>
-              <w:rPr>
-                <w:lang w:eastAsia="ko-KR"/>
-              </w:rPr>
-              <w:t xml:space="preserve"> </w:t>
-            </w:r>
-            <w:r>
-              <w:rPr>
-                <w:lang w:eastAsia="ko-KR"/>
-              </w:rPr>
-              <w:t>초안</w:t>
-            </w:r>
-            <w:r>
-              <w:rPr>
-                <w:lang w:eastAsia="ko-KR"/>
-              </w:rPr>
-              <w:t xml:space="preserve"> </w:t>
-            </w:r>
-            <w:r>
-              <w:rPr>
-                <w:lang w:eastAsia="ko-KR"/>
-              </w:rPr>
-              <w:t>생성</w:t>
-            </w:r>
-            <w:r>
-              <w:rPr>
-                <w:lang w:eastAsia="ko-KR"/>
-              </w:rPr>
-              <w:t>·</w:t>
-            </w:r>
-            <w:r>
-              <w:rPr>
-                <w:lang w:eastAsia="ko-KR"/>
-              </w:rPr>
-              <w:t>재생성을</w:t>
-            </w:r>
-            <w:r>
-              <w:rPr>
-                <w:lang w:eastAsia="ko-KR"/>
-              </w:rPr>
-              <w:t xml:space="preserve"> </w:t>
-            </w:r>
-            <w:r>
-              <w:rPr>
-                <w:lang w:eastAsia="ko-KR"/>
-              </w:rPr>
-              <w:t>차단하고</w:t>
-            </w:r>
-            <w:r>
-              <w:rPr>
-                <w:lang w:eastAsia="ko-KR"/>
-              </w:rPr>
-              <w:t xml:space="preserve"> </w:t>
-            </w:r>
-            <w:r>
-              <w:rPr>
-                <w:lang w:eastAsia="ko-KR"/>
-              </w:rPr>
-              <w:t>실패</w:t>
-            </w:r>
-            <w:r>
-              <w:rPr>
-                <w:lang w:eastAsia="ko-KR"/>
-              </w:rPr>
-              <w:t xml:space="preserve"> </w:t>
-            </w:r>
-            <w:r>
-              <w:rPr>
-                <w:lang w:eastAsia="ko-KR"/>
-              </w:rPr>
-              <w:t>국가</w:t>
-            </w:r>
-            <w:r>
-              <w:rPr>
-                <w:lang w:eastAsia="ko-KR"/>
-              </w:rPr>
-              <w:t>·</w:t>
-            </w:r>
-            <w:r>
-              <w:rPr>
-                <w:lang w:eastAsia="ko-KR"/>
-              </w:rPr>
-              <w:t>출처</w:t>
-            </w:r>
-            <w:r>
-              <w:rPr>
-                <w:lang w:eastAsia="ko-KR"/>
-              </w:rPr>
-              <w:t>·</w:t>
-            </w:r>
-            <w:r>
-              <w:rPr>
-                <w:lang w:eastAsia="ko-KR"/>
-              </w:rPr>
-              <w:t>원인</w:t>
-            </w:r>
-            <w:r>
-              <w:rPr>
-                <w:lang w:eastAsia="ko-KR"/>
-              </w:rPr>
-              <w:t>·</w:t>
-            </w:r>
-            <w:r>
-              <w:rPr>
-                <w:lang w:eastAsia="ko-KR"/>
-              </w:rPr>
-              <w:t>재시도</w:t>
-            </w:r>
-            <w:r>
-              <w:rPr>
-                <w:lang w:eastAsia="ko-KR"/>
-              </w:rPr>
-              <w:t xml:space="preserve"> </w:t>
-            </w:r>
-            <w:r>
-              <w:rPr>
-                <w:lang w:eastAsia="ko-KR"/>
-              </w:rPr>
-              <w:t>행동을</w:t>
-            </w:r>
-            <w:r>
-              <w:rPr>
-                <w:lang w:eastAsia="ko-KR"/>
-              </w:rPr>
-              <w:t xml:space="preserve"> </w:t>
-            </w:r>
-            <w:r>
-              <w:rPr>
-                <w:lang w:eastAsia="ko-KR"/>
-              </w:rPr>
-              <w:t>표시한다</w:t>
-            </w:r>
-            <w:r>
-              <w:rPr>
-                <w:lang w:eastAsia="ko-KR"/>
-              </w:rPr>
-              <w:t>.</w:t>
+              <w:t>공식 출처 조회·해시·기준일·이용조건 검증에 실패한 국가의 신규 생성·재생성을 차단하고 실패 국가·출처·원인·재시도 행동을 표시한다. 현재 발행본은 유지한다.</w:t>
             </w:r>
           </w:p>
         </w:tc>
@@ -22502,47 +19962,7 @@
               </w:rPr>
             </w:pPr>
             <w:r>
-              <w:rPr>
-                <w:lang w:eastAsia="ko-KR"/>
-              </w:rPr>
-              <w:lastRenderedPageBreak/>
-              <w:t>발행</w:t>
-            </w:r>
-            <w:r>
-              <w:rPr>
-                <w:lang w:eastAsia="ko-KR"/>
-              </w:rPr>
-              <w:t xml:space="preserve"> </w:t>
-            </w:r>
-            <w:r>
-              <w:rPr>
-                <w:lang w:eastAsia="ko-KR"/>
-              </w:rPr>
-              <w:t>게이트와</w:t>
-            </w:r>
-            <w:r>
-              <w:rPr>
-                <w:lang w:eastAsia="ko-KR"/>
-              </w:rPr>
-              <w:t xml:space="preserve"> </w:t>
-            </w:r>
-            <w:r>
-              <w:rPr>
-                <w:lang w:eastAsia="ko-KR"/>
-              </w:rPr>
-              <w:t>고객</w:t>
-            </w:r>
-            <w:r>
-              <w:rPr>
-                <w:lang w:eastAsia="ko-KR"/>
-              </w:rPr>
-              <w:t xml:space="preserve"> </w:t>
-            </w:r>
-            <w:r>
-              <w:rPr>
-                <w:lang w:eastAsia="ko-KR"/>
-              </w:rPr>
-              <w:t>승인</w:t>
+              <w:t>발행 게이트와 고객 승인</w:t>
             </w:r>
           </w:p>
         </w:tc>
@@ -22581,340 +20001,7 @@
               </w:rPr>
             </w:pPr>
             <w:r>
-              <w:rPr>
-                <w:lang w:eastAsia="ko-KR"/>
-              </w:rPr>
-              <w:t>필수</w:t>
-            </w:r>
-            <w:r>
-              <w:rPr>
-                <w:lang w:eastAsia="ko-KR"/>
-              </w:rPr>
-              <w:t xml:space="preserve"> </w:t>
-            </w:r>
-            <w:r>
-              <w:rPr>
-                <w:lang w:eastAsia="ko-KR"/>
-              </w:rPr>
-              <w:t>표시정보</w:t>
-            </w:r>
-            <w:r>
-              <w:rPr>
-                <w:lang w:eastAsia="ko-KR"/>
-              </w:rPr>
-              <w:t xml:space="preserve">, </w:t>
-            </w:r>
-            <w:r>
-              <w:rPr>
-                <w:lang w:eastAsia="ko-KR"/>
-              </w:rPr>
-              <w:t>미확인</w:t>
-            </w:r>
-            <w:r>
-              <w:rPr>
-                <w:lang w:eastAsia="ko-KR"/>
-              </w:rPr>
-              <w:t xml:space="preserve"> </w:t>
-            </w:r>
-            <w:r>
-              <w:rPr>
-                <w:lang w:eastAsia="ko-KR"/>
-              </w:rPr>
-              <w:t>사실</w:t>
-            </w:r>
-            <w:r>
-              <w:rPr>
-                <w:lang w:eastAsia="ko-KR"/>
-              </w:rPr>
-              <w:t xml:space="preserve">, </w:t>
-            </w:r>
-            <w:r>
-              <w:rPr>
-                <w:lang w:eastAsia="ko-KR"/>
-              </w:rPr>
-              <w:t>충돌</w:t>
-            </w:r>
-            <w:r>
-              <w:rPr>
-                <w:lang w:eastAsia="ko-KR"/>
-              </w:rPr>
-              <w:t xml:space="preserve">, </w:t>
-            </w:r>
-            <w:r>
-              <w:rPr>
-                <w:lang w:eastAsia="ko-KR"/>
-              </w:rPr>
-              <w:t>미승인</w:t>
-            </w:r>
-            <w:r>
-              <w:rPr>
-                <w:lang w:eastAsia="ko-KR"/>
-              </w:rPr>
-              <w:t xml:space="preserve"> </w:t>
-            </w:r>
-            <w:r>
-              <w:rPr>
-                <w:lang w:eastAsia="ko-KR"/>
-              </w:rPr>
-              <w:t>규칙</w:t>
-            </w:r>
-            <w:r>
-              <w:rPr>
-                <w:lang w:eastAsia="ko-KR"/>
-              </w:rPr>
-              <w:t>·</w:t>
-            </w:r>
-            <w:r>
-              <w:rPr>
-                <w:lang w:eastAsia="ko-KR"/>
-              </w:rPr>
-              <w:t>조항</w:t>
-            </w:r>
-            <w:r>
-              <w:rPr>
-                <w:lang w:eastAsia="ko-KR"/>
-              </w:rPr>
-              <w:t xml:space="preserve">, </w:t>
-            </w:r>
-            <w:r>
-              <w:rPr>
-                <w:lang w:eastAsia="ko-KR"/>
-              </w:rPr>
-              <w:t>출처</w:t>
-            </w:r>
-            <w:r>
-              <w:rPr>
-                <w:lang w:eastAsia="ko-KR"/>
-              </w:rPr>
-              <w:t>·</w:t>
-            </w:r>
-            <w:r>
-              <w:rPr>
-                <w:lang w:eastAsia="ko-KR"/>
-              </w:rPr>
-              <w:t>근거</w:t>
-            </w:r>
-            <w:r>
-              <w:rPr>
-                <w:lang w:eastAsia="ko-KR"/>
-              </w:rPr>
-              <w:t xml:space="preserve"> </w:t>
-            </w:r>
-            <w:r>
-              <w:rPr>
-                <w:lang w:eastAsia="ko-KR"/>
-              </w:rPr>
-              <w:t>또는</w:t>
-            </w:r>
-            <w:r>
-              <w:rPr>
-                <w:lang w:eastAsia="ko-KR"/>
-              </w:rPr>
-              <w:t xml:space="preserve"> </w:t>
-            </w:r>
-            <w:r>
-              <w:rPr>
-                <w:lang w:eastAsia="ko-KR"/>
-              </w:rPr>
-              <w:t>고객</w:t>
-            </w:r>
-            <w:r>
-              <w:rPr>
-                <w:lang w:eastAsia="ko-KR"/>
-              </w:rPr>
-              <w:t xml:space="preserve"> </w:t>
-            </w:r>
-            <w:r>
-              <w:rPr>
-                <w:lang w:eastAsia="ko-KR"/>
-              </w:rPr>
-              <w:t>승인이</w:t>
-            </w:r>
-            <w:r>
-              <w:rPr>
-                <w:lang w:eastAsia="ko-KR"/>
-              </w:rPr>
-              <w:t xml:space="preserve"> </w:t>
-            </w:r>
-            <w:r>
-              <w:rPr>
-                <w:lang w:eastAsia="ko-KR"/>
-              </w:rPr>
-              <w:t>하나라도</w:t>
-            </w:r>
-            <w:r>
-              <w:rPr>
-                <w:lang w:eastAsia="ko-KR"/>
-              </w:rPr>
-              <w:t xml:space="preserve"> </w:t>
-            </w:r>
-            <w:r>
-              <w:rPr>
-                <w:lang w:eastAsia="ko-KR"/>
-              </w:rPr>
-              <w:t>누락되면</w:t>
-            </w:r>
-            <w:r>
-              <w:rPr>
-                <w:lang w:eastAsia="ko-KR"/>
-              </w:rPr>
-              <w:t xml:space="preserve"> UI</w:t>
-            </w:r>
-            <w:r>
-              <w:rPr>
-                <w:lang w:eastAsia="ko-KR"/>
-              </w:rPr>
-              <w:t>와</w:t>
-            </w:r>
-            <w:r>
-              <w:rPr>
-                <w:lang w:eastAsia="ko-KR"/>
-              </w:rPr>
-              <w:t xml:space="preserve"> API </w:t>
-            </w:r>
-            <w:r>
-              <w:rPr>
-                <w:lang w:eastAsia="ko-KR"/>
-              </w:rPr>
-              <w:t>모두</w:t>
-            </w:r>
-            <w:r>
-              <w:rPr>
-                <w:lang w:eastAsia="ko-KR"/>
-              </w:rPr>
-              <w:t xml:space="preserve"> </w:t>
-            </w:r>
-            <w:r>
-              <w:rPr>
-                <w:lang w:eastAsia="ko-KR"/>
-              </w:rPr>
-              <w:t>발행을</w:t>
-            </w:r>
-            <w:r>
-              <w:rPr>
-                <w:lang w:eastAsia="ko-KR"/>
-              </w:rPr>
-              <w:t xml:space="preserve"> </w:t>
-            </w:r>
-            <w:r>
-              <w:rPr>
-                <w:lang w:eastAsia="ko-KR"/>
-              </w:rPr>
-              <w:t>거부한다</w:t>
-            </w:r>
-            <w:r>
-              <w:rPr>
-                <w:lang w:eastAsia="ko-KR"/>
-              </w:rPr>
-              <w:t xml:space="preserve">. </w:t>
-            </w:r>
-            <w:r>
-              <w:rPr>
-                <w:lang w:eastAsia="ko-KR"/>
-              </w:rPr>
-              <w:t>모두</w:t>
-            </w:r>
-            <w:r>
-              <w:rPr>
-                <w:lang w:eastAsia="ko-KR"/>
-              </w:rPr>
-              <w:t xml:space="preserve"> </w:t>
-            </w:r>
-            <w:r>
-              <w:rPr>
-                <w:lang w:eastAsia="ko-KR"/>
-              </w:rPr>
-              <w:t>해결되면</w:t>
-            </w:r>
-            <w:r>
-              <w:rPr>
-                <w:lang w:eastAsia="ko-KR"/>
-              </w:rPr>
-              <w:t xml:space="preserve"> </w:t>
-            </w:r>
-            <w:r>
-              <w:rPr>
-                <w:lang w:eastAsia="ko-KR"/>
-              </w:rPr>
-              <w:t>승인자</w:t>
-            </w:r>
-            <w:r>
-              <w:rPr>
-                <w:lang w:eastAsia="ko-KR"/>
-              </w:rPr>
-              <w:t>·</w:t>
-            </w:r>
-            <w:r>
-              <w:rPr>
-                <w:lang w:eastAsia="ko-KR"/>
-              </w:rPr>
-              <w:t>시각</w:t>
-            </w:r>
-            <w:r>
-              <w:rPr>
-                <w:lang w:eastAsia="ko-KR"/>
-              </w:rPr>
-              <w:t>·</w:t>
-            </w:r>
-            <w:r>
-              <w:rPr>
-                <w:lang w:eastAsia="ko-KR"/>
-              </w:rPr>
-              <w:t>문서</w:t>
-            </w:r>
-            <w:r>
-              <w:rPr>
-                <w:lang w:eastAsia="ko-KR"/>
-              </w:rPr>
-              <w:t xml:space="preserve"> </w:t>
-            </w:r>
-            <w:r>
-              <w:rPr>
-                <w:lang w:eastAsia="ko-KR"/>
-              </w:rPr>
-              <w:t>해시</w:t>
-            </w:r>
-            <w:r>
-              <w:rPr>
-                <w:lang w:eastAsia="ko-KR"/>
-              </w:rPr>
-              <w:t>·</w:t>
-            </w:r>
-            <w:r>
-              <w:rPr>
-                <w:lang w:eastAsia="ko-KR"/>
-              </w:rPr>
-              <w:t>시행일을</w:t>
-            </w:r>
-            <w:r>
-              <w:rPr>
-                <w:lang w:eastAsia="ko-KR"/>
-              </w:rPr>
-              <w:t xml:space="preserve"> </w:t>
-            </w:r>
-            <w:r>
-              <w:rPr>
-                <w:lang w:eastAsia="ko-KR"/>
-              </w:rPr>
-              <w:t>기록하고</w:t>
-            </w:r>
-            <w:r>
-              <w:rPr>
-                <w:lang w:eastAsia="ko-KR"/>
-              </w:rPr>
-              <w:t xml:space="preserve"> </w:t>
-            </w:r>
-            <w:r>
-              <w:rPr>
-                <w:lang w:eastAsia="ko-KR"/>
-              </w:rPr>
-              <w:t>발행한다</w:t>
-            </w:r>
-            <w:r>
-              <w:rPr>
-                <w:lang w:eastAsia="ko-KR"/>
-              </w:rPr>
-              <w:t>.</w:t>
+              <w:t>필수 표시정보, 미확인 사실, 충돌, 미승인·비활성 규칙, 출처·근거 또는 고객 승인이 하나라도 누락되면 UI와 API 모두 발행을 거부한다. 모두 해결되면 승인자·시각·문서 해시·시행일을 기록하고 발행한다.</w:t>
             </w:r>
           </w:p>
         </w:tc>
@@ -22941,46 +20028,7 @@
               </w:rPr>
             </w:pPr>
             <w:r>
-              <w:rPr>
-                <w:lang w:eastAsia="ko-KR"/>
-              </w:rPr>
-              <w:t>국가별</w:t>
-            </w:r>
-            <w:r>
-              <w:rPr>
-                <w:lang w:eastAsia="ko-KR"/>
-              </w:rPr>
-              <w:t xml:space="preserve"> </w:t>
-            </w:r>
-            <w:r>
-              <w:rPr>
-                <w:lang w:eastAsia="ko-KR"/>
-              </w:rPr>
-              <w:t>발행</w:t>
-            </w:r>
-            <w:r>
-              <w:rPr>
-                <w:lang w:eastAsia="ko-KR"/>
-              </w:rPr>
-              <w:t>·</w:t>
-            </w:r>
-            <w:r>
-              <w:rPr>
-                <w:lang w:eastAsia="ko-KR"/>
-              </w:rPr>
-              <w:t>내보내기</w:t>
-            </w:r>
-            <w:r>
-              <w:rPr>
-                <w:lang w:eastAsia="ko-KR"/>
-              </w:rPr>
-              <w:t>·</w:t>
-            </w:r>
-            <w:r>
-              <w:rPr>
-                <w:lang w:eastAsia="ko-KR"/>
-              </w:rPr>
-              <w:t>버전</w:t>
+              <w:t>국가별 발행·내보내기·버전</w:t>
             </w:r>
           </w:p>
         </w:tc>
@@ -23019,316 +20067,7 @@
               </w:rPr>
             </w:pPr>
             <w:r>
-              <w:rPr>
-                <w:lang w:eastAsia="ko-KR"/>
-              </w:rPr>
-              <w:t>각</w:t>
-            </w:r>
-            <w:r>
-              <w:rPr>
-                <w:lang w:eastAsia="ko-KR"/>
-              </w:rPr>
-              <w:t xml:space="preserve"> </w:t>
-            </w:r>
-            <w:r>
-              <w:rPr>
-                <w:lang w:eastAsia="ko-KR"/>
-              </w:rPr>
-              <w:t>국가</w:t>
-            </w:r>
-            <w:r>
-              <w:rPr>
-                <w:lang w:eastAsia="ko-KR"/>
-              </w:rPr>
-              <w:t xml:space="preserve"> </w:t>
-            </w:r>
-            <w:r>
-              <w:rPr>
-                <w:lang w:eastAsia="ko-KR"/>
-              </w:rPr>
-              <w:t>문서는</w:t>
-            </w:r>
-            <w:r>
-              <w:rPr>
-                <w:lang w:eastAsia="ko-KR"/>
-              </w:rPr>
-              <w:t xml:space="preserve"> </w:t>
-            </w:r>
-            <w:r>
-              <w:rPr>
-                <w:lang w:eastAsia="ko-KR"/>
-              </w:rPr>
-              <w:t>독립</w:t>
-            </w:r>
-            <w:r>
-              <w:rPr>
-                <w:lang w:eastAsia="ko-KR"/>
-              </w:rPr>
-              <w:t xml:space="preserve"> </w:t>
-            </w:r>
-            <w:r>
-              <w:rPr>
-                <w:lang w:eastAsia="ko-KR"/>
-              </w:rPr>
-              <w:t>버전으로</w:t>
-            </w:r>
-            <w:r>
-              <w:rPr>
-                <w:lang w:eastAsia="ko-KR"/>
-              </w:rPr>
-              <w:t xml:space="preserve"> </w:t>
-            </w:r>
-            <w:r>
-              <w:rPr>
-                <w:lang w:eastAsia="ko-KR"/>
-              </w:rPr>
-              <w:t>발행된다</w:t>
-            </w:r>
-            <w:r>
-              <w:rPr>
-                <w:lang w:eastAsia="ko-KR"/>
-              </w:rPr>
-              <w:t xml:space="preserve">. </w:t>
-            </w:r>
-            <w:r>
-              <w:rPr>
-                <w:lang w:eastAsia="ko-KR"/>
-              </w:rPr>
-              <w:t>공개본과</w:t>
-            </w:r>
-            <w:r>
-              <w:rPr>
-                <w:lang w:eastAsia="ko-KR"/>
-              </w:rPr>
-              <w:t xml:space="preserve"> HTML·Markdown </w:t>
-            </w:r>
-            <w:r>
-              <w:rPr>
-                <w:lang w:eastAsia="ko-KR"/>
-              </w:rPr>
-              <w:t>파일의</w:t>
-            </w:r>
-            <w:r>
-              <w:rPr>
-                <w:lang w:eastAsia="ko-KR"/>
-              </w:rPr>
-              <w:t xml:space="preserve"> </w:t>
-            </w:r>
-            <w:r>
-              <w:rPr>
-                <w:lang w:eastAsia="ko-KR"/>
-              </w:rPr>
-              <w:t>버전</w:t>
-            </w:r>
-            <w:r>
-              <w:rPr>
-                <w:lang w:eastAsia="ko-KR"/>
-              </w:rPr>
-              <w:t>·</w:t>
-            </w:r>
-            <w:r>
-              <w:rPr>
-                <w:lang w:eastAsia="ko-KR"/>
-              </w:rPr>
-              <w:t>내용</w:t>
-            </w:r>
-            <w:r>
-              <w:rPr>
-                <w:lang w:eastAsia="ko-KR"/>
-              </w:rPr>
-              <w:t xml:space="preserve"> </w:t>
-            </w:r>
-            <w:r>
-              <w:rPr>
-                <w:lang w:eastAsia="ko-KR"/>
-              </w:rPr>
-              <w:t>해시가</w:t>
-            </w:r>
-            <w:r>
-              <w:rPr>
-                <w:lang w:eastAsia="ko-KR"/>
-              </w:rPr>
-              <w:t xml:space="preserve"> </w:t>
-            </w:r>
-            <w:r>
-              <w:rPr>
-                <w:lang w:eastAsia="ko-KR"/>
-              </w:rPr>
-              <w:t>일치하고</w:t>
-            </w:r>
-            <w:r>
-              <w:rPr>
-                <w:lang w:eastAsia="ko-KR"/>
-              </w:rPr>
-              <w:t xml:space="preserve">, </w:t>
-            </w:r>
-            <w:r>
-              <w:rPr>
-                <w:lang w:eastAsia="ko-KR"/>
-              </w:rPr>
-              <w:t>이전</w:t>
-            </w:r>
-            <w:r>
-              <w:rPr>
-                <w:lang w:eastAsia="ko-KR"/>
-              </w:rPr>
-              <w:t xml:space="preserve"> </w:t>
-            </w:r>
-            <w:r>
-              <w:rPr>
-                <w:lang w:eastAsia="ko-KR"/>
-              </w:rPr>
-              <w:t>버전</w:t>
-            </w:r>
-            <w:r>
-              <w:rPr>
-                <w:lang w:eastAsia="ko-KR"/>
-              </w:rPr>
-              <w:t>·</w:t>
-            </w:r>
-            <w:r>
-              <w:rPr>
-                <w:lang w:eastAsia="ko-KR"/>
-              </w:rPr>
-              <w:t>현재</w:t>
-            </w:r>
-            <w:r>
-              <w:rPr>
-                <w:lang w:eastAsia="ko-KR"/>
-              </w:rPr>
-              <w:t xml:space="preserve"> </w:t>
-            </w:r>
-            <w:r>
-              <w:rPr>
-                <w:lang w:eastAsia="ko-KR"/>
-              </w:rPr>
-              <w:t>공개</w:t>
-            </w:r>
-            <w:r>
-              <w:rPr>
-                <w:lang w:eastAsia="ko-KR"/>
-              </w:rPr>
-              <w:t xml:space="preserve"> </w:t>
-            </w:r>
-            <w:r>
-              <w:rPr>
-                <w:lang w:eastAsia="ko-KR"/>
-              </w:rPr>
-              <w:t>버전</w:t>
-            </w:r>
-            <w:r>
-              <w:rPr>
-                <w:lang w:eastAsia="ko-KR"/>
-              </w:rPr>
-              <w:t>·</w:t>
-            </w:r>
-            <w:r>
-              <w:rPr>
-                <w:lang w:eastAsia="ko-KR"/>
-              </w:rPr>
-              <w:t>시행일</w:t>
-            </w:r>
-            <w:r>
-              <w:rPr>
-                <w:lang w:eastAsia="ko-KR"/>
-              </w:rPr>
-              <w:t>·</w:t>
-            </w:r>
-            <w:r>
-              <w:rPr>
-                <w:lang w:eastAsia="ko-KR"/>
-              </w:rPr>
-              <w:t>변경</w:t>
-            </w:r>
-            <w:r>
-              <w:rPr>
-                <w:lang w:eastAsia="ko-KR"/>
-              </w:rPr>
-              <w:t xml:space="preserve"> </w:t>
-            </w:r>
-            <w:r>
-              <w:rPr>
-                <w:lang w:eastAsia="ko-KR"/>
-              </w:rPr>
-              <w:t>이유</w:t>
-            </w:r>
-            <w:r>
-              <w:rPr>
-                <w:lang w:eastAsia="ko-KR"/>
-              </w:rPr>
-              <w:t>·</w:t>
-            </w:r>
-            <w:r>
-              <w:rPr>
-                <w:lang w:eastAsia="ko-KR"/>
-              </w:rPr>
-              <w:t>승인</w:t>
-            </w:r>
-            <w:r>
-              <w:rPr>
-                <w:lang w:eastAsia="ko-KR"/>
-              </w:rPr>
-              <w:t xml:space="preserve"> </w:t>
-            </w:r>
-            <w:r>
-              <w:rPr>
-                <w:lang w:eastAsia="ko-KR"/>
-              </w:rPr>
-              <w:t>주체를</w:t>
-            </w:r>
-            <w:r>
-              <w:rPr>
-                <w:lang w:eastAsia="ko-KR"/>
-              </w:rPr>
-              <w:t xml:space="preserve"> </w:t>
-            </w:r>
-            <w:r>
-              <w:rPr>
-                <w:lang w:eastAsia="ko-KR"/>
-              </w:rPr>
-              <w:t>구분해</w:t>
-            </w:r>
-            <w:r>
-              <w:rPr>
-                <w:lang w:eastAsia="ko-KR"/>
-              </w:rPr>
-              <w:t xml:space="preserve"> </w:t>
-            </w:r>
-            <w:r>
-              <w:rPr>
-                <w:lang w:eastAsia="ko-KR"/>
-              </w:rPr>
-              <w:t>비교할</w:t>
-            </w:r>
-            <w:r>
-              <w:rPr>
-                <w:lang w:eastAsia="ko-KR"/>
-              </w:rPr>
-              <w:t xml:space="preserve"> </w:t>
-            </w:r>
-            <w:r>
-              <w:rPr>
-                <w:lang w:eastAsia="ko-KR"/>
-              </w:rPr>
-              <w:t>수</w:t>
-            </w:r>
-            <w:r>
-              <w:rPr>
-                <w:lang w:eastAsia="ko-KR"/>
-              </w:rPr>
-              <w:t xml:space="preserve"> </w:t>
-            </w:r>
-            <w:r>
-              <w:rPr>
-                <w:lang w:eastAsia="ko-KR"/>
-              </w:rPr>
-              <w:t>있다</w:t>
-            </w:r>
-            <w:r>
-              <w:rPr>
-                <w:lang w:eastAsia="ko-KR"/>
-              </w:rPr>
-              <w:t>.</w:t>
+              <w:t>각 국가 문서는 독립 버전으로 발행된다. 공개본과 HTML·Markdown 파일의 버전·내용 해시가 일치하고, 이전 버전·현재 공개 버전·시행일·변경 이유·승인 주체를 구분해 비교할 수 있다.</w:t>
             </w:r>
           </w:p>
         </w:tc>
@@ -23350,25 +20089,7 @@
           </w:tcPr>
           <w:p>
             <w:r>
-              <w:t>공식</w:t>
-            </w:r>
-            <w:r>
-              <w:t xml:space="preserve"> </w:t>
-            </w:r>
-            <w:r>
-              <w:t>출처</w:t>
-            </w:r>
-            <w:r>
-              <w:t xml:space="preserve"> </w:t>
-            </w:r>
-            <w:r>
-              <w:t>문구</w:t>
-            </w:r>
-            <w:r>
-              <w:t xml:space="preserve"> </w:t>
-            </w:r>
-            <w:r>
-              <w:t>변화</w:t>
+              <w:t>공식 출처 문구 변화</w:t>
             </w:r>
           </w:p>
         </w:tc>
@@ -23385,7 +20106,7 @@
           </w:tcPr>
           <w:p>
             <w:r>
-              <w:t>DOC-05 · OPS-04 · VAL-08</w:t>
+              <w:t>DOC-01·04~05 · OPS-04 · VAL-08</w:t>
             </w:r>
           </w:p>
         </w:tc>
@@ -23407,196 +20128,7 @@
               </w:rPr>
             </w:pPr>
             <w:r>
-              <w:rPr>
-                <w:lang w:eastAsia="ko-KR"/>
-              </w:rPr>
-              <w:t>공식</w:t>
-            </w:r>
-            <w:r>
-              <w:rPr>
-                <w:lang w:eastAsia="ko-KR"/>
-              </w:rPr>
-              <w:t xml:space="preserve"> </w:t>
-            </w:r>
-            <w:r>
-              <w:rPr>
-                <w:lang w:eastAsia="ko-KR"/>
-              </w:rPr>
-              <w:t>출처</w:t>
-            </w:r>
-            <w:r>
-              <w:rPr>
-                <w:lang w:eastAsia="ko-KR"/>
-              </w:rPr>
-              <w:t xml:space="preserve"> </w:t>
-            </w:r>
-            <w:r>
-              <w:rPr>
-                <w:lang w:eastAsia="ko-KR"/>
-              </w:rPr>
-              <w:t>문구가</w:t>
-            </w:r>
-            <w:r>
-              <w:rPr>
-                <w:lang w:eastAsia="ko-KR"/>
-              </w:rPr>
-              <w:t xml:space="preserve"> </w:t>
-            </w:r>
-            <w:r>
-              <w:rPr>
-                <w:lang w:eastAsia="ko-KR"/>
-              </w:rPr>
-              <w:t>달라져도</w:t>
-            </w:r>
-            <w:r>
-              <w:rPr>
-                <w:lang w:eastAsia="ko-KR"/>
-              </w:rPr>
-              <w:t xml:space="preserve"> </w:t>
-            </w:r>
-            <w:r>
-              <w:rPr>
-                <w:lang w:eastAsia="ko-KR"/>
-              </w:rPr>
-              <w:t>검토</w:t>
-            </w:r>
-            <w:r>
-              <w:rPr>
-                <w:lang w:eastAsia="ko-KR"/>
-              </w:rPr>
-              <w:t xml:space="preserve"> </w:t>
-            </w:r>
-            <w:r>
-              <w:rPr>
-                <w:lang w:eastAsia="ko-KR"/>
-              </w:rPr>
-              <w:t>대기</w:t>
-            </w:r>
-            <w:r>
-              <w:rPr>
-                <w:lang w:eastAsia="ko-KR"/>
-              </w:rPr>
-              <w:t xml:space="preserve"> </w:t>
-            </w:r>
-            <w:r>
-              <w:rPr>
-                <w:lang w:eastAsia="ko-KR"/>
-              </w:rPr>
-              <w:t>상태와</w:t>
-            </w:r>
-            <w:r>
-              <w:rPr>
-                <w:lang w:eastAsia="ko-KR"/>
-              </w:rPr>
-              <w:t xml:space="preserve"> </w:t>
-            </w:r>
-            <w:r>
-              <w:rPr>
-                <w:lang w:eastAsia="ko-KR"/>
-              </w:rPr>
-              <w:t>차이만</w:t>
-            </w:r>
-            <w:r>
-              <w:rPr>
-                <w:lang w:eastAsia="ko-KR"/>
-              </w:rPr>
-              <w:t xml:space="preserve"> </w:t>
-            </w:r>
-            <w:r>
-              <w:rPr>
-                <w:lang w:eastAsia="ko-KR"/>
-              </w:rPr>
-              <w:t>생성하고</w:t>
-            </w:r>
-            <w:r>
-              <w:rPr>
-                <w:lang w:eastAsia="ko-KR"/>
-              </w:rPr>
-              <w:t xml:space="preserve"> </w:t>
-            </w:r>
-            <w:r>
-              <w:rPr>
-                <w:lang w:eastAsia="ko-KR"/>
-              </w:rPr>
-              <w:t>규칙</w:t>
-            </w:r>
-            <w:r>
-              <w:rPr>
-                <w:lang w:eastAsia="ko-KR"/>
-              </w:rPr>
-              <w:t>·</w:t>
-            </w:r>
-            <w:r>
-              <w:rPr>
-                <w:lang w:eastAsia="ko-KR"/>
-              </w:rPr>
-              <w:t>조항</w:t>
-            </w:r>
-            <w:r>
-              <w:rPr>
-                <w:lang w:eastAsia="ko-KR"/>
-              </w:rPr>
-              <w:t>·</w:t>
-            </w:r>
-            <w:r>
-              <w:rPr>
-                <w:lang w:eastAsia="ko-KR"/>
-              </w:rPr>
-              <w:t>고객</w:t>
-            </w:r>
-            <w:r>
-              <w:rPr>
-                <w:lang w:eastAsia="ko-KR"/>
-              </w:rPr>
-              <w:t xml:space="preserve"> </w:t>
-            </w:r>
-            <w:r>
-              <w:rPr>
-                <w:lang w:eastAsia="ko-KR"/>
-              </w:rPr>
-              <w:t>문서를</w:t>
-            </w:r>
-            <w:r>
-              <w:rPr>
-                <w:lang w:eastAsia="ko-KR"/>
-              </w:rPr>
-              <w:t xml:space="preserve"> </w:t>
-            </w:r>
-            <w:r>
-              <w:rPr>
-                <w:lang w:eastAsia="ko-KR"/>
-              </w:rPr>
-              <w:t>자동</w:t>
-            </w:r>
-            <w:r>
-              <w:rPr>
-                <w:lang w:eastAsia="ko-KR"/>
-              </w:rPr>
-              <w:t xml:space="preserve"> </w:t>
-            </w:r>
-            <w:r>
-              <w:rPr>
-                <w:lang w:eastAsia="ko-KR"/>
-              </w:rPr>
-              <w:t>변경하지</w:t>
-            </w:r>
-            <w:r>
-              <w:rPr>
-                <w:lang w:eastAsia="ko-KR"/>
-              </w:rPr>
-              <w:t xml:space="preserve"> </w:t>
-            </w:r>
-            <w:r>
-              <w:rPr>
-                <w:lang w:eastAsia="ko-KR"/>
-              </w:rPr>
-              <w:t>않는다</w:t>
-            </w:r>
-            <w:r>
-              <w:rPr>
-                <w:lang w:eastAsia="ko-KR"/>
-              </w:rPr>
-              <w:t>.</w:t>
+              <w:t>작성 시점 스냅샷이 활성 규칙의 승인 근거 스냅샷과 다르면 차이 검토 대기를 만들고 신규 생성·재생성을 차단한다. 법률 검토와 새 규칙 승인·활성화 전에는 규칙·조항·현재 공개 문서를 자동 변경하지 않는다.</w:t>
             </w:r>
           </w:p>
         </w:tc>
@@ -23623,46 +20155,7 @@
               </w:rPr>
             </w:pPr>
             <w:r>
-              <w:rPr>
-                <w:lang w:eastAsia="ko-KR"/>
-              </w:rPr>
-              <w:t>사실</w:t>
-            </w:r>
-            <w:r>
-              <w:rPr>
-                <w:lang w:eastAsia="ko-KR"/>
-              </w:rPr>
-              <w:t>·</w:t>
-            </w:r>
-            <w:r>
-              <w:rPr>
-                <w:lang w:eastAsia="ko-KR"/>
-              </w:rPr>
-              <w:t>규칙</w:t>
-            </w:r>
-            <w:r>
-              <w:rPr>
-                <w:lang w:eastAsia="ko-KR"/>
-              </w:rPr>
-              <w:t>·</w:t>
-            </w:r>
-            <w:r>
-              <w:rPr>
-                <w:lang w:eastAsia="ko-KR"/>
-              </w:rPr>
-              <w:t>조항</w:t>
-            </w:r>
-            <w:r>
-              <w:rPr>
-                <w:lang w:eastAsia="ko-KR"/>
-              </w:rPr>
-              <w:t xml:space="preserve"> </w:t>
-            </w:r>
-            <w:r>
-              <w:rPr>
-                <w:lang w:eastAsia="ko-KR"/>
-              </w:rPr>
-              <w:t>변경</w:t>
+              <w:t>사실·규칙·조항 변경</w:t>
             </w:r>
           </w:p>
         </w:tc>
@@ -23701,340 +20194,7 @@
               </w:rPr>
             </w:pPr>
             <w:r>
-              <w:rPr>
-                <w:lang w:eastAsia="ko-KR"/>
-              </w:rPr>
-              <w:t>사실</w:t>
-            </w:r>
-            <w:r>
-              <w:rPr>
-                <w:lang w:eastAsia="ko-KR"/>
-              </w:rPr>
-              <w:t xml:space="preserve"> </w:t>
-            </w:r>
-            <w:r>
-              <w:rPr>
-                <w:lang w:eastAsia="ko-KR"/>
-              </w:rPr>
-              <w:t>리비전</w:t>
-            </w:r>
-            <w:r>
-              <w:rPr>
-                <w:lang w:eastAsia="ko-KR"/>
-              </w:rPr>
-              <w:t xml:space="preserve"> </w:t>
-            </w:r>
-            <w:r>
-              <w:rPr>
-                <w:lang w:eastAsia="ko-KR"/>
-              </w:rPr>
-              <w:t>또는</w:t>
-            </w:r>
-            <w:r>
-              <w:rPr>
-                <w:lang w:eastAsia="ko-KR"/>
-              </w:rPr>
-              <w:t xml:space="preserve"> </w:t>
-            </w:r>
-            <w:r>
-              <w:rPr>
-                <w:lang w:eastAsia="ko-KR"/>
-              </w:rPr>
-              <w:t>승인된</w:t>
-            </w:r>
-            <w:r>
-              <w:rPr>
-                <w:lang w:eastAsia="ko-KR"/>
-              </w:rPr>
-              <w:t xml:space="preserve"> </w:t>
-            </w:r>
-            <w:r>
-              <w:rPr>
-                <w:lang w:eastAsia="ko-KR"/>
-              </w:rPr>
-              <w:t>규칙</w:t>
-            </w:r>
-            <w:r>
-              <w:rPr>
-                <w:lang w:eastAsia="ko-KR"/>
-              </w:rPr>
-              <w:t>·</w:t>
-            </w:r>
-            <w:r>
-              <w:rPr>
-                <w:lang w:eastAsia="ko-KR"/>
-              </w:rPr>
-              <w:t>조항이</w:t>
-            </w:r>
-            <w:r>
-              <w:rPr>
-                <w:lang w:eastAsia="ko-KR"/>
-              </w:rPr>
-              <w:t xml:space="preserve"> </w:t>
-            </w:r>
-            <w:r>
-              <w:rPr>
-                <w:lang w:eastAsia="ko-KR"/>
-              </w:rPr>
-              <w:t>바뀌어도</w:t>
-            </w:r>
-            <w:r>
-              <w:rPr>
-                <w:lang w:eastAsia="ko-KR"/>
-              </w:rPr>
-              <w:t xml:space="preserve"> </w:t>
-            </w:r>
-            <w:r>
-              <w:rPr>
-                <w:lang w:eastAsia="ko-KR"/>
-              </w:rPr>
-              <w:t>현재</w:t>
-            </w:r>
-            <w:r>
-              <w:rPr>
-                <w:lang w:eastAsia="ko-KR"/>
-              </w:rPr>
-              <w:t xml:space="preserve"> </w:t>
-            </w:r>
-            <w:r>
-              <w:rPr>
-                <w:lang w:eastAsia="ko-KR"/>
-              </w:rPr>
-              <w:t>발행본을</w:t>
-            </w:r>
-            <w:r>
-              <w:rPr>
-                <w:lang w:eastAsia="ko-KR"/>
-              </w:rPr>
-              <w:t xml:space="preserve"> </w:t>
-            </w:r>
-            <w:r>
-              <w:rPr>
-                <w:lang w:eastAsia="ko-KR"/>
-              </w:rPr>
-              <w:t>덮어쓰거나</w:t>
-            </w:r>
-            <w:r>
-              <w:rPr>
-                <w:lang w:eastAsia="ko-KR"/>
-              </w:rPr>
-              <w:t xml:space="preserve"> </w:t>
-            </w:r>
-            <w:r>
-              <w:rPr>
-                <w:lang w:eastAsia="ko-KR"/>
-              </w:rPr>
-              <w:t>자동</w:t>
-            </w:r>
-            <w:r>
-              <w:rPr>
-                <w:lang w:eastAsia="ko-KR"/>
-              </w:rPr>
-              <w:t xml:space="preserve"> </w:t>
-            </w:r>
-            <w:r>
-              <w:rPr>
-                <w:lang w:eastAsia="ko-KR"/>
-              </w:rPr>
-              <w:t>교체하지</w:t>
-            </w:r>
-            <w:r>
-              <w:rPr>
-                <w:lang w:eastAsia="ko-KR"/>
-              </w:rPr>
-              <w:t xml:space="preserve"> </w:t>
-            </w:r>
-            <w:r>
-              <w:rPr>
-                <w:lang w:eastAsia="ko-KR"/>
-              </w:rPr>
-              <w:t>않는다</w:t>
-            </w:r>
-            <w:r>
-              <w:rPr>
-                <w:lang w:eastAsia="ko-KR"/>
-              </w:rPr>
-              <w:t xml:space="preserve">. </w:t>
-            </w:r>
-            <w:r>
-              <w:rPr>
-                <w:lang w:eastAsia="ko-KR"/>
-              </w:rPr>
-              <w:t>새</w:t>
-            </w:r>
-            <w:r>
-              <w:rPr>
-                <w:lang w:eastAsia="ko-KR"/>
-              </w:rPr>
-              <w:t xml:space="preserve"> </w:t>
-            </w:r>
-            <w:r>
-              <w:rPr>
-                <w:lang w:eastAsia="ko-KR"/>
-              </w:rPr>
-              <w:t>초안</w:t>
-            </w:r>
-            <w:r>
-              <w:rPr>
-                <w:lang w:eastAsia="ko-KR"/>
-              </w:rPr>
-              <w:t>·</w:t>
-            </w:r>
-            <w:r>
-              <w:rPr>
-                <w:lang w:eastAsia="ko-KR"/>
-              </w:rPr>
-              <w:t>변경</w:t>
-            </w:r>
-            <w:r>
-              <w:rPr>
-                <w:lang w:eastAsia="ko-KR"/>
-              </w:rPr>
-              <w:t xml:space="preserve"> </w:t>
-            </w:r>
-            <w:r>
-              <w:rPr>
-                <w:lang w:eastAsia="ko-KR"/>
-              </w:rPr>
-              <w:t>이유</w:t>
-            </w:r>
-            <w:r>
-              <w:rPr>
-                <w:lang w:eastAsia="ko-KR"/>
-              </w:rPr>
-              <w:t>·</w:t>
-            </w:r>
-            <w:r>
-              <w:rPr>
-                <w:lang w:eastAsia="ko-KR"/>
-              </w:rPr>
-              <w:t>사용</w:t>
-            </w:r>
-            <w:r>
-              <w:rPr>
-                <w:lang w:eastAsia="ko-KR"/>
-              </w:rPr>
-              <w:t xml:space="preserve"> </w:t>
-            </w:r>
-            <w:r>
-              <w:rPr>
-                <w:lang w:eastAsia="ko-KR"/>
-              </w:rPr>
-              <w:t>출처를</w:t>
-            </w:r>
-            <w:r>
-              <w:rPr>
-                <w:lang w:eastAsia="ko-KR"/>
-              </w:rPr>
-              <w:t xml:space="preserve"> </w:t>
-            </w:r>
-            <w:r>
-              <w:rPr>
-                <w:lang w:eastAsia="ko-KR"/>
-              </w:rPr>
-              <w:t>만들고</w:t>
-            </w:r>
-            <w:r>
-              <w:rPr>
-                <w:lang w:eastAsia="ko-KR"/>
-              </w:rPr>
-              <w:t xml:space="preserve"> </w:t>
-            </w:r>
-            <w:r>
-              <w:rPr>
-                <w:lang w:eastAsia="ko-KR"/>
-              </w:rPr>
-              <w:t>고객이</w:t>
-            </w:r>
-            <w:r>
-              <w:rPr>
-                <w:lang w:eastAsia="ko-KR"/>
-              </w:rPr>
-              <w:t xml:space="preserve"> </w:t>
-            </w:r>
-            <w:r>
-              <w:rPr>
-                <w:lang w:eastAsia="ko-KR"/>
-              </w:rPr>
-              <w:t>다시</w:t>
-            </w:r>
-            <w:r>
-              <w:rPr>
-                <w:lang w:eastAsia="ko-KR"/>
-              </w:rPr>
-              <w:t xml:space="preserve"> </w:t>
-            </w:r>
-            <w:r>
-              <w:rPr>
-                <w:lang w:eastAsia="ko-KR"/>
-              </w:rPr>
-              <w:t>승인하기</w:t>
-            </w:r>
-            <w:r>
-              <w:rPr>
-                <w:lang w:eastAsia="ko-KR"/>
-              </w:rPr>
-              <w:t xml:space="preserve"> </w:t>
-            </w:r>
-            <w:r>
-              <w:rPr>
-                <w:lang w:eastAsia="ko-KR"/>
-              </w:rPr>
-              <w:t>전까지</w:t>
-            </w:r>
-            <w:r>
-              <w:rPr>
-                <w:lang w:eastAsia="ko-KR"/>
-              </w:rPr>
-              <w:t xml:space="preserve"> </w:t>
-            </w:r>
-            <w:r>
-              <w:rPr>
-                <w:lang w:eastAsia="ko-KR"/>
-              </w:rPr>
-              <w:t>현재</w:t>
-            </w:r>
-            <w:r>
-              <w:rPr>
-                <w:lang w:eastAsia="ko-KR"/>
-              </w:rPr>
-              <w:t xml:space="preserve"> </w:t>
-            </w:r>
-            <w:r>
-              <w:rPr>
-                <w:lang w:eastAsia="ko-KR"/>
-              </w:rPr>
-              <w:t>공개</w:t>
-            </w:r>
-            <w:r>
-              <w:rPr>
-                <w:lang w:eastAsia="ko-KR"/>
-              </w:rPr>
-              <w:t xml:space="preserve"> </w:t>
-            </w:r>
-            <w:r>
-              <w:rPr>
-                <w:lang w:eastAsia="ko-KR"/>
-              </w:rPr>
-              <w:t>문서를</w:t>
-            </w:r>
-            <w:r>
-              <w:rPr>
-                <w:lang w:eastAsia="ko-KR"/>
-              </w:rPr>
-              <w:t xml:space="preserve"> </w:t>
-            </w:r>
-            <w:r>
-              <w:rPr>
-                <w:lang w:eastAsia="ko-KR"/>
-              </w:rPr>
-              <w:t>유지한다</w:t>
-            </w:r>
-            <w:r>
-              <w:rPr>
-                <w:lang w:eastAsia="ko-KR"/>
-              </w:rPr>
-              <w:t>.</w:t>
+              <w:t>사실 리비전 또는 승인된 규칙·조항이 바뀌어도 현재 발행본을 덮어쓰거나 자동 교체하지 않는다. 새 초안·변경 이유·사용 출처를 만들고 고객이 다시 승인하기 전까지 현재 공개 문서를 유지한다.</w:t>
             </w:r>
           </w:p>
         </w:tc>
@@ -24056,25 +20216,7 @@
           </w:tcPr>
           <w:p>
             <w:r>
-              <w:t>공개</w:t>
-            </w:r>
-            <w:r>
-              <w:t xml:space="preserve"> </w:t>
-            </w:r>
-            <w:r>
-              <w:t>문서</w:t>
-            </w:r>
-            <w:r>
-              <w:t xml:space="preserve"> </w:t>
-            </w:r>
-            <w:r>
-              <w:t>긴급</w:t>
-            </w:r>
-            <w:r>
-              <w:t xml:space="preserve"> </w:t>
-            </w:r>
-            <w:r>
-              <w:t>중단</w:t>
+              <w:t>공개 문서 긴급 중단</w:t>
             </w:r>
           </w:p>
         </w:tc>
@@ -24113,244 +20255,7 @@
               </w:rPr>
             </w:pPr>
             <w:r>
-              <w:rPr>
-                <w:lang w:eastAsia="ko-KR"/>
-              </w:rPr>
-              <w:t>잘못</w:t>
-            </w:r>
-            <w:r>
-              <w:rPr>
-                <w:lang w:eastAsia="ko-KR"/>
-              </w:rPr>
-              <w:t xml:space="preserve"> </w:t>
-            </w:r>
-            <w:r>
-              <w:rPr>
-                <w:lang w:eastAsia="ko-KR"/>
-              </w:rPr>
-              <w:t>발행된</w:t>
-            </w:r>
-            <w:r>
-              <w:rPr>
-                <w:lang w:eastAsia="ko-KR"/>
-              </w:rPr>
-              <w:t xml:space="preserve"> </w:t>
-            </w:r>
-            <w:r>
-              <w:rPr>
-                <w:lang w:eastAsia="ko-KR"/>
-              </w:rPr>
-              <w:t>공개</w:t>
-            </w:r>
-            <w:r>
-              <w:rPr>
-                <w:lang w:eastAsia="ko-KR"/>
-              </w:rPr>
-              <w:t xml:space="preserve"> URL</w:t>
-            </w:r>
-            <w:r>
-              <w:rPr>
-                <w:lang w:eastAsia="ko-KR"/>
-              </w:rPr>
-              <w:t>을</w:t>
-            </w:r>
-            <w:r>
-              <w:rPr>
-                <w:lang w:eastAsia="ko-KR"/>
-              </w:rPr>
-              <w:t xml:space="preserve"> </w:t>
-            </w:r>
-            <w:r>
-              <w:rPr>
-                <w:lang w:eastAsia="ko-KR"/>
-              </w:rPr>
-              <w:t>즉시</w:t>
-            </w:r>
-            <w:r>
-              <w:rPr>
-                <w:lang w:eastAsia="ko-KR"/>
-              </w:rPr>
-              <w:t xml:space="preserve"> </w:t>
-            </w:r>
-            <w:r>
-              <w:rPr>
-                <w:lang w:eastAsia="ko-KR"/>
-              </w:rPr>
-              <w:t>중단하면</w:t>
-            </w:r>
-            <w:r>
-              <w:rPr>
-                <w:lang w:eastAsia="ko-KR"/>
-              </w:rPr>
-              <w:t xml:space="preserve"> </w:t>
-            </w:r>
-            <w:r>
-              <w:rPr>
-                <w:lang w:eastAsia="ko-KR"/>
-              </w:rPr>
-              <w:t>해당</w:t>
-            </w:r>
-            <w:r>
-              <w:rPr>
-                <w:lang w:eastAsia="ko-KR"/>
-              </w:rPr>
-              <w:t xml:space="preserve"> URL</w:t>
-            </w:r>
-            <w:r>
-              <w:rPr>
-                <w:lang w:eastAsia="ko-KR"/>
-              </w:rPr>
-              <w:t>에서</w:t>
-            </w:r>
-            <w:r>
-              <w:rPr>
-                <w:lang w:eastAsia="ko-KR"/>
-              </w:rPr>
-              <w:t xml:space="preserve"> </w:t>
-            </w:r>
-            <w:r>
-              <w:rPr>
-                <w:lang w:eastAsia="ko-KR"/>
-              </w:rPr>
-              <w:t>문서가</w:t>
-            </w:r>
-            <w:r>
-              <w:rPr>
-                <w:lang w:eastAsia="ko-KR"/>
-              </w:rPr>
-              <w:t xml:space="preserve"> </w:t>
-            </w:r>
-            <w:r>
-              <w:rPr>
-                <w:lang w:eastAsia="ko-KR"/>
-              </w:rPr>
-              <w:t>더</w:t>
-            </w:r>
-            <w:r>
-              <w:rPr>
-                <w:lang w:eastAsia="ko-KR"/>
-              </w:rPr>
-              <w:t xml:space="preserve"> </w:t>
-            </w:r>
-            <w:r>
-              <w:rPr>
-                <w:lang w:eastAsia="ko-KR"/>
-              </w:rPr>
-              <w:t>이상</w:t>
-            </w:r>
-            <w:r>
-              <w:rPr>
-                <w:lang w:eastAsia="ko-KR"/>
-              </w:rPr>
-              <w:t xml:space="preserve"> </w:t>
-            </w:r>
-            <w:r>
-              <w:rPr>
-                <w:lang w:eastAsia="ko-KR"/>
-              </w:rPr>
-              <w:t>제공되지</w:t>
-            </w:r>
-            <w:r>
-              <w:rPr>
-                <w:lang w:eastAsia="ko-KR"/>
-              </w:rPr>
-              <w:t xml:space="preserve"> </w:t>
-            </w:r>
-            <w:r>
-              <w:rPr>
-                <w:lang w:eastAsia="ko-KR"/>
-              </w:rPr>
-              <w:t>않고</w:t>
-            </w:r>
-            <w:r>
-              <w:rPr>
-                <w:lang w:eastAsia="ko-KR"/>
-              </w:rPr>
-              <w:t xml:space="preserve"> </w:t>
-            </w:r>
-            <w:r>
-              <w:rPr>
-                <w:lang w:eastAsia="ko-KR"/>
-              </w:rPr>
-              <w:t>중단</w:t>
-            </w:r>
-            <w:r>
-              <w:rPr>
-                <w:lang w:eastAsia="ko-KR"/>
-              </w:rPr>
-              <w:t xml:space="preserve"> </w:t>
-            </w:r>
-            <w:r>
-              <w:rPr>
-                <w:lang w:eastAsia="ko-KR"/>
-              </w:rPr>
-              <w:t>주체</w:t>
-            </w:r>
-            <w:r>
-              <w:rPr>
-                <w:lang w:eastAsia="ko-KR"/>
-              </w:rPr>
-              <w:t>·</w:t>
-            </w:r>
-            <w:r>
-              <w:rPr>
-                <w:lang w:eastAsia="ko-KR"/>
-              </w:rPr>
-              <w:t>시각</w:t>
-            </w:r>
-            <w:r>
-              <w:rPr>
-                <w:lang w:eastAsia="ko-KR"/>
-              </w:rPr>
-              <w:t>·</w:t>
-            </w:r>
-            <w:r>
-              <w:rPr>
-                <w:lang w:eastAsia="ko-KR"/>
-              </w:rPr>
-              <w:t>사유가</w:t>
-            </w:r>
-            <w:r>
-              <w:rPr>
-                <w:lang w:eastAsia="ko-KR"/>
-              </w:rPr>
-              <w:t xml:space="preserve"> </w:t>
-            </w:r>
-            <w:r>
-              <w:rPr>
-                <w:lang w:eastAsia="ko-KR"/>
-              </w:rPr>
-              <w:t>감사</w:t>
-            </w:r>
-            <w:r>
-              <w:rPr>
-                <w:lang w:eastAsia="ko-KR"/>
-              </w:rPr>
-              <w:t xml:space="preserve"> </w:t>
-            </w:r>
-            <w:r>
-              <w:rPr>
-                <w:lang w:eastAsia="ko-KR"/>
-              </w:rPr>
-              <w:t>기록에</w:t>
-            </w:r>
-            <w:r>
-              <w:rPr>
-                <w:lang w:eastAsia="ko-KR"/>
-              </w:rPr>
-              <w:t xml:space="preserve"> </w:t>
-            </w:r>
-            <w:r>
-              <w:rPr>
-                <w:lang w:eastAsia="ko-KR"/>
-              </w:rPr>
-              <w:t>남는다</w:t>
-            </w:r>
-            <w:r>
-              <w:rPr>
-                <w:lang w:eastAsia="ko-KR"/>
-              </w:rPr>
-              <w:t>.</w:t>
+              <w:t>잘못 발행된 공개 URL을 즉시 중단하면 해당 URL에서 문서가 더 이상 제공되지 않고 중단 주체·시각·사유가 감사 기록에 남는다.</w:t>
             </w:r>
           </w:p>
         </w:tc>
@@ -24372,25 +20277,7 @@
           </w:tcPr>
           <w:p>
             <w:r>
-              <w:t>감사</w:t>
-            </w:r>
-            <w:r>
-              <w:t xml:space="preserve"> </w:t>
-            </w:r>
-            <w:r>
-              <w:t>및</w:t>
-            </w:r>
-            <w:r>
-              <w:t xml:space="preserve"> </w:t>
-            </w:r>
-            <w:r>
-              <w:t>실패</w:t>
-            </w:r>
-            <w:r>
-              <w:t xml:space="preserve"> </w:t>
-            </w:r>
-            <w:r>
-              <w:t>기록</w:t>
+              <w:t>감사 및 실패 기록</w:t>
             </w:r>
           </w:p>
         </w:tc>
@@ -24429,328 +20316,7 @@
               </w:rPr>
             </w:pPr>
             <w:r>
-              <w:rPr>
-                <w:lang w:eastAsia="ko-KR"/>
-              </w:rPr>
-              <w:t>중요</w:t>
-            </w:r>
-            <w:r>
-              <w:rPr>
-                <w:lang w:eastAsia="ko-KR"/>
-              </w:rPr>
-              <w:t xml:space="preserve"> </w:t>
-            </w:r>
-            <w:r>
-              <w:rPr>
-                <w:lang w:eastAsia="ko-KR"/>
-              </w:rPr>
-              <w:t>조회</w:t>
-            </w:r>
-            <w:r>
-              <w:rPr>
-                <w:lang w:eastAsia="ko-KR"/>
-              </w:rPr>
-              <w:t>·</w:t>
-            </w:r>
-            <w:r>
-              <w:rPr>
-                <w:lang w:eastAsia="ko-KR"/>
-              </w:rPr>
-              <w:t>변경</w:t>
-            </w:r>
-            <w:r>
-              <w:rPr>
-                <w:lang w:eastAsia="ko-KR"/>
-              </w:rPr>
-              <w:t>·</w:t>
-            </w:r>
-            <w:r>
-              <w:rPr>
-                <w:lang w:eastAsia="ko-KR"/>
-              </w:rPr>
-              <w:t>확인</w:t>
-            </w:r>
-            <w:r>
-              <w:rPr>
-                <w:lang w:eastAsia="ko-KR"/>
-              </w:rPr>
-              <w:t>·</w:t>
-            </w:r>
-            <w:r>
-              <w:rPr>
-                <w:lang w:eastAsia="ko-KR"/>
-              </w:rPr>
-              <w:t>승인</w:t>
-            </w:r>
-            <w:r>
-              <w:rPr>
-                <w:lang w:eastAsia="ko-KR"/>
-              </w:rPr>
-              <w:t>·</w:t>
-            </w:r>
-            <w:r>
-              <w:rPr>
-                <w:lang w:eastAsia="ko-KR"/>
-              </w:rPr>
-              <w:t>발행</w:t>
-            </w:r>
-            <w:r>
-              <w:rPr>
-                <w:lang w:eastAsia="ko-KR"/>
-              </w:rPr>
-              <w:t>·</w:t>
-            </w:r>
-            <w:r>
-              <w:rPr>
-                <w:lang w:eastAsia="ko-KR"/>
-              </w:rPr>
-              <w:t>공개</w:t>
-            </w:r>
-            <w:r>
-              <w:rPr>
-                <w:lang w:eastAsia="ko-KR"/>
-              </w:rPr>
-              <w:t xml:space="preserve"> </w:t>
-            </w:r>
-            <w:r>
-              <w:rPr>
-                <w:lang w:eastAsia="ko-KR"/>
-              </w:rPr>
-              <w:t>중단</w:t>
-            </w:r>
-            <w:r>
-              <w:rPr>
-                <w:lang w:eastAsia="ko-KR"/>
-              </w:rPr>
-              <w:t>·</w:t>
-            </w:r>
-            <w:r>
-              <w:rPr>
-                <w:lang w:eastAsia="ko-KR"/>
-              </w:rPr>
-              <w:t>삭제와</w:t>
-            </w:r>
-            <w:r>
-              <w:rPr>
-                <w:lang w:eastAsia="ko-KR"/>
-              </w:rPr>
-              <w:t xml:space="preserve"> </w:t>
-            </w:r>
-            <w:r>
-              <w:rPr>
-                <w:lang w:eastAsia="ko-KR"/>
-              </w:rPr>
-              <w:t>주요</w:t>
-            </w:r>
-            <w:r>
-              <w:rPr>
-                <w:lang w:eastAsia="ko-KR"/>
-              </w:rPr>
-              <w:t xml:space="preserve"> </w:t>
-            </w:r>
-            <w:r>
-              <w:rPr>
-                <w:lang w:eastAsia="ko-KR"/>
-              </w:rPr>
-              <w:t>작업</w:t>
-            </w:r>
-            <w:r>
-              <w:rPr>
-                <w:lang w:eastAsia="ko-KR"/>
-              </w:rPr>
-              <w:t xml:space="preserve"> </w:t>
-            </w:r>
-            <w:r>
-              <w:rPr>
-                <w:lang w:eastAsia="ko-KR"/>
-              </w:rPr>
-              <w:t>실패에</w:t>
-            </w:r>
-            <w:r>
-              <w:rPr>
-                <w:lang w:eastAsia="ko-KR"/>
-              </w:rPr>
-              <w:t xml:space="preserve"> </w:t>
-            </w:r>
-            <w:r>
-              <w:rPr>
-                <w:lang w:eastAsia="ko-KR"/>
-              </w:rPr>
-              <w:t>대해</w:t>
-            </w:r>
-            <w:r>
-              <w:rPr>
-                <w:lang w:eastAsia="ko-KR"/>
-              </w:rPr>
-              <w:t xml:space="preserve"> </w:t>
-            </w:r>
-            <w:r>
-              <w:rPr>
-                <w:lang w:eastAsia="ko-KR"/>
-              </w:rPr>
-              <w:t>주체</w:t>
-            </w:r>
-            <w:r>
-              <w:rPr>
-                <w:lang w:eastAsia="ko-KR"/>
-              </w:rPr>
-              <w:t>·</w:t>
-            </w:r>
-            <w:r>
-              <w:rPr>
-                <w:lang w:eastAsia="ko-KR"/>
-              </w:rPr>
-              <w:t>시각</w:t>
-            </w:r>
-            <w:r>
-              <w:rPr>
-                <w:lang w:eastAsia="ko-KR"/>
-              </w:rPr>
-              <w:t>·</w:t>
-            </w:r>
-            <w:r>
-              <w:rPr>
-                <w:lang w:eastAsia="ko-KR"/>
-              </w:rPr>
-              <w:t>대상</w:t>
-            </w:r>
-            <w:r>
-              <w:rPr>
-                <w:lang w:eastAsia="ko-KR"/>
-              </w:rPr>
-              <w:t>·</w:t>
-            </w:r>
-            <w:r>
-              <w:rPr>
-                <w:lang w:eastAsia="ko-KR"/>
-              </w:rPr>
-              <w:t>행동</w:t>
-            </w:r>
-            <w:r>
-              <w:rPr>
-                <w:lang w:eastAsia="ko-KR"/>
-              </w:rPr>
-              <w:t>·</w:t>
-            </w:r>
-            <w:r>
-              <w:rPr>
-                <w:lang w:eastAsia="ko-KR"/>
-              </w:rPr>
-              <w:t>전후</w:t>
-            </w:r>
-            <w:r>
-              <w:rPr>
-                <w:lang w:eastAsia="ko-KR"/>
-              </w:rPr>
-              <w:t xml:space="preserve"> </w:t>
-            </w:r>
-            <w:r>
-              <w:rPr>
-                <w:lang w:eastAsia="ko-KR"/>
-              </w:rPr>
-              <w:t>해시</w:t>
-            </w:r>
-            <w:r>
-              <w:rPr>
-                <w:lang w:eastAsia="ko-KR"/>
-              </w:rPr>
-              <w:t>·</w:t>
-            </w:r>
-            <w:r>
-              <w:rPr>
-                <w:lang w:eastAsia="ko-KR"/>
-              </w:rPr>
-              <w:t>사유</w:t>
-            </w:r>
-            <w:r>
-              <w:rPr>
-                <w:lang w:eastAsia="ko-KR"/>
-              </w:rPr>
-              <w:t xml:space="preserve"> </w:t>
-            </w:r>
-            <w:r>
-              <w:rPr>
-                <w:lang w:eastAsia="ko-KR"/>
-              </w:rPr>
-              <w:t>또는</w:t>
-            </w:r>
-            <w:r>
-              <w:rPr>
-                <w:lang w:eastAsia="ko-KR"/>
-              </w:rPr>
-              <w:t xml:space="preserve"> </w:t>
-            </w:r>
-            <w:r>
-              <w:rPr>
-                <w:lang w:eastAsia="ko-KR"/>
-              </w:rPr>
-              <w:t>실패</w:t>
-            </w:r>
-            <w:r>
-              <w:rPr>
-                <w:lang w:eastAsia="ko-KR"/>
-              </w:rPr>
-              <w:t xml:space="preserve"> </w:t>
-            </w:r>
-            <w:r>
-              <w:rPr>
-                <w:lang w:eastAsia="ko-KR"/>
-              </w:rPr>
-              <w:t>상태를</w:t>
-            </w:r>
-            <w:r>
-              <w:rPr>
-                <w:lang w:eastAsia="ko-KR"/>
-              </w:rPr>
-              <w:t xml:space="preserve"> </w:t>
-            </w:r>
-            <w:r>
-              <w:rPr>
-                <w:lang w:eastAsia="ko-KR"/>
-              </w:rPr>
-              <w:t>검색하고</w:t>
-            </w:r>
-            <w:r>
-              <w:rPr>
-                <w:lang w:eastAsia="ko-KR"/>
-              </w:rPr>
-              <w:t xml:space="preserve"> </w:t>
-            </w:r>
-            <w:r>
-              <w:rPr>
-                <w:lang w:eastAsia="ko-KR"/>
-              </w:rPr>
-              <w:t>내보낼</w:t>
-            </w:r>
-            <w:r>
-              <w:rPr>
-                <w:lang w:eastAsia="ko-KR"/>
-              </w:rPr>
-              <w:t xml:space="preserve"> </w:t>
-            </w:r>
-            <w:r>
-              <w:rPr>
-                <w:lang w:eastAsia="ko-KR"/>
-              </w:rPr>
-              <w:t>수</w:t>
-            </w:r>
-            <w:r>
-              <w:rPr>
-                <w:lang w:eastAsia="ko-KR"/>
-              </w:rPr>
-              <w:t xml:space="preserve"> </w:t>
-            </w:r>
-            <w:r>
-              <w:rPr>
-                <w:lang w:eastAsia="ko-KR"/>
-              </w:rPr>
-              <w:t>있다</w:t>
-            </w:r>
-            <w:r>
-              <w:rPr>
-                <w:lang w:eastAsia="ko-KR"/>
-              </w:rPr>
-              <w:t>.</w:t>
+              <w:t>중요 조회·변경·확인·승인·발행·공개 중단·삭제와 주요 작업 실패에 대해 주체·시각·대상·행동·전후 해시·사유·작업 ID·실패 상태를 검색하고 내보낼 수 있다.</w:t>
             </w:r>
           </w:p>
         </w:tc>
@@ -24772,13 +20338,7 @@
           </w:tcPr>
           <w:p>
             <w:r>
-              <w:t>삭제</w:t>
-            </w:r>
-            <w:r>
-              <w:t xml:space="preserve"> </w:t>
-            </w:r>
-            <w:r>
-              <w:t>요청</w:t>
+              <w:t>삭제 요청</w:t>
             </w:r>
           </w:p>
         </w:tc>
@@ -24817,280 +20377,7 @@
               </w:rPr>
             </w:pPr>
             <w:r>
-              <w:rPr>
-                <w:lang w:eastAsia="ko-KR"/>
-              </w:rPr>
-              <w:t>프로젝트</w:t>
-            </w:r>
-            <w:r>
-              <w:rPr>
-                <w:lang w:eastAsia="ko-KR"/>
-              </w:rPr>
-              <w:t xml:space="preserve"> </w:t>
-            </w:r>
-            <w:r>
-              <w:rPr>
-                <w:lang w:eastAsia="ko-KR"/>
-              </w:rPr>
-              <w:t>삭제</w:t>
-            </w:r>
-            <w:r>
-              <w:rPr>
-                <w:lang w:eastAsia="ko-KR"/>
-              </w:rPr>
-              <w:t xml:space="preserve"> </w:t>
-            </w:r>
-            <w:r>
-              <w:rPr>
-                <w:lang w:eastAsia="ko-KR"/>
-              </w:rPr>
-              <w:t>요청</w:t>
-            </w:r>
-            <w:r>
-              <w:rPr>
-                <w:lang w:eastAsia="ko-KR"/>
-              </w:rPr>
-              <w:t xml:space="preserve"> </w:t>
-            </w:r>
-            <w:r>
-              <w:rPr>
-                <w:lang w:eastAsia="ko-KR"/>
-              </w:rPr>
-              <w:t>후</w:t>
-            </w:r>
-            <w:r>
-              <w:rPr>
-                <w:lang w:eastAsia="ko-KR"/>
-              </w:rPr>
-              <w:t xml:space="preserve"> </w:t>
-            </w:r>
-            <w:r>
-              <w:rPr>
-                <w:lang w:eastAsia="ko-KR"/>
-              </w:rPr>
-              <w:t>원본</w:t>
-            </w:r>
-            <w:r>
-              <w:rPr>
-                <w:lang w:eastAsia="ko-KR"/>
-              </w:rPr>
-              <w:t>·</w:t>
-            </w:r>
-            <w:r>
-              <w:rPr>
-                <w:lang w:eastAsia="ko-KR"/>
-              </w:rPr>
-              <w:t>파생</w:t>
-            </w:r>
-            <w:r>
-              <w:rPr>
-                <w:lang w:eastAsia="ko-KR"/>
-              </w:rPr>
-              <w:t xml:space="preserve"> </w:t>
-            </w:r>
-            <w:r>
-              <w:rPr>
-                <w:lang w:eastAsia="ko-KR"/>
-              </w:rPr>
-              <w:t>결과</w:t>
-            </w:r>
-            <w:r>
-              <w:rPr>
-                <w:lang w:eastAsia="ko-KR"/>
-              </w:rPr>
-              <w:t>·</w:t>
-            </w:r>
-            <w:r>
-              <w:rPr>
-                <w:lang w:eastAsia="ko-KR"/>
-              </w:rPr>
-              <w:t>문서</w:t>
-            </w:r>
-            <w:r>
-              <w:rPr>
-                <w:lang w:eastAsia="ko-KR"/>
-              </w:rPr>
-              <w:t>·</w:t>
-            </w:r>
-            <w:r>
-              <w:rPr>
-                <w:lang w:eastAsia="ko-KR"/>
-              </w:rPr>
-              <w:t>공개</w:t>
-            </w:r>
-            <w:r>
-              <w:rPr>
-                <w:lang w:eastAsia="ko-KR"/>
-              </w:rPr>
-              <w:t xml:space="preserve"> URL·</w:t>
-            </w:r>
-            <w:r>
-              <w:rPr>
-                <w:lang w:eastAsia="ko-KR"/>
-              </w:rPr>
-              <w:t>검색</w:t>
-            </w:r>
-            <w:r>
-              <w:rPr>
-                <w:lang w:eastAsia="ko-KR"/>
-              </w:rPr>
-              <w:t xml:space="preserve"> </w:t>
-            </w:r>
-            <w:r>
-              <w:rPr>
-                <w:lang w:eastAsia="ko-KR"/>
-              </w:rPr>
-              <w:t>인덱스</w:t>
-            </w:r>
-            <w:r>
-              <w:rPr>
-                <w:lang w:eastAsia="ko-KR"/>
-              </w:rPr>
-              <w:t>·</w:t>
-            </w:r>
-            <w:r>
-              <w:rPr>
-                <w:lang w:eastAsia="ko-KR"/>
-              </w:rPr>
-              <w:t>감사</w:t>
-            </w:r>
-            <w:r>
-              <w:rPr>
-                <w:lang w:eastAsia="ko-KR"/>
-              </w:rPr>
-              <w:t>·</w:t>
-            </w:r>
-            <w:r>
-              <w:rPr>
-                <w:lang w:eastAsia="ko-KR"/>
-              </w:rPr>
-              <w:t>백업</w:t>
-            </w:r>
-            <w:r>
-              <w:rPr>
-                <w:lang w:eastAsia="ko-KR"/>
-              </w:rPr>
-              <w:t>·</w:t>
-            </w:r>
-            <w:r>
-              <w:rPr>
-                <w:lang w:eastAsia="ko-KR"/>
-              </w:rPr>
-              <w:t>보존</w:t>
-            </w:r>
-            <w:r>
-              <w:rPr>
-                <w:lang w:eastAsia="ko-KR"/>
-              </w:rPr>
-              <w:t xml:space="preserve"> </w:t>
-            </w:r>
-            <w:r>
-              <w:rPr>
-                <w:lang w:eastAsia="ko-KR"/>
-              </w:rPr>
-              <w:t>예외</w:t>
-            </w:r>
-            <w:r>
-              <w:rPr>
-                <w:lang w:eastAsia="ko-KR"/>
-              </w:rPr>
-              <w:t xml:space="preserve"> </w:t>
-            </w:r>
-            <w:r>
-              <w:rPr>
-                <w:lang w:eastAsia="ko-KR"/>
-              </w:rPr>
-              <w:t>상태를</w:t>
-            </w:r>
-            <w:r>
-              <w:rPr>
-                <w:lang w:eastAsia="ko-KR"/>
-              </w:rPr>
-              <w:t xml:space="preserve"> </w:t>
-            </w:r>
-            <w:r>
-              <w:rPr>
-                <w:lang w:eastAsia="ko-KR"/>
-              </w:rPr>
-              <w:t>구분해</w:t>
-            </w:r>
-            <w:r>
-              <w:rPr>
-                <w:lang w:eastAsia="ko-KR"/>
-              </w:rPr>
-              <w:t xml:space="preserve"> </w:t>
-            </w:r>
-            <w:r>
-              <w:rPr>
-                <w:lang w:eastAsia="ko-KR"/>
-              </w:rPr>
-              <w:t>추적하고</w:t>
-            </w:r>
-            <w:r>
-              <w:rPr>
-                <w:lang w:eastAsia="ko-KR"/>
-              </w:rPr>
-              <w:t xml:space="preserve"> </w:t>
-            </w:r>
-            <w:r>
-              <w:rPr>
-                <w:lang w:eastAsia="ko-KR"/>
-              </w:rPr>
-              <w:t>부분</w:t>
-            </w:r>
-            <w:r>
-              <w:rPr>
-                <w:lang w:eastAsia="ko-KR"/>
-              </w:rPr>
-              <w:t xml:space="preserve"> </w:t>
-            </w:r>
-            <w:r>
-              <w:rPr>
-                <w:lang w:eastAsia="ko-KR"/>
-              </w:rPr>
-              <w:t>실패를</w:t>
-            </w:r>
-            <w:r>
-              <w:rPr>
-                <w:lang w:eastAsia="ko-KR"/>
-              </w:rPr>
-              <w:t xml:space="preserve"> </w:t>
-            </w:r>
-            <w:r>
-              <w:rPr>
-                <w:lang w:eastAsia="ko-KR"/>
-              </w:rPr>
-              <w:t>재시도할</w:t>
-            </w:r>
-            <w:r>
-              <w:rPr>
-                <w:lang w:eastAsia="ko-KR"/>
-              </w:rPr>
-              <w:t xml:space="preserve"> </w:t>
-            </w:r>
-            <w:r>
-              <w:rPr>
-                <w:lang w:eastAsia="ko-KR"/>
-              </w:rPr>
-              <w:t>수</w:t>
-            </w:r>
-            <w:r>
-              <w:rPr>
-                <w:lang w:eastAsia="ko-KR"/>
-              </w:rPr>
-              <w:t xml:space="preserve"> </w:t>
-            </w:r>
-            <w:r>
-              <w:rPr>
-                <w:lang w:eastAsia="ko-KR"/>
-              </w:rPr>
-              <w:t>있다</w:t>
-            </w:r>
-            <w:r>
-              <w:rPr>
-                <w:lang w:eastAsia="ko-KR"/>
-              </w:rPr>
-              <w:t>.</w:t>
+              <w:t>프로젝트 삭제 요청 후 원본·파생 결과·문서·공개 URL·검색 인덱스·감사·백업·보존 예외 상태를 구분해 추적하고 부분 실패를 재시도할 수 있다.</w:t>
             </w:r>
           </w:p>
         </w:tc>
@@ -25112,14 +20399,7 @@
           </w:tcPr>
           <w:p>
             <w:r>
-              <w:lastRenderedPageBreak/>
-              <w:t>접근성</w:t>
-            </w:r>
-            <w:r>
-              <w:t>·</w:t>
-            </w:r>
-            <w:r>
-              <w:t>반응형</w:t>
+              <w:t>공통 비기능 기준</w:t>
             </w:r>
           </w:p>
         </w:tc>
@@ -25136,19 +20416,7 @@
           </w:tcPr>
           <w:p>
             <w:r>
-              <w:t>공통</w:t>
-            </w:r>
-            <w:r>
-              <w:t xml:space="preserve"> </w:t>
-            </w:r>
-            <w:r>
-              <w:t>비기능</w:t>
-            </w:r>
-            <w:r>
-              <w:t xml:space="preserve"> </w:t>
-            </w:r>
-            <w:r>
-              <w:t>요구사항</w:t>
+              <w:t>MVP 공통 비기능 수용 기준</w:t>
             </w:r>
           </w:p>
         </w:tc>
@@ -25170,244 +20438,663 @@
               </w:rPr>
             </w:pPr>
             <w:r>
-              <w:rPr>
-                <w:lang w:eastAsia="ko-KR"/>
-              </w:rPr>
-              <w:t>모바일과</w:t>
-            </w:r>
-            <w:r>
-              <w:rPr>
-                <w:lang w:eastAsia="ko-KR"/>
-              </w:rPr>
-              <w:t xml:space="preserve"> </w:t>
-            </w:r>
-            <w:r>
-              <w:rPr>
-                <w:lang w:eastAsia="ko-KR"/>
-              </w:rPr>
-              <w:t>키보드만으로</w:t>
-            </w:r>
-            <w:r>
-              <w:rPr>
-                <w:lang w:eastAsia="ko-KR"/>
-              </w:rPr>
-              <w:t xml:space="preserve"> </w:t>
-            </w:r>
-            <w:r>
-              <w:rPr>
-                <w:lang w:eastAsia="ko-KR"/>
-              </w:rPr>
-              <w:t>핵심</w:t>
-            </w:r>
-            <w:r>
-              <w:rPr>
-                <w:lang w:eastAsia="ko-KR"/>
-              </w:rPr>
-              <w:t xml:space="preserve"> </w:t>
-            </w:r>
-            <w:r>
-              <w:rPr>
-                <w:lang w:eastAsia="ko-KR"/>
-              </w:rPr>
-              <w:t>여정의</w:t>
-            </w:r>
-            <w:r>
-              <w:rPr>
-                <w:lang w:eastAsia="ko-KR"/>
-              </w:rPr>
-              <w:t xml:space="preserve"> </w:t>
-            </w:r>
-            <w:r>
-              <w:rPr>
-                <w:lang w:eastAsia="ko-KR"/>
-              </w:rPr>
-              <w:t>다음</w:t>
-            </w:r>
-            <w:r>
-              <w:rPr>
-                <w:lang w:eastAsia="ko-KR"/>
-              </w:rPr>
-              <w:t xml:space="preserve"> </w:t>
-            </w:r>
-            <w:r>
-              <w:rPr>
-                <w:lang w:eastAsia="ko-KR"/>
-              </w:rPr>
-              <w:t>행동을</w:t>
-            </w:r>
-            <w:r>
-              <w:rPr>
-                <w:lang w:eastAsia="ko-KR"/>
-              </w:rPr>
-              <w:t xml:space="preserve"> </w:t>
-            </w:r>
-            <w:r>
-              <w:rPr>
-                <w:lang w:eastAsia="ko-KR"/>
-              </w:rPr>
-              <w:t>완료할</w:t>
-            </w:r>
-            <w:r>
-              <w:rPr>
-                <w:lang w:eastAsia="ko-KR"/>
-              </w:rPr>
-              <w:t xml:space="preserve"> </w:t>
-            </w:r>
-            <w:r>
-              <w:rPr>
-                <w:lang w:eastAsia="ko-KR"/>
-              </w:rPr>
-              <w:t>수</w:t>
-            </w:r>
-            <w:r>
-              <w:rPr>
-                <w:lang w:eastAsia="ko-KR"/>
-              </w:rPr>
-              <w:t xml:space="preserve"> </w:t>
-            </w:r>
-            <w:r>
-              <w:rPr>
-                <w:lang w:eastAsia="ko-KR"/>
-              </w:rPr>
-              <w:t>있고</w:t>
-            </w:r>
-            <w:r>
-              <w:rPr>
-                <w:lang w:eastAsia="ko-KR"/>
-              </w:rPr>
-              <w:t xml:space="preserve">, </w:t>
-            </w:r>
-            <w:r>
-              <w:rPr>
-                <w:lang w:eastAsia="ko-KR"/>
-              </w:rPr>
-              <w:t>포커스</w:t>
-            </w:r>
-            <w:r>
-              <w:rPr>
-                <w:lang w:eastAsia="ko-KR"/>
-              </w:rPr>
-              <w:t>·</w:t>
-            </w:r>
-            <w:r>
-              <w:rPr>
-                <w:lang w:eastAsia="ko-KR"/>
-              </w:rPr>
-              <w:t>상태</w:t>
-            </w:r>
-            <w:r>
-              <w:rPr>
-                <w:lang w:eastAsia="ko-KR"/>
-              </w:rPr>
-              <w:t xml:space="preserve"> </w:t>
-            </w:r>
-            <w:r>
-              <w:rPr>
-                <w:lang w:eastAsia="ko-KR"/>
-              </w:rPr>
-              <w:t>변경을</w:t>
-            </w:r>
-            <w:r>
-              <w:rPr>
-                <w:lang w:eastAsia="ko-KR"/>
-              </w:rPr>
-              <w:t xml:space="preserve"> </w:t>
-            </w:r>
-            <w:r>
-              <w:rPr>
-                <w:lang w:eastAsia="ko-KR"/>
-              </w:rPr>
-              <w:t>인지할</w:t>
-            </w:r>
-            <w:r>
-              <w:rPr>
-                <w:lang w:eastAsia="ko-KR"/>
-              </w:rPr>
-              <w:t xml:space="preserve"> </w:t>
-            </w:r>
-            <w:r>
-              <w:rPr>
-                <w:lang w:eastAsia="ko-KR"/>
-              </w:rPr>
-              <w:t>수</w:t>
-            </w:r>
-            <w:r>
-              <w:rPr>
-                <w:lang w:eastAsia="ko-KR"/>
-              </w:rPr>
-              <w:t xml:space="preserve"> </w:t>
-            </w:r>
-            <w:r>
-              <w:rPr>
-                <w:lang w:eastAsia="ko-KR"/>
-              </w:rPr>
-              <w:t>있으며</w:t>
-            </w:r>
-            <w:r>
-              <w:rPr>
-                <w:lang w:eastAsia="ko-KR"/>
-              </w:rPr>
-              <w:t xml:space="preserve"> </w:t>
-            </w:r>
-            <w:r>
-              <w:rPr>
-                <w:lang w:eastAsia="ko-KR"/>
-              </w:rPr>
-              <w:t>런타임</w:t>
-            </w:r>
-            <w:r>
-              <w:rPr>
-                <w:lang w:eastAsia="ko-KR"/>
-              </w:rPr>
-              <w:t xml:space="preserve"> </w:t>
-            </w:r>
-            <w:r>
-              <w:rPr>
-                <w:lang w:eastAsia="ko-KR"/>
-              </w:rPr>
-              <w:t>오류와</w:t>
-            </w:r>
-            <w:r>
-              <w:rPr>
-                <w:lang w:eastAsia="ko-KR"/>
-              </w:rPr>
-              <w:t xml:space="preserve"> </w:t>
-            </w:r>
-            <w:r>
-              <w:rPr>
-                <w:lang w:eastAsia="ko-KR"/>
-              </w:rPr>
-              <w:t>가로</w:t>
-            </w:r>
-            <w:r>
-              <w:rPr>
-                <w:lang w:eastAsia="ko-KR"/>
-              </w:rPr>
-              <w:t xml:space="preserve"> </w:t>
-            </w:r>
-            <w:r>
-              <w:rPr>
-                <w:lang w:eastAsia="ko-KR"/>
-              </w:rPr>
-              <w:t>넘침이</w:t>
-            </w:r>
-            <w:r>
-              <w:rPr>
-                <w:lang w:eastAsia="ko-KR"/>
-              </w:rPr>
-              <w:t xml:space="preserve"> </w:t>
-            </w:r>
-            <w:r>
-              <w:rPr>
-                <w:lang w:eastAsia="ko-KR"/>
-              </w:rPr>
-              <w:t>없다</w:t>
-            </w:r>
-            <w:r>
-              <w:rPr>
-                <w:lang w:eastAsia="ko-KR"/>
-              </w:rPr>
-              <w:t>.</w:t>
+              <w:t>360 CSS px 모바일과 키보드만으로 핵심 여정을 완료할 수 있고, 권한·암호화·외부 전송 차단·멱등성·부분 실패·구조화 로그·보존·삭제 기준을 모두 통과하며 런타임 오류와 의도하지 않은 가로 넘침이 없다.</w:t>
+            </w:r>
+          </w:p>
+        </w:tc>
+      </w:tr>
+    </w:tbl>
+    <w:p>
+      <w:pPr>
+        <w:pStyle w:val="3"/>
+        <w:rPr>
+          <w:rFonts w:ascii="맑은 고딕" w:eastAsia="맑은 고딕" w:hAnsi="맑은 고딕"/>
+          <w:lang w:eastAsia="ko-KR"/>
+        </w:rPr>
+      </w:pPr>
+      <w:r>
+        <w:t>※ 표준 수용 테스트 데이터</w:t>
+      </w:r>
+    </w:p>
+    <w:p>
+      <w:pPr>
+        <w:rPr>
+          <w:rFonts w:ascii="맑은 고딕" w:eastAsia="맑은 고딕" w:hAnsi="맑은 고딕"/>
+          <w:lang w:eastAsia="ko-KR"/>
+        </w:rPr>
+      </w:pPr>
+      <w:r>
+        <w:t>아래 데이터는 실제 개인정보나 비밀정보를 포함하지 않는 합성 fixture로 관리합니다. 같은 fixture와 기대 결과를 UI·API·회귀 테스트에서 반복 사용합니다.</w:t>
+      </w:r>
+    </w:p>
+    <w:tbl>
+      <w:tblPr>
+        <w:tblStyle w:val="af9"/>
+        <w:tblW w:w="9360" w:type="dxa"/>
+        <w:tblInd w:w="120" w:type="dxa"/>
+        <w:tblLayout w:type="fixed"/>
+        <w:tblLook w:val="04A0" w:firstRow="1" w:lastRow="0" w:firstColumn="1" w:lastColumn="0" w:noHBand="0" w:noVBand="1"/>
+      </w:tblPr>
+      <w:tblGrid>
+        <w:gridCol w:w="2050"/>
+        <w:gridCol w:w="2350"/>
+        <w:gridCol w:w="4960"/>
+      </w:tblGrid>
+      <w:tr>
+        <w:trPr>
+          <w:cantSplit/>
+          <w:tblHeader/>
+        </w:trPr>
+        <w:tc>
+          <w:tcPr>
+            <w:tcW w:w="2050" w:type="dxa"/>
+            <w:shd w:val="clear" w:color="auto" w:fill="E8EEF9"/>
+            <w:tcMar>
+              <w:top w:w="80" w:type="dxa"/>
+              <w:left w:w="120" w:type="dxa"/>
+              <w:bottom w:w="80" w:type="dxa"/>
+              <w:right w:w="120" w:type="dxa"/>
+            </w:tcMar>
+            <w:vAlign w:val="center"/>
+          </w:tcPr>
+          <w:p>
+            <w:r>
+              <w:t>ID</w:t>
+            </w:r>
+          </w:p>
+        </w:tc>
+        <w:tc>
+          <w:tcPr>
+            <w:tcW w:w="2350" w:type="dxa"/>
+            <w:shd w:val="clear" w:color="auto" w:fill="E8EEF9"/>
+            <w:tcMar>
+              <w:top w:w="80" w:type="dxa"/>
+              <w:left w:w="120" w:type="dxa"/>
+              <w:bottom w:w="80" w:type="dxa"/>
+              <w:right w:w="120" w:type="dxa"/>
+            </w:tcMar>
+            <w:vAlign w:val="center"/>
+          </w:tcPr>
+          <w:p>
+            <w:r>
+              <w:t>입력 조건</w:t>
+            </w:r>
+          </w:p>
+        </w:tc>
+        <w:tc>
+          <w:tcPr>
+            <w:tcW w:w="4960" w:type="dxa"/>
+            <w:shd w:val="clear" w:color="auto" w:fill="E8EEF9"/>
+            <w:tcMar>
+              <w:top w:w="80" w:type="dxa"/>
+              <w:left w:w="120" w:type="dxa"/>
+              <w:bottom w:w="80" w:type="dxa"/>
+              <w:right w:w="120" w:type="dxa"/>
+            </w:tcMar>
+            <w:vAlign w:val="center"/>
+          </w:tcPr>
+          <w:p>
+            <w:r>
+              <w:t>기대 결과</w:t>
+            </w:r>
+          </w:p>
+        </w:tc>
+      </w:tr>
+      <w:tr>
+        <w:trPr>
+          <w:cantSplit/>
+        </w:trPr>
+        <w:tc>
+          <w:tcPr>
+            <w:tcW w:w="2050" w:type="dxa"/>
+            <w:tcMar>
+              <w:top w:w="80" w:type="dxa"/>
+              <w:left w:w="120" w:type="dxa"/>
+              <w:bottom w:w="80" w:type="dxa"/>
+              <w:right w:w="120" w:type="dxa"/>
+            </w:tcMar>
+            <w:vAlign w:val="center"/>
+          </w:tcPr>
+          <w:p>
+            <w:r>
+              <w:t>SAFE-01</w:t>
+            </w:r>
+          </w:p>
+        </w:tc>
+        <w:tc>
+          <w:tcPr>
+            <w:tcW w:w="2350" w:type="dxa"/>
+            <w:tcMar>
+              <w:top w:w="80" w:type="dxa"/>
+              <w:left w:w="120" w:type="dxa"/>
+              <w:bottom w:w="80" w:type="dxa"/>
+              <w:right w:w="120" w:type="dxa"/>
+            </w:tcMar>
+            <w:vAlign w:val="center"/>
+          </w:tcPr>
+          <w:p>
+            <w:r>
+              <w:t>이메일 항목명, 계정 생성 목적, 30일 보유, 클라우드 위탁 사실이 포함된 합성 SaaS 설명</w:t>
+            </w:r>
+          </w:p>
+        </w:tc>
+        <w:tc>
+          <w:tcPr>
+            <w:tcW w:w="4960" w:type="dxa"/>
+            <w:tcMar>
+              <w:top w:w="80" w:type="dxa"/>
+              <w:left w:w="120" w:type="dxa"/>
+              <w:bottom w:w="80" w:type="dxa"/>
+              <w:right w:w="120" w:type="dxa"/>
+            </w:tcMar>
+            <w:vAlign w:val="center"/>
+          </w:tcPr>
+          <w:p>
+            <w:pPr>
+              <w:rPr>
+                <w:lang w:eastAsia="ko-KR"/>
+              </w:rPr>
+            </w:pPr>
+            <w:r>
+              <w:t>안전검사를 통과하고 근거가 연결된 사실 후보를 생성</w:t>
+            </w:r>
+          </w:p>
+        </w:tc>
+      </w:tr>
+      <w:tr>
+        <w:trPr>
+          <w:cantSplit/>
+        </w:trPr>
+        <w:tc>
+          <w:tcPr>
+            <w:tcW w:w="2050" w:type="dxa"/>
+            <w:tcMar>
+              <w:top w:w="80" w:type="dxa"/>
+              <w:left w:w="120" w:type="dxa"/>
+              <w:bottom w:w="80" w:type="dxa"/>
+              <w:right w:w="120" w:type="dxa"/>
+            </w:tcMar>
+            <w:vAlign w:val="center"/>
+          </w:tcPr>
+          <w:p>
+            <w:r>
+              <w:t>PII-01</w:t>
+            </w:r>
+          </w:p>
+        </w:tc>
+        <w:tc>
+          <w:tcPr>
+            <w:tcW w:w="2350" w:type="dxa"/>
+            <w:tcMar>
+              <w:top w:w="80" w:type="dxa"/>
+              <w:left w:w="120" w:type="dxa"/>
+              <w:bottom w:w="80" w:type="dxa"/>
+              <w:right w:w="120" w:type="dxa"/>
+            </w:tcMar>
+            <w:vAlign w:val="center"/>
+          </w:tcPr>
+          <w:p>
+            <w:r>
+              <w:t>실제 형식의 이름·이메일·전화번호·정부 발급 식별번호가 포함된 합성 문서</w:t>
+            </w:r>
+          </w:p>
+        </w:tc>
+        <w:tc>
+          <w:tcPr>
+            <w:tcW w:w="4960" w:type="dxa"/>
+            <w:tcMar>
+              <w:top w:w="80" w:type="dxa"/>
+              <w:left w:w="120" w:type="dxa"/>
+              <w:bottom w:w="80" w:type="dxa"/>
+              <w:right w:w="120" w:type="dxa"/>
+            </w:tcMar>
+            <w:vAlign w:val="center"/>
+          </w:tcPr>
+          <w:p>
+            <w:pPr>
+              <w:rPr>
+                <w:lang w:eastAsia="ko-KR"/>
+              </w:rPr>
+            </w:pPr>
+            <w:r>
+              <w:t>외부 AI 호출 없이 위치·유형·마스킹된 근거를 표시하고 차단</w:t>
+            </w:r>
+          </w:p>
+        </w:tc>
+      </w:tr>
+      <w:tr>
+        <w:trPr>
+          <w:cantSplit/>
+        </w:trPr>
+        <w:tc>
+          <w:tcPr>
+            <w:tcW w:w="2050" w:type="dxa"/>
+            <w:tcMar>
+              <w:top w:w="80" w:type="dxa"/>
+              <w:left w:w="120" w:type="dxa"/>
+              <w:bottom w:w="80" w:type="dxa"/>
+              <w:right w:w="120" w:type="dxa"/>
+            </w:tcMar>
+            <w:vAlign w:val="center"/>
+          </w:tcPr>
+          <w:p>
+            <w:r>
+              <w:t>SECRET-01</w:t>
+            </w:r>
+          </w:p>
+        </w:tc>
+        <w:tc>
+          <w:tcPr>
+            <w:tcW w:w="2350" w:type="dxa"/>
+            <w:tcMar>
+              <w:top w:w="80" w:type="dxa"/>
+              <w:left w:w="120" w:type="dxa"/>
+              <w:bottom w:w="80" w:type="dxa"/>
+              <w:right w:w="120" w:type="dxa"/>
+            </w:tcMar>
+            <w:vAlign w:val="center"/>
+          </w:tcPr>
+          <w:p>
+            <w:r>
+              <w:t>합성 API 키·비밀번호·접근 토큰이 포함된 입력</w:t>
+            </w:r>
+          </w:p>
+        </w:tc>
+        <w:tc>
+          <w:tcPr>
+            <w:tcW w:w="4960" w:type="dxa"/>
+            <w:tcMar>
+              <w:top w:w="80" w:type="dxa"/>
+              <w:left w:w="120" w:type="dxa"/>
+              <w:bottom w:w="80" w:type="dxa"/>
+              <w:right w:w="120" w:type="dxa"/>
+            </w:tcMar>
+            <w:vAlign w:val="center"/>
+          </w:tcPr>
+          <w:p>
+            <w:pPr>
+              <w:rPr>
+                <w:lang w:eastAsia="ko-KR"/>
+              </w:rPr>
+            </w:pPr>
+            <w:r>
+              <w:t>외부 전송과 원문 로그 기록 없이 차단</w:t>
+            </w:r>
+          </w:p>
+        </w:tc>
+      </w:tr>
+      <w:tr>
+        <w:trPr>
+          <w:cantSplit/>
+        </w:trPr>
+        <w:tc>
+          <w:tcPr>
+            <w:tcW w:w="2050" w:type="dxa"/>
+            <w:tcMar>
+              <w:top w:w="80" w:type="dxa"/>
+              <w:left w:w="120" w:type="dxa"/>
+              <w:bottom w:w="80" w:type="dxa"/>
+              <w:right w:w="120" w:type="dxa"/>
+            </w:tcMar>
+            <w:vAlign w:val="center"/>
+          </w:tcPr>
+          <w:p>
+            <w:r>
+              <w:t>MALWARE-01</w:t>
+            </w:r>
+          </w:p>
+        </w:tc>
+        <w:tc>
+          <w:tcPr>
+            <w:tcW w:w="2350" w:type="dxa"/>
+            <w:tcMar>
+              <w:top w:w="80" w:type="dxa"/>
+              <w:left w:w="120" w:type="dxa"/>
+              <w:bottom w:w="80" w:type="dxa"/>
+              <w:right w:w="120" w:type="dxa"/>
+            </w:tcMar>
+            <w:vAlign w:val="center"/>
+          </w:tcPr>
+          <w:p>
+            <w:r>
+              <w:t>격리 시험용 무해 악성코드 탐지 표준 파일</w:t>
+            </w:r>
+          </w:p>
+        </w:tc>
+        <w:tc>
+          <w:tcPr>
+            <w:tcW w:w="4960" w:type="dxa"/>
+            <w:tcMar>
+              <w:top w:w="80" w:type="dxa"/>
+              <w:left w:w="120" w:type="dxa"/>
+              <w:bottom w:w="80" w:type="dxa"/>
+              <w:right w:w="120" w:type="dxa"/>
+            </w:tcMar>
+            <w:vAlign w:val="center"/>
+          </w:tcPr>
+          <w:p>
+            <w:pPr>
+              <w:rPr>
+                <w:lang w:eastAsia="ko-KR"/>
+              </w:rPr>
+            </w:pPr>
+            <w:r>
+              <w:t>파싱·외부 분석 전에 파일을 차단하고 상태와 조치 방법을 표시</w:t>
+            </w:r>
+          </w:p>
+        </w:tc>
+      </w:tr>
+      <w:tr>
+        <w:trPr>
+          <w:cantSplit/>
+        </w:trPr>
+        <w:tc>
+          <w:tcPr>
+            <w:tcW w:w="2050" w:type="dxa"/>
+            <w:tcMar>
+              <w:top w:w="80" w:type="dxa"/>
+              <w:left w:w="120" w:type="dxa"/>
+              <w:bottom w:w="80" w:type="dxa"/>
+              <w:right w:w="120" w:type="dxa"/>
+            </w:tcMar>
+            <w:vAlign w:val="center"/>
+          </w:tcPr>
+          <w:p>
+            <w:r>
+              <w:t>CONFLICT-01</w:t>
+            </w:r>
+          </w:p>
+        </w:tc>
+        <w:tc>
+          <w:tcPr>
+            <w:tcW w:w="2350" w:type="dxa"/>
+            <w:tcMar>
+              <w:top w:w="80" w:type="dxa"/>
+              <w:left w:w="120" w:type="dxa"/>
+              <w:bottom w:w="80" w:type="dxa"/>
+              <w:right w:w="120" w:type="dxa"/>
+            </w:tcMar>
+            <w:vAlign w:val="center"/>
+          </w:tcPr>
+          <w:p>
+            <w:r>
+              <w:t>PRD에는 30일, 공급업체 자료에는 1년 보유로 기재</w:t>
+            </w:r>
+          </w:p>
+        </w:tc>
+        <w:tc>
+          <w:tcPr>
+            <w:tcW w:w="4960" w:type="dxa"/>
+            <w:tcMar>
+              <w:top w:w="80" w:type="dxa"/>
+              <w:left w:w="120" w:type="dxa"/>
+              <w:bottom w:w="80" w:type="dxa"/>
+              <w:right w:w="120" w:type="dxa"/>
+            </w:tcMar>
+            <w:vAlign w:val="center"/>
+          </w:tcPr>
+          <w:p>
+            <w:pPr>
+              <w:rPr>
+                <w:lang w:eastAsia="ko-KR"/>
+              </w:rPr>
+            </w:pPr>
+            <w:r>
+              <w:t>충돌 위치와 값을 표시하고 해결 전 사실 버전 확정·발행을 차단</w:t>
+            </w:r>
+          </w:p>
+        </w:tc>
+      </w:tr>
+      <w:tr>
+        <w:trPr>
+          <w:cantSplit/>
+        </w:trPr>
+        <w:tc>
+          <w:tcPr>
+            <w:tcW w:w="2050" w:type="dxa"/>
+            <w:tcMar>
+              <w:top w:w="80" w:type="dxa"/>
+              <w:left w:w="120" w:type="dxa"/>
+              <w:bottom w:w="80" w:type="dxa"/>
+              <w:right w:w="120" w:type="dxa"/>
+            </w:tcMar>
+            <w:vAlign w:val="center"/>
+          </w:tcPr>
+          <w:p>
+            <w:r>
+              <w:t>RISK-01</w:t>
+            </w:r>
+          </w:p>
+        </w:tc>
+        <w:tc>
+          <w:tcPr>
+            <w:tcW w:w="2350" w:type="dxa"/>
+            <w:tcMar>
+              <w:top w:w="80" w:type="dxa"/>
+              <w:left w:w="120" w:type="dxa"/>
+              <w:bottom w:w="80" w:type="dxa"/>
+              <w:right w:w="120" w:type="dxa"/>
+            </w:tcMar>
+            <w:vAlign w:val="center"/>
+          </w:tcPr>
+          <w:p>
+            <w:r>
+              <w:t>아동 대상 또는 민감정보 핵심 처리로 표시된 합성 서비스</w:t>
+            </w:r>
+          </w:p>
+        </w:tc>
+        <w:tc>
+          <w:tcPr>
+            <w:tcW w:w="4960" w:type="dxa"/>
+            <w:tcMar>
+              <w:top w:w="80" w:type="dxa"/>
+              <w:left w:w="120" w:type="dxa"/>
+              <w:bottom w:w="80" w:type="dxa"/>
+              <w:right w:w="120" w:type="dxa"/>
+            </w:tcMar>
+            <w:vAlign w:val="center"/>
+          </w:tcPr>
+          <w:p>
+            <w:pPr>
+              <w:rPr>
+                <w:lang w:eastAsia="ko-KR"/>
+              </w:rPr>
+            </w:pPr>
+            <w:r>
+              <w:t>일반 자동 생성·발행을 차단하고 외부 검토 행동을 표시</w:t>
+            </w:r>
+          </w:p>
+        </w:tc>
+      </w:tr>
+      <w:tr>
+        <w:trPr>
+          <w:cantSplit/>
+        </w:trPr>
+        <w:tc>
+          <w:tcPr>
+            <w:tcW w:w="2050" w:type="dxa"/>
+            <w:tcMar>
+              <w:top w:w="80" w:type="dxa"/>
+              <w:left w:w="120" w:type="dxa"/>
+              <w:bottom w:w="80" w:type="dxa"/>
+              <w:right w:w="120" w:type="dxa"/>
+            </w:tcMar>
+            <w:vAlign w:val="center"/>
+          </w:tcPr>
+          <w:p>
+            <w:r>
+              <w:t>SOURCE-FAIL-01</w:t>
+            </w:r>
+          </w:p>
+        </w:tc>
+        <w:tc>
+          <w:tcPr>
+            <w:tcW w:w="2350" w:type="dxa"/>
+            <w:tcMar>
+              <w:top w:w="80" w:type="dxa"/>
+              <w:left w:w="120" w:type="dxa"/>
+              <w:bottom w:w="80" w:type="dxa"/>
+              <w:right w:w="120" w:type="dxa"/>
+            </w:tcMar>
+            <w:vAlign w:val="center"/>
+          </w:tcPr>
+          <w:p>
+            <w:r>
+              <w:t>공식 출처 조회·검증 실패를 모의한 응답</w:t>
+            </w:r>
+          </w:p>
+        </w:tc>
+        <w:tc>
+          <w:tcPr>
+            <w:tcW w:w="4960" w:type="dxa"/>
+            <w:tcMar>
+              <w:top w:w="80" w:type="dxa"/>
+              <w:left w:w="120" w:type="dxa"/>
+              <w:bottom w:w="80" w:type="dxa"/>
+              <w:right w:w="120" w:type="dxa"/>
+            </w:tcMar>
+            <w:vAlign w:val="center"/>
+          </w:tcPr>
+          <w:p>
+            <w:pPr>
+              <w:rPr>
+                <w:lang w:eastAsia="ko-KR"/>
+              </w:rPr>
+            </w:pPr>
+            <w:r>
+              <w:t>해당 국가 신규 생성·재생성을 차단하고 현재 발행본을 유지</w:t>
+            </w:r>
+          </w:p>
+        </w:tc>
+      </w:tr>
+      <w:tr>
+        <w:trPr>
+          <w:cantSplit/>
+        </w:trPr>
+        <w:tc>
+          <w:tcPr>
+            <w:tcW w:w="2050" w:type="dxa"/>
+            <w:tcMar>
+              <w:top w:w="80" w:type="dxa"/>
+              <w:left w:w="120" w:type="dxa"/>
+              <w:bottom w:w="80" w:type="dxa"/>
+              <w:right w:w="120" w:type="dxa"/>
+            </w:tcMar>
+            <w:vAlign w:val="center"/>
+          </w:tcPr>
+          <w:p>
+            <w:pPr>
+              <w:rPr>
+                <w:lang w:eastAsia="ko-KR"/>
+              </w:rPr>
+            </w:pPr>
+            <w:r>
+              <w:t>SOURCE-CHANGE-01</w:t>
+            </w:r>
+          </w:p>
+        </w:tc>
+        <w:tc>
+          <w:tcPr>
+            <w:tcW w:w="2350" w:type="dxa"/>
+            <w:tcMar>
+              <w:top w:w="80" w:type="dxa"/>
+              <w:left w:w="120" w:type="dxa"/>
+              <w:bottom w:w="80" w:type="dxa"/>
+              <w:right w:w="120" w:type="dxa"/>
+            </w:tcMar>
+            <w:vAlign w:val="center"/>
+          </w:tcPr>
+          <w:p>
+            <w:r>
+              <w:t>활성 규칙의 승인 근거와 다른 공식 출처 해시</w:t>
+            </w:r>
+          </w:p>
+        </w:tc>
+        <w:tc>
+          <w:tcPr>
+            <w:tcW w:w="4960" w:type="dxa"/>
+            <w:tcMar>
+              <w:top w:w="80" w:type="dxa"/>
+              <w:left w:w="120" w:type="dxa"/>
+              <w:bottom w:w="80" w:type="dxa"/>
+              <w:right w:w="120" w:type="dxa"/>
+            </w:tcMar>
+            <w:vAlign w:val="center"/>
+          </w:tcPr>
+          <w:p>
+            <w:pPr>
+              <w:rPr>
+                <w:lang w:eastAsia="ko-KR"/>
+              </w:rPr>
+            </w:pPr>
+            <w:r>
+              <w:t>차이 검토 대기를 만들고 새 규칙 승인·활성화 전까지 신규 생성·재생성을 차단</w:t>
+            </w:r>
+          </w:p>
+        </w:tc>
+      </w:tr>
+      <w:tr>
+        <w:trPr>
+          <w:cantSplit/>
+        </w:trPr>
+        <w:tc>
+          <w:tcPr>
+            <w:tcW w:w="2050" w:type="dxa"/>
+            <w:tcMar>
+              <w:top w:w="80" w:type="dxa"/>
+              <w:left w:w="120" w:type="dxa"/>
+              <w:bottom w:w="80" w:type="dxa"/>
+              <w:right w:w="120" w:type="dxa"/>
+            </w:tcMar>
+            <w:vAlign w:val="center"/>
+          </w:tcPr>
+          <w:p>
+            <w:pPr>
+              <w:rPr>
+                <w:lang w:eastAsia="ko-KR"/>
+              </w:rPr>
+            </w:pPr>
+            <w:r>
+              <w:t>APPROVAL-01</w:t>
+            </w:r>
+          </w:p>
+        </w:tc>
+        <w:tc>
+          <w:tcPr>
+            <w:tcW w:w="2350" w:type="dxa"/>
+            <w:tcMar>
+              <w:top w:w="80" w:type="dxa"/>
+              <w:left w:w="120" w:type="dxa"/>
+              <w:bottom w:w="80" w:type="dxa"/>
+              <w:right w:w="120" w:type="dxa"/>
+            </w:tcMar>
+            <w:vAlign w:val="center"/>
+          </w:tcPr>
+          <w:p>
+            <w:r>
+              <w:t>다른 차단 항목은 없지만 고객 최종 승인이 누락된 문서</w:t>
+            </w:r>
+          </w:p>
+        </w:tc>
+        <w:tc>
+          <w:tcPr>
+            <w:tcW w:w="4960" w:type="dxa"/>
+            <w:tcMar>
+              <w:top w:w="80" w:type="dxa"/>
+              <w:left w:w="120" w:type="dxa"/>
+              <w:bottom w:w="80" w:type="dxa"/>
+              <w:right w:w="120" w:type="dxa"/>
+            </w:tcMar>
+            <w:vAlign w:val="center"/>
+          </w:tcPr>
+          <w:p>
+            <w:pPr>
+              <w:rPr>
+                <w:lang w:eastAsia="ko-KR"/>
+              </w:rPr>
+            </w:pPr>
+            <w:r>
+              <w:t>UI와 API 발행을 모두 거부하고 승인 화면으로 안내</w:t>
             </w:r>
           </w:p>
         </w:tc>
